--- a/Результаты/методичка.docx
+++ b/Результаты/методичка.docx
@@ -54,7 +54,7 @@
           <w:b/>
           <w:sz w:val="28"/>
         </w:rPr>
-        <w:t>КГЭУ</w:t>
+        <w:t>КАЗАНСКИЙ ГОСУДАРСТВЕННЫЙ ЭНЕРГЕТИЧЕСКИЙ УНИВЕРСИТЕТ</w:t>
       </w:r>
     </w:p>
     <w:p>
@@ -107,7 +107,7 @@
           <w:b/>
           <w:sz w:val="32"/>
         </w:rPr>
-        <w:t>МЕТОДИЧЕСКОЕ ПОСОБИЕ</w:t>
+        <w:t>УЧЕБНОЕ ПОСОБИЕ</w:t>
       </w:r>
     </w:p>
     <w:p>
@@ -134,7 +134,7 @@
           <w:b/>
           <w:sz w:val="36"/>
         </w:rPr>
-        <w:t>Электроснабжение жилого микрорайона</w:t>
+        <w:t>Режимы нейтрали электрических сетей</w:t>
       </w:r>
     </w:p>
     <w:p>
@@ -161,7 +161,7 @@
           <w:b w:val="0"/>
           <w:sz w:val="28"/>
         </w:rPr>
-        <w:t>по дисциплине «Электроснабжение»</w:t>
+        <w:t>по дисциплине «Режимы нейтралей»</w:t>
       </w:r>
     </w:p>
     <w:p>
@@ -226,7 +226,7 @@
           <w:rFonts w:ascii="Times New Roman" w:hAnsi="Times New Roman"/>
           <w:sz w:val="28"/>
         </w:rPr>
-        <w:t>Студент</w:t>
+        <w:t>Профессор кафедры электроэнергетики</w:t>
       </w:r>
     </w:p>
     <w:p>
@@ -318,69 +318,283 @@
       </w:r>
     </w:p>
     <w:p>
+      <w:pPr>
+        <w:pStyle w:val="Heading1"/>
+      </w:pPr>
+      <w:r>
+        <w:t>Задание</w:t>
+      </w:r>
+    </w:p>
+    <w:p>
+      <w:pPr>
+        <w:pStyle w:val="Heading2"/>
+      </w:pPr>
+      <w:r>
+        <w:t>Режим</w:t>
+      </w:r>
+    </w:p>
+    <w:p>
       <w:pPr/>
       <w:r>
-        <w:t>Как было отмечено в нашем предыдущем диалоге, предоставленный вами источник (монография «Режимы нейтрали электрических сетей» 1985 г.) имеет узкую специализацию и не является классическим учебником по электроснабжению городов. Тем не менее, вопросы надежности распределительных сетей, безопасности населения и технико-экономической эффективности, подробно разобранные в книге, составляют фундаментальную основу любого проекта электроснабжения.</w:t>
+        <w:t>&lt;!-- создать | добавить | заменить | переформатировать --&gt; создать</w:t>
+      </w:r>
+    </w:p>
+    <w:p>
+      <w:pPr>
+        <w:pStyle w:val="Heading2"/>
+      </w:pPr>
+      <w:r>
+        <w:t>Целевой файл</w:t>
       </w:r>
     </w:p>
     <w:p>
       <w:pPr/>
       <w:r>
-        <w:t>Ниже представлен проект введения для методических указаний в строгом академическом стиле. В него органично вплетены аспекты надежности и безопасности работы распределительных сетей (6–10 кВ), опирающиеся на ваши источники. Иная специфическая информация (расчеты нагрузок жителей) добавлена из общеинженерной практики для связности текста, так как в источнике она отсутствует.</w:t>
+        <w:t>Результаты/методичка.docx</w:t>
+      </w:r>
+    </w:p>
+    <w:p>
+      <w:pPr>
+        <w:pStyle w:val="Heading2"/>
+      </w:pPr>
+      <w:r>
+        <w:t>Глава</w:t>
       </w:r>
     </w:p>
     <w:p>
       <w:pPr/>
       <w:r>
-        <w:t>***</w:t>
+        <w:t>&lt;!-- Номер и название главы из плана (например: 3. Расчёт электрических нагрузок) --&gt;</w:t>
+      </w:r>
+    </w:p>
+    <w:p>
+      <w:pPr>
+        <w:pStyle w:val="Heading2"/>
+      </w:pPr>
+      <w:r>
+        <w:t>Позиция</w:t>
       </w:r>
     </w:p>
     <w:p>
       <w:pPr/>
       <w:r>
-        <w:t>**ВВЕДЕНИЕ**</w:t>
+        <w:t>&lt;!-- после | перед | в_конец --&gt; в_конец</w:t>
       </w:r>
     </w:p>
     <w:p>
       <w:pPr/>
       <w:r>
-        <w:t>**Актуальность темы** Обеспечение бесперебойного и качественного электроснабжения жилых микрорайонов является одной из важнейших и наиболее ответственных задач современной распределительной электроэнергетики. С ростом плотности городской застройки, увеличением этажности зданий и повышением уровня электрификации быта непрерывно возрастают требования к надежности электроснабжения потребителей и безопасности эксплуатации электроустановок.</w:t>
+        <w:t>---</w:t>
+      </w:r>
+    </w:p>
+    <w:p>
+      <w:pPr>
+        <w:pStyle w:val="Heading2"/>
+      </w:pPr>
+      <w:r>
+        <w:t>Текст</w:t>
+      </w:r>
+    </w:p>
+    <w:p>
+      <w:pPr>
+        <w:pStyle w:val="Heading1"/>
+      </w:pPr>
+      <w:r>
+        <w:t>Лекция 1. Введение в дисциплину. Классификация электрических сетей по режиму работы нейтрали и области их применения</w:t>
       </w:r>
     </w:p>
     <w:p>
       <w:pPr/>
       <w:r>
-        <w:t>Основой системы электроснабжения любого микрорайона выступают распределительные сети (как правило, напряжением 6–10 кВ и 0,4 кВ). Многие важные технические и экономические показатели этих сетей существенно зависят от правильного выбора схемы электроснабжения, применяемого оборудования и режимов работы сети, в частности — режима заземления нейтрали. Режим нейтрали непосредственно влияет на стоимость изоляции кабельных линий и оборудования, возможность развития повреждений при однофазных замыканиях на землю, а также на общую надежность электроснабжения потребителей.</w:t>
+        <w:t>Нейтраль (или нулевая точка) представляет собой общую точку фазных обмоток генераторов или силовых трансформаторов, соединенных по схеме «звезда» ($Y$ или $Y_0$). Режим работы нейтрали является фундаментальной технической характеристикой трехфазной электрической системы. Выбор способа заземления нейтрали предопределяет основные параметры установившихся и переходных режимов сети, требования к электрической прочности изоляции оборудования, принципы построения и чувствительность релейной защиты от замыканий на землю, условия безопасности персонала, а также надежность и бесперебойность электроснабжения потребителей.</w:t>
       </w:r>
     </w:p>
     <w:p>
       <w:pPr/>
       <w:r>
-        <w:t>В распределительных сетях городских микрорайонов подавляющее большинство аварийных ситуаций начинается с однофазного замыкания на землю. При неблагоприятном режиме работы сети такие замыкания могут сопровождаться высокими перенапряжениями, возникновением опасных феррорезонансных процессов и переходом повреждения в многофазное короткое замыкание. Кроме того, протекание токов замыкания на землю создает прямую угрозу жизни людей из-за возникновения высоких напряжений прикосновения и шага. В связи с этим, проектирование системы электроснабжения микрорайона требует комплексного подхода, при котором расчет электрических нагрузок неразрывно связан с выбором целесообразных режимов работы сети, обеспечивающих селективную работу релейной защиты, пожаробезопасность и бесперебойность питания жилого сектора. Этим обуславливается высокая актуальность комплексного проектирования электроснабжения современных жилых объектов.</w:t>
+        <w:t>Согласно ПУЭ (Правила устройства электроустановок) и ПТЭ (Правила технической эксплуатации), по значению тока однофазного замыкания на землю (ОЗЗ) все электрические сети делятся на две категории:</w:t>
+      </w:r>
+    </w:p>
+    <w:p>
+      <w:pPr>
+        <w:pStyle w:val="Heading1"/>
+      </w:pPr>
+      <w:r>
+        <w:t>1 Сети с малыми токами замыкания на землю (ток ОЗЗ $I_{ОЗЗ} \le 500$ А) — к ним относятся сети средних классов напряжений 3, 6, 10, 20 и 35 кВ.</w:t>
+      </w:r>
+    </w:p>
+    <w:p>
+      <w:pPr>
+        <w:pStyle w:val="Heading1"/>
+      </w:pPr>
+      <w:r>
+        <w:t>2 Сети с большими токами замыкания на землю (ток ОЗЗ $I_{ОЗЗ} &gt; 500$ А) — к ним относятся магистральные и распределительные сети сверхвысоких напряжений 110, 150, 220, 330, 500, 750 кВ и выше, а также бытовые и промышленные сети низкого напряжения до 1000 В.</w:t>
       </w:r>
     </w:p>
     <w:p>
       <w:pPr/>
       <w:r>
-        <w:t>**Объект исследования** Объектом исследования выступает комплексная система электроснабжения жилого микрорайона, включающая в себя центры питания, распределительные кабельные сети (напряжением 6–10 кВ и 0,4 кВ), понижающие трансформаторные подстанции и защитно-коммутационное оборудование.</w:t>
+        <w:t>В инженерной практике выделяют пять классических режимов работы нейтрали.</w:t>
+      </w:r>
+    </w:p>
+    <w:p>
+      <w:pPr>
+        <w:pStyle w:val="Heading3"/>
+      </w:pPr>
+      <w:r>
+        <w:t>1. Сети с изолированной (незаземленной) нейтралью (система IT)</w:t>
       </w:r>
     </w:p>
     <w:p>
       <w:pPr/>
       <w:r>
-        <w:t>**Предмет исследования** Предметом исследования являются технико-экономические показатели электрической сети, параметры надежности электроснабжения потребителей различных категорий, а также условия обеспечения электробезопасности и устойчивости распределительной сети к аварийным режимам (в том числе при однофазных замыканиях на землю).</w:t>
+        <w:t>В сетях с изолированной нейтралью общая точка обмоток генераторов или трансформаторов не имеет преднамеренного электрического соединения с контуром заземления. Единственная физическая связь между нейтралью и землей осуществляется через измерительные приборы с очень большим внутренним сопротивлением (например, высокоомные обмотки измерительных трансформаторов напряжения контроля изоляции типа НТМИ или ЗНОЛ).</w:t>
       </w:r>
     </w:p>
     <w:p>
       <w:pPr/>
       <w:r>
-        <w:t>**Цель работы** Целью данного проектирования является разработка технически обоснованной, экономически эффективной и безопасной системы электроснабжения жилого микрорайона, удовлетворяющей современным нормативным требованиям к качеству электроэнергии и надежности питания потребителей.</w:t>
+        <w:t>**Физика установившегося режима и процессов при ОЗЗ:** В симметричном нормальном режиме работы напряжения фаз относительно земли симметричны. Через распределенные емкости фаз относительно земли протекают емкостные (зарядные) токи фаз. Геометрическая сумма этих токов равна нулю, и потенциал нейтрали относительно земли равен нулю ($U_N = 0$).</w:t>
+      </w:r>
+    </w:p>
+    <w:p>
+      <w:pPr>
+        <w:spacing w:before="120" w:after="120"/>
+        <w:jc w:val="center"/>
+      </w:pPr>
+      <w:r>
+        <w:rPr>
+          <w:rFonts w:ascii="Times New Roman" w:hAnsi="Times New Roman"/>
+          <w:i/>
+          <w:sz w:val="28"/>
+        </w:rPr>
+        <w:t>При возникновении металлического замыкания фазы (например, фазы А) на землю, потенциал этой фазы относительно земли падает до нуля ($U_A = 0$). Напряжения двух неповрежденных («здоровых») фаз В и С относительно земли возрастают в $√{3}$ раз, становясь равными междуфазному (линейному) напряжению сети. Потенциал нейтрали смещается на величину фазного напряжения поврежденной фазы с обратным знаком:</w:t>
+      </w:r>
+      <w:r>
+        <w:rPr>
+          <w:rFonts w:ascii="Times New Roman" w:hAnsi="Times New Roman"/>
+          <w:sz w:val="28"/>
+        </w:rPr>
+        <w:tab/>
+        <w:t>(1)</w:t>
       </w:r>
     </w:p>
     <w:p>
       <w:pPr/>
       <w:r>
-        <w:t>**Задачи исследования** Для достижения поставленной цели в рамках проектирования необходимо решить следующий комплекс задач:</w:t>
+        <w:t>U_N = -E_A</w:t>
+      </w:r>
+    </w:p>
+    <w:p>
+      <w:pPr/>
+      <w:r>
+        <w:t>\dot{U}_N = -\dot{E}_A</w:t>
+      </w:r>
+    </w:p>
+    <w:p>
+      <w:pPr/>
+      <w:r>
+        <w:t>где $E_A$ — ЭДС фазы А источника питания.</w:t>
+      </w:r>
+    </w:p>
+    <w:p>
+      <w:pPr/>
+      <w:r>
+        <w:t>Векторная диаграмма в этом режиме претерпевает изменения. Вектор нейтрали смещается из начала координат в вершину фазы А. Векторы напряжений фаз В и С относительно земли ($\\dot{U}_B$ и $\\dot{U}_C$) теперь начинаются из новой точки нейтрали и направлены к вершинам треугольника напряжений. Угол между ними уменьшается со $120^\circ$ до $60^\circ$.</w:t>
+      </w:r>
+    </w:p>
+    <w:p>
+      <w:pPr>
+        <w:spacing w:before="120" w:after="120"/>
+        <w:jc w:val="center"/>
+      </w:pPr>
+      <w:r>
+        <w:rPr>
+          <w:rFonts w:ascii="Times New Roman" w:hAnsi="Times New Roman"/>
+          <w:i/>
+          <w:sz w:val="28"/>
+        </w:rPr>
+        <w:t>Емкостные токи фаз В и С протекают через распределенные фазные емкости на землю, опережая соответствующие напряжения фаз на $90^circ$. Ток в месте повреждения $I_(ОЗЗ)$ представляет собой геометрическую сумму емкостных токов неповрежденных фаз:</w:t>
+      </w:r>
+      <w:r>
+        <w:rPr>
+          <w:rFonts w:ascii="Times New Roman" w:hAnsi="Times New Roman"/>
+          <w:sz w:val="28"/>
+        </w:rPr>
+        <w:tab/>
+        <w:t>(2)</w:t>
+      </w:r>
+    </w:p>
+    <w:p>
+      <w:pPr>
+        <w:spacing w:before="120" w:after="120"/>
+        <w:jc w:val="center"/>
+      </w:pPr>
+      <w:r>
+        <w:rPr>
+          <w:rFonts w:ascii="Times New Roman" w:hAnsi="Times New Roman"/>
+          <w:i/>
+          <w:sz w:val="28"/>
+        </w:rPr>
+        <w:t>I_(ОЗЗ) = 3 · U_(ф) · ω · C · 10^(-6)</w:t>
+      </w:r>
+      <w:r>
+        <w:rPr>
+          <w:rFonts w:ascii="Times New Roman" w:hAnsi="Times New Roman"/>
+          <w:sz w:val="28"/>
+        </w:rPr>
+        <w:tab/>
+        <w:t>(3)</w:t>
+      </w:r>
+    </w:p>
+    <w:p>
+      <w:pPr>
+        <w:spacing w:before="120" w:after="120"/>
+        <w:jc w:val="center"/>
+      </w:pPr>
+      <w:r>
+        <w:rPr>
+          <w:rFonts w:ascii="Times New Roman" w:hAnsi="Times New Roman"/>
+          <w:i/>
+          <w:sz w:val="28"/>
+        </w:rPr>
+        <w:t>I_(ОЗЗ) = 3 · U_(ф) · ω · C · 10^(-6)</w:t>
+      </w:r>
+      <w:r>
+        <w:rPr>
+          <w:rFonts w:ascii="Times New Roman" w:hAnsi="Times New Roman"/>
+          <w:sz w:val="28"/>
+        </w:rPr>
+        <w:tab/>
+        <w:t>(4)</w:t>
+      </w:r>
+    </w:p>
+    <w:p>
+      <w:pPr>
+        <w:spacing w:before="120" w:after="120"/>
+        <w:jc w:val="center"/>
+      </w:pPr>
+      <w:r>
+        <w:rPr>
+          <w:rFonts w:ascii="Times New Roman" w:hAnsi="Times New Roman"/>
+          <w:i/>
+          <w:sz w:val="28"/>
+        </w:rPr>
+        <w:t>где $U_(ф)$ — фазное напряжение сети, кВ; $ω = 2π f$ — угловая частота (для частоты $f = 50$ Гц $ω ≈ 314$ рад/с); $C$ — суммарная емкость одной фазы сети относительно земли, мкФ.</w:t>
+      </w:r>
+      <w:r>
+        <w:rPr>
+          <w:rFonts w:ascii="Times New Roman" w:hAnsi="Times New Roman"/>
+          <w:sz w:val="28"/>
+        </w:rPr>
+        <w:tab/>
+        <w:t>(5)</w:t>
+      </w:r>
+    </w:p>
+    <w:p>
+      <w:pPr/>
+      <w:r>
+        <w:t>**Алгоритм развития аварии при ОЗЗ:**</w:t>
       </w:r>
     </w:p>
     <w:p>
@@ -388,7 +602,7 @@
         <w:pStyle w:val="Heading1"/>
       </w:pPr>
       <w:r>
-        <w:t>1 Провести анализ исходных данных района, определить расчетные электрические нагрузки жилых и общественных зданий микрорайона с учетом их категории по степени надежности электроснабжения.</w:t>
+        <w:t>1 Пробой изоляции фазы А на землю (например, падение провода ВЛ или пробой кабельной муфты).</w:t>
       </w:r>
     </w:p>
     <w:p>
@@ -396,7 +610,7 @@
         <w:pStyle w:val="Heading1"/>
       </w:pPr>
       <w:r>
-        <w:t>2 Разработать и обосновать рациональную схему распределительной сети микрорайона, выбрать количество, мощность и местоположение трансформаторных подстанций.</w:t>
+        <w:t>2 Смещение потенциала нейтрали сети до величины $-E_A$.</w:t>
       </w:r>
     </w:p>
     <w:p>
@@ -404,7 +618,7 @@
         <w:pStyle w:val="Heading1"/>
       </w:pPr>
       <w:r>
-        <w:t>3 Произвести выбор сечений кабельных линий и параметров коммутационных аппаратов с учетом длительно допустимых токов и проверок на термическую и динамическую стойкость при коротких замыканиях.</w:t>
+        <w:t>3 Мгновенное возрастание напряжений фаз В и С до линейных значений ($U_B = U_{л}$, $U_C = U_{л}$).</w:t>
       </w:r>
     </w:p>
     <w:p>
@@ -412,7 +626,7 @@
         <w:pStyle w:val="Heading1"/>
       </w:pPr>
       <w:r>
-        <w:t>4 Обосновать выбор целесообразного режима работы нейтрали (изолированной, компенсированной или заземленной через высокоомное сопротивление) для питающей сети 6–10 кВ с целью минимизации рисков дуговых перенапряжений и феррорезонанса.</w:t>
+        <w:t>4 Протекание емкостного тока $I_{ОЗЗ}$ через точку повреждения. Междуфазные напряжения остаются симметричными, потребители не отключаются.</w:t>
       </w:r>
     </w:p>
     <w:p>
@@ -420,7 +634,7 @@
         <w:pStyle w:val="Heading1"/>
       </w:pPr>
       <w:r>
-        <w:t>5 Выполнить оценку технико-экономических показателей разработанной системы, учитывая влияние выбранных режимов сети на стоимость изоляции и ущерб от возможных перерывов в электроснабжении.</w:t>
+        <w:t>5 Длительное горение заземляющей дуги (если пробой не металлический).</w:t>
       </w:r>
     </w:p>
     <w:p>
@@ -428,61 +642,4437 @@
         <w:pStyle w:val="Heading1"/>
       </w:pPr>
       <w:r>
-        <w:t>6 Разработать мероприятия по обеспечению условий электробезопасности обслуживающего персонала и населения, включая ограничение времени воздействия опасных напряжений прикосновения при замыканиях фазы на землю.</w:t>
+        <w:t>6 Разогрев изоляции соседних фаз в кабеле под действием тепла дуги.</w:t>
+      </w:r>
+    </w:p>
+    <w:p>
+      <w:pPr>
+        <w:pStyle w:val="Heading1"/>
+      </w:pPr>
+      <w:r>
+        <w:t>7 Переход ОЗЗ в двухфазное или трехфазное короткое замыкание (двойной пробой) с отключением линии защитой.</w:t>
       </w:r>
     </w:p>
     <w:p>
       <w:pPr/>
       <w:r>
-        <w:t>Как я упоминал в нашем предыдущем диалоге, в предоставленной монографии «Режимы нейтрали электрических сетей» **отсутствуют** градостроительные характеристики и конкретные исходные данные для проектирования жилых микрорайонов. Книга посвящена исключительно теоретическим и практическим вопросам работы сетей при однофазных замыканиях на землю, феррорезонансу и дугогасящим аппаратам.</w:t>
+        <w:t>**Преимущества и области применения:** Главное преимущество — бесперебойность электроснабжения. ПТЭ разрешает работу сети с ОЗЗ в течение времени до $2$ часов для поиска места повреждения. Режим применяется в распределительных сетях 6–35 кВ с малыми емкостными токами, а также в шахтах, торфоразработках и на химических предприятиях (система IT до 1000 В) из соображений электробезопасности при первом однофазном касании.</w:t>
+      </w:r>
+    </w:p>
+    <w:p>
+      <w:pPr>
+        <w:pStyle w:val="Heading3"/>
+      </w:pPr>
+      <w:r>
+        <w:t>2. Сети с компенсированной нейтралью</w:t>
       </w:r>
     </w:p>
     <w:p>
       <w:pPr/>
       <w:r>
-        <w:t>Однако, чтобы помочь вам с составлением плана методических указаний, я подготовил раздел с **типовыми значениями из общеинженерной практики и нормативной документации (ПУЭ, строительные нормы)**. *Обратите внимание, что приведенные ниже цифры (население, этажность, климат) взяты извне предоставленных источников, и вы можете независимо адаптировать их под ваше конкретное задание.*</w:t>
+        <w:t>В данном режиме нейтраль источника соединена с заземляющим устройством через регулируемую индуктивность — дугогасящий реактор (ДГР).</w:t>
+      </w:r>
+    </w:p>
+    <w:p>
+      <w:pPr>
+        <w:spacing w:before="120" w:after="120"/>
+        <w:jc w:val="center"/>
+      </w:pPr>
+      <w:r>
+        <w:rPr>
+          <w:rFonts w:ascii="Times New Roman" w:hAnsi="Times New Roman"/>
+          <w:i/>
+          <w:sz w:val="28"/>
+        </w:rPr>
+        <w:t>При ОЗЗ индуктивный ток реактора $I_L$ направлен встречно емкостному току сети $I_C$. При резонансной настройке ($I_L = I_C$) они взаимно компенсируются, и ток в месте замыкания снижается до минимального остаточного значения $I_(ост)$ (обусловленного активными потерями и высшими гармониками), что способствует самогашению дуги.</w:t>
+      </w:r>
+      <w:r>
+        <w:rPr>
+          <w:rFonts w:ascii="Times New Roman" w:hAnsi="Times New Roman"/>
+          <w:sz w:val="28"/>
+        </w:rPr>
+        <w:tab/>
+        <w:t>(6)</w:t>
       </w:r>
     </w:p>
     <w:p>
       <w:pPr/>
       <w:r>
-        <w:t>Теоретическая база из ваших источников органично вплетена в пункт 2,4 для обоснования выбора источника питания.</w:t>
+        <w:t>Применяется в сетях 6–35 кВ согласно нормам ПУЭ: при токе ОЗЗ более $30$ А в сетях 3–6 кВ, более $20$ А в сетях 10 кВ и более $10$ А в сетях 35 кВ. Если опоры ЛЭП металлические или железобетонные, компенсация обязательна при токе более $10$ А для всех сетей 6–35 кВ.</w:t>
+      </w:r>
+    </w:p>
+    <w:p>
+      <w:pPr>
+        <w:pStyle w:val="Heading3"/>
+      </w:pPr>
+      <w:r>
+        <w:t>3. Сети с резистивно-заземленной нейтралью</w:t>
       </w:r>
     </w:p>
     <w:p>
       <w:pPr/>
       <w:r>
-        <w:t>***</w:t>
+        <w:t>В нейтраль включается высоковольтный резистор $R_N$. Различают: * Высокоомное заземление (ток резистора $I_R \le 10$ А, сеть может работать с ОЗЗ временно, защита на сигнал). * Низкоомное заземление (ток резистора $I_R$ составляет десятки и сотни ампер, поврежденная линия немедленно отключается защитой).</w:t>
+      </w:r>
+    </w:p>
+    <w:p>
+      <w:pPr>
+        <w:spacing w:before="120" w:after="120"/>
+        <w:jc w:val="center"/>
+      </w:pPr>
+      <w:r>
+        <w:rPr>
+          <w:rFonts w:ascii="Times New Roman" w:hAnsi="Times New Roman"/>
+          <w:i/>
+          <w:sz w:val="28"/>
+        </w:rPr>
+        <w:t>Резистор обеспечивает быстрый разряд емкостей здоровых фаз при погасании дуги, снижая дуговые перенапряжения до безопасных $2,2 div 2,4 U_(ф)$ и предотвращая феррорезонанс. Применяется в современных городских и промышленных кабельных сетях 6–35 кВ, на ГПП (главных понизительных подстанциях) крупных заводов.</w:t>
+      </w:r>
+      <w:r>
+        <w:rPr>
+          <w:rFonts w:ascii="Times New Roman" w:hAnsi="Times New Roman"/>
+          <w:sz w:val="28"/>
+        </w:rPr>
+        <w:tab/>
+        <w:t>(7)</w:t>
+      </w:r>
+    </w:p>
+    <w:p>
+      <w:pPr>
+        <w:pStyle w:val="Heading3"/>
+      </w:pPr>
+      <w:r>
+        <w:t>4. Сети с эффективно заземленной нейтралью</w:t>
       </w:r>
     </w:p>
     <w:p>
       <w:pPr/>
       <w:r>
-        <w:t>**2. Исходные данные**</w:t>
+        <w:t>Режим, при котором коэффициент замыкания на землю не превышает $1,4$. Под подстанцией заземляются нейтрали только части силовых трансформаторов для ограничения токов однофазного КЗ.</w:t>
+      </w:r>
+    </w:p>
+    <w:p>
+      <w:pPr>
+        <w:spacing w:before="120" w:after="120"/>
+        <w:jc w:val="center"/>
+      </w:pPr>
+      <w:r>
+        <w:rPr>
+          <w:rFonts w:ascii="Times New Roman" w:hAnsi="Times New Roman"/>
+          <w:i/>
+          <w:sz w:val="28"/>
+        </w:rPr>
+        <w:t>Любое замыкание на землю является коротким замыканием (ОКЗЗ) и немедленно отключается релейной защитой. Пониженный уровень напряжений на здоровых фазах (не более $1,4 U_(ф) ≈ 0,8 U_(л)$) позволяет снизить толщину изоляции ЛЭП и оборудования 110–150 кВ, что дает колоссальный экономический эффект.</w:t>
+      </w:r>
+      <w:r>
+        <w:rPr>
+          <w:rFonts w:ascii="Times New Roman" w:hAnsi="Times New Roman"/>
+          <w:sz w:val="28"/>
+        </w:rPr>
+        <w:tab/>
+        <w:t>(8)</w:t>
+      </w:r>
+    </w:p>
+    <w:p>
+      <w:pPr>
+        <w:pStyle w:val="Heading3"/>
+      </w:pPr>
+      <w:r>
+        <w:t>5. Сети с глухозаземленной нейтралью (системы TN-S, TN-C, TT)</w:t>
       </w:r>
     </w:p>
     <w:p>
       <w:pPr/>
       <w:r>
-        <w:t>**2,1. Характеристика жилого микрорайона** *   **Тип застройки:** многоквартирные жилые дома повышенной этажности. *   **Количество жилых домов:** 12–15 зданий. *   **Этажность:** 9–14 этажей (дома оборудованы пассажирскими и грузовыми лифтами, а также электрическими кухонными плитами). *   **Расчетное население микрорайона:** 5 000 – 7 000 человек. *   **Инфраструктура:** на территории микрорайона располагаются социально значимые объекты (одна общеобразовательная школа, два детских сада, центральный тепловой пункт, торгово-бытовой комплекс).</w:t>
+        <w:t>Нейтраль трансформатора или генератора жестко соединяется с заземляющим контуром. Применяется в сетях 220 кВ и выше (где экономия на изоляции максимальна) и в сетях до 1000 В (380/220 В) для обеспечения безопасности при пробое на корпус оборудования (мгновенное перегорание предохранителя или отключение автомата). \n\n# Лекция 2. Математический аппарат: Метод симметричных составляющих (МСС). Основы разложения несимметричной системы на прямую, обратную и нулевую последовательности. Построение векторных диаграмм</w:t>
       </w:r>
     </w:p>
     <w:p>
       <w:pPr/>
       <w:r>
-        <w:t>**2,2. Категория электроприемников по надежности электроснабжения** Согласно требованиям нормативно-технической документации, электроприемники микрорайона распределяются следующим образом: *   **I категория:** противопожарные устройства (системы дымоудаления, пожарные насосы), лифты, охранная сигнализация, аварийное эвакуационное освещение. Требуют обеспечения бесперебойным питанием от двух независимых взаимно резервирующих источников. *   **II категория:** основные электроприемники жилых домов (квартиры, рабочее освещение подъездов), тепловые пункты, школы и детские сады. Допустим перерыв в электроснабжении на время, необходимое для включения резервного питания дежурным персоналом или выездной оперативной бригадой. *   **III категория:** наружное освещение территории микрорайона, вспомогательные хозяйственные постройки (допускается питание от одного источника).</w:t>
+        <w:t>Расчет несимметричных режимов трехфазных цепей представляет значительные математические трудности из-за сильной взаимосвязи фазных координат. Метод симметричных составляющих (МСС), предложенный Ч. Фортескью в 1918 году, позволяет свести расчет сложной несимметричной трехфазной системы к независимому расчету трех симметричных систем (последовательностей): прямой, обратной и нулевой.</w:t>
+      </w:r>
+    </w:p>
+    <w:p>
+      <w:pPr>
+        <w:pStyle w:val="Heading3"/>
+      </w:pPr>
+      <w:r>
+        <w:t>1. Математические основы разложения</w:t>
       </w:r>
     </w:p>
     <w:p>
       <w:pPr/>
       <w:r>
-        <w:t>**2,3. Климатические условия** Проектируемый район расположен в умеренном климатическом поясе (типовые значения для средней полосы): *   **Абсолютный максимум температуры воздуха:** +35 °C. *   **Абсолютный минимум температуры воздуха:** -30 °C. *   **Среднегодовая температура:** +5 °C. *   **Район по ветровому давлению:** II. *   **Район по толщине стенки гололеда:** III. *   **Характер грунта:** суглинки с удельным сопротивлением 100 Ом·м (необходимо для расчетов контуров заземления подстанций).</w:t>
+        <w:t>Любую несимметричную систему трех векторов (например, фазных напряжений $\dot{U}_A, \dot{U}_B, \dot{U}_C$) можно однозначно представить в виде суммы трех симметричных систем векторов:</w:t>
+      </w:r>
+    </w:p>
+    <w:p>
+      <w:pPr>
+        <w:pStyle w:val="Heading1"/>
+      </w:pPr>
+      <w:r>
+        <w:t>1 **Прямая последовательность (индекс 1):** симметричная система векторов с прямым чередованием фаз (А-В-С). Векторы сдвинуты на $120^\circ$ относительно друг друга:</w:t>
+      </w:r>
+    </w:p>
+    <w:p>
+      <w:pPr>
+        <w:spacing w:before="120" w:after="120"/>
+        <w:jc w:val="center"/>
+      </w:pPr>
+      <w:r>
+        <w:rPr>
+          <w:rFonts w:ascii="Times New Roman" w:hAnsi="Times New Roman"/>
+          <w:i/>
+          <w:sz w:val="28"/>
+        </w:rPr>
+        <w:t>U_(B1) = a^2 · U_(A1), U_(C1) = a · U_(A1)</w:t>
+      </w:r>
+      <w:r>
+        <w:rPr>
+          <w:rFonts w:ascii="Times New Roman" w:hAnsi="Times New Roman"/>
+          <w:sz w:val="28"/>
+        </w:rPr>
+        <w:tab/>
+        <w:t>(9)</w:t>
+      </w:r>
+    </w:p>
+    <w:p>
+      <w:pPr>
+        <w:spacing w:before="120" w:after="120"/>
+        <w:jc w:val="center"/>
+      </w:pPr>
+      <w:r>
+        <w:rPr>
+          <w:rFonts w:ascii="Times New Roman" w:hAnsi="Times New Roman"/>
+          <w:i/>
+          <w:sz w:val="28"/>
+        </w:rPr>
+        <w:t>dot{U}_(B1) = a^2 · dot{U}_(A1), dot{U}_(C1) = a · dot{U}_(A1)</w:t>
+      </w:r>
+      <w:r>
+        <w:rPr>
+          <w:rFonts w:ascii="Times New Roman" w:hAnsi="Times New Roman"/>
+          <w:sz w:val="28"/>
+        </w:rPr>
+        <w:tab/>
+        <w:t>(10)</w:t>
+      </w:r>
+    </w:p>
+    <w:p>
+      <w:pPr>
+        <w:pStyle w:val="Heading1"/>
+      </w:pPr>
+      <w:r>
+        <w:t>2 **Обратная последовательность (индекс 2):** симметричная система векторов с обратным чередованием фаз (А-С-В):</w:t>
+      </w:r>
+    </w:p>
+    <w:p>
+      <w:pPr>
+        <w:spacing w:before="120" w:after="120"/>
+        <w:jc w:val="center"/>
+      </w:pPr>
+      <w:r>
+        <w:rPr>
+          <w:rFonts w:ascii="Times New Roman" w:hAnsi="Times New Roman"/>
+          <w:i/>
+          <w:sz w:val="28"/>
+        </w:rPr>
+        <w:t>U_(B2) = a · U_(A2), U_(C2) = a^2 · U_(A2)</w:t>
+      </w:r>
+      <w:r>
+        <w:rPr>
+          <w:rFonts w:ascii="Times New Roman" w:hAnsi="Times New Roman"/>
+          <w:sz w:val="28"/>
+        </w:rPr>
+        <w:tab/>
+        <w:t>(11)</w:t>
+      </w:r>
+    </w:p>
+    <w:p>
+      <w:pPr>
+        <w:spacing w:before="120" w:after="120"/>
+        <w:jc w:val="center"/>
+      </w:pPr>
+      <w:r>
+        <w:rPr>
+          <w:rFonts w:ascii="Times New Roman" w:hAnsi="Times New Roman"/>
+          <w:i/>
+          <w:sz w:val="28"/>
+        </w:rPr>
+        <w:t>dot{U}_(B2) = a · dot{U}_(A2), dot{U}_(C2) = a^2 · dot{U}_(A2)</w:t>
+      </w:r>
+      <w:r>
+        <w:rPr>
+          <w:rFonts w:ascii="Times New Roman" w:hAnsi="Times New Roman"/>
+          <w:sz w:val="28"/>
+        </w:rPr>
+        <w:tab/>
+        <w:t>(12)</w:t>
+      </w:r>
+    </w:p>
+    <w:p>
+      <w:pPr>
+        <w:pStyle w:val="Heading1"/>
+      </w:pPr>
+      <w:r>
+        <w:t>3 **Нулевая последовательность (индекс 0):** три вектора, равные по модулю и совпадающие по фазе:</w:t>
+      </w:r>
+    </w:p>
+    <w:p>
+      <w:pPr>
+        <w:spacing w:before="120" w:after="120"/>
+        <w:jc w:val="center"/>
+      </w:pPr>
+      <w:r>
+        <w:rPr>
+          <w:rFonts w:ascii="Times New Roman" w:hAnsi="Times New Roman"/>
+          <w:i/>
+          <w:sz w:val="28"/>
+        </w:rPr>
+        <w:t>U_(A0) = U_(B0) = U_(C0)</w:t>
+      </w:r>
+      <w:r>
+        <w:rPr>
+          <w:rFonts w:ascii="Times New Roman" w:hAnsi="Times New Roman"/>
+          <w:sz w:val="28"/>
+        </w:rPr>
+        <w:tab/>
+        <w:t>(13)</w:t>
+      </w:r>
+    </w:p>
+    <w:p>
+      <w:pPr>
+        <w:spacing w:before="120" w:after="120"/>
+        <w:jc w:val="center"/>
+      </w:pPr>
+      <w:r>
+        <w:rPr>
+          <w:rFonts w:ascii="Times New Roman" w:hAnsi="Times New Roman"/>
+          <w:i/>
+          <w:sz w:val="28"/>
+        </w:rPr>
+        <w:t>dot{U}_(A0) = dot{U}_(B0) = dot{U}_(C0)</w:t>
+      </w:r>
+      <w:r>
+        <w:rPr>
+          <w:rFonts w:ascii="Times New Roman" w:hAnsi="Times New Roman"/>
+          <w:sz w:val="28"/>
+        </w:rPr>
+        <w:tab/>
+        <w:t>(14)</w:t>
       </w:r>
     </w:p>
     <w:p>
       <w:pPr/>
       <w:r>
-        <w:t>**2,4. Источник питания** *   **Центр питания (ЦП):** Районная трансформаторная подстанция (РТП) энергосистемы. *   **Номинальное напряжение питающей распределительной сети:** 10 кВ (распространенный класс напряжения для городских распределительных кабельных сетей). *   **Удаленность микрорайона от ЦП (длина питающих кабельных линий):** 2,5 – 4,0 км. *   **Режим работы нейтрали питающей сети:** Городские кабельные сети 10 кВ характеризуются значительными емкостными токами замыкания на землю. Согласно отраслевым стандартам, такие сети работают с изолированной нейтралью, заземленной через дугогасящий реактор (ДГР) или через высокоомное активное сопротивление (резистор). Выбор конкретного режима нейтрали для данной сети 10 кВ будет осуществляться в ходе проектирования с целью предотвращения развития дуговых перенапряжений, ограничения токов замыкания на землю и обеспечения безопасных напряжений прикосновения и шага на территории жилого массива.</w:t>
+        <w:t>В этих уравнениях используется комплексный фазовый оператор $a$ (поворот вектора на $120^\circ$ против часовой стрелки):</w:t>
+      </w:r>
+    </w:p>
+    <w:p>
+      <w:pPr>
+        <w:spacing w:before="120" w:after="120"/>
+        <w:jc w:val="center"/>
+      </w:pPr>
+      <w:r>
+        <w:rPr>
+          <w:rFonts w:ascii="Times New Roman" w:hAnsi="Times New Roman"/>
+          <w:i/>
+          <w:sz w:val="28"/>
+        </w:rPr>
+        <w:t>a = e^(j 120^circ) = -0,5 + j 0,866</w:t>
+      </w:r>
+      <w:r>
+        <w:rPr>
+          <w:rFonts w:ascii="Times New Roman" w:hAnsi="Times New Roman"/>
+          <w:sz w:val="28"/>
+        </w:rPr>
+        <w:tab/>
+        <w:t>(15)</w:t>
+      </w:r>
+    </w:p>
+    <w:p>
+      <w:pPr>
+        <w:spacing w:before="120" w:after="120"/>
+        <w:jc w:val="center"/>
+      </w:pPr>
+      <w:r>
+        <w:rPr>
+          <w:rFonts w:ascii="Times New Roman" w:hAnsi="Times New Roman"/>
+          <w:i/>
+          <w:sz w:val="28"/>
+        </w:rPr>
+        <w:t>a = e^(j 120^circ) = -0,5 + j 0,866</w:t>
+      </w:r>
+      <w:r>
+        <w:rPr>
+          <w:rFonts w:ascii="Times New Roman" w:hAnsi="Times New Roman"/>
+          <w:sz w:val="28"/>
+        </w:rPr>
+        <w:tab/>
+        <w:t>(16)</w:t>
+      </w:r>
+    </w:p>
+    <w:p>
+      <w:pPr/>
+      <w:r>
+        <w:t>Соответственно, оператор $a^2$ осуществляет поворот на $240^\circ$:</w:t>
+      </w:r>
+    </w:p>
+    <w:p>
+      <w:pPr>
+        <w:spacing w:before="120" w:after="120"/>
+        <w:jc w:val="center"/>
+      </w:pPr>
+      <w:r>
+        <w:rPr>
+          <w:rFonts w:ascii="Times New Roman" w:hAnsi="Times New Roman"/>
+          <w:i/>
+          <w:sz w:val="28"/>
+        </w:rPr>
+        <w:t>a^2 = e^(j 240^circ) = -0,5 - j 0,866</w:t>
+      </w:r>
+      <w:r>
+        <w:rPr>
+          <w:rFonts w:ascii="Times New Roman" w:hAnsi="Times New Roman"/>
+          <w:sz w:val="28"/>
+        </w:rPr>
+        <w:tab/>
+        <w:t>(17)</w:t>
+      </w:r>
+    </w:p>
+    <w:p>
+      <w:pPr>
+        <w:spacing w:before="120" w:after="120"/>
+        <w:jc w:val="center"/>
+      </w:pPr>
+      <w:r>
+        <w:rPr>
+          <w:rFonts w:ascii="Times New Roman" w:hAnsi="Times New Roman"/>
+          <w:i/>
+          <w:sz w:val="28"/>
+        </w:rPr>
+        <w:t>a^2 = e^(j 240^circ) = -0,5 - j 0,866</w:t>
+      </w:r>
+      <w:r>
+        <w:rPr>
+          <w:rFonts w:ascii="Times New Roman" w:hAnsi="Times New Roman"/>
+          <w:sz w:val="28"/>
+        </w:rPr>
+        <w:tab/>
+        <w:t>(18)</w:t>
+      </w:r>
+    </w:p>
+    <w:p>
+      <w:pPr/>
+      <w:r>
+        <w:t>Важные свойства фазового оператора: * $a^3 = 1$ * $1 + a + a^2 = 0$</w:t>
+      </w:r>
+    </w:p>
+    <w:p>
+      <w:pPr>
+        <w:spacing w:before="120" w:after="120"/>
+        <w:jc w:val="center"/>
+      </w:pPr>
+      <w:r>
+        <w:rPr>
+          <w:rFonts w:ascii="Times New Roman" w:hAnsi="Times New Roman"/>
+          <w:i/>
+          <w:sz w:val="28"/>
+        </w:rPr>
+        <w:t>* $a - a^2 = j √{3}$</w:t>
+      </w:r>
+      <w:r>
+        <w:rPr>
+          <w:rFonts w:ascii="Times New Roman" w:hAnsi="Times New Roman"/>
+          <w:sz w:val="28"/>
+        </w:rPr>
+        <w:tab/>
+        <w:t>(19)</w:t>
+      </w:r>
+    </w:p>
+    <w:p>
+      <w:pPr/>
+      <w:r>
+        <w:t>**Уравнения обратного преобразования (синтез фазных векторов):**</w:t>
+      </w:r>
+    </w:p>
+    <w:p>
+      <w:pPr>
+        <w:spacing w:before="120" w:after="120"/>
+        <w:jc w:val="center"/>
+      </w:pPr>
+      <w:r>
+        <w:rPr>
+          <w:rFonts w:ascii="Times New Roman" w:hAnsi="Times New Roman"/>
+          <w:i/>
+          <w:sz w:val="28"/>
+        </w:rPr>
+        <w:t>U_A = U_(A1) + U_(A2) + U_(A0)</w:t>
+      </w:r>
+      <w:r>
+        <w:rPr>
+          <w:rFonts w:ascii="Times New Roman" w:hAnsi="Times New Roman"/>
+          <w:sz w:val="28"/>
+        </w:rPr>
+        <w:tab/>
+        <w:t>(20)</w:t>
+      </w:r>
+    </w:p>
+    <w:p>
+      <w:pPr>
+        <w:spacing w:before="120" w:after="120"/>
+        <w:jc w:val="center"/>
+      </w:pPr>
+      <w:r>
+        <w:rPr>
+          <w:rFonts w:ascii="Times New Roman" w:hAnsi="Times New Roman"/>
+          <w:i/>
+          <w:sz w:val="28"/>
+        </w:rPr>
+        <w:t>dot{U}_A = dot{U}_(A1) + dot{U}_(A2) + dot{U}_(A0)</w:t>
+      </w:r>
+      <w:r>
+        <w:rPr>
+          <w:rFonts w:ascii="Times New Roman" w:hAnsi="Times New Roman"/>
+          <w:sz w:val="28"/>
+        </w:rPr>
+        <w:tab/>
+        <w:t>(21)</w:t>
+      </w:r>
+    </w:p>
+    <w:p>
+      <w:pPr>
+        <w:spacing w:before="120" w:after="120"/>
+        <w:jc w:val="center"/>
+      </w:pPr>
+      <w:r>
+        <w:rPr>
+          <w:rFonts w:ascii="Times New Roman" w:hAnsi="Times New Roman"/>
+          <w:i/>
+          <w:sz w:val="28"/>
+        </w:rPr>
+        <w:t>U_B = a^2 · U_(A1) + a · U_(A2) + U_(A0)</w:t>
+      </w:r>
+      <w:r>
+        <w:rPr>
+          <w:rFonts w:ascii="Times New Roman" w:hAnsi="Times New Roman"/>
+          <w:sz w:val="28"/>
+        </w:rPr>
+        <w:tab/>
+        <w:t>(22)</w:t>
+      </w:r>
+    </w:p>
+    <w:p>
+      <w:pPr>
+        <w:spacing w:before="120" w:after="120"/>
+        <w:jc w:val="center"/>
+      </w:pPr>
+      <w:r>
+        <w:rPr>
+          <w:rFonts w:ascii="Times New Roman" w:hAnsi="Times New Roman"/>
+          <w:i/>
+          <w:sz w:val="28"/>
+        </w:rPr>
+        <w:t>dot{U}_B = a^2 · dot{U}_(A1) + a · dot{U}_(A2) + dot{U}_(A0)</w:t>
+      </w:r>
+      <w:r>
+        <w:rPr>
+          <w:rFonts w:ascii="Times New Roman" w:hAnsi="Times New Roman"/>
+          <w:sz w:val="28"/>
+        </w:rPr>
+        <w:tab/>
+        <w:t>(23)</w:t>
+      </w:r>
+    </w:p>
+    <w:p>
+      <w:pPr>
+        <w:spacing w:before="120" w:after="120"/>
+        <w:jc w:val="center"/>
+      </w:pPr>
+      <w:r>
+        <w:rPr>
+          <w:rFonts w:ascii="Times New Roman" w:hAnsi="Times New Roman"/>
+          <w:i/>
+          <w:sz w:val="28"/>
+        </w:rPr>
+        <w:t>U_C = a · U_(A1) + a^2 · U_(A2) + U_(A0)</w:t>
+      </w:r>
+      <w:r>
+        <w:rPr>
+          <w:rFonts w:ascii="Times New Roman" w:hAnsi="Times New Roman"/>
+          <w:sz w:val="28"/>
+        </w:rPr>
+        <w:tab/>
+        <w:t>(24)</w:t>
+      </w:r>
+    </w:p>
+    <w:p>
+      <w:pPr>
+        <w:spacing w:before="120" w:after="120"/>
+        <w:jc w:val="center"/>
+      </w:pPr>
+      <w:r>
+        <w:rPr>
+          <w:rFonts w:ascii="Times New Roman" w:hAnsi="Times New Roman"/>
+          <w:i/>
+          <w:sz w:val="28"/>
+        </w:rPr>
+        <w:t>dot{U}_C = a · dot{U}_(A1) + a^2 · dot{U}_(A2) + dot{U}_(A0)</w:t>
+      </w:r>
+      <w:r>
+        <w:rPr>
+          <w:rFonts w:ascii="Times New Roman" w:hAnsi="Times New Roman"/>
+          <w:sz w:val="28"/>
+        </w:rPr>
+        <w:tab/>
+        <w:t>(25)</w:t>
+      </w:r>
+    </w:p>
+    <w:p>
+      <w:pPr/>
+      <w:r>
+        <w:t>**Уравнения прямого преобразования (анализ несимметричной системы):**</w:t>
+      </w:r>
+    </w:p>
+    <w:p>
+      <w:pPr>
+        <w:spacing w:before="120" w:after="120"/>
+        <w:jc w:val="center"/>
+      </w:pPr>
+      <w:r>
+        <w:rPr>
+          <w:rFonts w:ascii="Times New Roman" w:hAnsi="Times New Roman"/>
+          <w:i/>
+          <w:sz w:val="28"/>
+        </w:rPr>
+        <w:t>U_(A1) = (1) / (3) (U_A + a · U_B + a^2 · U_C)</w:t>
+      </w:r>
+      <w:r>
+        <w:rPr>
+          <w:rFonts w:ascii="Times New Roman" w:hAnsi="Times New Roman"/>
+          <w:sz w:val="28"/>
+        </w:rPr>
+        <w:tab/>
+        <w:t>(26)</w:t>
+      </w:r>
+    </w:p>
+    <w:p>
+      <w:pPr>
+        <w:spacing w:before="120" w:after="120"/>
+        <w:jc w:val="center"/>
+      </w:pPr>
+      <w:r>
+        <w:rPr>
+          <w:rFonts w:ascii="Times New Roman" w:hAnsi="Times New Roman"/>
+          <w:i/>
+          <w:sz w:val="28"/>
+        </w:rPr>
+        <w:t>dot{U}_(A1) = (1) / (3) (dot{U}_A + a · dot{U}_B + a^2 · dot{U}_C)</w:t>
+      </w:r>
+      <w:r>
+        <w:rPr>
+          <w:rFonts w:ascii="Times New Roman" w:hAnsi="Times New Roman"/>
+          <w:sz w:val="28"/>
+        </w:rPr>
+        <w:tab/>
+        <w:t>(27)</w:t>
+      </w:r>
+    </w:p>
+    <w:p>
+      <w:pPr>
+        <w:spacing w:before="120" w:after="120"/>
+        <w:jc w:val="center"/>
+      </w:pPr>
+      <w:r>
+        <w:rPr>
+          <w:rFonts w:ascii="Times New Roman" w:hAnsi="Times New Roman"/>
+          <w:i/>
+          <w:sz w:val="28"/>
+        </w:rPr>
+        <w:t>U_(A2) = (1) / (3) (U_A + a^2 · U_B + a · U_C)</w:t>
+      </w:r>
+      <w:r>
+        <w:rPr>
+          <w:rFonts w:ascii="Times New Roman" w:hAnsi="Times New Roman"/>
+          <w:sz w:val="28"/>
+        </w:rPr>
+        <w:tab/>
+        <w:t>(28)</w:t>
+      </w:r>
+    </w:p>
+    <w:p>
+      <w:pPr>
+        <w:spacing w:before="120" w:after="120"/>
+        <w:jc w:val="center"/>
+      </w:pPr>
+      <w:r>
+        <w:rPr>
+          <w:rFonts w:ascii="Times New Roman" w:hAnsi="Times New Roman"/>
+          <w:i/>
+          <w:sz w:val="28"/>
+        </w:rPr>
+        <w:t>dot{U}_(A2) = (1) / (3) (dot{U}_A + a^2 · dot{U}_B + a · dot{U}_C)</w:t>
+      </w:r>
+      <w:r>
+        <w:rPr>
+          <w:rFonts w:ascii="Times New Roman" w:hAnsi="Times New Roman"/>
+          <w:sz w:val="28"/>
+        </w:rPr>
+        <w:tab/>
+        <w:t>(29)</w:t>
+      </w:r>
+    </w:p>
+    <w:p>
+      <w:pPr>
+        <w:spacing w:before="120" w:after="120"/>
+        <w:jc w:val="center"/>
+      </w:pPr>
+      <w:r>
+        <w:rPr>
+          <w:rFonts w:ascii="Times New Roman" w:hAnsi="Times New Roman"/>
+          <w:i/>
+          <w:sz w:val="28"/>
+        </w:rPr>
+        <w:t>U_(A0) = (1) / (3) (U_A + U_B + U_C)</w:t>
+      </w:r>
+      <w:r>
+        <w:rPr>
+          <w:rFonts w:ascii="Times New Roman" w:hAnsi="Times New Roman"/>
+          <w:sz w:val="28"/>
+        </w:rPr>
+        <w:tab/>
+        <w:t>(30)</w:t>
+      </w:r>
+    </w:p>
+    <w:p>
+      <w:pPr>
+        <w:spacing w:before="120" w:after="120"/>
+        <w:jc w:val="center"/>
+      </w:pPr>
+      <w:r>
+        <w:rPr>
+          <w:rFonts w:ascii="Times New Roman" w:hAnsi="Times New Roman"/>
+          <w:i/>
+          <w:sz w:val="28"/>
+        </w:rPr>
+        <w:t>dot{U}_(A0) = (1) / (3) (dot{U}_A + dot{U}_B + dot{U}_C)</w:t>
+      </w:r>
+      <w:r>
+        <w:rPr>
+          <w:rFonts w:ascii="Times New Roman" w:hAnsi="Times New Roman"/>
+          <w:sz w:val="28"/>
+        </w:rPr>
+        <w:tab/>
+        <w:t>(31)</w:t>
+      </w:r>
+    </w:p>
+    <w:p>
+      <w:pPr>
+        <w:pStyle w:val="Heading3"/>
+      </w:pPr>
+      <w:r>
+        <w:t>2. Построение векторных диаграмм</w:t>
+      </w:r>
+    </w:p>
+    <w:p>
+      <w:pPr/>
+      <w:r>
+        <w:t>Графическое сложение векторов трех последовательностей наглядным образом демонстрирует синтез несимметричной системы:</w:t>
+      </w:r>
+    </w:p>
+    <w:p>
+      <w:pPr>
+        <w:pStyle w:val="Heading1"/>
+      </w:pPr>
+      <w:r>
+        <w:t>1 **Для фазы А:** Строится вектор $\dot{U}_{A1}$ под произвольным углом. Из его конца откладывается вектор $\dot{U}_{A2}$. Из конца $\dot{U}_{A2}$ откладывается вектор $\dot{U}_{A0}$. Результирующий вектор, соединяющий начало координат с концом $\dot{U}_{A0}$, равен действительному напряжению фазы А $\dot{U}_A$.</w:t>
+      </w:r>
+    </w:p>
+    <w:p>
+      <w:pPr>
+        <w:pStyle w:val="Heading1"/>
+      </w:pPr>
+      <w:r>
+        <w:t>2 **Для фазы В:** Вектор $\dot{U}_{B1}$ откладывается с поворотом на $240^\circ$ относительно $\dot{U}_{A1}$ (умножение на $a^2$). Вектор $\dot{U}_{B2}$ откладывается с поворотом на $120^\circ$ относительно $\dot{U}_{A2}$ (умножение на $a$). К ним прибавляется вектор $\dot{U}_{B0} = \dot{U}_{A0}$ без поворота. Результат сложения равен вектору $\dot{U}_B$.</w:t>
+      </w:r>
+    </w:p>
+    <w:p>
+      <w:pPr>
+        <w:pStyle w:val="Heading1"/>
+      </w:pPr>
+      <w:r>
+        <w:t>3 **Для фазы С:** Вектор $\dot{U}_{C1}$ откладывается с поворотом на $120^\circ$ относительно $\dot{U}_{A1}$ (умножение на $a$). Вектор $\dot{U}_{C2}$ откладывается с поворотом на $240^\circ$ относительно $\dot{U}_{A2}$ (умножение на $a^2$). К ним прибавляется вектор $\dot{U}_{C0} = \dot{U}_{A0}$. Геометрическая сумма дает вектор $\dot{U}_C$.</w:t>
+      </w:r>
+    </w:p>
+    <w:p>
+      <w:pPr/>
+      <w:r>
+        <w:t>Если геометрическая сумма векторов несимметричной системы равна нулю (например, линейные токи в трехпроводной линии), то составляющая нулевой последовательности в такой системе принципиально отсутствует ($I_0 = 0$).</w:t>
+      </w:r>
+    </w:p>
+    <w:p>
+      <w:pPr>
+        <w:pStyle w:val="Heading3"/>
+      </w:pPr>
+      <w:r>
+        <w:t>3. Область практического применения и нормы</w:t>
+      </w:r>
+    </w:p>
+    <w:p>
+      <w:pPr/>
+      <w:r>
+        <w:t>Метод симметричных составляющих положен в основу работы фильтров нулевой и обратной последовательностей устройств релейной защиты и автоматики (РЗА). Появление токов нулевой последовательности указывает на замыкание на землю, а появление токов обратной последовательности указывает на продольную несимметрию (обрыв провода) или междуфазное КЗ.</w:t>
+      </w:r>
+    </w:p>
+    <w:p>
+      <w:pPr>
+        <w:spacing w:before="120" w:after="120"/>
+        <w:jc w:val="center"/>
+      </w:pPr>
+      <w:r>
+        <w:rPr>
+          <w:rFonts w:ascii="Times New Roman" w:hAnsi="Times New Roman"/>
+          <w:i/>
+          <w:sz w:val="28"/>
+        </w:rPr>
+        <w:t>Нормы качества электроэнергии согласно ГОСТ 32144-2013 ограничивают значения несимметрии напряжений в точках общего присоединения: коэффициент несимметрии напряжений по обратной последовательности $K_(2U)$ и коэффициент несимметрии по нулевой последовательности $K_(0U)$ в нормальном режиме работы сети не должны превышать $2$,$0$ % в течение $95$ % времени каждых суток.</w:t>
+      </w:r>
+      <w:r>
+        <w:rPr>
+          <w:rFonts w:ascii="Times New Roman" w:hAnsi="Times New Roman"/>
+          <w:sz w:val="28"/>
+        </w:rPr>
+        <w:tab/>
+        <w:t>(32)</w:t>
+      </w:r>
+    </w:p>
+    <w:p>
+      <w:pPr/>
+      <w:r>
+        <w:t>\n\n# Лекция 3. Однофазное замыкание на землю (ОЗЗ): физика процесса. Определение емкостей фаз относительно земли, граничные условия при ОЗЗ и составление схем замещения нулевой последовательности</w:t>
+      </w:r>
+    </w:p>
+    <w:p>
+      <w:pPr/>
+      <w:r>
+        <w:t>Однофазное замыкание на землю (ОЗЗ) является наиболее частым видом повреждения в распределительных электрических сетях 6–35 кВ (до $70 \div 80$ % от общего числа нарушений работы). Понимание физических процессов ОЗЗ и математическое описание граничных условий необходимы для проектирования заземляющих устройств и правильного выбора параметров срабатывания релейной защиты.</w:t>
+      </w:r>
+    </w:p>
+    <w:p>
+      <w:pPr>
+        <w:pStyle w:val="Heading3"/>
+      </w:pPr>
+      <w:r>
+        <w:t>1. Определение емкостей фаз относительно земли</w:t>
+      </w:r>
+    </w:p>
+    <w:p>
+      <w:pPr/>
+      <w:r>
+        <w:t>Каждая фаза воздушной (ВЛ) или кабельной (КЛ) линии обладает распределенной емкостью относительно земли. Емкость обусловлена геометрическими параметрами линии (высотой подвеса проводов, сечением жил, толщиной и диэлектрической проницаемостью изоляции) и длиной линии. Удельная емкость воздушных линий напряжением 6–10 кВ относительно мала и составляет порядка $0,004 \div 0,006$ мкФ/км. В кабельных линиях расстояние между жилами и заземленной металлической оболочкой крайне мало, а относительная диэлектрическая проницаемость бумажно-масляной или сшитой полиэтиленовой изоляции высока (порядка $\varepsilon_r \approx 2,5 \div 4$,$0$). Поэтому удельная емкость КЛ значительно выше — порядка $0,15 \div 0,3$ мкФ/км.</w:t>
+      </w:r>
+    </w:p>
+    <w:p>
+      <w:pPr/>
+      <w:r>
+        <w:t>Для практических расчетов емкостного тока ОЗЗ в сетях 6–35 кВ используют формулу:</w:t>
+      </w:r>
+    </w:p>
+    <w:p>
+      <w:pPr>
+        <w:spacing w:before="120" w:after="120"/>
+        <w:jc w:val="center"/>
+      </w:pPr>
+      <w:r>
+        <w:rPr>
+          <w:rFonts w:ascii="Times New Roman" w:hAnsi="Times New Roman"/>
+          <w:i/>
+          <w:sz w:val="28"/>
+        </w:rPr>
+        <w:t>I_C = 3 · U_(ф) · ω · C · 10^(-6)</w:t>
+      </w:r>
+      <w:r>
+        <w:rPr>
+          <w:rFonts w:ascii="Times New Roman" w:hAnsi="Times New Roman"/>
+          <w:sz w:val="28"/>
+        </w:rPr>
+        <w:tab/>
+        <w:t>(33)</w:t>
+      </w:r>
+    </w:p>
+    <w:p>
+      <w:pPr>
+        <w:spacing w:before="120" w:after="120"/>
+        <w:jc w:val="center"/>
+      </w:pPr>
+      <w:r>
+        <w:rPr>
+          <w:rFonts w:ascii="Times New Roman" w:hAnsi="Times New Roman"/>
+          <w:i/>
+          <w:sz w:val="28"/>
+        </w:rPr>
+        <w:t>I_C = 3 · U_(ф) · ω · C · 10^(-6)</w:t>
+      </w:r>
+      <w:r>
+        <w:rPr>
+          <w:rFonts w:ascii="Times New Roman" w:hAnsi="Times New Roman"/>
+          <w:sz w:val="28"/>
+        </w:rPr>
+        <w:tab/>
+        <w:t>(34)</w:t>
+      </w:r>
+    </w:p>
+    <w:p>
+      <w:pPr>
+        <w:spacing w:before="120" w:after="120"/>
+        <w:jc w:val="center"/>
+      </w:pPr>
+      <w:r>
+        <w:rPr>
+          <w:rFonts w:ascii="Times New Roman" w:hAnsi="Times New Roman"/>
+          <w:i/>
+          <w:sz w:val="28"/>
+        </w:rPr>
+        <w:t>где $U_(ф)$ — фазное напряжение сети, В; $ω = 314$ рад/с (при частоте 50 Гц); $C$ — суммарная емкость фазы сети относительно земли, мкФ.</w:t>
+      </w:r>
+      <w:r>
+        <w:rPr>
+          <w:rFonts w:ascii="Times New Roman" w:hAnsi="Times New Roman"/>
+          <w:sz w:val="28"/>
+        </w:rPr>
+        <w:tab/>
+        <w:t>(35)</w:t>
+      </w:r>
+    </w:p>
+    <w:p>
+      <w:pPr/>
+      <w:r>
+        <w:t>Для быстрой эксплуатационной оценки емкостного тока используются эмпирические формулы: * Для воздушных сетей:</w:t>
+      </w:r>
+    </w:p>
+    <w:p>
+      <w:pPr>
+        <w:spacing w:before="120" w:after="120"/>
+        <w:jc w:val="center"/>
+      </w:pPr>
+      <w:r>
+        <w:rPr>
+          <w:rFonts w:ascii="Times New Roman" w:hAnsi="Times New Roman"/>
+          <w:i/>
+          <w:sz w:val="28"/>
+        </w:rPr>
+        <w:t>I_C = frac{U_(ном) · L}{350}</w:t>
+      </w:r>
+      <w:r>
+        <w:rPr>
+          <w:rFonts w:ascii="Times New Roman" w:hAnsi="Times New Roman"/>
+          <w:sz w:val="28"/>
+        </w:rPr>
+        <w:tab/>
+        <w:t>(36)</w:t>
+      </w:r>
+    </w:p>
+    <w:p>
+      <w:pPr>
+        <w:spacing w:before="120" w:after="120"/>
+        <w:jc w:val="center"/>
+      </w:pPr>
+      <w:r>
+        <w:rPr>
+          <w:rFonts w:ascii="Times New Roman" w:hAnsi="Times New Roman"/>
+          <w:i/>
+          <w:sz w:val="28"/>
+        </w:rPr>
+        <w:t>I_C = frac{U_(ном) · L}{350}</w:t>
+      </w:r>
+      <w:r>
+        <w:rPr>
+          <w:rFonts w:ascii="Times New Roman" w:hAnsi="Times New Roman"/>
+          <w:sz w:val="28"/>
+        </w:rPr>
+        <w:tab/>
+        <w:t>(37)</w:t>
+      </w:r>
+    </w:p>
+    <w:p>
+      <w:pPr/>
+      <w:r>
+        <w:t>* Для кабельных сетей:</w:t>
+      </w:r>
+    </w:p>
+    <w:p>
+      <w:pPr>
+        <w:spacing w:before="120" w:after="120"/>
+        <w:jc w:val="center"/>
+      </w:pPr>
+      <w:r>
+        <w:rPr>
+          <w:rFonts w:ascii="Times New Roman" w:hAnsi="Times New Roman"/>
+          <w:i/>
+          <w:sz w:val="28"/>
+        </w:rPr>
+        <w:t>I_C = frac{U_(ном) · L}{10}</w:t>
+      </w:r>
+      <w:r>
+        <w:rPr>
+          <w:rFonts w:ascii="Times New Roman" w:hAnsi="Times New Roman"/>
+          <w:sz w:val="28"/>
+        </w:rPr>
+        <w:tab/>
+        <w:t>(38)</w:t>
+      </w:r>
+    </w:p>
+    <w:p>
+      <w:pPr>
+        <w:spacing w:before="120" w:after="120"/>
+        <w:jc w:val="center"/>
+      </w:pPr>
+      <w:r>
+        <w:rPr>
+          <w:rFonts w:ascii="Times New Roman" w:hAnsi="Times New Roman"/>
+          <w:i/>
+          <w:sz w:val="28"/>
+        </w:rPr>
+        <w:t>I_C = frac{U_(ном) · L}{10}</w:t>
+      </w:r>
+      <w:r>
+        <w:rPr>
+          <w:rFonts w:ascii="Times New Roman" w:hAnsi="Times New Roman"/>
+          <w:sz w:val="28"/>
+        </w:rPr>
+        <w:tab/>
+        <w:t>(39)</w:t>
+      </w:r>
+    </w:p>
+    <w:p>
+      <w:pPr>
+        <w:spacing w:before="120" w:after="120"/>
+        <w:jc w:val="center"/>
+      </w:pPr>
+      <w:r>
+        <w:rPr>
+          <w:rFonts w:ascii="Times New Roman" w:hAnsi="Times New Roman"/>
+          <w:i/>
+          <w:sz w:val="28"/>
+        </w:rPr>
+        <w:t>где $U_(ном)$ — номинальное линейное напряжение, кВ; $L$ — общая протяженность электрически связанных линий данного напряжения, км.</w:t>
+      </w:r>
+      <w:r>
+        <w:rPr>
+          <w:rFonts w:ascii="Times New Roman" w:hAnsi="Times New Roman"/>
+          <w:sz w:val="28"/>
+        </w:rPr>
+        <w:tab/>
+        <w:t>(40)</w:t>
+      </w:r>
+    </w:p>
+    <w:p>
+      <w:pPr>
+        <w:pStyle w:val="Heading3"/>
+      </w:pPr>
+      <w:r>
+        <w:t>2. Граничные условия при металлических ОЗЗ (на примере фазы А)</w:t>
+      </w:r>
+    </w:p>
+    <w:p>
+      <w:pPr/>
+      <w:r>
+        <w:t>Примем за поврежденную фазу А. В месте замыкания возникают следующие граничные условия для полных токов и напряжений:</w:t>
+      </w:r>
+    </w:p>
+    <w:p>
+      <w:pPr>
+        <w:pStyle w:val="Heading1"/>
+      </w:pPr>
+      <w:r>
+        <w:t>1 Напряжение поврежденной фазы в месте замыкания падает до нуля:</w:t>
+      </w:r>
+    </w:p>
+    <w:p>
+      <w:pPr/>
+      <w:r>
+        <w:t>U_A = 0</w:t>
+      </w:r>
+    </w:p>
+    <w:p>
+      <w:pPr/>
+      <w:r>
+        <w:t>\dot{U}_A = 0</w:t>
+      </w:r>
+    </w:p>
+    <w:p>
+      <w:pPr>
+        <w:pStyle w:val="Heading1"/>
+      </w:pPr>
+      <w:r>
+        <w:t>2 Токи нагрузки здоровых фаз В и С в точке замыкания не стекают в землю (ток короткого замыкания протекает только через поврежденную фазу А):</w:t>
+      </w:r>
+    </w:p>
+    <w:p>
+      <w:pPr/>
+      <w:r>
+        <w:t>I_B = 0, \quad I_C = 0</w:t>
+      </w:r>
+    </w:p>
+    <w:p>
+      <w:pPr/>
+      <w:r>
+        <w:t>\dot{I}_B = 0, \quad \dot{I}_C = 0</w:t>
+      </w:r>
+    </w:p>
+    <w:p>
+      <w:pPr/>
+      <w:r>
+        <w:t>Подставим данные условия в формулы прямого преобразования Фортескью для токов:</w:t>
+      </w:r>
+    </w:p>
+    <w:p>
+      <w:pPr>
+        <w:spacing w:before="120" w:after="120"/>
+        <w:jc w:val="center"/>
+      </w:pPr>
+      <w:r>
+        <w:rPr>
+          <w:rFonts w:ascii="Times New Roman" w:hAnsi="Times New Roman"/>
+          <w:i/>
+          <w:sz w:val="28"/>
+        </w:rPr>
+        <w:t>I_(1) = I_(2) = I_(0) = (1) / (3) I_A</w:t>
+      </w:r>
+      <w:r>
+        <w:rPr>
+          <w:rFonts w:ascii="Times New Roman" w:hAnsi="Times New Roman"/>
+          <w:sz w:val="28"/>
+        </w:rPr>
+        <w:tab/>
+        <w:t>(41)</w:t>
+      </w:r>
+    </w:p>
+    <w:p>
+      <w:pPr>
+        <w:spacing w:before="120" w:after="120"/>
+        <w:jc w:val="center"/>
+      </w:pPr>
+      <w:r>
+        <w:rPr>
+          <w:rFonts w:ascii="Times New Roman" w:hAnsi="Times New Roman"/>
+          <w:i/>
+          <w:sz w:val="28"/>
+        </w:rPr>
+        <w:t>dot{I}_(1) = dot{I}_(2) = dot{I}_(0) = (1) / (3) dot{I}_A</w:t>
+      </w:r>
+      <w:r>
+        <w:rPr>
+          <w:rFonts w:ascii="Times New Roman" w:hAnsi="Times New Roman"/>
+          <w:sz w:val="28"/>
+        </w:rPr>
+        <w:tab/>
+        <w:t>(42)</w:t>
+      </w:r>
+    </w:p>
+    <w:p>
+      <w:pPr/>
+      <w:r>
+        <w:t>Таким образом, при однофазном замыкании на землю симметричные составляющие токов прямой, обратной и нулевой последовательностей равны между собой по величине и совпадают по фазе.</w:t>
+      </w:r>
+    </w:p>
+    <w:p>
+      <w:pPr/>
+      <w:r>
+        <w:t>Для напряжений, исходя из условия $U_A = 0$:</w:t>
+      </w:r>
+    </w:p>
+    <w:p>
+      <w:pPr>
+        <w:spacing w:before="120" w:after="120"/>
+        <w:jc w:val="center"/>
+      </w:pPr>
+      <w:r>
+        <w:rPr>
+          <w:rFonts w:ascii="Times New Roman" w:hAnsi="Times New Roman"/>
+          <w:i/>
+          <w:sz w:val="28"/>
+        </w:rPr>
+        <w:t>U_(1) + U_(2) + U_(0) = 0</w:t>
+      </w:r>
+      <w:r>
+        <w:rPr>
+          <w:rFonts w:ascii="Times New Roman" w:hAnsi="Times New Roman"/>
+          <w:sz w:val="28"/>
+        </w:rPr>
+        <w:tab/>
+        <w:t>(43)</w:t>
+      </w:r>
+    </w:p>
+    <w:p>
+      <w:pPr>
+        <w:spacing w:before="120" w:after="120"/>
+        <w:jc w:val="center"/>
+      </w:pPr>
+      <w:r>
+        <w:rPr>
+          <w:rFonts w:ascii="Times New Roman" w:hAnsi="Times New Roman"/>
+          <w:i/>
+          <w:sz w:val="28"/>
+        </w:rPr>
+        <w:t>dot{U}_(1) + dot{U}_(2) + dot{U}_(0) = 0</w:t>
+      </w:r>
+      <w:r>
+        <w:rPr>
+          <w:rFonts w:ascii="Times New Roman" w:hAnsi="Times New Roman"/>
+          <w:sz w:val="28"/>
+        </w:rPr>
+        <w:tab/>
+        <w:t>(44)</w:t>
+      </w:r>
+    </w:p>
+    <w:p>
+      <w:pPr>
+        <w:pStyle w:val="Heading3"/>
+      </w:pPr>
+      <w:r>
+        <w:t>3. Составление схем замещения нулевой последовательности</w:t>
+      </w:r>
+    </w:p>
+    <w:p>
+      <w:pPr/>
+      <w:r>
+        <w:t>Схема нулевой последовательности составляется отдельно от схем других последовательностей. Токи нулевой последовательности во всех трех фазах совпадают по фазе, поэтому в однофазной схеме замещения они протекают параллельно, а возвращаются через контур заземления и землю.</w:t>
+      </w:r>
+    </w:p>
+    <w:p>
+      <w:pPr/>
+      <w:r>
+        <w:t>**Правила составления схемы замещения нулевой последовательности:**</w:t>
+      </w:r>
+    </w:p>
+    <w:p>
+      <w:pPr>
+        <w:pStyle w:val="Heading1"/>
+      </w:pPr>
+      <w:r>
+        <w:t>1 **Генераторы и трансформаторы:** В схему нулевой последовательности вводятся только те обмотки силовых трансформаторов или генераторов, которые соединены по схеме «звезда с выведенной и заземленной нейтралью» ($Y_0$). Обмотки, соединенные по схеме «треугольник» ($\Delta$) или «звезда без выведенной нейтрали» ($Y$), представляют собой разрыв цепи для токов НП.</w:t>
+      </w:r>
+    </w:p>
+    <w:p>
+      <w:pPr>
+        <w:pStyle w:val="Heading1"/>
+      </w:pPr>
+      <w:r>
+        <w:t>2 **Учет сопротивления в нейтрали:** Если в нейтраль трансформатора включен резистор $R_N$ или дугогасящий реактор $L$, то при протекании через них тока нулевой последовательности трех фаз через элемент нейтрали протекает суммарный ток $3I_0$. Для сохранения баланса падений напряжения в однофазной схеме замещения сопротивление этого элемента утраивается:</w:t>
+      </w:r>
+    </w:p>
+    <w:p>
+      <w:pPr>
+        <w:spacing w:before="120" w:after="120"/>
+        <w:jc w:val="center"/>
+      </w:pPr>
+      <w:r>
+        <w:rPr>
+          <w:rFonts w:ascii="Times New Roman" w:hAnsi="Times New Roman"/>
+          <w:i/>
+          <w:sz w:val="28"/>
+        </w:rPr>
+        <w:t>Z_(N0) = 3 · Z_N</w:t>
+      </w:r>
+      <w:r>
+        <w:rPr>
+          <w:rFonts w:ascii="Times New Roman" w:hAnsi="Times New Roman"/>
+          <w:sz w:val="28"/>
+        </w:rPr>
+        <w:tab/>
+        <w:t>(45)</w:t>
+      </w:r>
+    </w:p>
+    <w:p>
+      <w:pPr>
+        <w:spacing w:before="120" w:after="120"/>
+        <w:jc w:val="center"/>
+      </w:pPr>
+      <w:r>
+        <w:rPr>
+          <w:rFonts w:ascii="Times New Roman" w:hAnsi="Times New Roman"/>
+          <w:i/>
+          <w:sz w:val="28"/>
+        </w:rPr>
+        <w:t>Z_(N0) = 3 · Z_N</w:t>
+      </w:r>
+      <w:r>
+        <w:rPr>
+          <w:rFonts w:ascii="Times New Roman" w:hAnsi="Times New Roman"/>
+          <w:sz w:val="28"/>
+        </w:rPr>
+        <w:tab/>
+        <w:t>(46)</w:t>
+      </w:r>
+    </w:p>
+    <w:p>
+      <w:pPr/>
+      <w:r>
+        <w:t>То есть в схему вводится сопротивление $3R_N$ или индуктивное сопротивление $3X_L$.</w:t>
+      </w:r>
+    </w:p>
+    <w:p>
+      <w:pPr>
+        <w:pStyle w:val="Heading1"/>
+      </w:pPr>
+      <w:r>
+        <w:t>3 **Линии электропередачи:** Сопротивление линий токам нулевой последовательности $X_0$ существенно выше сопротивления прямой последовательности $X_1$ (для воздушных линий $X_0 \approx 3 \div 5 X_1$, для кабельных $X_0 \approx 3 \div 4,5 X_1$) из-за удаленности обратного пути тока, протекающего по земле.</w:t>
+      </w:r>
+    </w:p>
+    <w:p>
+      <w:pPr/>
+      <w:r>
+        <w:t>\n\n# Лекция 4. Сети с изолированной нейтралью (6–35 кВ). Анализ установившихся режимов. Достоинства (бесперебойность) и недостатки (перенапряжения, многоместные пробои)</w:t>
+      </w:r>
+    </w:p>
+    <w:p>
+      <w:pPr/>
+      <w:r>
+        <w:t>Сети среднего напряжения 6–35 кВ в России традиционно проектируются для работы в режиме изолированной нейтрали при небольших емкостных токах ОЗЗ. Рассмотрим установившиеся процессы в таких сетях и особенности их эксплуатации.</w:t>
+      </w:r>
+    </w:p>
+    <w:p>
+      <w:pPr>
+        <w:pStyle w:val="Heading3"/>
+      </w:pPr>
+      <w:r>
+        <w:t>1. Анализ установившегося режима ОЗЗ</w:t>
+      </w:r>
+    </w:p>
+    <w:p>
+      <w:pPr/>
+      <w:r>
+        <w:t>При возникновении полного металлического замыкания фазы А на землю, напряжение нейтрали смещается до величины фазного напряжения:</w:t>
+      </w:r>
+    </w:p>
+    <w:p>
+      <w:pPr/>
+      <w:r>
+        <w:t>U_N = -E_A</w:t>
+      </w:r>
+    </w:p>
+    <w:p>
+      <w:pPr/>
+      <w:r>
+        <w:t>\dot{U}_N = -\dot{E}_A</w:t>
+      </w:r>
+    </w:p>
+    <w:p>
+      <w:pPr/>
+      <w:r>
+        <w:t>Напряжения неповрежденных фаз В и С относительно земли увеличиваются до линейного значения:</w:t>
+      </w:r>
+    </w:p>
+    <w:p>
+      <w:pPr/>
+      <w:r>
+        <w:t>U_B = E_B - E_A, \quad U_C = E_C - E_A</w:t>
+      </w:r>
+    </w:p>
+    <w:p>
+      <w:pPr/>
+      <w:r>
+        <w:t>\dot{U}_B = \dot{E}_B - \dot{E}_A, \quad \dot{U}_C = \dot{E}_C - \dot{E}_A</w:t>
+      </w:r>
+    </w:p>
+    <w:p>
+      <w:pPr/>
+      <w:r>
+        <w:t>Геометрическая разность двух векторов, сдвинутых на $120^\circ$, дает вектор линейного напряжения, по модулю равный:</w:t>
+      </w:r>
+    </w:p>
+    <w:p>
+      <w:pPr>
+        <w:spacing w:before="120" w:after="120"/>
+        <w:jc w:val="center"/>
+      </w:pPr>
+      <w:r>
+        <w:rPr>
+          <w:rFonts w:ascii="Times New Roman" w:hAnsi="Times New Roman"/>
+          <w:i/>
+          <w:sz w:val="28"/>
+        </w:rPr>
+        <w:t>U_B = U_C = √{3} · U_(ф) = U_(л)</w:t>
+      </w:r>
+      <w:r>
+        <w:rPr>
+          <w:rFonts w:ascii="Times New Roman" w:hAnsi="Times New Roman"/>
+          <w:sz w:val="28"/>
+        </w:rPr>
+        <w:tab/>
+        <w:t>(47)</w:t>
+      </w:r>
+    </w:p>
+    <w:p>
+      <w:pPr>
+        <w:spacing w:before="120" w:after="120"/>
+        <w:jc w:val="center"/>
+      </w:pPr>
+      <w:r>
+        <w:rPr>
+          <w:rFonts w:ascii="Times New Roman" w:hAnsi="Times New Roman"/>
+          <w:i/>
+          <w:sz w:val="28"/>
+        </w:rPr>
+        <w:t>U_B = U_C = √{3} · U_(ф) = U_(л)</w:t>
+      </w:r>
+      <w:r>
+        <w:rPr>
+          <w:rFonts w:ascii="Times New Roman" w:hAnsi="Times New Roman"/>
+          <w:sz w:val="28"/>
+        </w:rPr>
+        <w:tab/>
+        <w:t>(48)</w:t>
+      </w:r>
+    </w:p>
+    <w:p>
+      <w:pPr/>
+      <w:r>
+        <w:t>**Алгоритм расчета емкостных токов установившегося режима:**</w:t>
+      </w:r>
+    </w:p>
+    <w:p>
+      <w:pPr>
+        <w:pStyle w:val="Heading1"/>
+      </w:pPr>
+      <w:r>
+        <w:t>1 Емкостный ток здоровой фазы В относительно земли:</w:t>
+      </w:r>
+    </w:p>
+    <w:p>
+      <w:pPr>
+        <w:spacing w:before="120" w:after="120"/>
+        <w:jc w:val="center"/>
+      </w:pPr>
+      <w:r>
+        <w:rPr>
+          <w:rFonts w:ascii="Times New Roman" w:hAnsi="Times New Roman"/>
+          <w:i/>
+          <w:sz w:val="28"/>
+        </w:rPr>
+        <w:t>I_(Cb) = j · ω · C · U_B = j · ω · C · √{3} · U_(ф) · e^(-j 30^circ)</w:t>
+      </w:r>
+      <w:r>
+        <w:rPr>
+          <w:rFonts w:ascii="Times New Roman" w:hAnsi="Times New Roman"/>
+          <w:sz w:val="28"/>
+        </w:rPr>
+        <w:tab/>
+        <w:t>(49)</w:t>
+      </w:r>
+    </w:p>
+    <w:p>
+      <w:pPr>
+        <w:spacing w:before="120" w:after="120"/>
+        <w:jc w:val="center"/>
+      </w:pPr>
+      <w:r>
+        <w:rPr>
+          <w:rFonts w:ascii="Times New Roman" w:hAnsi="Times New Roman"/>
+          <w:i/>
+          <w:sz w:val="28"/>
+        </w:rPr>
+        <w:t>dot{I}_(Cb) = j · ω · C · dot{U}_B</w:t>
+      </w:r>
+      <w:r>
+        <w:rPr>
+          <w:rFonts w:ascii="Times New Roman" w:hAnsi="Times New Roman"/>
+          <w:sz w:val="28"/>
+        </w:rPr>
+        <w:tab/>
+        <w:t>(50)</w:t>
+      </w:r>
+    </w:p>
+    <w:p>
+      <w:pPr>
+        <w:pStyle w:val="Heading1"/>
+      </w:pPr>
+      <w:r>
+        <w:t>2 Емкостный ток здоровой фазы С относительно земли:</w:t>
+      </w:r>
+    </w:p>
+    <w:p>
+      <w:pPr>
+        <w:spacing w:before="120" w:after="120"/>
+        <w:jc w:val="center"/>
+      </w:pPr>
+      <w:r>
+        <w:rPr>
+          <w:rFonts w:ascii="Times New Roman" w:hAnsi="Times New Roman"/>
+          <w:i/>
+          <w:sz w:val="28"/>
+        </w:rPr>
+        <w:t>I_(Cc) = j · ω · C · U_C = j · ω · C · √{3} · U_(ф) · e^(j 30^circ)</w:t>
+      </w:r>
+      <w:r>
+        <w:rPr>
+          <w:rFonts w:ascii="Times New Roman" w:hAnsi="Times New Roman"/>
+          <w:sz w:val="28"/>
+        </w:rPr>
+        <w:tab/>
+        <w:t>(51)</w:t>
+      </w:r>
+    </w:p>
+    <w:p>
+      <w:pPr>
+        <w:spacing w:before="120" w:after="120"/>
+        <w:jc w:val="center"/>
+      </w:pPr>
+      <w:r>
+        <w:rPr>
+          <w:rFonts w:ascii="Times New Roman" w:hAnsi="Times New Roman"/>
+          <w:i/>
+          <w:sz w:val="28"/>
+        </w:rPr>
+        <w:t>dot{I}_(Cc) = j · ω · C · dot{U}_C</w:t>
+      </w:r>
+      <w:r>
+        <w:rPr>
+          <w:rFonts w:ascii="Times New Roman" w:hAnsi="Times New Roman"/>
+          <w:sz w:val="28"/>
+        </w:rPr>
+        <w:tab/>
+        <w:t>(52)</w:t>
+      </w:r>
+    </w:p>
+    <w:p>
+      <w:pPr>
+        <w:pStyle w:val="Heading1"/>
+      </w:pPr>
+      <w:r>
+        <w:t>3 Суммарный ток в месте замыкания на землю (через точку пробоя фазы А):</w:t>
+      </w:r>
+    </w:p>
+    <w:p>
+      <w:pPr>
+        <w:spacing w:before="120" w:after="120"/>
+        <w:jc w:val="center"/>
+      </w:pPr>
+      <w:r>
+        <w:rPr>
+          <w:rFonts w:ascii="Times New Roman" w:hAnsi="Times New Roman"/>
+          <w:i/>
+          <w:sz w:val="28"/>
+        </w:rPr>
+        <w:t>I_Z = I_(Cb) + I_(Cc) = 3 · j · ω · C · E_A = 3 · I_(A0)</w:t>
+      </w:r>
+      <w:r>
+        <w:rPr>
+          <w:rFonts w:ascii="Times New Roman" w:hAnsi="Times New Roman"/>
+          <w:sz w:val="28"/>
+        </w:rPr>
+        <w:tab/>
+        <w:t>(53)</w:t>
+      </w:r>
+    </w:p>
+    <w:p>
+      <w:pPr>
+        <w:spacing w:before="120" w:after="120"/>
+        <w:jc w:val="center"/>
+      </w:pPr>
+      <w:r>
+        <w:rPr>
+          <w:rFonts w:ascii="Times New Roman" w:hAnsi="Times New Roman"/>
+          <w:i/>
+          <w:sz w:val="28"/>
+        </w:rPr>
+        <w:t>dot{I}_Z = dot{I}_(Cb) + dot{I}_(Cc) = 3 · j · ω · C · dot{E}_A = 3 · dot{I}_(A0)</w:t>
+      </w:r>
+      <w:r>
+        <w:rPr>
+          <w:rFonts w:ascii="Times New Roman" w:hAnsi="Times New Roman"/>
+          <w:sz w:val="28"/>
+        </w:rPr>
+        <w:tab/>
+        <w:t>(54)</w:t>
+      </w:r>
+    </w:p>
+    <w:p>
+      <w:pPr/>
+      <w:r>
+        <w:t>Модуль тока замыкания равен:</w:t>
+      </w:r>
+    </w:p>
+    <w:p>
+      <w:pPr>
+        <w:spacing w:before="120" w:after="120"/>
+        <w:jc w:val="center"/>
+      </w:pPr>
+      <w:r>
+        <w:rPr>
+          <w:rFonts w:ascii="Times New Roman" w:hAnsi="Times New Roman"/>
+          <w:i/>
+          <w:sz w:val="28"/>
+        </w:rPr>
+        <w:t>I_Z = 3 · U_(ф) · ω · C</w:t>
+      </w:r>
+      <w:r>
+        <w:rPr>
+          <w:rFonts w:ascii="Times New Roman" w:hAnsi="Times New Roman"/>
+          <w:sz w:val="28"/>
+        </w:rPr>
+        <w:tab/>
+        <w:t>(55)</w:t>
+      </w:r>
+    </w:p>
+    <w:p>
+      <w:pPr>
+        <w:spacing w:before="120" w:after="120"/>
+        <w:jc w:val="center"/>
+      </w:pPr>
+      <w:r>
+        <w:rPr>
+          <w:rFonts w:ascii="Times New Roman" w:hAnsi="Times New Roman"/>
+          <w:i/>
+          <w:sz w:val="28"/>
+        </w:rPr>
+        <w:t>I_Z = 3 · U_(ф) · ω · C</w:t>
+      </w:r>
+      <w:r>
+        <w:rPr>
+          <w:rFonts w:ascii="Times New Roman" w:hAnsi="Times New Roman"/>
+          <w:sz w:val="28"/>
+        </w:rPr>
+        <w:tab/>
+        <w:t>(56)</w:t>
+      </w:r>
+    </w:p>
+    <w:p>
+      <w:pPr/>
+      <w:r>
+        <w:t>Этот ток опережает напряжение на нейтрали $\dot{U}_N$ на $90^\circ$ и носит чисто емкостный характер.</w:t>
+      </w:r>
+    </w:p>
+    <w:p>
+      <w:pPr>
+        <w:pStyle w:val="Heading3"/>
+      </w:pPr>
+      <w:r>
+        <w:t>2. Анализ достоинств и недостатков режима</w:t>
+      </w:r>
+    </w:p>
+    <w:p>
+      <w:pPr/>
+      <w:r>
+        <w:t>**Достоинства:**</w:t>
+      </w:r>
+    </w:p>
+    <w:p>
+      <w:pPr>
+        <w:pStyle w:val="Heading1"/>
+      </w:pPr>
+      <w:r>
+        <w:t>1 **Бесперебойность электроснабжения:** Междуфазные напряжения в системе остаются полностью симметричными. Потребители (в том числе ответственные электродвигатели I и II категорий надежности) продолжают работать без останова технологического процесса.</w:t>
+      </w:r>
+    </w:p>
+    <w:p>
+      <w:pPr>
+        <w:pStyle w:val="Heading1"/>
+      </w:pPr>
+      <w:r>
+        <w:t>2 **Допустимость временной работы аварийного фидера:** Согласно ПТЭ, сеть может функционировать с «землей» в течение времени до $2$ часов, что позволяет диспетчеру локализовать поврежденный фидер методом поочередного отключения присоединений на ЦРП (центральном распределительном пункте).</w:t>
+      </w:r>
+    </w:p>
+    <w:p>
+      <w:pPr/>
+      <w:r>
+        <w:t>**Недостатки:**</w:t>
+      </w:r>
+    </w:p>
+    <w:p>
+      <w:pPr>
+        <w:pStyle w:val="Heading1"/>
+      </w:pPr>
+      <w:r>
+        <w:t>1 **Дуговые перенапряжения:** В большинстве случаев ОЗЗ происходит с образованием электрической дуги в месте пробоя. Дуга горит нестабильно (перемежающаяся дуга). Гашение дуги при переходе тока через нуль и ее повторные зажигания приводят к эскалации напряжения на здоровых фазах до величин:</w:t>
+      </w:r>
+    </w:p>
+    <w:p>
+      <w:pPr>
+        <w:spacing w:before="120" w:after="120"/>
+        <w:jc w:val="center"/>
+      </w:pPr>
+      <w:r>
+        <w:rPr>
+          <w:rFonts w:ascii="Times New Roman" w:hAnsi="Times New Roman"/>
+          <w:i/>
+          <w:sz w:val="28"/>
+        </w:rPr>
+        <w:t>U_(max) = 3,5 · U_(ф)</w:t>
+      </w:r>
+      <w:r>
+        <w:rPr>
+          <w:rFonts w:ascii="Times New Roman" w:hAnsi="Times New Roman"/>
+          <w:sz w:val="28"/>
+        </w:rPr>
+        <w:tab/>
+        <w:t>(57)</w:t>
+      </w:r>
+    </w:p>
+    <w:p>
+      <w:pPr>
+        <w:spacing w:before="120" w:after="120"/>
+        <w:jc w:val="center"/>
+      </w:pPr>
+      <w:r>
+        <w:rPr>
+          <w:rFonts w:ascii="Times New Roman" w:hAnsi="Times New Roman"/>
+          <w:i/>
+          <w:sz w:val="28"/>
+        </w:rPr>
+        <w:t>U_(max) = 3,5 · U_(ф)</w:t>
+      </w:r>
+      <w:r>
+        <w:rPr>
+          <w:rFonts w:ascii="Times New Roman" w:hAnsi="Times New Roman"/>
+          <w:sz w:val="28"/>
+        </w:rPr>
+        <w:tab/>
+        <w:t>(58)</w:t>
+      </w:r>
+    </w:p>
+    <w:p>
+      <w:pPr>
+        <w:pStyle w:val="Heading1"/>
+      </w:pPr>
+      <w:r>
+        <w:t>2 **Двойные (многоместные) пробои:** Перенапряжения распространяются по всей электрически связанной сети и воздействуют на изоляцию других кабелей и машин. В точках со слабой изоляцией происходит повторный пробой другой фазы. Это переводит однофазное замыкание в двухфазное КЗ через землю (тяжелая авария с большими токами).</w:t>
+      </w:r>
+    </w:p>
+    <w:p>
+      <w:pPr>
+        <w:pStyle w:val="Heading1"/>
+      </w:pPr>
+      <w:r>
+        <w:t>3 **Разрушение измерительных трансформаторов напряжения (ТН):** Взаимодействие емкости сети и индуктивности намагничивания ТН при ОЗЗ инициирует феррорезонансные колебания нулевой последовательности, вызывающие термическое разрушение ТН типа НТМИ или ЗНОЛ.</w:t>
+      </w:r>
+    </w:p>
+    <w:p>
+      <w:pPr>
+        <w:pStyle w:val="Heading1"/>
+      </w:pPr>
+      <w:r>
+        <w:t>4 **Электробезопасность:** Длительное протекание тока в землю создает опасные уровни шагового напряжения и напряжения прикосновения вблизи места падения провода.</w:t>
+      </w:r>
+    </w:p>
+    <w:p>
+      <w:pPr/>
+      <w:r>
+        <w:t>\n\n# Лекция 5. Дуговые перенапряжения. Физика развития перемежающейся заземляющей дуги. Процесс перезарядки емкостей сети и эскалация перенапряжений на неповрежденных фазах (до 3,5 $U_ф$)</w:t>
+      </w:r>
+    </w:p>
+    <w:p>
+      <w:pPr/>
+      <w:r>
+        <w:t>В распределительных сетях среднего напряжения до $80$ % однофазных замыканий сопровождаются горением перемежающейся заземляющей дуги. Это приводит к возникновению опасных высокочастотных перенапряжений во всей сети.</w:t>
+      </w:r>
+    </w:p>
+    <w:p>
+      <w:pPr>
+        <w:pStyle w:val="Heading3"/>
+      </w:pPr>
+      <w:r>
+        <w:t>1. Физика горения перемежающейся дуги</w:t>
+      </w:r>
+    </w:p>
+    <w:p>
+      <w:pPr/>
+      <w:r>
+        <w:t>В отличие от стабильной дуги (например, сварочной), заземляющая дуга в сети с изолированной нейтралью горит нестабильно из-за малого значения и емкостного характера тока ОЗЗ. Дуга гаснет каждый раз при переходе переменного тока через нуль и вновь зажигается, когда напряжение на поврежденной фазе восстанавливается до пробивного значения.</w:t>
+      </w:r>
+    </w:p>
+    <w:p>
+      <w:pPr/>
+      <w:r>
+        <w:t>Существуют две теории, описывающие этот процесс:</w:t>
+      </w:r>
+    </w:p>
+    <w:p>
+      <w:pPr>
+        <w:pStyle w:val="Heading1"/>
+      </w:pPr>
+      <w:r>
+        <w:t>1 **Теория В. Петерсена:** Гашение дуги происходит при первом переходе через нуль переходного (высокочастотного) тока разряда емкости поврежденной фазы. При этом на неповрежденных фазах фиксируется максимальный «захваченный» заряд. Повторное зажигание дуги происходит через полпериода при максимальном напряжении источника. Теоретический предел перенапряжений с учетом затухания составляет:</w:t>
+      </w:r>
+    </w:p>
+    <w:p>
+      <w:pPr>
+        <w:spacing w:before="120" w:after="120"/>
+        <w:jc w:val="center"/>
+      </w:pPr>
+      <w:r>
+        <w:rPr>
+          <w:rFonts w:ascii="Times New Roman" w:hAnsi="Times New Roman"/>
+          <w:i/>
+          <w:sz w:val="28"/>
+        </w:rPr>
+        <w:t>U_(max) = 3,2 · U_(ф)</w:t>
+      </w:r>
+      <w:r>
+        <w:rPr>
+          <w:rFonts w:ascii="Times New Roman" w:hAnsi="Times New Roman"/>
+          <w:sz w:val="28"/>
+        </w:rPr>
+        <w:tab/>
+        <w:t>(59)</w:t>
+      </w:r>
+    </w:p>
+    <w:p>
+      <w:pPr>
+        <w:spacing w:before="120" w:after="120"/>
+        <w:jc w:val="center"/>
+      </w:pPr>
+      <w:r>
+        <w:rPr>
+          <w:rFonts w:ascii="Times New Roman" w:hAnsi="Times New Roman"/>
+          <w:i/>
+          <w:sz w:val="28"/>
+        </w:rPr>
+        <w:t>U_(max) = 3,2 · U_(ф)</w:t>
+      </w:r>
+      <w:r>
+        <w:rPr>
+          <w:rFonts w:ascii="Times New Roman" w:hAnsi="Times New Roman"/>
+          <w:sz w:val="28"/>
+        </w:rPr>
+        <w:tab/>
+        <w:t>(60)</w:t>
+      </w:r>
+    </w:p>
+    <w:p>
+      <w:pPr>
+        <w:pStyle w:val="Heading1"/>
+      </w:pPr>
+      <w:r>
+        <w:t>2 **Теория Дж. Петерса и Х. Слепяна:** Дуга гаснет в момент перехода через нуль составляющей тока промышленной частоты (50 Гц). Повторное зажигание происходит в момент максимума восстанавливающегося фазного напряжения. С учетом волновых процессов перезарядки емкостей здоровых фаз через индуктивность сети, перенапряжения на здоровых фазах достигают величины:</w:t>
+      </w:r>
+    </w:p>
+    <w:p>
+      <w:pPr>
+        <w:spacing w:before="120" w:after="120"/>
+        <w:jc w:val="center"/>
+      </w:pPr>
+      <w:r>
+        <w:rPr>
+          <w:rFonts w:ascii="Times New Roman" w:hAnsi="Times New Roman"/>
+          <w:i/>
+          <w:sz w:val="28"/>
+        </w:rPr>
+        <w:t>U_(max) = 3,5 · U_(ф)</w:t>
+      </w:r>
+      <w:r>
+        <w:rPr>
+          <w:rFonts w:ascii="Times New Roman" w:hAnsi="Times New Roman"/>
+          <w:sz w:val="28"/>
+        </w:rPr>
+        <w:tab/>
+        <w:t>(61)</w:t>
+      </w:r>
+    </w:p>
+    <w:p>
+      <w:pPr>
+        <w:spacing w:before="120" w:after="120"/>
+        <w:jc w:val="center"/>
+      </w:pPr>
+      <w:r>
+        <w:rPr>
+          <w:rFonts w:ascii="Times New Roman" w:hAnsi="Times New Roman"/>
+          <w:i/>
+          <w:sz w:val="28"/>
+        </w:rPr>
+        <w:t>U_(max) = 3,5 · U_(ф)</w:t>
+      </w:r>
+      <w:r>
+        <w:rPr>
+          <w:rFonts w:ascii="Times New Roman" w:hAnsi="Times New Roman"/>
+          <w:sz w:val="28"/>
+        </w:rPr>
+        <w:tab/>
+        <w:t>(62)</w:t>
+      </w:r>
+    </w:p>
+    <w:p>
+      <w:pPr>
+        <w:pStyle w:val="Heading3"/>
+      </w:pPr>
+      <w:r>
+        <w:t>2. Алгоритм эскалации дуговых перенапряжений</w:t>
+      </w:r>
+    </w:p>
+    <w:p>
+      <w:pPr>
+        <w:pStyle w:val="Heading1"/>
+      </w:pPr>
+      <w:r>
+        <w:t>1 **Первый пробой:** В момент максимума ЭДС фазы А происходит пробой изоляции. Емкость поврежденной фазы быстро разряжается через индуктивность цепи КЗ, напряжение фазы А падает до нуля.</w:t>
+      </w:r>
+    </w:p>
+    <w:p>
+      <w:pPr>
+        <w:pStyle w:val="Heading1"/>
+      </w:pPr>
+      <w:r>
+        <w:t>2 **Перезарядка здоровых фаз:** Емкости фаз В и С заряжаются через индуктивность питающего трансформатора до линейных напряжений. Возникает колебательный процесс, в результате которого напряжение на фазах В и С совершает колебания с амплитудой до $2,4 U_{ф}$.</w:t>
+      </w:r>
+    </w:p>
+    <w:p>
+      <w:pPr>
+        <w:pStyle w:val="Heading1"/>
+      </w:pPr>
+      <w:r>
+        <w:t>3 **Гашение дуги:** В момент перехода тока ОЗЗ через нуль дуга гаснет. На емкостях неповрежденных фаз В и С «запирается» избыточный статический заряд. Потенциал нейтрали сети остается смещенным.</w:t>
+      </w:r>
+    </w:p>
+    <w:p>
+      <w:pPr>
+        <w:pStyle w:val="Heading1"/>
+      </w:pPr>
+      <w:r>
+        <w:t>4 **Восстановление напряжения:** ЭДС источника продолжает изменяться с частотой 50 Гц. Напряжение на фазе А восстанавливается как сумма ЭДС источника и смещения потенциала нейтрали. Через полпериода ($0,01$ с) напряжение фазы А достигает удвоенного фазного значения ($2 U_{ф}$).</w:t>
+      </w:r>
+    </w:p>
+    <w:p>
+      <w:pPr>
+        <w:pStyle w:val="Heading1"/>
+      </w:pPr>
+      <w:r>
+        <w:t>5 **Повторный пробой:** Происходит повторный пробой дугового промежутка фазы А при значительном остаточном заряде на фазах В и С. Начинается новый колебательный перезаряд емкостей сети.</w:t>
+      </w:r>
+    </w:p>
+    <w:p>
+      <w:pPr>
+        <w:pStyle w:val="Heading1"/>
+      </w:pPr>
+      <w:r>
+        <w:t>6 **Эскалация:** Амплитуда колебаний напряжения на здоровых фазах нарастает с каждым шагом зажигания/гашения дуги, достигая величины $3,0 \div 3,5 U_{ф}$.</w:t>
+      </w:r>
+    </w:p>
+    <w:p>
+      <w:pPr/>
+      <w:r>
+        <w:t>Эти перенапряжения воздействуют на изоляцию оборудования по всей электрически связанной сети подстанции. Избежать этого позволяет снижение скорости восстановления напряжения на поврежденной фазе за счет компенсации ДГР или демпфирования нейтрали резистором. \n\n# Лекция 6. Сети с компенсированной нейтралью. Принципы резонансного заземления. Дугогасящие реакторы (ДГР), их влияние на ток в месте повреждения и скорость восстановления напряжения</w:t>
+      </w:r>
+    </w:p>
+    <w:p>
+      <w:pPr/>
+      <w:r>
+        <w:t>Компенсация емкостного тока заземления с помощью индуктивности дугогасящего реактора (ДГР) является эффективным методом снижения перенапряжений и предотвращения перехода ОЗЗ в многофазное КЗ.</w:t>
+      </w:r>
+    </w:p>
+    <w:p>
+      <w:pPr>
+        <w:pStyle w:val="Heading3"/>
+      </w:pPr>
+      <w:r>
+        <w:t>1. Физический принцип компенсации</w:t>
+      </w:r>
+    </w:p>
+    <w:p>
+      <w:pPr/>
+      <w:r>
+        <w:t>В нейтраль силового трансформатора подстанции включается индуктивность (ДГР). В нормальном режиме ток через реактор отсутствует. При металлическом замыкании фазы А на землю нейтраль смещается на величину фазного напряжения, и через реактор протекает индуктивный ток:</w:t>
+      </w:r>
+    </w:p>
+    <w:p>
+      <w:pPr>
+        <w:spacing w:before="120" w:after="120"/>
+        <w:jc w:val="center"/>
+      </w:pPr>
+      <w:r>
+        <w:rPr>
+          <w:rFonts w:ascii="Times New Roman" w:hAnsi="Times New Roman"/>
+          <w:i/>
+          <w:sz w:val="28"/>
+        </w:rPr>
+        <w:t>I_L = frac{U_(ф)}{ω · L}</w:t>
+      </w:r>
+      <w:r>
+        <w:rPr>
+          <w:rFonts w:ascii="Times New Roman" w:hAnsi="Times New Roman"/>
+          <w:sz w:val="28"/>
+        </w:rPr>
+        <w:tab/>
+        <w:t>(63)</w:t>
+      </w:r>
+    </w:p>
+    <w:p>
+      <w:pPr>
+        <w:spacing w:before="120" w:after="120"/>
+        <w:jc w:val="center"/>
+      </w:pPr>
+      <w:r>
+        <w:rPr>
+          <w:rFonts w:ascii="Times New Roman" w:hAnsi="Times New Roman"/>
+          <w:i/>
+          <w:sz w:val="28"/>
+        </w:rPr>
+        <w:t>I_L = frac{U_(ф)}{ω · L}</w:t>
+      </w:r>
+      <w:r>
+        <w:rPr>
+          <w:rFonts w:ascii="Times New Roman" w:hAnsi="Times New Roman"/>
+          <w:sz w:val="28"/>
+        </w:rPr>
+        <w:tab/>
+        <w:t>(64)</w:t>
+      </w:r>
+    </w:p>
+    <w:p>
+      <w:pPr/>
+      <w:r>
+        <w:t>Этот ток протекает через землю к месту ОЗЗ, где накладывается на емкостный ток сети $I_C$:</w:t>
+      </w:r>
+    </w:p>
+    <w:p>
+      <w:pPr>
+        <w:spacing w:before="120" w:after="120"/>
+        <w:jc w:val="center"/>
+      </w:pPr>
+      <w:r>
+        <w:rPr>
+          <w:rFonts w:ascii="Times New Roman" w:hAnsi="Times New Roman"/>
+          <w:i/>
+          <w:sz w:val="28"/>
+        </w:rPr>
+        <w:t>I_C = 3 · U_(ф) · ω · C</w:t>
+      </w:r>
+      <w:r>
+        <w:rPr>
+          <w:rFonts w:ascii="Times New Roman" w:hAnsi="Times New Roman"/>
+          <w:sz w:val="28"/>
+        </w:rPr>
+        <w:tab/>
+        <w:t>(65)</w:t>
+      </w:r>
+    </w:p>
+    <w:p>
+      <w:pPr>
+        <w:spacing w:before="120" w:after="120"/>
+        <w:jc w:val="center"/>
+      </w:pPr>
+      <w:r>
+        <w:rPr>
+          <w:rFonts w:ascii="Times New Roman" w:hAnsi="Times New Roman"/>
+          <w:i/>
+          <w:sz w:val="28"/>
+        </w:rPr>
+        <w:t>I_C = 3 · U_(ф) · ω · C</w:t>
+      </w:r>
+      <w:r>
+        <w:rPr>
+          <w:rFonts w:ascii="Times New Roman" w:hAnsi="Times New Roman"/>
+          <w:sz w:val="28"/>
+        </w:rPr>
+        <w:tab/>
+        <w:t>(66)</w:t>
+      </w:r>
+    </w:p>
+    <w:p>
+      <w:pPr/>
+      <w:r>
+        <w:t>Поскольку индуктивный и емкостный токи сдвинуты по фазе на $180^\circ$, результирующий реактивный ток в месте повреждения равен их разности:</w:t>
+      </w:r>
+    </w:p>
+    <w:p>
+      <w:pPr>
+        <w:spacing w:before="120" w:after="120"/>
+        <w:jc w:val="center"/>
+      </w:pPr>
+      <w:r>
+        <w:rPr>
+          <w:rFonts w:ascii="Times New Roman" w:hAnsi="Times New Roman"/>
+          <w:i/>
+          <w:sz w:val="28"/>
+        </w:rPr>
+        <w:t>I_(разн) = I_C - I_L = 3 · U_(ф) · ω · C - frac{U_(ф)}{ω · L}</w:t>
+      </w:r>
+      <w:r>
+        <w:rPr>
+          <w:rFonts w:ascii="Times New Roman" w:hAnsi="Times New Roman"/>
+          <w:sz w:val="28"/>
+        </w:rPr>
+        <w:tab/>
+        <w:t>(67)</w:t>
+      </w:r>
+    </w:p>
+    <w:p>
+      <w:pPr>
+        <w:spacing w:before="120" w:after="120"/>
+        <w:jc w:val="center"/>
+      </w:pPr>
+      <w:r>
+        <w:rPr>
+          <w:rFonts w:ascii="Times New Roman" w:hAnsi="Times New Roman"/>
+          <w:i/>
+          <w:sz w:val="28"/>
+        </w:rPr>
+        <w:t>I_(разн) = I_C - I_L = 3 · U_(ф) · ω · C - frac{U_(ф)}{ω · L}</w:t>
+      </w:r>
+      <w:r>
+        <w:rPr>
+          <w:rFonts w:ascii="Times New Roman" w:hAnsi="Times New Roman"/>
+          <w:sz w:val="28"/>
+        </w:rPr>
+        <w:tab/>
+        <w:t>(68)</w:t>
+      </w:r>
+    </w:p>
+    <w:p>
+      <w:pPr/>
+      <w:r>
+        <w:t>При резонансной настройке реактора выполняется условие резонанса токов:</w:t>
+      </w:r>
+    </w:p>
+    <w:p>
+      <w:pPr>
+        <w:spacing w:before="120" w:after="120"/>
+        <w:jc w:val="center"/>
+      </w:pPr>
+      <w:r>
+        <w:rPr>
+          <w:rFonts w:ascii="Times New Roman" w:hAnsi="Times New Roman"/>
+          <w:i/>
+          <w:sz w:val="28"/>
+        </w:rPr>
+        <w:t>X_L = X_C0 implies ω · L = (1) / (3 · ω · C)</w:t>
+      </w:r>
+      <w:r>
+        <w:rPr>
+          <w:rFonts w:ascii="Times New Roman" w:hAnsi="Times New Roman"/>
+          <w:sz w:val="28"/>
+        </w:rPr>
+        <w:tab/>
+        <w:t>(69)</w:t>
+      </w:r>
+    </w:p>
+    <w:p>
+      <w:pPr>
+        <w:spacing w:before="120" w:after="120"/>
+        <w:jc w:val="center"/>
+      </w:pPr>
+      <w:r>
+        <w:rPr>
+          <w:rFonts w:ascii="Times New Roman" w:hAnsi="Times New Roman"/>
+          <w:i/>
+          <w:sz w:val="28"/>
+        </w:rPr>
+        <w:t>X_L = X_C0 implies ω · L = (1) / (3 · ω · C)</w:t>
+      </w:r>
+      <w:r>
+        <w:rPr>
+          <w:rFonts w:ascii="Times New Roman" w:hAnsi="Times New Roman"/>
+          <w:sz w:val="28"/>
+        </w:rPr>
+        <w:tab/>
+        <w:t>(70)</w:t>
+      </w:r>
+    </w:p>
+    <w:p>
+      <w:pPr>
+        <w:spacing w:before="120" w:after="120"/>
+        <w:jc w:val="center"/>
+      </w:pPr>
+      <w:r>
+        <w:rPr>
+          <w:rFonts w:ascii="Times New Roman" w:hAnsi="Times New Roman"/>
+          <w:i/>
+          <w:sz w:val="28"/>
+        </w:rPr>
+        <w:t>В этом случае реактивный ток в месте замыкания становится равным нулю ($I_(разн) = 0$). В точке пробоя протекает только минимальный остаточный ток активных потерь и высших гармоник ($I_(ост) ≈ 0,05 div 0,1 I_C$).</w:t>
+      </w:r>
+      <w:r>
+        <w:rPr>
+          <w:rFonts w:ascii="Times New Roman" w:hAnsi="Times New Roman"/>
+          <w:sz w:val="28"/>
+        </w:rPr>
+        <w:tab/>
+        <w:t>(71)</w:t>
+      </w:r>
+    </w:p>
+    <w:p>
+      <w:pPr>
+        <w:pStyle w:val="Heading3"/>
+      </w:pPr>
+      <w:r>
+        <w:t>2. Влияние на скорость восстановления напряжения</w:t>
+      </w:r>
+    </w:p>
+    <w:p>
+      <w:pPr/>
+      <w:r>
+        <w:t>После погасания дуги в месте ОЗЗ напряжение на поврежденной фазе восстанавливается не мгновенно. Свободные колебания в контуре «емкость сети – индуктивность ДГР» происходят на резонансной частоте, близкой к $50$ Гц:</w:t>
+      </w:r>
+    </w:p>
+    <w:p>
+      <w:pPr>
+        <w:spacing w:before="120" w:after="120"/>
+        <w:jc w:val="center"/>
+      </w:pPr>
+      <w:r>
+        <w:rPr>
+          <w:rFonts w:ascii="Times New Roman" w:hAnsi="Times New Roman"/>
+          <w:i/>
+          <w:sz w:val="28"/>
+        </w:rPr>
+        <w:t>f_(рез) = (1) / (2π · √{3 · L · C)}</w:t>
+      </w:r>
+      <w:r>
+        <w:rPr>
+          <w:rFonts w:ascii="Times New Roman" w:hAnsi="Times New Roman"/>
+          <w:sz w:val="28"/>
+        </w:rPr>
+        <w:tab/>
+        <w:t>(72)</w:t>
+      </w:r>
+    </w:p>
+    <w:p>
+      <w:pPr>
+        <w:spacing w:before="120" w:after="120"/>
+        <w:jc w:val="center"/>
+      </w:pPr>
+      <w:r>
+        <w:rPr>
+          <w:rFonts w:ascii="Times New Roman" w:hAnsi="Times New Roman"/>
+          <w:i/>
+          <w:sz w:val="28"/>
+        </w:rPr>
+        <w:t>f_(рез) = (1) / (2π · √{3 · L · C)}</w:t>
+      </w:r>
+      <w:r>
+        <w:rPr>
+          <w:rFonts w:ascii="Times New Roman" w:hAnsi="Times New Roman"/>
+          <w:sz w:val="28"/>
+        </w:rPr>
+        <w:tab/>
+        <w:t>(73)</w:t>
+      </w:r>
+    </w:p>
+    <w:p>
+      <w:pPr/>
+      <w:r>
+        <w:t>Разность между принужденным напряжением источника (50 Гц) и свободными затухающими колебаниями нейтрали приводит к тому, что напряжение на поврежденной фазе нарастает очень плавно (в течение $0,2 \div 0,5$ с). За это время дуговой промежуток успевает полностью деионизироваться и восстановить свою электрическую прочность, что предотвращает повторные зажигания дуги и ликвидирует перенапряжения.</w:t>
+      </w:r>
+    </w:p>
+    <w:p>
+      <w:pPr/>
+      <w:r>
+        <w:t>**Нормативные требования (ПТЭ):** Допускается работа сети с расстройкой компенсации по реактивному току не более $5$ А (в сетях 6–20 кВ) и не более $10$ А (в сетях 35 кВ). Предпочтительна настройка с небольшой перекомпенсацией ($I_L &gt; I_C$). Недокомпенсация ($I_L &lt; I_C$) опасна возможностью возникновения резонансных перенапряжений при отключении отдельных линий. \n\n# Лекция 7. Конструкции ДГР и автоматическая настройка компенсации (АНК). Плунжерные реакторы, реакторы с подмагничиванием. Фазовые и экстремальные принципы работы АНК</w:t>
+      </w:r>
+    </w:p>
+    <w:p>
+      <w:pPr/>
+      <w:r>
+        <w:t>Для надежной компенсации емкостного тока при изменении конфигурации сети требуется плавная и быстрая подстройка индуктивности дугогасящего реактора.</w:t>
+      </w:r>
+    </w:p>
+    <w:p>
+      <w:pPr>
+        <w:pStyle w:val="Heading3"/>
+      </w:pPr>
+      <w:r>
+        <w:t>1. Конструкции плавнорегулируемых ДГР</w:t>
+      </w:r>
+    </w:p>
+    <w:p>
+      <w:pPr>
+        <w:pStyle w:val="Heading1"/>
+      </w:pPr>
+      <w:r>
+        <w:t>1 **Плунжерные реакторы (типа РЗДПОМ):**</w:t>
+      </w:r>
+    </w:p>
+    <w:p>
+      <w:pPr/>
+      <w:r>
+        <w:t>Индуктивность регулируется изменением величины воздушного зазора в магнитном сердечнике за счет перемещения подвижных плунжеров с помощью электропривода. Эти реакторы имеют линейную вольт-амперную характеристику, генерируют минимум высших гармоник и обеспечивают высокую точность настройки.</w:t>
+      </w:r>
+    </w:p>
+    <w:p>
+      <w:pPr>
+        <w:pStyle w:val="Heading1"/>
+      </w:pPr>
+      <w:r>
+        <w:t>2 **Реакторы с подмагничиванием (типа РУОМ):**</w:t>
+      </w:r>
+    </w:p>
+    <w:p>
+      <w:pPr/>
+      <w:r>
+        <w:t>Индуктивность изменяется за счет подмагничивания сердечника постоянным током управления, подаваемым в специальную обмотку управления. Реакторы имеют высокую скорость отклика, но их вольт-амперная характеристика нелинейна, и они генерируют в сеть значительные токи высших гармоник (до $15$ % от номинального тока), что увеличивает остаточный ток в месте ОЗЗ.</w:t>
+      </w:r>
+    </w:p>
+    <w:p>
+      <w:pPr>
+        <w:pStyle w:val="Heading3"/>
+      </w:pPr>
+      <w:r>
+        <w:t>2. Принципы работы АНК</w:t>
+      </w:r>
+    </w:p>
+    <w:p>
+      <w:pPr/>
+      <w:r>
+        <w:t>Системы автоматической настройки компенсации (АНК) непрерывно измеряют параметры сети в нормальном режиме работы и управляют индуктивностью реактора.</w:t>
+      </w:r>
+    </w:p>
+    <w:p>
+      <w:pPr/>
+      <w:r>
+        <w:t>**А) Экстремальный принцип настройки:** Основан на поиске максимума напряжения смещения нейтрали $U_0$ в нормальном режиме работы сети. Контур нулевой последовательности, образованный емкостью сети $3C$ и индуктивностью ДГР $L$, обладает выраженной резонансной характеристикой. При приближении к резонансу ($K_комп = 1$) напряжение $U_0$, обусловленное естественной несимметрией емкостей фаз, достигает максимального (экстремального) значения.</w:t>
+      </w:r>
+    </w:p>
+    <w:p>
+      <w:pPr/>
+      <w:r>
+        <w:t>*Алгоритм работы регулятора:*</w:t>
+      </w:r>
+    </w:p>
+    <w:p>
+      <w:pPr>
+        <w:pStyle w:val="Heading1"/>
+      </w:pPr>
+      <w:r>
+        <w:t>1 Измерение текущего действующего значения напряжения смещения нейтрали $U_0$ (снимается с сигнальной обмотки ДГР или вторичной обмотки ТН).</w:t>
+      </w:r>
+    </w:p>
+    <w:p>
+      <w:pPr>
+        <w:pStyle w:val="Heading1"/>
+      </w:pPr>
+      <w:r>
+        <w:t>2 Подача тестового импульса на изменение индуктивности ДГР (кратковременное перемещение плунжера).</w:t>
+      </w:r>
+    </w:p>
+    <w:p>
+      <w:pPr>
+        <w:pStyle w:val="Heading1"/>
+      </w:pPr>
+      <w:r>
+        <w:t>3 Определение знака производной $dU_0 / dI_L$.</w:t>
+      </w:r>
+    </w:p>
+    <w:p>
+      <w:pPr>
+        <w:pStyle w:val="Heading1"/>
+      </w:pPr>
+      <w:r>
+        <w:t>4 Если производная положительна ($dU_0 / dI_L &gt; 0$), привод плунжера перемещает его в сторону увеличения $U_0$.</w:t>
+      </w:r>
+    </w:p>
+    <w:p>
+      <w:pPr>
+        <w:pStyle w:val="Heading1"/>
+      </w:pPr>
+      <w:r>
+        <w:t>5 Если производная равна нулю ($dU_0 / dI_L = 0$), система фиксирует точку резонанса и останавливает привод.</w:t>
+      </w:r>
+    </w:p>
+    <w:p>
+      <w:pPr/>
+      <w:r>
+        <w:t>**Б) Фазовый принцип настройки:** Основан на измерении угла сдвига фаз между напряжением смещения нейтрали $U_0$ и опорным фазным напряжением сети. В точке резонанса этот угол равен $90^\circ$ (или $0^\circ$ относительно вектора ЭДС несимметрии). Изменение знака угла указывает на режим недокомпенсации или перекомпенсации, что позволяет регулятору быстро определить направление регулирования. \n\n# Лекция 8. Остаточные токи при компенсации. Влияние расстройки компенсации, активной проводимости утечек и нескомпенсированных высших гармоник на ток в месте замыкания</w:t>
+      </w:r>
+    </w:p>
+    <w:p>
+      <w:pPr/>
+      <w:r>
+        <w:t>Даже при идеальной резонансной настройке дугогасящего реактора ток в месте ОЗЗ не снижается до нуля. Остаточный ток в точке пробоя изоляции определяется по формуле:</w:t>
+      </w:r>
+    </w:p>
+    <w:p>
+      <w:pPr>
+        <w:spacing w:before="120" w:after="120"/>
+        <w:jc w:val="center"/>
+      </w:pPr>
+      <w:r>
+        <w:rPr>
+          <w:rFonts w:ascii="Times New Roman" w:hAnsi="Times New Roman"/>
+          <w:i/>
+          <w:sz w:val="28"/>
+        </w:rPr>
+        <w:t>I_(ост) = √{I_(актив)^2 + I_(расстр)^2 + I_(гарм)^2}</w:t>
+      </w:r>
+      <w:r>
+        <w:rPr>
+          <w:rFonts w:ascii="Times New Roman" w:hAnsi="Times New Roman"/>
+          <w:sz w:val="28"/>
+        </w:rPr>
+        <w:tab/>
+        <w:t>(74)</w:t>
+      </w:r>
+    </w:p>
+    <w:p>
+      <w:pPr>
+        <w:spacing w:before="120" w:after="120"/>
+        <w:jc w:val="center"/>
+      </w:pPr>
+      <w:r>
+        <w:rPr>
+          <w:rFonts w:ascii="Times New Roman" w:hAnsi="Times New Roman"/>
+          <w:i/>
+          <w:sz w:val="28"/>
+        </w:rPr>
+        <w:t>I_(ост) = √{I_(актив)^2 + I_(расстр)^2 + I_(гарм)^2}</w:t>
+      </w:r>
+      <w:r>
+        <w:rPr>
+          <w:rFonts w:ascii="Times New Roman" w:hAnsi="Times New Roman"/>
+          <w:sz w:val="28"/>
+        </w:rPr>
+        <w:tab/>
+        <w:t>(75)</w:t>
+      </w:r>
+    </w:p>
+    <w:p>
+      <w:pPr>
+        <w:spacing w:before="120" w:after="120"/>
+        <w:jc w:val="center"/>
+      </w:pPr>
+      <w:r>
+        <w:rPr>
+          <w:rFonts w:ascii="Times New Roman" w:hAnsi="Times New Roman"/>
+          <w:i/>
+          <w:sz w:val="28"/>
+        </w:rPr>
+        <w:t>где $I_(актив)$ — активная составляющая тока; $I_(расстр)$ — реактивный ток расстройки компенсации; $I_(гарм)$ — ток высших гармоник.</w:t>
+      </w:r>
+      <w:r>
+        <w:rPr>
+          <w:rFonts w:ascii="Times New Roman" w:hAnsi="Times New Roman"/>
+          <w:sz w:val="28"/>
+        </w:rPr>
+        <w:tab/>
+        <w:t>(76)</w:t>
+      </w:r>
+    </w:p>
+    <w:p>
+      <w:pPr>
+        <w:pStyle w:val="Heading3"/>
+      </w:pPr>
+      <w:r>
+        <w:t>1. Активная составляющая остаточного тока</w:t>
+      </w:r>
+    </w:p>
+    <w:p>
+      <w:pPr/>
+      <w:r>
+        <w:t>Активный ток совпадает по фазе с фазным напряжением поврежденной фазы и не может быть компенсирован индуктивностью реактора. Он обусловлен: * Активными потерями мощности в самом ДГР (активным сопротивлением обмотки и потерями в стали сердечника). * Токами утечки по поверхности изоляторов линий электропередачи и оборудования (особенно при загрязнении и увлажнении). * Диэлектрическими потерями в изоляции кабелей.</w:t>
+      </w:r>
+    </w:p>
+    <w:p>
+      <w:pPr/>
+      <w:r>
+        <w:t>Обычно активный ток составляет $2 \div 4$ % от полного емкостного тока сети.</w:t>
+      </w:r>
+    </w:p>
+    <w:p>
+      <w:pPr>
+        <w:pStyle w:val="Heading3"/>
+      </w:pPr>
+      <w:r>
+        <w:t>2. Ток нескомпенсированных высших гармоник</w:t>
+      </w:r>
+    </w:p>
+    <w:p>
+      <w:pPr/>
+      <w:r>
+        <w:t>Дугогасящий реактор настраивается в резонанс только на основной частоте $50$ Гц. Для высших гармоник (в основном 5-й и 7-й, генерируемых нелинейными нагрузками, частотными преобразователями и мощными выпрямителями) резонанс нарушается. Индуктивное сопротивление ДГР для $n$-й гармоники возрастает в $n$ раз:</w:t>
+      </w:r>
+    </w:p>
+    <w:p>
+      <w:pPr>
+        <w:spacing w:before="120" w:after="120"/>
+        <w:jc w:val="center"/>
+      </w:pPr>
+      <w:r>
+        <w:rPr>
+          <w:rFonts w:ascii="Times New Roman" w:hAnsi="Times New Roman"/>
+          <w:i/>
+          <w:sz w:val="28"/>
+        </w:rPr>
+        <w:t>X_(Ln) = n · ω · L</w:t>
+      </w:r>
+      <w:r>
+        <w:rPr>
+          <w:rFonts w:ascii="Times New Roman" w:hAnsi="Times New Roman"/>
+          <w:sz w:val="28"/>
+        </w:rPr>
+        <w:tab/>
+        <w:t>(77)</w:t>
+      </w:r>
+    </w:p>
+    <w:p>
+      <w:pPr>
+        <w:spacing w:before="120" w:after="120"/>
+        <w:jc w:val="center"/>
+      </w:pPr>
+      <w:r>
+        <w:rPr>
+          <w:rFonts w:ascii="Times New Roman" w:hAnsi="Times New Roman"/>
+          <w:i/>
+          <w:sz w:val="28"/>
+        </w:rPr>
+        <w:t>X_(Ln) = n · ω · L</w:t>
+      </w:r>
+      <w:r>
+        <w:rPr>
+          <w:rFonts w:ascii="Times New Roman" w:hAnsi="Times New Roman"/>
+          <w:sz w:val="28"/>
+        </w:rPr>
+        <w:tab/>
+        <w:t>(78)</w:t>
+      </w:r>
+    </w:p>
+    <w:p>
+      <w:pPr/>
+      <w:r>
+        <w:t>а емкостное сопротивление сети снижается в $n$ раз:</w:t>
+      </w:r>
+    </w:p>
+    <w:p>
+      <w:pPr>
+        <w:spacing w:before="120" w:after="120"/>
+        <w:jc w:val="center"/>
+      </w:pPr>
+      <w:r>
+        <w:rPr>
+          <w:rFonts w:ascii="Times New Roman" w:hAnsi="Times New Roman"/>
+          <w:i/>
+          <w:sz w:val="28"/>
+        </w:rPr>
+        <w:t>X_(Cn) = (1) / (n · ω · 3C)</w:t>
+      </w:r>
+      <w:r>
+        <w:rPr>
+          <w:rFonts w:ascii="Times New Roman" w:hAnsi="Times New Roman"/>
+          <w:sz w:val="28"/>
+        </w:rPr>
+        <w:tab/>
+        <w:t>(79)</w:t>
+      </w:r>
+    </w:p>
+    <w:p>
+      <w:pPr>
+        <w:spacing w:before="120" w:after="120"/>
+        <w:jc w:val="center"/>
+      </w:pPr>
+      <w:r>
+        <w:rPr>
+          <w:rFonts w:ascii="Times New Roman" w:hAnsi="Times New Roman"/>
+          <w:i/>
+          <w:sz w:val="28"/>
+        </w:rPr>
+        <w:t>X_(Cn) = (1) / (n · ω · 3C)</w:t>
+      </w:r>
+      <w:r>
+        <w:rPr>
+          <w:rFonts w:ascii="Times New Roman" w:hAnsi="Times New Roman"/>
+          <w:sz w:val="28"/>
+        </w:rPr>
+        <w:tab/>
+        <w:t>(80)</w:t>
+      </w:r>
+    </w:p>
+    <w:p>
+      <w:pPr>
+        <w:spacing w:before="120" w:after="120"/>
+        <w:jc w:val="center"/>
+      </w:pPr>
+      <w:r>
+        <w:rPr>
+          <w:rFonts w:ascii="Times New Roman" w:hAnsi="Times New Roman"/>
+          <w:i/>
+          <w:sz w:val="28"/>
+        </w:rPr>
+        <w:t>В результате реактор не оказывает компенсирующего действия на токи высших гармоник, и они беспрепятственно протекают через место повреждения. Величина тока высших гармоник $I_(гарм)$ может достигать $5 div 10$ % от полного емкостного тока, особенно в промышленных сетях.</w:t>
+      </w:r>
+      <w:r>
+        <w:rPr>
+          <w:rFonts w:ascii="Times New Roman" w:hAnsi="Times New Roman"/>
+          <w:sz w:val="28"/>
+        </w:rPr>
+        <w:tab/>
+        <w:t>(81)</w:t>
+      </w:r>
+    </w:p>
+    <w:p>
+      <w:pPr>
+        <w:pStyle w:val="Heading3"/>
+      </w:pPr>
+      <w:r>
+        <w:t>3. Реактивный ток расстройки компенсации</w:t>
+      </w:r>
+    </w:p>
+    <w:p>
+      <w:pPr/>
+      <w:r>
+        <w:t>Возникает из-за неточной настройки реактора относительно текущей емкости сети. Величина тока расстройки определяется как:</w:t>
+      </w:r>
+    </w:p>
+    <w:p>
+      <w:pPr>
+        <w:spacing w:before="120" w:after="120"/>
+        <w:jc w:val="center"/>
+      </w:pPr>
+      <w:r>
+        <w:rPr>
+          <w:rFonts w:ascii="Times New Roman" w:hAnsi="Times New Roman"/>
+          <w:i/>
+          <w:sz w:val="28"/>
+        </w:rPr>
+        <w:t>I_(расстр) = I_C - I_L = 3 · U_(ф) · ω · C · v</w:t>
+      </w:r>
+      <w:r>
+        <w:rPr>
+          <w:rFonts w:ascii="Times New Roman" w:hAnsi="Times New Roman"/>
+          <w:sz w:val="28"/>
+        </w:rPr>
+        <w:tab/>
+        <w:t>(82)</w:t>
+      </w:r>
+    </w:p>
+    <w:p>
+      <w:pPr>
+        <w:spacing w:before="120" w:after="120"/>
+        <w:jc w:val="center"/>
+      </w:pPr>
+      <w:r>
+        <w:rPr>
+          <w:rFonts w:ascii="Times New Roman" w:hAnsi="Times New Roman"/>
+          <w:i/>
+          <w:sz w:val="28"/>
+        </w:rPr>
+        <w:t>I_(расстр) = 3 · U_(ф) · ω · C · v</w:t>
+      </w:r>
+      <w:r>
+        <w:rPr>
+          <w:rFonts w:ascii="Times New Roman" w:hAnsi="Times New Roman"/>
+          <w:sz w:val="28"/>
+        </w:rPr>
+        <w:tab/>
+        <w:t>(83)</w:t>
+      </w:r>
+    </w:p>
+    <w:p>
+      <w:pPr/>
+      <w:r>
+        <w:t>где $v = (I_C - I_L) / I_C$ — коэффициент расстройки компенсации.</w:t>
+      </w:r>
+    </w:p>
+    <w:p>
+      <w:pPr>
+        <w:spacing w:before="120" w:after="120"/>
+        <w:jc w:val="center"/>
+      </w:pPr>
+      <w:r>
+        <w:rPr>
+          <w:rFonts w:ascii="Times New Roman" w:hAnsi="Times New Roman"/>
+          <w:i/>
+          <w:sz w:val="28"/>
+        </w:rPr>
+        <w:t>При расстройке более $15 div 20$ % эффективность компенсации резко снижается: скорость восстановления напряжения на поврежденной фазе возрастает, возникают повторные пробои дуги и перенапряжения на здоровых фазах до $3,0 U_(ф)$. Поэтому ПТЭ строго ограничивают допустимую расстройку перекомпенсацией до $5$ %.</w:t>
+      </w:r>
+      <w:r>
+        <w:rPr>
+          <w:rFonts w:ascii="Times New Roman" w:hAnsi="Times New Roman"/>
+          <w:sz w:val="28"/>
+        </w:rPr>
+        <w:tab/>
+        <w:t>(84)</w:t>
+      </w:r>
+    </w:p>
+    <w:p>
+      <w:pPr/>
+      <w:r>
+        <w:t>\n\n# Лекция 9. Резистивное заземление нейтрали (высокоомное и низкоомное). Обоснование применения для подавления дуговых перенапряжений и исключения феррорезонанса</w:t>
+      </w:r>
+    </w:p>
+    <w:p>
+      <w:pPr/>
+      <w:r>
+        <w:t>Заземление нейтрали сетей 6–35 кВ через активное сопротивление (резистор) является эффективной альтернативой режимам изолированной и компенсированной нейтрали, широко применяемой в мировой практике.</w:t>
+      </w:r>
+    </w:p>
+    <w:p>
+      <w:pPr>
+        <w:pStyle w:val="Heading3"/>
+      </w:pPr>
+      <w:r>
+        <w:t>1. Высокоомное и низкоомное резистивное заземление</w:t>
+      </w:r>
+    </w:p>
+    <w:p>
+      <w:pPr/>
+      <w:r>
+        <w:t>В зависимости от величины сопротивления резистора $R_N$, включенного между нейтралью сети и заземляющим устройством, различают два режима:</w:t>
+      </w:r>
+    </w:p>
+    <w:p>
+      <w:pPr>
+        <w:pStyle w:val="Heading1"/>
+      </w:pPr>
+      <w:r>
+        <w:t>1 **Высокоомное заземление:**</w:t>
+      </w:r>
+    </w:p>
+    <w:p>
+      <w:pPr/>
+      <w:r>
+        <w:t>Сопротивление резистора выбирается из условия равенства или превышения создаваемого им активного тока над суммарным емкостным током сети:</w:t>
+      </w:r>
+    </w:p>
+    <w:p>
+      <w:pPr>
+        <w:spacing w:before="120" w:after="120"/>
+        <w:jc w:val="center"/>
+      </w:pPr>
+      <w:r>
+        <w:rPr>
+          <w:rFonts w:ascii="Times New Roman" w:hAnsi="Times New Roman"/>
+          <w:i/>
+          <w:sz w:val="28"/>
+        </w:rPr>
+        <w:t>I_R ge I_C implies R_N le frac{U_(ф)}{I_C}</w:t>
+      </w:r>
+      <w:r>
+        <w:rPr>
+          <w:rFonts w:ascii="Times New Roman" w:hAnsi="Times New Roman"/>
+          <w:sz w:val="28"/>
+        </w:rPr>
+        <w:tab/>
+        <w:t>(85)</w:t>
+      </w:r>
+    </w:p>
+    <w:p>
+      <w:pPr>
+        <w:spacing w:before="120" w:after="120"/>
+        <w:jc w:val="center"/>
+      </w:pPr>
+      <w:r>
+        <w:rPr>
+          <w:rFonts w:ascii="Times New Roman" w:hAnsi="Times New Roman"/>
+          <w:i/>
+          <w:sz w:val="28"/>
+        </w:rPr>
+        <w:t>R_N le frac{U_(ф)}{I_C}</w:t>
+      </w:r>
+      <w:r>
+        <w:rPr>
+          <w:rFonts w:ascii="Times New Roman" w:hAnsi="Times New Roman"/>
+          <w:sz w:val="28"/>
+        </w:rPr>
+        <w:tab/>
+        <w:t>(86)</w:t>
+      </w:r>
+    </w:p>
+    <w:p>
+      <w:pPr/>
+      <w:r>
+        <w:t>При этом ток в месте ОЗЗ увеличивается незначительно (не более $10$ А), что позволяет эксплуатировать сеть с «землей» в течение короткого времени, необходимого для поиска повреждения. Защита работает на сигнал.</w:t>
+      </w:r>
+    </w:p>
+    <w:p>
+      <w:pPr>
+        <w:pStyle w:val="Heading1"/>
+      </w:pPr>
+      <w:r>
+        <w:t>2 **Низкоомное заземление:**</w:t>
+      </w:r>
+    </w:p>
+    <w:p>
+      <w:pPr/>
+      <w:r>
+        <w:t>Применяется в разветвленных кабельных сетях. Активный ток резистора выбирается существенно больше емкостного тока сети ($I_R \ge 2 I_C$), обычно составляя от $50$ до $200$ А. Такой значительный ток позволяет организовать простые и селективные токовые защиты нулевой последовательности, отключающие поврежденный фидер без выдержки времени.</w:t>
+      </w:r>
+    </w:p>
+    <w:p>
+      <w:pPr>
+        <w:pStyle w:val="Heading3"/>
+      </w:pPr>
+      <w:r>
+        <w:t>2. Физика подавления перенапряжений и феррорезонанса</w:t>
+      </w:r>
+    </w:p>
+    <w:p>
+      <w:pPr/>
+      <w:r>
+        <w:t>* **Подавление дуговых перенапряжений:** Включение резистора параллельно емкости сети обеспечивает быстрый апериодический разряд емкостей здоровых фаз во время бестоковой паузы (когда дуга гаснет при переходе тока через нуль). Статический заряд стекает через резистор в землю за время, меньшее полупериода частоты $50$ Гц. Потенциал нейтрали возвращается к нулю, и при повторном зажигании дуги эскалация перенапряжений становится невозможной. Амплитуда перенапряжений жестко ограничивается уровнем:</w:t>
+      </w:r>
+    </w:p>
+    <w:p>
+      <w:pPr>
+        <w:spacing w:before="120" w:after="120"/>
+        <w:jc w:val="center"/>
+      </w:pPr>
+      <w:r>
+        <w:rPr>
+          <w:rFonts w:ascii="Times New Roman" w:hAnsi="Times New Roman"/>
+          <w:i/>
+          <w:sz w:val="28"/>
+        </w:rPr>
+        <w:t>U_(max) le 2,2 div 2,4 U_(ф)</w:t>
+      </w:r>
+      <w:r>
+        <w:rPr>
+          <w:rFonts w:ascii="Times New Roman" w:hAnsi="Times New Roman"/>
+          <w:sz w:val="28"/>
+        </w:rPr>
+        <w:tab/>
+        <w:t>(87)</w:t>
+      </w:r>
+    </w:p>
+    <w:p>
+      <w:pPr>
+        <w:spacing w:before="120" w:after="120"/>
+        <w:jc w:val="center"/>
+      </w:pPr>
+      <w:r>
+        <w:rPr>
+          <w:rFonts w:ascii="Times New Roman" w:hAnsi="Times New Roman"/>
+          <w:i/>
+          <w:sz w:val="28"/>
+        </w:rPr>
+        <w:t>U_(max) le 2,2 div 2,4 U_(ф)</w:t>
+      </w:r>
+      <w:r>
+        <w:rPr>
+          <w:rFonts w:ascii="Times New Roman" w:hAnsi="Times New Roman"/>
+          <w:sz w:val="28"/>
+        </w:rPr>
+        <w:tab/>
+        <w:t>(88)</w:t>
+      </w:r>
+    </w:p>
+    <w:p>
+      <w:pPr/>
+      <w:r>
+        <w:t>* **Исключение феррорезонанса:** Резистор $R_N$ вносит значительное активное демпфирование в контур нулевой последовательности. Он шунтирует нелинейную индуктивность намагничивания измерительных трансформаторов напряжения (ТН), исключая возникновение устойчивых колебаний между емкостью сети и индуктивностью ТН. Практика показывает, что перевод сети на резистивное заземление полностью ликвидирует случаи повреждения ТН от феррорезонанса. \n\n# Лекция 10. Расчет параметров и выбор заземляющих резисторов. Ограничения по нагреву и термической стойкости, формирование активного тока для уверенного срабатывания защит</w:t>
+      </w:r>
+    </w:p>
+    <w:p>
+      <w:pPr/>
+      <w:r>
+        <w:t>Выбор параметров заземляющего резистора $R_N$ базируется на тепловом расчете и условиях надежного срабатывания устройств релейной защиты от ОЗЗ.</w:t>
+      </w:r>
+    </w:p>
+    <w:p>
+      <w:pPr>
+        <w:pStyle w:val="Heading3"/>
+      </w:pPr>
+      <w:r>
+        <w:t>1. Расчет сопротивления резистора</w:t>
+      </w:r>
+    </w:p>
+    <w:p>
+      <w:pPr/>
+      <w:r>
+        <w:t>Сопротивление резистора $R_N$ определяется требуемой величиной активного тока $I_R$, который должен протекать через нейтраль при ОЗЗ:</w:t>
+      </w:r>
+    </w:p>
+    <w:p>
+      <w:pPr>
+        <w:spacing w:before="120" w:after="120"/>
+        <w:jc w:val="center"/>
+      </w:pPr>
+      <w:r>
+        <w:rPr>
+          <w:rFonts w:ascii="Times New Roman" w:hAnsi="Times New Roman"/>
+          <w:i/>
+          <w:sz w:val="28"/>
+        </w:rPr>
+        <w:t>R_N = frac{U_(ф)}{I_R}</w:t>
+      </w:r>
+      <w:r>
+        <w:rPr>
+          <w:rFonts w:ascii="Times New Roman" w:hAnsi="Times New Roman"/>
+          <w:sz w:val="28"/>
+        </w:rPr>
+        <w:tab/>
+        <w:t>(89)</w:t>
+      </w:r>
+    </w:p>
+    <w:p>
+      <w:pPr>
+        <w:spacing w:before="120" w:after="120"/>
+        <w:jc w:val="center"/>
+      </w:pPr>
+      <w:r>
+        <w:rPr>
+          <w:rFonts w:ascii="Times New Roman" w:hAnsi="Times New Roman"/>
+          <w:i/>
+          <w:sz w:val="28"/>
+        </w:rPr>
+        <w:t>R_N = frac{U_(ф)}{I_R}</w:t>
+      </w:r>
+      <w:r>
+        <w:rPr>
+          <w:rFonts w:ascii="Times New Roman" w:hAnsi="Times New Roman"/>
+          <w:sz w:val="28"/>
+        </w:rPr>
+        <w:tab/>
+        <w:t>(90)</w:t>
+      </w:r>
+    </w:p>
+    <w:p>
+      <w:pPr>
+        <w:spacing w:before="120" w:after="120"/>
+        <w:jc w:val="center"/>
+      </w:pPr>
+      <w:r>
+        <w:rPr>
+          <w:rFonts w:ascii="Times New Roman" w:hAnsi="Times New Roman"/>
+          <w:i/>
+          <w:sz w:val="28"/>
+        </w:rPr>
+        <w:t>где $U_(ф) = U_(ном) / √{3}$ — номинальное фазное напряжение сети, кВ.</w:t>
+      </w:r>
+      <w:r>
+        <w:rPr>
+          <w:rFonts w:ascii="Times New Roman" w:hAnsi="Times New Roman"/>
+          <w:sz w:val="28"/>
+        </w:rPr>
+        <w:tab/>
+        <w:t>(91)</w:t>
+      </w:r>
+    </w:p>
+    <w:p>
+      <w:pPr/>
+      <w:r>
+        <w:t>Для высокоомного заземления: $I_R = I_C$ (где $I_C$ — емкостный ток сети).</w:t>
+      </w:r>
+    </w:p>
+    <w:p>
+      <w:pPr>
+        <w:spacing w:before="120" w:after="120"/>
+        <w:jc w:val="center"/>
+      </w:pPr>
+      <w:r>
+        <w:rPr>
+          <w:rFonts w:ascii="Times New Roman" w:hAnsi="Times New Roman"/>
+          <w:i/>
+          <w:sz w:val="28"/>
+        </w:rPr>
+        <w:t>Для низкоомного заземления: $I_R ge 2 I_C$. Например, при емкостном токе сети $I_C = 40$ А активный ток резистора выбирается равным $I_R = 100$ А. Для сети $10$ кВ ($U_(ф) ≈ 5$,$8$ кВ) сопротивление составит:</w:t>
+      </w:r>
+      <w:r>
+        <w:rPr>
+          <w:rFonts w:ascii="Times New Roman" w:hAnsi="Times New Roman"/>
+          <w:sz w:val="28"/>
+        </w:rPr>
+        <w:tab/>
+        <w:t>(92)</w:t>
+      </w:r>
+    </w:p>
+    <w:p>
+      <w:pPr>
+        <w:spacing w:before="120" w:after="120"/>
+        <w:jc w:val="center"/>
+      </w:pPr>
+      <w:r>
+        <w:rPr>
+          <w:rFonts w:ascii="Times New Roman" w:hAnsi="Times New Roman"/>
+          <w:i/>
+          <w:sz w:val="28"/>
+        </w:rPr>
+        <w:t>R_N = (5800) / (100) = 58 Ом</w:t>
+      </w:r>
+      <w:r>
+        <w:rPr>
+          <w:rFonts w:ascii="Times New Roman" w:hAnsi="Times New Roman"/>
+          <w:sz w:val="28"/>
+        </w:rPr>
+        <w:tab/>
+        <w:t>(93)</w:t>
+      </w:r>
+    </w:p>
+    <w:p>
+      <w:pPr>
+        <w:spacing w:before="120" w:after="120"/>
+        <w:jc w:val="center"/>
+      </w:pPr>
+      <w:r>
+        <w:rPr>
+          <w:rFonts w:ascii="Times New Roman" w:hAnsi="Times New Roman"/>
+          <w:i/>
+          <w:sz w:val="28"/>
+        </w:rPr>
+        <w:t>R_N = (5800) / (100) = 58 Ом</w:t>
+      </w:r>
+      <w:r>
+        <w:rPr>
+          <w:rFonts w:ascii="Times New Roman" w:hAnsi="Times New Roman"/>
+          <w:sz w:val="28"/>
+        </w:rPr>
+        <w:tab/>
+        <w:t>(94)</w:t>
+      </w:r>
+    </w:p>
+    <w:p>
+      <w:pPr>
+        <w:pStyle w:val="Heading3"/>
+      </w:pPr>
+      <w:r>
+        <w:t>2. Расчет термической стойкости и выбор мощности резистора</w:t>
+      </w:r>
+    </w:p>
+    <w:p>
+      <w:pPr/>
+      <w:r>
+        <w:t>Резистор работает под напряжением только во время существования замыкания на землю. Номинальная мощность резистора при длительном протекании тока определяется как:</w:t>
+      </w:r>
+    </w:p>
+    <w:p>
+      <w:pPr>
+        <w:spacing w:before="120" w:after="120"/>
+        <w:jc w:val="center"/>
+      </w:pPr>
+      <w:r>
+        <w:rPr>
+          <w:rFonts w:ascii="Times New Roman" w:hAnsi="Times New Roman"/>
+          <w:i/>
+          <w:sz w:val="28"/>
+        </w:rPr>
+        <w:t>P_R = U_(ф) · I_R = I_R^2 · R_N</w:t>
+      </w:r>
+      <w:r>
+        <w:rPr>
+          <w:rFonts w:ascii="Times New Roman" w:hAnsi="Times New Roman"/>
+          <w:sz w:val="28"/>
+        </w:rPr>
+        <w:tab/>
+        <w:t>(95)</w:t>
+      </w:r>
+    </w:p>
+    <w:p>
+      <w:pPr>
+        <w:spacing w:before="120" w:after="120"/>
+        <w:jc w:val="center"/>
+      </w:pPr>
+      <w:r>
+        <w:rPr>
+          <w:rFonts w:ascii="Times New Roman" w:hAnsi="Times New Roman"/>
+          <w:i/>
+          <w:sz w:val="28"/>
+        </w:rPr>
+        <w:t>P_R = U_(ф) · I_R = I_R^2 · R_N</w:t>
+      </w:r>
+      <w:r>
+        <w:rPr>
+          <w:rFonts w:ascii="Times New Roman" w:hAnsi="Times New Roman"/>
+          <w:sz w:val="28"/>
+        </w:rPr>
+        <w:tab/>
+        <w:t>(96)</w:t>
+      </w:r>
+    </w:p>
+    <w:p>
+      <w:pPr/>
+      <w:r>
+        <w:t>Для приведенного выше примера:</w:t>
+      </w:r>
+    </w:p>
+    <w:p>
+      <w:pPr>
+        <w:spacing w:before="120" w:after="120"/>
+        <w:jc w:val="center"/>
+      </w:pPr>
+      <w:r>
+        <w:rPr>
+          <w:rFonts w:ascii="Times New Roman" w:hAnsi="Times New Roman"/>
+          <w:i/>
+          <w:sz w:val="28"/>
+        </w:rPr>
+        <w:t>P_R = 5,8 · 100 = 580 кВт</w:t>
+      </w:r>
+      <w:r>
+        <w:rPr>
+          <w:rFonts w:ascii="Times New Roman" w:hAnsi="Times New Roman"/>
+          <w:sz w:val="28"/>
+        </w:rPr>
+        <w:tab/>
+        <w:t>(97)</w:t>
+      </w:r>
+    </w:p>
+    <w:p>
+      <w:pPr>
+        <w:spacing w:before="120" w:after="120"/>
+        <w:jc w:val="center"/>
+      </w:pPr>
+      <w:r>
+        <w:rPr>
+          <w:rFonts w:ascii="Times New Roman" w:hAnsi="Times New Roman"/>
+          <w:i/>
+          <w:sz w:val="28"/>
+        </w:rPr>
+        <w:t>P_R = 5,8 · 100 = 580 кВт</w:t>
+      </w:r>
+      <w:r>
+        <w:rPr>
+          <w:rFonts w:ascii="Times New Roman" w:hAnsi="Times New Roman"/>
+          <w:sz w:val="28"/>
+        </w:rPr>
+        <w:tab/>
+        <w:t>(98)</w:t>
+      </w:r>
+    </w:p>
+    <w:p>
+      <w:pPr>
+        <w:spacing w:before="120" w:after="120"/>
+        <w:jc w:val="center"/>
+      </w:pPr>
+      <w:r>
+        <w:rPr>
+          <w:rFonts w:ascii="Times New Roman" w:hAnsi="Times New Roman"/>
+          <w:i/>
+          <w:sz w:val="28"/>
+        </w:rPr>
+        <w:t>Поскольку при низкоомном заземлении защита отключает повреждение быстро ($t_(откл) le 0,5 div 1,0$ с), резистор рассчитывается на кратковременную работу. Допустимое время протекания тока ограничивается термической стойкостью материалов резистора (обычно изготавливаемых из нержавеющей стали или специальных сплавов типа фехраль).</w:t>
+      </w:r>
+      <w:r>
+        <w:rPr>
+          <w:rFonts w:ascii="Times New Roman" w:hAnsi="Times New Roman"/>
+          <w:sz w:val="28"/>
+        </w:rPr>
+        <w:tab/>
+        <w:t>(99)</w:t>
+      </w:r>
+    </w:p>
+    <w:p>
+      <w:pPr/>
+      <w:r>
+        <w:t>Температура нагрева резистора за время действия защиты не должна превышать допустимый предел для данного класса изоляции (обычно до $350 \div 400^\circ$C). Расчет на термическую стойкость производится по формуле:</w:t>
+      </w:r>
+    </w:p>
+    <w:p>
+      <w:pPr>
+        <w:spacing w:before="120" w:after="120"/>
+        <w:jc w:val="center"/>
+      </w:pPr>
+      <w:r>
+        <w:rPr>
+          <w:rFonts w:ascii="Times New Roman" w:hAnsi="Times New Roman"/>
+          <w:i/>
+          <w:sz w:val="28"/>
+        </w:rPr>
+        <w:t>T = T_0 + frac{P_R · t_(откл)}{m · c}</w:t>
+      </w:r>
+      <w:r>
+        <w:rPr>
+          <w:rFonts w:ascii="Times New Roman" w:hAnsi="Times New Roman"/>
+          <w:sz w:val="28"/>
+        </w:rPr>
+        <w:tab/>
+        <w:t>(100)</w:t>
+      </w:r>
+    </w:p>
+    <w:p>
+      <w:pPr>
+        <w:spacing w:before="120" w:after="120"/>
+        <w:jc w:val="center"/>
+      </w:pPr>
+      <w:r>
+        <w:rPr>
+          <w:rFonts w:ascii="Times New Roman" w:hAnsi="Times New Roman"/>
+          <w:i/>
+          <w:sz w:val="28"/>
+        </w:rPr>
+        <w:t>T = T_0 + frac{P_R · t_(откл)}{m · c}</w:t>
+      </w:r>
+      <w:r>
+        <w:rPr>
+          <w:rFonts w:ascii="Times New Roman" w:hAnsi="Times New Roman"/>
+          <w:sz w:val="28"/>
+        </w:rPr>
+        <w:tab/>
+        <w:t>(101)</w:t>
+      </w:r>
+    </w:p>
+    <w:p>
+      <w:pPr>
+        <w:spacing w:before="120" w:after="120"/>
+        <w:jc w:val="center"/>
+      </w:pPr>
+      <w:r>
+        <w:rPr>
+          <w:rFonts w:ascii="Times New Roman" w:hAnsi="Times New Roman"/>
+          <w:i/>
+          <w:sz w:val="28"/>
+        </w:rPr>
+        <w:t>где $T_0$ — начальная температура окружающей среды; $t_(откл)$ — время отключения замыкания защитой, с; $m$ — масса активного материала резистора, кг; $c$ — удельная теплоемкость сплава, Дж/(кг·°C).</w:t>
+      </w:r>
+      <w:r>
+        <w:rPr>
+          <w:rFonts w:ascii="Times New Roman" w:hAnsi="Times New Roman"/>
+          <w:sz w:val="28"/>
+        </w:rPr>
+        <w:tab/>
+        <w:t>(102)</w:t>
+      </w:r>
+    </w:p>
+    <w:p>
+      <w:pPr/>
+      <w:r>
+        <w:t>\n\n# Лекция 11. Комбинированное заземление нейтрали. Совместное использование дугогасящего реактора и параллельно включенного (или подключаемого) резистора. Мировой и отечественный опыт</w:t>
+      </w:r>
+    </w:p>
+    <w:p>
+      <w:pPr/>
+      <w:r>
+        <w:t>Комбинированное заземление нейтрали объединяет достоинства компенсированного и резистивного режимов, обеспечивая надежное гашение заземляющей дуги и селективную работу релейной защиты.</w:t>
+      </w:r>
+    </w:p>
+    <w:p>
+      <w:pPr>
+        <w:pStyle w:val="Heading3"/>
+      </w:pPr>
+      <w:r>
+        <w:t>1. Принципы совместной работы ДГР и резистора</w:t>
+      </w:r>
+    </w:p>
+    <w:p>
+      <w:pPr/>
+      <w:r>
+        <w:t>В схемах комбинированного заземления нейтраль сети заземляется через дугогасящий реактор (ДГР), параллельно которому подключен высоковольтный резистор $R_N$. Существуют две основные схемы реализации:</w:t>
+      </w:r>
+    </w:p>
+    <w:p>
+      <w:pPr>
+        <w:pStyle w:val="Heading1"/>
+      </w:pPr>
+      <w:r>
+        <w:t>1 **Постоянно подключенный параллельный резистор:**</w:t>
+      </w:r>
+    </w:p>
+    <w:p>
+      <w:pPr/>
+      <w:r>
+        <w:t>Резистор имеет высокое сопротивление. В нормальном режиме и при ОЗЗ он постоянно находится в цепи нейтрали параллельно ДГР. Он создает небольшую активную составляющую тока в месте пробоя, достаточную для демпфирования перенапряжений и феррорезонанса, а также для работы высокочувствительных направленных защит нулевой последовательности.</w:t>
+      </w:r>
+    </w:p>
+    <w:p>
+      <w:pPr>
+        <w:pStyle w:val="Heading1"/>
+      </w:pPr>
+      <w:r>
+        <w:t>2 **Кратковременно подключаемый резистор:**</w:t>
+      </w:r>
+    </w:p>
+    <w:p>
+      <w:pPr/>
+      <w:r>
+        <w:t>При возникновении ОЗЗ сеть работает в компенсированном режиме (ДГР обеспечивает гашение дуги). Если замыкание не самоустраняется в течение заданного времени (например, $5$ с), специальный контактор автоматически подключает параллельно ДГР низкоомный резистор. Ток в нейтрали резко возрастает за счет активной составляющей, что приводит к надежному срабатыванию простых токовых защит поврежденной линии на отключение.</w:t>
+      </w:r>
+    </w:p>
+    <w:p>
+      <w:pPr>
+        <w:pStyle w:val="Heading3"/>
+      </w:pPr>
+      <w:r>
+        <w:t>2. Схемы устройства нулевой точки и присоединительные трансформаторы</w:t>
+      </w:r>
+    </w:p>
+    <w:p>
+      <w:pPr/>
+      <w:r>
+        <w:t>В сетях 6–35 кВ обмотки питающих трансформаторов ГПП часто соединены по схеме «треугольник» ($\Delta$), и физическая нейтраль отсутствует. Для подключения ДГР и резисторов устанавливают специальные **нейтралеобразующие (присоединительные) трансформаторы** типа ТЗН или ФМЗО со схемой соединения обмоток «зигзаг-ноль» ($Z_0$) или «звезда-треугольник» ($Y_0 / \Delta$).</w:t>
+      </w:r>
+    </w:p>
+    <w:p>
+      <w:pPr/>
+      <w:r>
+        <w:t>Схема «зигзаг» обладает минимальным сопротивлением токам нулевой последовательности при ОЗЗ, что позволяет уменьшить габариты и стоимость присоединительного трансформатора. Мощность ТЗН выбирается по формуле:</w:t>
+      </w:r>
+    </w:p>
+    <w:p>
+      <w:pPr>
+        <w:spacing w:before="120" w:after="120"/>
+        <w:jc w:val="center"/>
+      </w:pPr>
+      <w:r>
+        <w:rPr>
+          <w:rFonts w:ascii="Times New Roman" w:hAnsi="Times New Roman"/>
+          <w:i/>
+          <w:sz w:val="28"/>
+        </w:rPr>
+        <w:t>S_(ТЗН) = √{3} · U_(ном) · I_(ОЗЗ) · 10^(-3)</w:t>
+      </w:r>
+      <w:r>
+        <w:rPr>
+          <w:rFonts w:ascii="Times New Roman" w:hAnsi="Times New Roman"/>
+          <w:sz w:val="28"/>
+        </w:rPr>
+        <w:tab/>
+        <w:t>(103)</w:t>
+      </w:r>
+    </w:p>
+    <w:p>
+      <w:pPr>
+        <w:spacing w:before="120" w:after="120"/>
+        <w:jc w:val="center"/>
+      </w:pPr>
+      <w:r>
+        <w:rPr>
+          <w:rFonts w:ascii="Times New Roman" w:hAnsi="Times New Roman"/>
+          <w:i/>
+          <w:sz w:val="28"/>
+        </w:rPr>
+        <w:t>S_(ТЗН) = √{3} · U_(ном) · I_(ОЗЗ) · 10^(-3)</w:t>
+      </w:r>
+      <w:r>
+        <w:rPr>
+          <w:rFonts w:ascii="Times New Roman" w:hAnsi="Times New Roman"/>
+          <w:sz w:val="28"/>
+        </w:rPr>
+        <w:tab/>
+        <w:t>(104)</w:t>
+      </w:r>
+    </w:p>
+    <w:p>
+      <w:pPr>
+        <w:spacing w:before="120" w:after="120"/>
+        <w:jc w:val="center"/>
+      </w:pPr>
+      <w:r>
+        <w:rPr>
+          <w:rFonts w:ascii="Times New Roman" w:hAnsi="Times New Roman"/>
+          <w:i/>
+          <w:sz w:val="28"/>
+        </w:rPr>
+        <w:t>где $I_(ОЗЗ)$ — максимальный суммарный ток ДГР и резистора, протекающий через нейтраль ТЗН при замыкании на землю. Поскольку режим кратковременный (при отключении линии защитой), допускается перегрузка ТЗН по току до $2 div 3$ раз от номинального значения.</w:t>
+      </w:r>
+      <w:r>
+        <w:rPr>
+          <w:rFonts w:ascii="Times New Roman" w:hAnsi="Times New Roman"/>
+          <w:sz w:val="28"/>
+        </w:rPr>
+        <w:tab/>
+        <w:t>(105)</w:t>
+      </w:r>
+    </w:p>
+    <w:p>
+      <w:pPr/>
+      <w:r>
+        <w:t>\n\n# Лекция 12. Сети с эффективно заземленной нейтралью (110 кВ и выше). Понятие «коэффициента замыкания на землю». Ограничение токов однофазного КЗ путем частичного разземления нейтралей трансформаторов</w:t>
+      </w:r>
+    </w:p>
+    <w:p>
+      <w:pPr/>
+      <w:r>
+        <w:t>Сети напряжением 110 кВ и выше работают в режиме эффективного заземления нейтрали, что обусловлено экономической целесообразностью снижения стоимости изоляции высоковольтных линий и подстанционного оборудования.</w:t>
+      </w:r>
+    </w:p>
+    <w:p>
+      <w:pPr>
+        <w:pStyle w:val="Heading3"/>
+      </w:pPr>
+      <w:r>
+        <w:t>1. Коэффициент замыкания на землю</w:t>
+      </w:r>
+    </w:p>
+    <w:p>
+      <w:pPr/>
+      <w:r>
+        <w:t>**Сетью с эффективно заземленной нейтралью** называется трехфазная сеть напряжением выше 1000 В, в которой коэффициент замыкания на землю не превышает $1,4$.</w:t>
+      </w:r>
+    </w:p>
+    <w:p>
+      <w:pPr/>
+      <w:r>
+        <w:t>**Коэффициент замыкания на землю ($K_З$)** определяется как отношение напряжения неповрежденной фазы относительно земли в точке ОЗЗ к фазному напряжению нормального режима:</w:t>
+      </w:r>
+    </w:p>
+    <w:p>
+      <w:pPr>
+        <w:spacing w:before="120" w:after="120"/>
+        <w:jc w:val="center"/>
+      </w:pPr>
+      <w:r>
+        <w:rPr>
+          <w:rFonts w:ascii="Times New Roman" w:hAnsi="Times New Roman"/>
+          <w:i/>
+          <w:sz w:val="28"/>
+        </w:rPr>
+        <w:t>K_З = frac{U_(здоровой)}{U_(ф)} le 1,4</w:t>
+      </w:r>
+      <w:r>
+        <w:rPr>
+          <w:rFonts w:ascii="Times New Roman" w:hAnsi="Times New Roman"/>
+          <w:sz w:val="28"/>
+        </w:rPr>
+        <w:tab/>
+        <w:t>(106)</w:t>
+      </w:r>
+    </w:p>
+    <w:p>
+      <w:pPr>
+        <w:spacing w:before="120" w:after="120"/>
+        <w:jc w:val="center"/>
+      </w:pPr>
+      <w:r>
+        <w:rPr>
+          <w:rFonts w:ascii="Times New Roman" w:hAnsi="Times New Roman"/>
+          <w:i/>
+          <w:sz w:val="28"/>
+        </w:rPr>
+        <w:t>K_З = frac{U_(здоровой)}{U_(ф)} le 1,4</w:t>
+      </w:r>
+      <w:r>
+        <w:rPr>
+          <w:rFonts w:ascii="Times New Roman" w:hAnsi="Times New Roman"/>
+          <w:sz w:val="28"/>
+        </w:rPr>
+        <w:tab/>
+        <w:t>(107)</w:t>
+      </w:r>
+    </w:p>
+    <w:p>
+      <w:pPr>
+        <w:spacing w:before="120" w:after="120"/>
+        <w:jc w:val="center"/>
+      </w:pPr>
+      <w:r>
+        <w:rPr>
+          <w:rFonts w:ascii="Times New Roman" w:hAnsi="Times New Roman"/>
+          <w:i/>
+          <w:sz w:val="28"/>
+        </w:rPr>
+        <w:t>Это означает, что при замыкании одной фазы на землю напряжение на двух других фазах возрастает не в $√{3} ≈ 1,73$ раза (как в сетях с изолированной нейтралью), а не более чем в $1,4$ раза (то есть составляет около $80$ % от междуфазного напряжения). Это позволяет проектировать изоляцию силовых трансформаторов, выключателей и ЛЭП облегченной, рассчитанной на работу под напряжением $1,4 U_(ф)$, что дает огромную экономию металла и диэлектриков.</w:t>
+      </w:r>
+      <w:r>
+        <w:rPr>
+          <w:rFonts w:ascii="Times New Roman" w:hAnsi="Times New Roman"/>
+          <w:sz w:val="28"/>
+        </w:rPr>
+        <w:tab/>
+        <w:t>(108)</w:t>
+      </w:r>
+    </w:p>
+    <w:p>
+      <w:pPr/>
+      <w:r>
+        <w:t>Для обеспечения условия $K_З \le 1,4$ необходимо, чтобы в любой точке сети отношение активного и реактивного сопротивлений нулевой последовательности к сопротивлению прямой последовательности удовлетворяло условиям:</w:t>
+      </w:r>
+    </w:p>
+    <w:p>
+      <w:pPr/>
+      <w:r>
+        <w:t>X_0 / X_1 \le 3, \quad R_0 / X_1 \le 1</w:t>
+      </w:r>
+    </w:p>
+    <w:p>
+      <w:pPr/>
+      <w:r>
+        <w:t>X_0 / X_1 \le 3, \quad R_0 / X_1 \le 1</w:t>
+      </w:r>
+    </w:p>
+    <w:p>
+      <w:pPr>
+        <w:pStyle w:val="Heading3"/>
+      </w:pPr>
+      <w:r>
+        <w:t>2. Частичное разземление нейтралей трансформаторов</w:t>
+      </w:r>
+    </w:p>
+    <w:p>
+      <w:pPr>
+        <w:spacing w:before="120" w:after="120"/>
+        <w:jc w:val="center"/>
+      </w:pPr>
+      <w:r>
+        <w:rPr>
+          <w:rFonts w:ascii="Times New Roman" w:hAnsi="Times New Roman"/>
+          <w:i/>
+          <w:sz w:val="28"/>
+        </w:rPr>
+        <w:t>Любое однофазное замыкание в эффективно заземленной сети является коротким замыканием (ОКЗЗ) с протеканием больших токов (до десятков килоампер). Наличие большого числа заземленных нейтралей трансформаторов снижает эквивалентное сопротивление нулевой последовательности сети $X_(0Sigma)$. Из-за этого токи ОКЗЗ могут превышать токи трехфазного КЗ:</w:t>
+      </w:r>
+      <w:r>
+        <w:rPr>
+          <w:rFonts w:ascii="Times New Roman" w:hAnsi="Times New Roman"/>
+          <w:sz w:val="28"/>
+        </w:rPr>
+        <w:tab/>
+        <w:t>(109)</w:t>
+      </w:r>
+    </w:p>
+    <w:p>
+      <w:pPr>
+        <w:spacing w:before="120" w:after="120"/>
+        <w:jc w:val="center"/>
+      </w:pPr>
+      <w:r>
+        <w:rPr>
+          <w:rFonts w:ascii="Times New Roman" w:hAnsi="Times New Roman"/>
+          <w:i/>
+          <w:sz w:val="28"/>
+        </w:rPr>
+        <w:t>I_K^((1)) &gt; I_K^((3))</w:t>
+      </w:r>
+      <w:r>
+        <w:rPr>
+          <w:rFonts w:ascii="Times New Roman" w:hAnsi="Times New Roman"/>
+          <w:sz w:val="28"/>
+        </w:rPr>
+        <w:tab/>
+        <w:t>(110)</w:t>
+      </w:r>
+    </w:p>
+    <w:p>
+      <w:pPr>
+        <w:spacing w:before="120" w:after="120"/>
+        <w:jc w:val="center"/>
+      </w:pPr>
+      <w:r>
+        <w:rPr>
+          <w:rFonts w:ascii="Times New Roman" w:hAnsi="Times New Roman"/>
+          <w:i/>
+          <w:sz w:val="28"/>
+        </w:rPr>
+        <w:t>I_K^((1)) &gt; I_K^((3))</w:t>
+      </w:r>
+      <w:r>
+        <w:rPr>
+          <w:rFonts w:ascii="Times New Roman" w:hAnsi="Times New Roman"/>
+          <w:sz w:val="28"/>
+        </w:rPr>
+        <w:tab/>
+        <w:t>(111)</w:t>
+      </w:r>
+    </w:p>
+    <w:p>
+      <w:pPr/>
+      <w:r>
+        <w:t>Для ограничения токов однофазного КЗ и снижения требований к разрывной мощности выключателей часть силовых трансформаторов 110 кВ переводят в режим работы с разземленной (изолированной) нейтралью. Оптимальное число и расположение заземленных нейтралей рассчитывается службами РЗА так, чтобы при любых переключениях в сети коэффициент $K_З$ не превышал $1,4$, а токи ОКЗЗ оставались в допустимых пределах.</w:t>
+      </w:r>
+    </w:p>
+    <w:p>
+      <w:pPr/>
+      <w:r>
+        <w:t>Для защиты изоляции нейтрали разземленных трансформаторов (которая имеет пониженный класс прочности) параллельно заземляющему разъединителю ЗОН устанавливают ограничители перенапряжения типа ОПН-110. \n\n# Лекция 13. Неполнофазные режимы (обрыв фаз). Влияние режима нейтрали на распределение напряжений при обрывах проводов в тупиковых и транзитных сетях</w:t>
+      </w:r>
+    </w:p>
+    <w:p>
+      <w:pPr/>
+      <w:r>
+        <w:t>Неполнофазные режимы (НПФР) представляют собой продольную несимметрию цепи, возникающую при однофазном или двухфазном обрыве проводов воздушных линий, неполнофазном включении фаз выключателей или перегорании предохранителей.</w:t>
+      </w:r>
+    </w:p>
+    <w:p>
+      <w:pPr>
+        <w:pStyle w:val="Heading3"/>
+      </w:pPr>
+      <w:r>
+        <w:t>1. Физика процессов при обрыве одной фазы</w:t>
+      </w:r>
+    </w:p>
+    <w:p>
+      <w:pPr/>
+      <w:r>
+        <w:t>Рассмотрим тупиковую подстанцию, питающуюся по одной линии 110 кВ, на которой произошел обрыв фазы А. Распределение напряжений на подстанции зависит от режима нейтрали первичной обмотки силового трансформатора (Т):</w:t>
+      </w:r>
+    </w:p>
+    <w:p>
+      <w:pPr/>
+      <w:r>
+        <w:t>**А) Нейтраль трансформатора заземлена:** Ток в оборванной фазе А равен нулю. Магнитный поток нулевой последовательности замыкается через бак трансформатора, наводя токи в здоровых фазах. Симметрия линейных напряжений на стороне низшего напряжения (НН, 6–10 кВ) практически сохраняется благодаря компенсационному действию вторичной обмотки, соединенной в треугольник ($\Delta$). Потребители продолжают работу без перерыва. В нейтрали трансформатора протекает ток:</w:t>
+      </w:r>
+    </w:p>
+    <w:p>
+      <w:pPr>
+        <w:spacing w:before="120" w:after="120"/>
+        <w:jc w:val="center"/>
+      </w:pPr>
+      <w:r>
+        <w:rPr>
+          <w:rFonts w:ascii="Times New Roman" w:hAnsi="Times New Roman"/>
+          <w:i/>
+          <w:sz w:val="28"/>
+        </w:rPr>
+        <w:t>I_N = 3 · I_0 = I_(нагр)</w:t>
+      </w:r>
+      <w:r>
+        <w:rPr>
+          <w:rFonts w:ascii="Times New Roman" w:hAnsi="Times New Roman"/>
+          <w:sz w:val="28"/>
+        </w:rPr>
+        <w:tab/>
+        <w:t>(112)</w:t>
+      </w:r>
+    </w:p>
+    <w:p>
+      <w:pPr>
+        <w:spacing w:before="120" w:after="120"/>
+        <w:jc w:val="center"/>
+      </w:pPr>
+      <w:r>
+        <w:rPr>
+          <w:rFonts w:ascii="Times New Roman" w:hAnsi="Times New Roman"/>
+          <w:i/>
+          <w:sz w:val="28"/>
+        </w:rPr>
+        <w:t>I_N = 3 · I_0 = I_(нагр)</w:t>
+      </w:r>
+      <w:r>
+        <w:rPr>
+          <w:rFonts w:ascii="Times New Roman" w:hAnsi="Times New Roman"/>
+          <w:sz w:val="28"/>
+        </w:rPr>
+        <w:tab/>
+        <w:t>(113)</w:t>
+      </w:r>
+    </w:p>
+    <w:p>
+      <w:pPr/>
+      <w:r>
+        <w:t>**Б) Нейтраль трансформатора изолирована (разземлена):** При обрыве провода фазы А цепь питания обрывается. Ток через обмотку фазы А трансформатора течь не может. Векторная диаграмма напряжений на стороне ВН сильно искажается. Потенциал нейтрали трансформатора смещается, а напряжения фаз В и С относительно земли возрастают. Линейные напряжения на стороне НН снижаются до критических значений:</w:t>
+      </w:r>
+    </w:p>
+    <w:p>
+      <w:pPr>
+        <w:spacing w:before="120" w:after="120"/>
+        <w:jc w:val="center"/>
+      </w:pPr>
+      <w:r>
+        <w:rPr>
+          <w:rFonts w:ascii="Times New Roman" w:hAnsi="Times New Roman"/>
+          <w:i/>
+          <w:sz w:val="28"/>
+        </w:rPr>
+        <w:t>U_(AB) ≈ 0,88 U_(ном), U_(BC) ≈ 0,88 U_(ном), U_(CA) ≈ 0,33 U_(ном)</w:t>
+      </w:r>
+      <w:r>
+        <w:rPr>
+          <w:rFonts w:ascii="Times New Roman" w:hAnsi="Times New Roman"/>
+          <w:sz w:val="28"/>
+        </w:rPr>
+        <w:tab/>
+        <w:t>(114)</w:t>
+      </w:r>
+    </w:p>
+    <w:p>
+      <w:pPr>
+        <w:spacing w:before="120" w:after="120"/>
+        <w:jc w:val="center"/>
+      </w:pPr>
+      <w:r>
+        <w:rPr>
+          <w:rFonts w:ascii="Times New Roman" w:hAnsi="Times New Roman"/>
+          <w:i/>
+          <w:sz w:val="28"/>
+        </w:rPr>
+        <w:t>U_(AB) ≈ 0,88 U_(ном), U_(BC) ≈ 0,88 U_(ном), U_(CA) ≈ 0,33 U_(ном)</w:t>
+      </w:r>
+      <w:r>
+        <w:rPr>
+          <w:rFonts w:ascii="Times New Roman" w:hAnsi="Times New Roman"/>
+          <w:sz w:val="28"/>
+        </w:rPr>
+        <w:tab/>
+        <w:t>(115)</w:t>
+      </w:r>
+    </w:p>
+    <w:p>
+      <w:pPr/>
+      <w:r>
+        <w:t>Такой перекос фаз приводит к перегреву и выходу из строя трехфазных асинхронных двигателей потребителей из-за появления токов обратной последовательности. Кроме того, емкость оборванного участка фазы А линии и индуктивность ненасыщенного трансформатора образуют последовательный колебательный контур, в котором возникает феррорезонанс.</w:t>
+      </w:r>
+    </w:p>
+    <w:p>
+      <w:pPr>
+        <w:pStyle w:val="Heading3"/>
+      </w:pPr>
+      <w:r>
+        <w:t>2. Выводы для проектирования</w:t>
+      </w:r>
+    </w:p>
+    <w:p>
+      <w:pPr/>
+      <w:r>
+        <w:t>Для предотвращения тяжелых последствий НПФР на тупиковых подстанциях 110–220 кВ рекомендуется эксплуатировать силовые трансформаторы с заземленной нейтралью, либо оснащать линии автоматикой контроля полнофазного режима (автоматический останов двигателей при обрыве фазы). \n\n# Лекция 14. Феррорезонансные явления. Условия возникновения самопроизвольного смещения нейтрали при взаимодействии емкостей сети с нелинейной индуктивностью трансформаторов напряжения (ТН)</w:t>
+      </w:r>
+    </w:p>
+    <w:p>
+      <w:pPr/>
+      <w:r>
+        <w:t>Феррорезонанс в сетях с изолированной нейтралью представляет собой опасный нелинейный колебательный процесс, возникающий между емкостью сети относительно земли и нелинейной индуктивностью намагничивания измерительных трансформаторов напряжения (ТН).</w:t>
+      </w:r>
+    </w:p>
+    <w:p>
+      <w:pPr>
+        <w:pStyle w:val="Heading3"/>
+      </w:pPr>
+      <w:r>
+        <w:t>1. Физика процесса и схема замещения</w:t>
+      </w:r>
+    </w:p>
+    <w:p>
+      <w:pPr/>
+      <w:r>
+        <w:t>В сетях 6–35 кВ для контроля изоляции устанавливаются трехфазные ТН (например, типа НТМИ) или группа однофазных ТН (типа ЗНОЛ), первичные обмотки которых соединены в «звезду» с глухо заземленной нейтралью.</w:t>
+      </w:r>
+    </w:p>
+    <w:p>
+      <w:pPr/>
+      <w:r>
+        <w:t>В нормальном режиме работы сопротивление намагничивания ТН очень велико, и токи через обмотки составляют доли ампера. Однако при коммутациях или кратковременных ОЗЗ происходит переходный процесс, сопровождающийся броском напряжения на нейтрали. Сталь магнитопровода ТН насыщается, и его рабочая индуктивность нелинейно падает в десятки раз.</w:t>
+      </w:r>
+    </w:p>
+    <w:p>
+      <w:pPr>
+        <w:spacing w:before="120" w:after="120"/>
+        <w:jc w:val="center"/>
+      </w:pPr>
+      <w:r>
+        <w:rPr>
+          <w:rFonts w:ascii="Times New Roman" w:hAnsi="Times New Roman"/>
+          <w:i/>
+          <w:sz w:val="28"/>
+        </w:rPr>
+        <w:t>Схема замещения нулевой последовательности представляет собой параллельный колебательный контур, состоящий из эквивалентной емкости сети $3C$ относительно земли и нелинейного сопротивления намагничивания трех фаз ТН $X_(Lmu)$:</w:t>
+      </w:r>
+      <w:r>
+        <w:rPr>
+          <w:rFonts w:ascii="Times New Roman" w:hAnsi="Times New Roman"/>
+          <w:sz w:val="28"/>
+        </w:rPr>
+        <w:tab/>
+        <w:t>(116)</w:t>
+      </w:r>
+    </w:p>
+    <w:p>
+      <w:pPr>
+        <w:spacing w:before="120" w:after="120"/>
+        <w:jc w:val="center"/>
+      </w:pPr>
+      <w:r>
+        <w:rPr>
+          <w:rFonts w:ascii="Times New Roman" w:hAnsi="Times New Roman"/>
+          <w:i/>
+          <w:sz w:val="28"/>
+        </w:rPr>
+        <w:t>X_(Lmu)(i) = (dPsi) / (di)</w:t>
+      </w:r>
+      <w:r>
+        <w:rPr>
+          <w:rFonts w:ascii="Times New Roman" w:hAnsi="Times New Roman"/>
+          <w:sz w:val="28"/>
+        </w:rPr>
+        <w:tab/>
+        <w:t>(117)</w:t>
+      </w:r>
+    </w:p>
+    <w:p>
+      <w:pPr>
+        <w:spacing w:before="120" w:after="120"/>
+        <w:jc w:val="center"/>
+      </w:pPr>
+      <w:r>
+        <w:rPr>
+          <w:rFonts w:ascii="Times New Roman" w:hAnsi="Times New Roman"/>
+          <w:i/>
+          <w:sz w:val="28"/>
+        </w:rPr>
+        <w:t>X_(Lmu)(i) = (dPsi) / (di)</w:t>
+      </w:r>
+      <w:r>
+        <w:rPr>
+          <w:rFonts w:ascii="Times New Roman" w:hAnsi="Times New Roman"/>
+          <w:sz w:val="28"/>
+        </w:rPr>
+        <w:tab/>
+        <w:t>(118)</w:t>
+      </w:r>
+    </w:p>
+    <w:p>
+      <w:pPr/>
+      <w:r>
+        <w:t>где $\Psi$ — потокосцепление обмотки ТН, $i$ — ток намагничивания.</w:t>
+      </w:r>
+    </w:p>
+    <w:p>
+      <w:pPr>
+        <w:pStyle w:val="Heading3"/>
+      </w:pPr>
+      <w:r>
+        <w:t>2. Самопроизвольное смещение нейтрали</w:t>
+      </w:r>
+    </w:p>
+    <w:p>
+      <w:pPr>
+        <w:spacing w:before="120" w:after="120"/>
+        <w:jc w:val="center"/>
+      </w:pPr>
+      <w:r>
+        <w:rPr>
+          <w:rFonts w:ascii="Times New Roman" w:hAnsi="Times New Roman"/>
+          <w:i/>
+          <w:sz w:val="28"/>
+        </w:rPr>
+        <w:t>При совпадении эквивалентной емкости сети с уменьшившимся из-за насыщения индуктивным сопротивлением ТН ($3X_C ≈ X_(Lmu)$), в контуре возникает устойчивый феррорезонанс на промышленной (50 Гц) или субгармонической (16,7 Гц, 25 Гц) частотах.</w:t>
+      </w:r>
+      <w:r>
+        <w:rPr>
+          <w:rFonts w:ascii="Times New Roman" w:hAnsi="Times New Roman"/>
+          <w:sz w:val="28"/>
+        </w:rPr>
+        <w:tab/>
+        <w:t>(119)</w:t>
+      </w:r>
+    </w:p>
+    <w:p>
+      <w:pPr>
+        <w:spacing w:before="120" w:after="120"/>
+        <w:jc w:val="center"/>
+      </w:pPr>
+      <w:r>
+        <w:rPr>
+          <w:rFonts w:ascii="Times New Roman" w:hAnsi="Times New Roman"/>
+          <w:i/>
+          <w:sz w:val="28"/>
+        </w:rPr>
+        <w:t>Этот процесс поддерживает сам себя за счет энергии источника питания. На нейтрали ТН появляется устойчивое напряжение смещения $U_0$, которое может превышать фазное напряжение сети ($U_0 &gt; U_(ф)$). Напряжения фаз относительно земли сильно искажаются: на одной фазе напряжение падает до нуля, а на двух других возрастает в $√{3}$ раз. Внешне это выглядит как устойчивое ОЗЗ (ложная земля), хотя физического повреждения изоляции в сети нет.</w:t>
+      </w:r>
+      <w:r>
+        <w:rPr>
+          <w:rFonts w:ascii="Times New Roman" w:hAnsi="Times New Roman"/>
+          <w:sz w:val="28"/>
+        </w:rPr>
+        <w:tab/>
+        <w:t>(120)</w:t>
+      </w:r>
+    </w:p>
+    <w:p>
+      <w:pPr/>
+      <w:r>
+        <w:t>При феррорезонансе через первичные обмотки ТН начинают протекать сверхтоки намагничивания (до $2 \div 3$ А при норме $0,05$ А). В течение нескольких минут обмотки ТН перегреваются, происходит межвитковое КЗ, что приводит к возгоранию или взрыву ТН с последующим КЗ на шинах подстанции. \n\n# Лекция 15. Меры предотвращения феррорезонанса. Применение антирезонансных ТН (типа НАМИ), демпфирующих резисторов во вторичной цепи и влияние заземления нейтрали сети на эти процессы</w:t>
+      </w:r>
+    </w:p>
+    <w:p>
+      <w:pPr/>
+      <w:r>
+        <w:t>Для защиты измерительных трансформаторов напряжения от разрушительного воздействия феррорезонанса применяются различные технические решения.</w:t>
+      </w:r>
+    </w:p>
+    <w:p>
+      <w:pPr>
+        <w:pStyle w:val="Heading3"/>
+      </w:pPr>
+      <w:r>
+        <w:t>1. Демпфирующие резисторы во вторичной цепи ТН</w:t>
+      </w:r>
+    </w:p>
+    <w:p>
+      <w:pPr>
+        <w:spacing w:before="120" w:after="120"/>
+        <w:jc w:val="center"/>
+      </w:pPr>
+      <w:r>
+        <w:rPr>
+          <w:rFonts w:ascii="Times New Roman" w:hAnsi="Times New Roman"/>
+          <w:i/>
+          <w:sz w:val="28"/>
+        </w:rPr>
+        <w:t>Традиционной мерой является включение активного сопротивления $R_(демп)$ в рассечку обмотки «разомкнутый треугольник» ТН (которая служит для контроля напряжения нулевой последовательности $3U_0$).</w:t>
+      </w:r>
+      <w:r>
+        <w:rPr>
+          <w:rFonts w:ascii="Times New Roman" w:hAnsi="Times New Roman"/>
+          <w:sz w:val="28"/>
+        </w:rPr>
+        <w:tab/>
+        <w:t>(121)</w:t>
+      </w:r>
+    </w:p>
+    <w:p>
+      <w:pPr/>
+      <w:r>
+        <w:t>Обычно устанавливается резистор сопротивлением $25$ Ом (рассчитанный на длительный ток до $4$ А). При возникновении феррорезонансных колебаний на обмотке разомкнутого треугольника появляется напряжение, ток протекает через резистор, и выделяющаяся на нем активная мощность демпфирует колебательный контур, срывая резонанс. Недостаток метода — ограниченная эффективность при глубоком насыщении мощных ТН и риск перегрева самого резистора при длительном ОЗЗ в сети.</w:t>
+      </w:r>
+    </w:p>
+    <w:p>
+      <w:pPr>
+        <w:pStyle w:val="Heading3"/>
+      </w:pPr>
+      <w:r>
+        <w:t>2. Применение антирезонансных ТН типа НАМИ</w:t>
+      </w:r>
+    </w:p>
+    <w:p>
+      <w:pPr/>
+      <w:r>
+        <w:t>Конструктивное решение проблемы феррорезонанса заключается в использовании антирезонансных трансформаторов напряжения (например, НАМИ-10, НАМИ-35).</w:t>
+      </w:r>
+    </w:p>
+    <w:p>
+      <w:pPr/>
+      <w:r>
+        <w:t>Трансформатор НАМИ-10 представляет собой объединенную конструкцию, состоящую из двух трансформаторов: * Трехфазного трансформатора напряжения, магнитопровод которого работает при низких индукциях и не насыщается при перенапряжениях. * Однофазного трансформатора контроля изоляции (заземления), включенного в нейтраль трехфазного трансформатора.</w:t>
+      </w:r>
+    </w:p>
+    <w:p>
+      <w:pPr/>
+      <w:r>
+        <w:t>В конструкции НАМИ также имеется специальная короткозамкнутая компенсационная обмотка. Она шунтирует индуктивность нулевой последовательности для высокочастотных токов, физически исключая возможность возникновения феррорезонанса.</w:t>
+      </w:r>
+    </w:p>
+    <w:p>
+      <w:pPr>
+        <w:pStyle w:val="Heading3"/>
+      </w:pPr>
+      <w:r>
+        <w:t>3. Системное решение: резистивное заземление нейтрали сети</w:t>
+      </w:r>
+    </w:p>
+    <w:p>
+      <w:pPr/>
+      <w:r>
+        <w:t>Наиболее надежным способом предотвращения феррорезонанса является заземление нейтрали сети через резистор $R_N$.</w:t>
+      </w:r>
+    </w:p>
+    <w:p>
+      <w:pPr/>
+      <w:r>
+        <w:t>Подключение резистора к нейтрали сети обеспечивает постоянный путь для разряда емкости сети на землю. Время разряда колебательного контура при коммутациях снижается до долей периода частоты $50$ Гц:</w:t>
+      </w:r>
+    </w:p>
+    <w:p>
+      <w:pPr>
+        <w:spacing w:before="120" w:after="120"/>
+        <w:jc w:val="center"/>
+      </w:pPr>
+      <w:r>
+        <w:rPr>
+          <w:rFonts w:ascii="Times New Roman" w:hAnsi="Times New Roman"/>
+          <w:i/>
+          <w:sz w:val="28"/>
+        </w:rPr>
+        <w:t>tau = 3 · R_N · C &lt; 0,01 с</w:t>
+      </w:r>
+      <w:r>
+        <w:rPr>
+          <w:rFonts w:ascii="Times New Roman" w:hAnsi="Times New Roman"/>
+          <w:sz w:val="28"/>
+        </w:rPr>
+        <w:tab/>
+        <w:t>(122)</w:t>
+      </w:r>
+    </w:p>
+    <w:p>
+      <w:pPr>
+        <w:spacing w:before="120" w:after="120"/>
+        <w:jc w:val="center"/>
+      </w:pPr>
+      <w:r>
+        <w:rPr>
+          <w:rFonts w:ascii="Times New Roman" w:hAnsi="Times New Roman"/>
+          <w:i/>
+          <w:sz w:val="28"/>
+        </w:rPr>
+        <w:t>tau = 3 · R_N · C &lt; 0,01 с</w:t>
+      </w:r>
+      <w:r>
+        <w:rPr>
+          <w:rFonts w:ascii="Times New Roman" w:hAnsi="Times New Roman"/>
+          <w:sz w:val="28"/>
+        </w:rPr>
+        <w:tab/>
+        <w:t>(123)</w:t>
+      </w:r>
+    </w:p>
+    <w:p>
+      <w:pPr/>
+      <w:r>
+        <w:t>В результате феррорезонансный контур шунтируется низким активным сопротивлением резистора ($3R_N$), и возникновение автоколебаний становится физически невозможным. Опыт эксплуатации подтверждает, что в сетях с резистивным заземлением повреждения ТН от феррорезонанса полностью отсутствуют. \n\n# Лекция 16. Релейная защита от замыканий на землю. Особенности организации направленных и ненаправленных токовых защит нулевой последовательности для изолированной, компенсированной и резистивно-заземленной нейтрали</w:t>
+      </w:r>
+    </w:p>
+    <w:p>
+      <w:pPr/>
+      <w:r>
+        <w:t>Организация селективной релейной защиты от ОЗЗ в сетях 6–35 кВ осложняется малым значением токов повреждения. Защита реагирует на параметры нулевой последовательности: ток $3I_0$ и напряжение $3U_0$.</w:t>
+      </w:r>
+    </w:p>
+    <w:p>
+      <w:pPr>
+        <w:pStyle w:val="Heading3"/>
+      </w:pPr>
+      <w:r>
+        <w:t>1. Датчики тока нулевой последовательности</w:t>
+      </w:r>
+    </w:p>
+    <w:p>
+      <w:pPr/>
+      <w:r>
+        <w:t>Для измерения тока $3I_0$ применяются кабельные трансформаторы тока нулевой последовательности (ТТНП) типа ТЗЛ или ТЗЛМ. Они охватывают все три фазы отходящего кабеля.</w:t>
+      </w:r>
+    </w:p>
+    <w:p>
+      <w:pPr/>
+      <w:r>
+        <w:t>В нормальном режиме сумма магнитных потоков трех фаз равна нулю, и тока во вторичной обмотке ТТНП нет. При ОЗЗ через кабель протекает нескомпенсированный ток нулевой последовательности, наводящий во вторичной обмотке ток, который подается на вход реле защиты (например, микропроцессорного терминала типа БМРЗ или Сириус).</w:t>
+      </w:r>
+    </w:p>
+    <w:p>
+      <w:pPr>
+        <w:pStyle w:val="Heading3"/>
+      </w:pPr>
+      <w:r>
+        <w:t>2. Защита в сетях с изолированной нейтралью</w:t>
+      </w:r>
+    </w:p>
+    <w:p>
+      <w:pPr/>
+      <w:r>
+        <w:t>Используются два основных принципа:</w:t>
+      </w:r>
+    </w:p>
+    <w:p>
+      <w:pPr>
+        <w:pStyle w:val="Heading1"/>
+      </w:pPr>
+      <w:r>
+        <w:t>1 **Ненаправленная токовая защита нулевой последовательности (ТЗНП):**</w:t>
+      </w:r>
+    </w:p>
+    <w:p>
+      <w:pPr>
+        <w:spacing w:before="120" w:after="120"/>
+        <w:jc w:val="center"/>
+      </w:pPr>
+      <w:r>
+        <w:rPr>
+          <w:rFonts w:ascii="Times New Roman" w:hAnsi="Times New Roman"/>
+          <w:i/>
+          <w:sz w:val="28"/>
+        </w:rPr>
+        <w:t>Реле реагирует на величину тока $3I_0$. Ток срабатывания защиты отстраивается от собственного емкостного тока защищаемой линии $I_(С.собст)$ и тока небаланса ТТНП:</w:t>
+      </w:r>
+      <w:r>
+        <w:rPr>
+          <w:rFonts w:ascii="Times New Roman" w:hAnsi="Times New Roman"/>
+          <w:sz w:val="28"/>
+        </w:rPr>
+        <w:tab/>
+        <w:t>(124)</w:t>
+      </w:r>
+    </w:p>
+    <w:p>
+      <w:pPr>
+        <w:spacing w:before="120" w:after="120"/>
+        <w:jc w:val="center"/>
+      </w:pPr>
+      <w:r>
+        <w:rPr>
+          <w:rFonts w:ascii="Times New Roman" w:hAnsi="Times New Roman"/>
+          <w:i/>
+          <w:sz w:val="28"/>
+        </w:rPr>
+        <w:t>I_(сз) = K_(отс) · I_(С.собст)</w:t>
+      </w:r>
+      <w:r>
+        <w:rPr>
+          <w:rFonts w:ascii="Times New Roman" w:hAnsi="Times New Roman"/>
+          <w:sz w:val="28"/>
+        </w:rPr>
+        <w:tab/>
+        <w:t>(125)</w:t>
+      </w:r>
+    </w:p>
+    <w:p>
+      <w:pPr>
+        <w:spacing w:before="120" w:after="120"/>
+        <w:jc w:val="center"/>
+      </w:pPr>
+      <w:r>
+        <w:rPr>
+          <w:rFonts w:ascii="Times New Roman" w:hAnsi="Times New Roman"/>
+          <w:i/>
+          <w:sz w:val="28"/>
+        </w:rPr>
+        <w:t>I_(сз) = K_(отс) · I_(С.собст)</w:t>
+      </w:r>
+      <w:r>
+        <w:rPr>
+          <w:rFonts w:ascii="Times New Roman" w:hAnsi="Times New Roman"/>
+          <w:sz w:val="28"/>
+        </w:rPr>
+        <w:tab/>
+        <w:t>(126)</w:t>
+      </w:r>
+    </w:p>
+    <w:p>
+      <w:pPr>
+        <w:spacing w:before="120" w:after="120"/>
+        <w:jc w:val="center"/>
+      </w:pPr>
+      <w:r>
+        <w:rPr>
+          <w:rFonts w:ascii="Times New Roman" w:hAnsi="Times New Roman"/>
+          <w:i/>
+          <w:sz w:val="28"/>
+        </w:rPr>
+        <w:t>где $K_(отс) ≈ 1,2 div 1,3$ — коэффициент отстройки. Этот простой принцип эффективен на подстанциях с большим количеством отходящих линий, где емкостный ток поврежденной линии существенно меньше суммарного тока сети.</w:t>
+      </w:r>
+      <w:r>
+        <w:rPr>
+          <w:rFonts w:ascii="Times New Roman" w:hAnsi="Times New Roman"/>
+          <w:sz w:val="28"/>
+        </w:rPr>
+        <w:tab/>
+        <w:t>(127)</w:t>
+      </w:r>
+    </w:p>
+    <w:p>
+      <w:pPr>
+        <w:pStyle w:val="Heading1"/>
+      </w:pPr>
+      <w:r>
+        <w:t>2 **Направленная ТЗНП:**</w:t>
+      </w:r>
+    </w:p>
+    <w:p>
+      <w:pPr/>
+      <w:r>
+        <w:t>Применяется на протяженных фидерах, где собственный емкостный ток велик. Реле сравнивает фазы тока $3I_0$ и напряжения $3U_0$. Используется направленная характеристика синусного типа, так как емкостный ток сдвинут относительно напряжения на $90^\circ$. Направление мощности нулевой последовательности на поврежденном фидере направлено от линии к шинам подстанции, а на здоровых фидерах — от шин в линию.</w:t>
+      </w:r>
+    </w:p>
+    <w:p>
+      <w:pPr>
+        <w:pStyle w:val="Heading3"/>
+      </w:pPr>
+      <w:r>
+        <w:t>3. Защита в компенсированных сетях</w:t>
+      </w:r>
+    </w:p>
+    <w:p>
+      <w:pPr/>
+      <w:r>
+        <w:t>Поскольку ДГР компенсирует ток основной частоты $50$ Гц, селективная токовая защита на этой частоте невозможна. Применяются специальные типы защит: * **Защиты на высших гармониках:** реагируют на токи 5-й или 11-й гармоник, которые не компенсируются реактором. * **Волновые защиты:** фиксируют направление движения волн тока и напряжения в переходном процессе в первые миллисекунды ОЗЗ. * **Защиты с кратковременным наложением активного тока:** при возникновении ОЗЗ параллельно ДГР на $1 \div 2$ с подключается резистор, создающий активный ток, на который селективно реагируют направленные ваттметрические защиты.</w:t>
+      </w:r>
+    </w:p>
+    <w:p>
+      <w:pPr>
+        <w:pStyle w:val="Heading3"/>
+      </w:pPr>
+      <w:r>
+        <w:t>4. Защита в сетях с резистивным заземлением</w:t>
+      </w:r>
+    </w:p>
+    <w:p>
+      <w:pPr/>
+      <w:r>
+        <w:t>Наличие резистора упрощает защиту. Активный ток резистора $I_R$ протекает только по поврежденному фидеру. * При низкоомном заземлении ($I_R \approx 100 \div 200$ А) уставка токовой защиты выбирается равной:</w:t>
+      </w:r>
+    </w:p>
+    <w:p>
+      <w:pPr>
+        <w:spacing w:before="120" w:after="120"/>
+        <w:jc w:val="center"/>
+      </w:pPr>
+      <w:r>
+        <w:rPr>
+          <w:rFonts w:ascii="Times New Roman" w:hAnsi="Times New Roman"/>
+          <w:i/>
+          <w:sz w:val="28"/>
+        </w:rPr>
+        <w:t>I_(сз) = 1,5 · I_(С.собст)</w:t>
+      </w:r>
+      <w:r>
+        <w:rPr>
+          <w:rFonts w:ascii="Times New Roman" w:hAnsi="Times New Roman"/>
+          <w:sz w:val="28"/>
+        </w:rPr>
+        <w:tab/>
+        <w:t>(128)</w:t>
+      </w:r>
+    </w:p>
+    <w:p>
+      <w:pPr>
+        <w:spacing w:before="120" w:after="120"/>
+        <w:jc w:val="center"/>
+      </w:pPr>
+      <w:r>
+        <w:rPr>
+          <w:rFonts w:ascii="Times New Roman" w:hAnsi="Times New Roman"/>
+          <w:i/>
+          <w:sz w:val="28"/>
+        </w:rPr>
+        <w:t>I_(сз) = 1,5 · I_(С.собст)</w:t>
+      </w:r>
+      <w:r>
+        <w:rPr>
+          <w:rFonts w:ascii="Times New Roman" w:hAnsi="Times New Roman"/>
+          <w:sz w:val="28"/>
+        </w:rPr>
+        <w:tab/>
+        <w:t>(129)</w:t>
+      </w:r>
+    </w:p>
+    <w:p>
+      <w:pPr>
+        <w:spacing w:before="120" w:after="120"/>
+        <w:jc w:val="center"/>
+      </w:pPr>
+      <w:r>
+        <w:rPr>
+          <w:rFonts w:ascii="Times New Roman" w:hAnsi="Times New Roman"/>
+          <w:i/>
+          <w:sz w:val="28"/>
+        </w:rPr>
+        <w:t>Поскольку $I_R gg I_(С.собст)$, защита надежно срабатывает без выдержки времени на отключение выключателя поврежденной линии.</w:t>
+      </w:r>
+      <w:r>
+        <w:rPr>
+          <w:rFonts w:ascii="Times New Roman" w:hAnsi="Times New Roman"/>
+          <w:sz w:val="28"/>
+        </w:rPr>
+        <w:tab/>
+        <w:t>(130)</w:t>
+      </w:r>
+    </w:p>
+    <w:p>
+      <w:pPr/>
+      <w:r>
+        <w:t>\n\n# Лекция 17. Электробезопасность и технико-экономический выбор режима. Оценка рисков поражения током (напряжения прикосновения и шага), анализ ущербов от недоотпуска энергии и итоговые рекомендации по выбору нейтрали</w:t>
+      </w:r>
+    </w:p>
+    <w:p>
+      <w:pPr/>
+      <w:r>
+        <w:t>Выбор режима заземления нейтрали распределительных сетей является многофакторной задачей, объединяющей требования надежности, безопасности и экономической эффективности.</w:t>
+      </w:r>
+    </w:p>
+    <w:p>
+      <w:pPr>
+        <w:pStyle w:val="Heading3"/>
+      </w:pPr>
+      <w:r>
+        <w:t>1. Оценка рисков поражения током</w:t>
+      </w:r>
+    </w:p>
+    <w:p>
+      <w:pPr/>
+      <w:r>
+        <w:t>Безопасность людей при возникновении ОЗЗ регламентируется уровнями напряжений прикосновения и шага, которые не должны превышать допустимых ГОСТ 12.1,038-82 значений.</w:t>
+      </w:r>
+    </w:p>
+    <w:p>
+      <w:pPr>
+        <w:spacing w:before="120" w:after="120"/>
+        <w:jc w:val="center"/>
+      </w:pPr>
+      <w:r>
+        <w:rPr>
+          <w:rFonts w:ascii="Times New Roman" w:hAnsi="Times New Roman"/>
+          <w:i/>
+          <w:sz w:val="28"/>
+        </w:rPr>
+        <w:t>* **Напряжение шага ($U_(шага)$):** разность потенциалов между двумя точками земли на расстоянии $1$ м (длина шага) в зоне растекания тока:</w:t>
+      </w:r>
+      <w:r>
+        <w:rPr>
+          <w:rFonts w:ascii="Times New Roman" w:hAnsi="Times New Roman"/>
+          <w:sz w:val="28"/>
+        </w:rPr>
+        <w:tab/>
+        <w:t>(131)</w:t>
+      </w:r>
+    </w:p>
+    <w:p>
+      <w:pPr>
+        <w:spacing w:before="120" w:after="120"/>
+        <w:jc w:val="center"/>
+      </w:pPr>
+      <w:r>
+        <w:rPr>
+          <w:rFonts w:ascii="Times New Roman" w:hAnsi="Times New Roman"/>
+          <w:i/>
+          <w:sz w:val="28"/>
+        </w:rPr>
+        <w:t>U_(шага) = I_З · (rho) / (2π · x · (x + 1))</w:t>
+      </w:r>
+      <w:r>
+        <w:rPr>
+          <w:rFonts w:ascii="Times New Roman" w:hAnsi="Times New Roman"/>
+          <w:sz w:val="28"/>
+        </w:rPr>
+        <w:tab/>
+        <w:t>(132)</w:t>
+      </w:r>
+    </w:p>
+    <w:p>
+      <w:pPr>
+        <w:spacing w:before="120" w:after="120"/>
+        <w:jc w:val="center"/>
+      </w:pPr>
+      <w:r>
+        <w:rPr>
+          <w:rFonts w:ascii="Times New Roman" w:hAnsi="Times New Roman"/>
+          <w:i/>
+          <w:sz w:val="28"/>
+        </w:rPr>
+        <w:t>U_(шага) = I_З · (rho) / (2π · x · (x + 1))</w:t>
+      </w:r>
+      <w:r>
+        <w:rPr>
+          <w:rFonts w:ascii="Times New Roman" w:hAnsi="Times New Roman"/>
+          <w:sz w:val="28"/>
+        </w:rPr>
+        <w:tab/>
+        <w:t>(133)</w:t>
+      </w:r>
+    </w:p>
+    <w:p>
+      <w:pPr/>
+      <w:r>
+        <w:t>где $I_З$ — ток, стекающий в землю; $\rho$ — удельное сопротивление грунта, Ом·м; $x$ — расстояние от точки заземлителя, м.</w:t>
+      </w:r>
+    </w:p>
+    <w:p>
+      <w:pPr>
+        <w:spacing w:before="120" w:after="120"/>
+        <w:jc w:val="center"/>
+      </w:pPr>
+      <w:r>
+        <w:rPr>
+          <w:rFonts w:ascii="Times New Roman" w:hAnsi="Times New Roman"/>
+          <w:i/>
+          <w:sz w:val="28"/>
+        </w:rPr>
+        <w:t>* **Напряжение прикосновения ($U_(прик)$):** разность потенциалов между точками цепи тока, которых одновременно касается человек:</w:t>
+      </w:r>
+      <w:r>
+        <w:rPr>
+          <w:rFonts w:ascii="Times New Roman" w:hAnsi="Times New Roman"/>
+          <w:sz w:val="28"/>
+        </w:rPr>
+        <w:tab/>
+        <w:t>(134)</w:t>
+      </w:r>
+    </w:p>
+    <w:p>
+      <w:pPr>
+        <w:spacing w:before="120" w:after="120"/>
+        <w:jc w:val="center"/>
+      </w:pPr>
+      <w:r>
+        <w:rPr>
+          <w:rFonts w:ascii="Times New Roman" w:hAnsi="Times New Roman"/>
+          <w:i/>
+          <w:sz w:val="28"/>
+        </w:rPr>
+        <w:t>U_(прик) = I_З · R_З · α</w:t>
+      </w:r>
+      <w:r>
+        <w:rPr>
+          <w:rFonts w:ascii="Times New Roman" w:hAnsi="Times New Roman"/>
+          <w:sz w:val="28"/>
+        </w:rPr>
+        <w:tab/>
+        <w:t>(135)</w:t>
+      </w:r>
+    </w:p>
+    <w:p>
+      <w:pPr>
+        <w:spacing w:before="120" w:after="120"/>
+        <w:jc w:val="center"/>
+      </w:pPr>
+      <w:r>
+        <w:rPr>
+          <w:rFonts w:ascii="Times New Roman" w:hAnsi="Times New Roman"/>
+          <w:i/>
+          <w:sz w:val="28"/>
+        </w:rPr>
+        <w:t>U_(прик) = I_З · R_З · α</w:t>
+      </w:r>
+      <w:r>
+        <w:rPr>
+          <w:rFonts w:ascii="Times New Roman" w:hAnsi="Times New Roman"/>
+          <w:sz w:val="28"/>
+        </w:rPr>
+        <w:tab/>
+        <w:t>(136)</w:t>
+      </w:r>
+    </w:p>
+    <w:p>
+      <w:pPr>
+        <w:spacing w:before="120" w:after="120"/>
+        <w:jc w:val="center"/>
+      </w:pPr>
+      <w:r>
+        <w:rPr>
+          <w:rFonts w:ascii="Times New Roman" w:hAnsi="Times New Roman"/>
+          <w:i/>
+          <w:sz w:val="28"/>
+        </w:rPr>
+        <w:t>где $R_З$ — сопротивление заземляющего устройства, Ом; $α$ — коэффициент напряжения прикосновения.</w:t>
+      </w:r>
+      <w:r>
+        <w:rPr>
+          <w:rFonts w:ascii="Times New Roman" w:hAnsi="Times New Roman"/>
+          <w:sz w:val="28"/>
+        </w:rPr>
+        <w:tab/>
+        <w:t>(137)</w:t>
+      </w:r>
+    </w:p>
+    <w:p>
+      <w:pPr>
+        <w:spacing w:before="120" w:after="120"/>
+        <w:jc w:val="center"/>
+      </w:pPr>
+      <w:r>
+        <w:rPr>
+          <w:rFonts w:ascii="Times New Roman" w:hAnsi="Times New Roman"/>
+          <w:i/>
+          <w:sz w:val="28"/>
+        </w:rPr>
+        <w:t>В сетях с изолированной нейтралью малый ток ОЗЗ снижает напряжения прикосновения на подстанциях. Однако длительное существование замыкания на воздушных линиях (до $2$ часов) создает высокий риск случайного попадания людей под шаговое напряжение вблизи упавшего провода ЛЭП. В сетях с низкоомным резистивным заземлением ток ОЗЗ выше, но быстрое отключение повреждения защитой ($t_(откл) le 0,5$ с) снижает вероятность электротравмы до минимума.</w:t>
+      </w:r>
+      <w:r>
+        <w:rPr>
+          <w:rFonts w:ascii="Times New Roman" w:hAnsi="Times New Roman"/>
+          <w:sz w:val="28"/>
+        </w:rPr>
+        <w:tab/>
+        <w:t>(138)</w:t>
+      </w:r>
+    </w:p>
+    <w:p>
+      <w:pPr>
+        <w:pStyle w:val="Heading3"/>
+      </w:pPr>
+      <w:r>
+        <w:t>2. Технико-экономический анализ и рекомендации</w:t>
+      </w:r>
+    </w:p>
+    <w:p>
+      <w:pPr>
+        <w:pStyle w:val="Heading1"/>
+      </w:pPr>
+      <w:r>
+        <w:t>1 **Сети 6–35 кВ:**</w:t>
+      </w:r>
+    </w:p>
+    <w:p>
+      <w:pPr/>
+      <w:r>
+        <w:t>* Режим **изолированной нейтрали** признан морально устаревшим и не рекомендуется для новых и реконструируемых сетей из-за высокого уровня повреждаемости ТН от феррорезонанса и частых переходов ОЗЗ в двухфазные КЗ под действием дуговых перенапряжений. * Режим **резистивного заземления** нейтрали является наиболее предпочтительным для кабельных городских и промышленных сетей. Низкоомное заземление обеспечивает мгновенное отключение повреждений, исключает перенапряжения и феррорезонанс, существенно повышая общий ресурс изоляции кабелей и оборудования. * Режим **компенсированного (резонансного) заземления** с обязательной автоматической настройкой компенсации (АНК) и параллельным резистором рекомендуется для воздушных распределительных сетей 35 кВ и протяженных смешанных сетей 6–10 кВ, где отключение линий при первом замыкании нежелательно по условиям надежности электроснабжения потребителей III категории.</w:t>
+      </w:r>
+    </w:p>
+    <w:p>
+      <w:pPr>
+        <w:pStyle w:val="Heading1"/>
+      </w:pPr>
+      <w:r>
+        <w:t>2 **Сети 110 кВ и выше:**</w:t>
+      </w:r>
+    </w:p>
+    <w:p>
+      <w:pPr/>
+      <w:r>
+        <w:t>* Применяется исключительно режим **эффективного заземления** нейтрали, позволяющий минимизировать толщину изоляции высоковольтных аппаратов и ЛЭП, что дает существенную экономию капитальных затрат при строительстве энергосистем.</w:t>
       </w:r>
     </w:p>
     <w:sectPr>

--- a/Результаты/методичка.docx
+++ b/Результаты/методичка.docx
@@ -2,61 +2,6 @@
 <file path=word/document.xml><?xml version="1.0" encoding="utf-8"?>
 <w:document xmlns:wpc="http://schemas.microsoft.com/office/word/2010/wordprocessingCanvas" xmlns:mo="http://schemas.microsoft.com/office/mac/office/2008/main" xmlns:mc="http://schemas.openxmlformats.org/markup-compatibility/2006" xmlns:mv="urn:schemas-microsoft-com:mac:vml" xmlns:o="urn:schemas-microsoft-com:office:office" xmlns:r="http://schemas.openxmlformats.org/officeDocument/2006/relationships" xmlns:m="http://schemas.openxmlformats.org/officeDocument/2006/math" xmlns:v="urn:schemas-microsoft-com:vml" xmlns:wp14="http://schemas.microsoft.com/office/word/2010/wordprocessingDrawing" xmlns:wp="http://schemas.openxmlformats.org/drawingml/2006/wordprocessingDrawing" xmlns:w10="urn:schemas-microsoft-com:office:word" xmlns:w="http://schemas.openxmlformats.org/wordprocessingml/2006/main" xmlns:w14="http://schemas.microsoft.com/office/word/2010/wordml" xmlns:wpg="http://schemas.microsoft.com/office/word/2010/wordprocessingGroup" xmlns:wpi="http://schemas.microsoft.com/office/word/2010/wordprocessingInk" xmlns:wne="http://schemas.microsoft.com/office/word/2006/wordml" xmlns:wps="http://schemas.microsoft.com/office/word/2010/wordprocessingShape" mc:Ignorable="w14 wp14">
   <w:body>
-    <w:p>
-      <w:pPr>
-        <w:spacing w:after="0" w:before="0" w:line="240" w:lineRule="auto"/>
-        <w:jc w:val="center"/>
-      </w:pPr>
-      <w:r>
-        <w:rPr>
-          <w:rFonts w:ascii="Times New Roman" w:hAnsi="Times New Roman"/>
-          <w:b w:val="0"/>
-          <w:sz w:val="24"/>
-        </w:rPr>
-        <w:t>МИНИСТЕРСТВО НАУКИ И ВЫСШЕГО ОБРАЗОВАНИЯ</w:t>
-      </w:r>
-    </w:p>
-    <w:p>
-      <w:pPr>
-        <w:spacing w:after="0" w:before="0" w:line="240" w:lineRule="auto"/>
-        <w:jc w:val="center"/>
-      </w:pPr>
-      <w:r>
-        <w:rPr>
-          <w:rFonts w:ascii="Times New Roman" w:hAnsi="Times New Roman"/>
-          <w:b w:val="0"/>
-          <w:sz w:val="24"/>
-        </w:rPr>
-        <w:t>РОССИЙСКОЙ ФЕДЕРАЦИИ</w:t>
-      </w:r>
-    </w:p>
-    <w:p>
-      <w:pPr>
-        <w:spacing w:after="0" w:before="0" w:line="240" w:lineRule="auto"/>
-        <w:jc w:val="center"/>
-      </w:pPr>
-      <w:r>
-        <w:rPr>
-          <w:rFonts w:ascii="Times New Roman" w:hAnsi="Times New Roman"/>
-          <w:b w:val="0"/>
-          <w:sz w:val="12"/>
-        </w:rPr>
-      </w:r>
-    </w:p>
-    <w:p>
-      <w:pPr>
-        <w:spacing w:after="0" w:before="0" w:line="240" w:lineRule="auto"/>
-        <w:jc w:val="center"/>
-      </w:pPr>
-      <w:r>
-        <w:rPr>
-          <w:rFonts w:ascii="Times New Roman" w:hAnsi="Times New Roman"/>
-          <w:b/>
-          <w:sz w:val="28"/>
-        </w:rPr>
-        <w:t>КАЗАНСКИЙ ГОСУДАРСТВЕННЫЙ ЭНЕРГЕТИЧЕСКИЙ УНИВЕРСИТЕТ</w:t>
-      </w:r>
-    </w:p>
     <w:p>
       <w:pPr>
         <w:spacing w:after="0" w:before="0" w:line="240" w:lineRule="auto"/>
@@ -107,61 +52,7 @@
           <w:b/>
           <w:sz w:val="32"/>
         </w:rPr>
-        <w:t>УЧЕБНОЕ ПОСОБИЕ</w:t>
-      </w:r>
-    </w:p>
-    <w:p>
-      <w:pPr>
-        <w:spacing w:after="0" w:before="0" w:line="240" w:lineRule="auto"/>
-        <w:jc w:val="center"/>
-      </w:pPr>
-      <w:r>
-        <w:rPr>
-          <w:rFonts w:ascii="Times New Roman" w:hAnsi="Times New Roman"/>
-          <w:b w:val="0"/>
-          <w:sz w:val="12"/>
-        </w:rPr>
-      </w:r>
-    </w:p>
-    <w:p>
-      <w:pPr>
-        <w:spacing w:after="0" w:before="0" w:line="240" w:lineRule="auto"/>
-        <w:jc w:val="center"/>
-      </w:pPr>
-      <w:r>
-        <w:rPr>
-          <w:rFonts w:ascii="Times New Roman" w:hAnsi="Times New Roman"/>
-          <w:b/>
-          <w:sz w:val="36"/>
-        </w:rPr>
-        <w:t>Режимы нейтрали электрических сетей</w:t>
-      </w:r>
-    </w:p>
-    <w:p>
-      <w:pPr>
-        <w:spacing w:after="0" w:before="0" w:line="240" w:lineRule="auto"/>
-        <w:jc w:val="center"/>
-      </w:pPr>
-      <w:r>
-        <w:rPr>
-          <w:rFonts w:ascii="Times New Roman" w:hAnsi="Times New Roman"/>
-          <w:b w:val="0"/>
-          <w:sz w:val="12"/>
-        </w:rPr>
-      </w:r>
-    </w:p>
-    <w:p>
-      <w:pPr>
-        <w:spacing w:after="0" w:before="0" w:line="240" w:lineRule="auto"/>
-        <w:jc w:val="center"/>
-      </w:pPr>
-      <w:r>
-        <w:rPr>
-          <w:rFonts w:ascii="Times New Roman" w:hAnsi="Times New Roman"/>
-          <w:b w:val="0"/>
-          <w:sz w:val="28"/>
-        </w:rPr>
-        <w:t>по дисциплине «Режимы нейтралей»</w:t>
+        <w:t>МЕТОДИЧЕСКОЕ ПОСОБИЕ</w:t>
       </w:r>
     </w:p>
     <w:p>
@@ -218,19 +109,6 @@
     </w:p>
     <w:p>
       <w:pPr>
-        <w:spacing w:after="0"/>
-        <w:jc w:val="right"/>
-      </w:pPr>
-      <w:r>
-        <w:rPr>
-          <w:rFonts w:ascii="Times New Roman" w:hAnsi="Times New Roman"/>
-          <w:sz w:val="28"/>
-        </w:rPr>
-        <w:t>Профессор кафедры электроэнергетики</w:t>
-      </w:r>
-    </w:p>
-    <w:p>
-      <w:pPr>
         <w:spacing w:after="0" w:before="0" w:line="240" w:lineRule="auto"/>
         <w:jc w:val="center"/>
       </w:pPr>
@@ -269,20 +147,6 @@
       </w:r>
     </w:p>
     <w:p>
-      <w:pPr>
-        <w:spacing w:after="0" w:before="0" w:line="240" w:lineRule="auto"/>
-        <w:jc w:val="center"/>
-      </w:pPr>
-      <w:r>
-        <w:rPr>
-          <w:rFonts w:ascii="Times New Roman" w:hAnsi="Times New Roman"/>
-          <w:b w:val="0"/>
-          <w:sz w:val="28"/>
-        </w:rPr>
-        <w:t>Казань — 2026</w:t>
-      </w:r>
-    </w:p>
-    <w:p>
       <w:r>
         <w:br w:type="page"/>
       </w:r>
@@ -315,84 +179,6 @@
     <w:p>
       <w:r>
         <w:br w:type="page"/>
-      </w:r>
-    </w:p>
-    <w:p>
-      <w:pPr>
-        <w:pStyle w:val="Heading1"/>
-      </w:pPr>
-      <w:r>
-        <w:t>Задание</w:t>
-      </w:r>
-    </w:p>
-    <w:p>
-      <w:pPr>
-        <w:pStyle w:val="Heading2"/>
-      </w:pPr>
-      <w:r>
-        <w:t>Режим</w:t>
-      </w:r>
-    </w:p>
-    <w:p>
-      <w:pPr/>
-      <w:r>
-        <w:t>&lt;!-- создать | добавить | заменить | переформатировать --&gt; создать</w:t>
-      </w:r>
-    </w:p>
-    <w:p>
-      <w:pPr>
-        <w:pStyle w:val="Heading2"/>
-      </w:pPr>
-      <w:r>
-        <w:t>Целевой файл</w:t>
-      </w:r>
-    </w:p>
-    <w:p>
-      <w:pPr/>
-      <w:r>
-        <w:t>Результаты/методичка.docx</w:t>
-      </w:r>
-    </w:p>
-    <w:p>
-      <w:pPr>
-        <w:pStyle w:val="Heading2"/>
-      </w:pPr>
-      <w:r>
-        <w:t>Глава</w:t>
-      </w:r>
-    </w:p>
-    <w:p>
-      <w:pPr/>
-      <w:r>
-        <w:t>&lt;!-- Номер и название главы из плана (например: 3. Расчёт электрических нагрузок) --&gt;</w:t>
-      </w:r>
-    </w:p>
-    <w:p>
-      <w:pPr>
-        <w:pStyle w:val="Heading2"/>
-      </w:pPr>
-      <w:r>
-        <w:t>Позиция</w:t>
-      </w:r>
-    </w:p>
-    <w:p>
-      <w:pPr/>
-      <w:r>
-        <w:t>&lt;!-- после | перед | в_конец --&gt; в_конец</w:t>
-      </w:r>
-    </w:p>
-    <w:p>
-      <w:pPr/>
-      <w:r>
-        <w:t>---</w:t>
-      </w:r>
-    </w:p>
-    <w:p>
-      <w:pPr>
-        <w:pStyle w:val="Heading2"/>
-      </w:pPr>
-      <w:r>
-        <w:t>Текст</w:t>
       </w:r>
     </w:p>
     <w:p>
@@ -558,7 +344,7 @@
           <w:i/>
           <w:sz w:val="28"/>
         </w:rPr>
-        <w:t>I_(ОЗЗ) = 3 · U_(ф) · ω · C · 10^(-6)</w:t>
+        <w:t>где $U_(ф)$ — фазное напряжение сети, кВ; $ω = 2π f$ — угловая частота (для частоты $f = 50$ Гц $ω ≈ 314$ рад/с); $C$ — суммарная емкость одной фазы сети относительно земли, мкФ.</w:t>
       </w:r>
       <w:r>
         <w:rPr>
@@ -567,28 +353,6 @@
         </w:rPr>
         <w:tab/>
         <w:t>(4)</w:t>
-      </w:r>
-    </w:p>
-    <w:p>
-      <w:pPr>
-        <w:spacing w:before="120" w:after="120"/>
-        <w:jc w:val="center"/>
-      </w:pPr>
-      <w:r>
-        <w:rPr>
-          <w:rFonts w:ascii="Times New Roman" w:hAnsi="Times New Roman"/>
-          <w:i/>
-          <w:sz w:val="28"/>
-        </w:rPr>
-        <w:t>где $U_(ф)$ — фазное напряжение сети, кВ; $ω = 2π f$ — угловая частота (для частоты $f = 50$ Гц $ω ≈ 314$ рад/с); $C$ — суммарная емкость одной фазы сети относительно земли, мкФ.</w:t>
-      </w:r>
-      <w:r>
-        <w:rPr>
-          <w:rFonts w:ascii="Times New Roman" w:hAnsi="Times New Roman"/>
-          <w:sz w:val="28"/>
-        </w:rPr>
-        <w:tab/>
-        <w:t>(5)</w:t>
       </w:r>
     </w:p>
     <w:p>
@@ -692,7 +456,7 @@
           <w:sz w:val="28"/>
         </w:rPr>
         <w:tab/>
-        <w:t>(6)</w:t>
+        <w:t>(5)</w:t>
       </w:r>
     </w:p>
     <w:p>
@@ -734,7 +498,7 @@
           <w:sz w:val="28"/>
         </w:rPr>
         <w:tab/>
-        <w:t>(7)</w:t>
+        <w:t>(6)</w:t>
       </w:r>
     </w:p>
     <w:p>
@@ -770,7 +534,7 @@
           <w:sz w:val="28"/>
         </w:rPr>
         <w:tab/>
-        <w:t>(8)</w:t>
+        <w:t>(7)</w:t>
       </w:r>
     </w:p>
     <w:p>
@@ -784,4295 +548,7 @@
     <w:p>
       <w:pPr/>
       <w:r>
-        <w:t>Нейтраль трансформатора или генератора жестко соединяется с заземляющим контуром. Применяется в сетях 220 кВ и выше (где экономия на изоляции максимальна) и в сетях до 1000 В (380/220 В) для обеспечения безопасности при пробое на корпус оборудования (мгновенное перегорание предохранителя или отключение автомата). \n\n# Лекция 2. Математический аппарат: Метод симметричных составляющих (МСС). Основы разложения несимметричной системы на прямую, обратную и нулевую последовательности. Построение векторных диаграмм</w:t>
-      </w:r>
-    </w:p>
-    <w:p>
-      <w:pPr/>
-      <w:r>
-        <w:t>Расчет несимметричных режимов трехфазных цепей представляет значительные математические трудности из-за сильной взаимосвязи фазных координат. Метод симметричных составляющих (МСС), предложенный Ч. Фортескью в 1918 году, позволяет свести расчет сложной несимметричной трехфазной системы к независимому расчету трех симметричных систем (последовательностей): прямой, обратной и нулевой.</w:t>
-      </w:r>
-    </w:p>
-    <w:p>
-      <w:pPr>
-        <w:pStyle w:val="Heading3"/>
-      </w:pPr>
-      <w:r>
-        <w:t>1. Математические основы разложения</w:t>
-      </w:r>
-    </w:p>
-    <w:p>
-      <w:pPr/>
-      <w:r>
-        <w:t>Любую несимметричную систему трех векторов (например, фазных напряжений $\dot{U}_A, \dot{U}_B, \dot{U}_C$) можно однозначно представить в виде суммы трех симметричных систем векторов:</w:t>
-      </w:r>
-    </w:p>
-    <w:p>
-      <w:pPr>
-        <w:pStyle w:val="Heading1"/>
-      </w:pPr>
-      <w:r>
-        <w:t>1 **Прямая последовательность (индекс 1):** симметричная система векторов с прямым чередованием фаз (А-В-С). Векторы сдвинуты на $120^\circ$ относительно друг друга:</w:t>
-      </w:r>
-    </w:p>
-    <w:p>
-      <w:pPr>
-        <w:spacing w:before="120" w:after="120"/>
-        <w:jc w:val="center"/>
-      </w:pPr>
-      <w:r>
-        <w:rPr>
-          <w:rFonts w:ascii="Times New Roman" w:hAnsi="Times New Roman"/>
-          <w:i/>
-          <w:sz w:val="28"/>
-        </w:rPr>
-        <w:t>U_(B1) = a^2 · U_(A1), U_(C1) = a · U_(A1)</w:t>
-      </w:r>
-      <w:r>
-        <w:rPr>
-          <w:rFonts w:ascii="Times New Roman" w:hAnsi="Times New Roman"/>
-          <w:sz w:val="28"/>
-        </w:rPr>
-        <w:tab/>
-        <w:t>(9)</w:t>
-      </w:r>
-    </w:p>
-    <w:p>
-      <w:pPr>
-        <w:spacing w:before="120" w:after="120"/>
-        <w:jc w:val="center"/>
-      </w:pPr>
-      <w:r>
-        <w:rPr>
-          <w:rFonts w:ascii="Times New Roman" w:hAnsi="Times New Roman"/>
-          <w:i/>
-          <w:sz w:val="28"/>
-        </w:rPr>
-        <w:t>dot{U}_(B1) = a^2 · dot{U}_(A1), dot{U}_(C1) = a · dot{U}_(A1)</w:t>
-      </w:r>
-      <w:r>
-        <w:rPr>
-          <w:rFonts w:ascii="Times New Roman" w:hAnsi="Times New Roman"/>
-          <w:sz w:val="28"/>
-        </w:rPr>
-        <w:tab/>
-        <w:t>(10)</w:t>
-      </w:r>
-    </w:p>
-    <w:p>
-      <w:pPr>
-        <w:pStyle w:val="Heading1"/>
-      </w:pPr>
-      <w:r>
-        <w:t>2 **Обратная последовательность (индекс 2):** симметричная система векторов с обратным чередованием фаз (А-С-В):</w:t>
-      </w:r>
-    </w:p>
-    <w:p>
-      <w:pPr>
-        <w:spacing w:before="120" w:after="120"/>
-        <w:jc w:val="center"/>
-      </w:pPr>
-      <w:r>
-        <w:rPr>
-          <w:rFonts w:ascii="Times New Roman" w:hAnsi="Times New Roman"/>
-          <w:i/>
-          <w:sz w:val="28"/>
-        </w:rPr>
-        <w:t>U_(B2) = a · U_(A2), U_(C2) = a^2 · U_(A2)</w:t>
-      </w:r>
-      <w:r>
-        <w:rPr>
-          <w:rFonts w:ascii="Times New Roman" w:hAnsi="Times New Roman"/>
-          <w:sz w:val="28"/>
-        </w:rPr>
-        <w:tab/>
-        <w:t>(11)</w:t>
-      </w:r>
-    </w:p>
-    <w:p>
-      <w:pPr>
-        <w:spacing w:before="120" w:after="120"/>
-        <w:jc w:val="center"/>
-      </w:pPr>
-      <w:r>
-        <w:rPr>
-          <w:rFonts w:ascii="Times New Roman" w:hAnsi="Times New Roman"/>
-          <w:i/>
-          <w:sz w:val="28"/>
-        </w:rPr>
-        <w:t>dot{U}_(B2) = a · dot{U}_(A2), dot{U}_(C2) = a^2 · dot{U}_(A2)</w:t>
-      </w:r>
-      <w:r>
-        <w:rPr>
-          <w:rFonts w:ascii="Times New Roman" w:hAnsi="Times New Roman"/>
-          <w:sz w:val="28"/>
-        </w:rPr>
-        <w:tab/>
-        <w:t>(12)</w:t>
-      </w:r>
-    </w:p>
-    <w:p>
-      <w:pPr>
-        <w:pStyle w:val="Heading1"/>
-      </w:pPr>
-      <w:r>
-        <w:t>3 **Нулевая последовательность (индекс 0):** три вектора, равные по модулю и совпадающие по фазе:</w:t>
-      </w:r>
-    </w:p>
-    <w:p>
-      <w:pPr>
-        <w:spacing w:before="120" w:after="120"/>
-        <w:jc w:val="center"/>
-      </w:pPr>
-      <w:r>
-        <w:rPr>
-          <w:rFonts w:ascii="Times New Roman" w:hAnsi="Times New Roman"/>
-          <w:i/>
-          <w:sz w:val="28"/>
-        </w:rPr>
-        <w:t>U_(A0) = U_(B0) = U_(C0)</w:t>
-      </w:r>
-      <w:r>
-        <w:rPr>
-          <w:rFonts w:ascii="Times New Roman" w:hAnsi="Times New Roman"/>
-          <w:sz w:val="28"/>
-        </w:rPr>
-        <w:tab/>
-        <w:t>(13)</w:t>
-      </w:r>
-    </w:p>
-    <w:p>
-      <w:pPr>
-        <w:spacing w:before="120" w:after="120"/>
-        <w:jc w:val="center"/>
-      </w:pPr>
-      <w:r>
-        <w:rPr>
-          <w:rFonts w:ascii="Times New Roman" w:hAnsi="Times New Roman"/>
-          <w:i/>
-          <w:sz w:val="28"/>
-        </w:rPr>
-        <w:t>dot{U}_(A0) = dot{U}_(B0) = dot{U}_(C0)</w:t>
-      </w:r>
-      <w:r>
-        <w:rPr>
-          <w:rFonts w:ascii="Times New Roman" w:hAnsi="Times New Roman"/>
-          <w:sz w:val="28"/>
-        </w:rPr>
-        <w:tab/>
-        <w:t>(14)</w:t>
-      </w:r>
-    </w:p>
-    <w:p>
-      <w:pPr/>
-      <w:r>
-        <w:t>В этих уравнениях используется комплексный фазовый оператор $a$ (поворот вектора на $120^\circ$ против часовой стрелки):</w:t>
-      </w:r>
-    </w:p>
-    <w:p>
-      <w:pPr>
-        <w:spacing w:before="120" w:after="120"/>
-        <w:jc w:val="center"/>
-      </w:pPr>
-      <w:r>
-        <w:rPr>
-          <w:rFonts w:ascii="Times New Roman" w:hAnsi="Times New Roman"/>
-          <w:i/>
-          <w:sz w:val="28"/>
-        </w:rPr>
-        <w:t>a = e^(j 120^circ) = -0,5 + j 0,866</w:t>
-      </w:r>
-      <w:r>
-        <w:rPr>
-          <w:rFonts w:ascii="Times New Roman" w:hAnsi="Times New Roman"/>
-          <w:sz w:val="28"/>
-        </w:rPr>
-        <w:tab/>
-        <w:t>(15)</w:t>
-      </w:r>
-    </w:p>
-    <w:p>
-      <w:pPr>
-        <w:spacing w:before="120" w:after="120"/>
-        <w:jc w:val="center"/>
-      </w:pPr>
-      <w:r>
-        <w:rPr>
-          <w:rFonts w:ascii="Times New Roman" w:hAnsi="Times New Roman"/>
-          <w:i/>
-          <w:sz w:val="28"/>
-        </w:rPr>
-        <w:t>a = e^(j 120^circ) = -0,5 + j 0,866</w:t>
-      </w:r>
-      <w:r>
-        <w:rPr>
-          <w:rFonts w:ascii="Times New Roman" w:hAnsi="Times New Roman"/>
-          <w:sz w:val="28"/>
-        </w:rPr>
-        <w:tab/>
-        <w:t>(16)</w:t>
-      </w:r>
-    </w:p>
-    <w:p>
-      <w:pPr/>
-      <w:r>
-        <w:t>Соответственно, оператор $a^2$ осуществляет поворот на $240^\circ$:</w:t>
-      </w:r>
-    </w:p>
-    <w:p>
-      <w:pPr>
-        <w:spacing w:before="120" w:after="120"/>
-        <w:jc w:val="center"/>
-      </w:pPr>
-      <w:r>
-        <w:rPr>
-          <w:rFonts w:ascii="Times New Roman" w:hAnsi="Times New Roman"/>
-          <w:i/>
-          <w:sz w:val="28"/>
-        </w:rPr>
-        <w:t>a^2 = e^(j 240^circ) = -0,5 - j 0,866</w:t>
-      </w:r>
-      <w:r>
-        <w:rPr>
-          <w:rFonts w:ascii="Times New Roman" w:hAnsi="Times New Roman"/>
-          <w:sz w:val="28"/>
-        </w:rPr>
-        <w:tab/>
-        <w:t>(17)</w:t>
-      </w:r>
-    </w:p>
-    <w:p>
-      <w:pPr>
-        <w:spacing w:before="120" w:after="120"/>
-        <w:jc w:val="center"/>
-      </w:pPr>
-      <w:r>
-        <w:rPr>
-          <w:rFonts w:ascii="Times New Roman" w:hAnsi="Times New Roman"/>
-          <w:i/>
-          <w:sz w:val="28"/>
-        </w:rPr>
-        <w:t>a^2 = e^(j 240^circ) = -0,5 - j 0,866</w:t>
-      </w:r>
-      <w:r>
-        <w:rPr>
-          <w:rFonts w:ascii="Times New Roman" w:hAnsi="Times New Roman"/>
-          <w:sz w:val="28"/>
-        </w:rPr>
-        <w:tab/>
-        <w:t>(18)</w:t>
-      </w:r>
-    </w:p>
-    <w:p>
-      <w:pPr/>
-      <w:r>
-        <w:t>Важные свойства фазового оператора: * $a^3 = 1$ * $1 + a + a^2 = 0$</w:t>
-      </w:r>
-    </w:p>
-    <w:p>
-      <w:pPr>
-        <w:spacing w:before="120" w:after="120"/>
-        <w:jc w:val="center"/>
-      </w:pPr>
-      <w:r>
-        <w:rPr>
-          <w:rFonts w:ascii="Times New Roman" w:hAnsi="Times New Roman"/>
-          <w:i/>
-          <w:sz w:val="28"/>
-        </w:rPr>
-        <w:t>* $a - a^2 = j √{3}$</w:t>
-      </w:r>
-      <w:r>
-        <w:rPr>
-          <w:rFonts w:ascii="Times New Roman" w:hAnsi="Times New Roman"/>
-          <w:sz w:val="28"/>
-        </w:rPr>
-        <w:tab/>
-        <w:t>(19)</w:t>
-      </w:r>
-    </w:p>
-    <w:p>
-      <w:pPr/>
-      <w:r>
-        <w:t>**Уравнения обратного преобразования (синтез фазных векторов):**</w:t>
-      </w:r>
-    </w:p>
-    <w:p>
-      <w:pPr>
-        <w:spacing w:before="120" w:after="120"/>
-        <w:jc w:val="center"/>
-      </w:pPr>
-      <w:r>
-        <w:rPr>
-          <w:rFonts w:ascii="Times New Roman" w:hAnsi="Times New Roman"/>
-          <w:i/>
-          <w:sz w:val="28"/>
-        </w:rPr>
-        <w:t>U_A = U_(A1) + U_(A2) + U_(A0)</w:t>
-      </w:r>
-      <w:r>
-        <w:rPr>
-          <w:rFonts w:ascii="Times New Roman" w:hAnsi="Times New Roman"/>
-          <w:sz w:val="28"/>
-        </w:rPr>
-        <w:tab/>
-        <w:t>(20)</w:t>
-      </w:r>
-    </w:p>
-    <w:p>
-      <w:pPr>
-        <w:spacing w:before="120" w:after="120"/>
-        <w:jc w:val="center"/>
-      </w:pPr>
-      <w:r>
-        <w:rPr>
-          <w:rFonts w:ascii="Times New Roman" w:hAnsi="Times New Roman"/>
-          <w:i/>
-          <w:sz w:val="28"/>
-        </w:rPr>
-        <w:t>dot{U}_A = dot{U}_(A1) + dot{U}_(A2) + dot{U}_(A0)</w:t>
-      </w:r>
-      <w:r>
-        <w:rPr>
-          <w:rFonts w:ascii="Times New Roman" w:hAnsi="Times New Roman"/>
-          <w:sz w:val="28"/>
-        </w:rPr>
-        <w:tab/>
-        <w:t>(21)</w:t>
-      </w:r>
-    </w:p>
-    <w:p>
-      <w:pPr>
-        <w:spacing w:before="120" w:after="120"/>
-        <w:jc w:val="center"/>
-      </w:pPr>
-      <w:r>
-        <w:rPr>
-          <w:rFonts w:ascii="Times New Roman" w:hAnsi="Times New Roman"/>
-          <w:i/>
-          <w:sz w:val="28"/>
-        </w:rPr>
-        <w:t>U_B = a^2 · U_(A1) + a · U_(A2) + U_(A0)</w:t>
-      </w:r>
-      <w:r>
-        <w:rPr>
-          <w:rFonts w:ascii="Times New Roman" w:hAnsi="Times New Roman"/>
-          <w:sz w:val="28"/>
-        </w:rPr>
-        <w:tab/>
-        <w:t>(22)</w:t>
-      </w:r>
-    </w:p>
-    <w:p>
-      <w:pPr>
-        <w:spacing w:before="120" w:after="120"/>
-        <w:jc w:val="center"/>
-      </w:pPr>
-      <w:r>
-        <w:rPr>
-          <w:rFonts w:ascii="Times New Roman" w:hAnsi="Times New Roman"/>
-          <w:i/>
-          <w:sz w:val="28"/>
-        </w:rPr>
-        <w:t>dot{U}_B = a^2 · dot{U}_(A1) + a · dot{U}_(A2) + dot{U}_(A0)</w:t>
-      </w:r>
-      <w:r>
-        <w:rPr>
-          <w:rFonts w:ascii="Times New Roman" w:hAnsi="Times New Roman"/>
-          <w:sz w:val="28"/>
-        </w:rPr>
-        <w:tab/>
-        <w:t>(23)</w:t>
-      </w:r>
-    </w:p>
-    <w:p>
-      <w:pPr>
-        <w:spacing w:before="120" w:after="120"/>
-        <w:jc w:val="center"/>
-      </w:pPr>
-      <w:r>
-        <w:rPr>
-          <w:rFonts w:ascii="Times New Roman" w:hAnsi="Times New Roman"/>
-          <w:i/>
-          <w:sz w:val="28"/>
-        </w:rPr>
-        <w:t>U_C = a · U_(A1) + a^2 · U_(A2) + U_(A0)</w:t>
-      </w:r>
-      <w:r>
-        <w:rPr>
-          <w:rFonts w:ascii="Times New Roman" w:hAnsi="Times New Roman"/>
-          <w:sz w:val="28"/>
-        </w:rPr>
-        <w:tab/>
-        <w:t>(24)</w:t>
-      </w:r>
-    </w:p>
-    <w:p>
-      <w:pPr>
-        <w:spacing w:before="120" w:after="120"/>
-        <w:jc w:val="center"/>
-      </w:pPr>
-      <w:r>
-        <w:rPr>
-          <w:rFonts w:ascii="Times New Roman" w:hAnsi="Times New Roman"/>
-          <w:i/>
-          <w:sz w:val="28"/>
-        </w:rPr>
-        <w:t>dot{U}_C = a · dot{U}_(A1) + a^2 · dot{U}_(A2) + dot{U}_(A0)</w:t>
-      </w:r>
-      <w:r>
-        <w:rPr>
-          <w:rFonts w:ascii="Times New Roman" w:hAnsi="Times New Roman"/>
-          <w:sz w:val="28"/>
-        </w:rPr>
-        <w:tab/>
-        <w:t>(25)</w:t>
-      </w:r>
-    </w:p>
-    <w:p>
-      <w:pPr/>
-      <w:r>
-        <w:t>**Уравнения прямого преобразования (анализ несимметричной системы):**</w:t>
-      </w:r>
-    </w:p>
-    <w:p>
-      <w:pPr>
-        <w:spacing w:before="120" w:after="120"/>
-        <w:jc w:val="center"/>
-      </w:pPr>
-      <w:r>
-        <w:rPr>
-          <w:rFonts w:ascii="Times New Roman" w:hAnsi="Times New Roman"/>
-          <w:i/>
-          <w:sz w:val="28"/>
-        </w:rPr>
-        <w:t>U_(A1) = (1) / (3) (U_A + a · U_B + a^2 · U_C)</w:t>
-      </w:r>
-      <w:r>
-        <w:rPr>
-          <w:rFonts w:ascii="Times New Roman" w:hAnsi="Times New Roman"/>
-          <w:sz w:val="28"/>
-        </w:rPr>
-        <w:tab/>
-        <w:t>(26)</w:t>
-      </w:r>
-    </w:p>
-    <w:p>
-      <w:pPr>
-        <w:spacing w:before="120" w:after="120"/>
-        <w:jc w:val="center"/>
-      </w:pPr>
-      <w:r>
-        <w:rPr>
-          <w:rFonts w:ascii="Times New Roman" w:hAnsi="Times New Roman"/>
-          <w:i/>
-          <w:sz w:val="28"/>
-        </w:rPr>
-        <w:t>dot{U}_(A1) = (1) / (3) (dot{U}_A + a · dot{U}_B + a^2 · dot{U}_C)</w:t>
-      </w:r>
-      <w:r>
-        <w:rPr>
-          <w:rFonts w:ascii="Times New Roman" w:hAnsi="Times New Roman"/>
-          <w:sz w:val="28"/>
-        </w:rPr>
-        <w:tab/>
-        <w:t>(27)</w:t>
-      </w:r>
-    </w:p>
-    <w:p>
-      <w:pPr>
-        <w:spacing w:before="120" w:after="120"/>
-        <w:jc w:val="center"/>
-      </w:pPr>
-      <w:r>
-        <w:rPr>
-          <w:rFonts w:ascii="Times New Roman" w:hAnsi="Times New Roman"/>
-          <w:i/>
-          <w:sz w:val="28"/>
-        </w:rPr>
-        <w:t>U_(A2) = (1) / (3) (U_A + a^2 · U_B + a · U_C)</w:t>
-      </w:r>
-      <w:r>
-        <w:rPr>
-          <w:rFonts w:ascii="Times New Roman" w:hAnsi="Times New Roman"/>
-          <w:sz w:val="28"/>
-        </w:rPr>
-        <w:tab/>
-        <w:t>(28)</w:t>
-      </w:r>
-    </w:p>
-    <w:p>
-      <w:pPr>
-        <w:spacing w:before="120" w:after="120"/>
-        <w:jc w:val="center"/>
-      </w:pPr>
-      <w:r>
-        <w:rPr>
-          <w:rFonts w:ascii="Times New Roman" w:hAnsi="Times New Roman"/>
-          <w:i/>
-          <w:sz w:val="28"/>
-        </w:rPr>
-        <w:t>dot{U}_(A2) = (1) / (3) (dot{U}_A + a^2 · dot{U}_B + a · dot{U}_C)</w:t>
-      </w:r>
-      <w:r>
-        <w:rPr>
-          <w:rFonts w:ascii="Times New Roman" w:hAnsi="Times New Roman"/>
-          <w:sz w:val="28"/>
-        </w:rPr>
-        <w:tab/>
-        <w:t>(29)</w:t>
-      </w:r>
-    </w:p>
-    <w:p>
-      <w:pPr>
-        <w:spacing w:before="120" w:after="120"/>
-        <w:jc w:val="center"/>
-      </w:pPr>
-      <w:r>
-        <w:rPr>
-          <w:rFonts w:ascii="Times New Roman" w:hAnsi="Times New Roman"/>
-          <w:i/>
-          <w:sz w:val="28"/>
-        </w:rPr>
-        <w:t>U_(A0) = (1) / (3) (U_A + U_B + U_C)</w:t>
-      </w:r>
-      <w:r>
-        <w:rPr>
-          <w:rFonts w:ascii="Times New Roman" w:hAnsi="Times New Roman"/>
-          <w:sz w:val="28"/>
-        </w:rPr>
-        <w:tab/>
-        <w:t>(30)</w:t>
-      </w:r>
-    </w:p>
-    <w:p>
-      <w:pPr>
-        <w:spacing w:before="120" w:after="120"/>
-        <w:jc w:val="center"/>
-      </w:pPr>
-      <w:r>
-        <w:rPr>
-          <w:rFonts w:ascii="Times New Roman" w:hAnsi="Times New Roman"/>
-          <w:i/>
-          <w:sz w:val="28"/>
-        </w:rPr>
-        <w:t>dot{U}_(A0) = (1) / (3) (dot{U}_A + dot{U}_B + dot{U}_C)</w:t>
-      </w:r>
-      <w:r>
-        <w:rPr>
-          <w:rFonts w:ascii="Times New Roman" w:hAnsi="Times New Roman"/>
-          <w:sz w:val="28"/>
-        </w:rPr>
-        <w:tab/>
-        <w:t>(31)</w:t>
-      </w:r>
-    </w:p>
-    <w:p>
-      <w:pPr>
-        <w:pStyle w:val="Heading3"/>
-      </w:pPr>
-      <w:r>
-        <w:t>2. Построение векторных диаграмм</w:t>
-      </w:r>
-    </w:p>
-    <w:p>
-      <w:pPr/>
-      <w:r>
-        <w:t>Графическое сложение векторов трех последовательностей наглядным образом демонстрирует синтез несимметричной системы:</w:t>
-      </w:r>
-    </w:p>
-    <w:p>
-      <w:pPr>
-        <w:pStyle w:val="Heading1"/>
-      </w:pPr>
-      <w:r>
-        <w:t>1 **Для фазы А:** Строится вектор $\dot{U}_{A1}$ под произвольным углом. Из его конца откладывается вектор $\dot{U}_{A2}$. Из конца $\dot{U}_{A2}$ откладывается вектор $\dot{U}_{A0}$. Результирующий вектор, соединяющий начало координат с концом $\dot{U}_{A0}$, равен действительному напряжению фазы А $\dot{U}_A$.</w:t>
-      </w:r>
-    </w:p>
-    <w:p>
-      <w:pPr>
-        <w:pStyle w:val="Heading1"/>
-      </w:pPr>
-      <w:r>
-        <w:t>2 **Для фазы В:** Вектор $\dot{U}_{B1}$ откладывается с поворотом на $240^\circ$ относительно $\dot{U}_{A1}$ (умножение на $a^2$). Вектор $\dot{U}_{B2}$ откладывается с поворотом на $120^\circ$ относительно $\dot{U}_{A2}$ (умножение на $a$). К ним прибавляется вектор $\dot{U}_{B0} = \dot{U}_{A0}$ без поворота. Результат сложения равен вектору $\dot{U}_B$.</w:t>
-      </w:r>
-    </w:p>
-    <w:p>
-      <w:pPr>
-        <w:pStyle w:val="Heading1"/>
-      </w:pPr>
-      <w:r>
-        <w:t>3 **Для фазы С:** Вектор $\dot{U}_{C1}$ откладывается с поворотом на $120^\circ$ относительно $\dot{U}_{A1}$ (умножение на $a$). Вектор $\dot{U}_{C2}$ откладывается с поворотом на $240^\circ$ относительно $\dot{U}_{A2}$ (умножение на $a^2$). К ним прибавляется вектор $\dot{U}_{C0} = \dot{U}_{A0}$. Геометрическая сумма дает вектор $\dot{U}_C$.</w:t>
-      </w:r>
-    </w:p>
-    <w:p>
-      <w:pPr/>
-      <w:r>
-        <w:t>Если геометрическая сумма векторов несимметричной системы равна нулю (например, линейные токи в трехпроводной линии), то составляющая нулевой последовательности в такой системе принципиально отсутствует ($I_0 = 0$).</w:t>
-      </w:r>
-    </w:p>
-    <w:p>
-      <w:pPr>
-        <w:pStyle w:val="Heading3"/>
-      </w:pPr>
-      <w:r>
-        <w:t>3. Область практического применения и нормы</w:t>
-      </w:r>
-    </w:p>
-    <w:p>
-      <w:pPr/>
-      <w:r>
-        <w:t>Метод симметричных составляющих положен в основу работы фильтров нулевой и обратной последовательностей устройств релейной защиты и автоматики (РЗА). Появление токов нулевой последовательности указывает на замыкание на землю, а появление токов обратной последовательности указывает на продольную несимметрию (обрыв провода) или междуфазное КЗ.</w:t>
-      </w:r>
-    </w:p>
-    <w:p>
-      <w:pPr>
-        <w:spacing w:before="120" w:after="120"/>
-        <w:jc w:val="center"/>
-      </w:pPr>
-      <w:r>
-        <w:rPr>
-          <w:rFonts w:ascii="Times New Roman" w:hAnsi="Times New Roman"/>
-          <w:i/>
-          <w:sz w:val="28"/>
-        </w:rPr>
-        <w:t>Нормы качества электроэнергии согласно ГОСТ 32144-2013 ограничивают значения несимметрии напряжений в точках общего присоединения: коэффициент несимметрии напряжений по обратной последовательности $K_(2U)$ и коэффициент несимметрии по нулевой последовательности $K_(0U)$ в нормальном режиме работы сети не должны превышать $2$,$0$ % в течение $95$ % времени каждых суток.</w:t>
-      </w:r>
-      <w:r>
-        <w:rPr>
-          <w:rFonts w:ascii="Times New Roman" w:hAnsi="Times New Roman"/>
-          <w:sz w:val="28"/>
-        </w:rPr>
-        <w:tab/>
-        <w:t>(32)</w:t>
-      </w:r>
-    </w:p>
-    <w:p>
-      <w:pPr/>
-      <w:r>
-        <w:t>\n\n# Лекция 3. Однофазное замыкание на землю (ОЗЗ): физика процесса. Определение емкостей фаз относительно земли, граничные условия при ОЗЗ и составление схем замещения нулевой последовательности</w:t>
-      </w:r>
-    </w:p>
-    <w:p>
-      <w:pPr/>
-      <w:r>
-        <w:t>Однофазное замыкание на землю (ОЗЗ) является наиболее частым видом повреждения в распределительных электрических сетях 6–35 кВ (до $70 \div 80$ % от общего числа нарушений работы). Понимание физических процессов ОЗЗ и математическое описание граничных условий необходимы для проектирования заземляющих устройств и правильного выбора параметров срабатывания релейной защиты.</w:t>
-      </w:r>
-    </w:p>
-    <w:p>
-      <w:pPr>
-        <w:pStyle w:val="Heading3"/>
-      </w:pPr>
-      <w:r>
-        <w:t>1. Определение емкостей фаз относительно земли</w:t>
-      </w:r>
-    </w:p>
-    <w:p>
-      <w:pPr/>
-      <w:r>
-        <w:t>Каждая фаза воздушной (ВЛ) или кабельной (КЛ) линии обладает распределенной емкостью относительно земли. Емкость обусловлена геометрическими параметрами линии (высотой подвеса проводов, сечением жил, толщиной и диэлектрической проницаемостью изоляции) и длиной линии. Удельная емкость воздушных линий напряжением 6–10 кВ относительно мала и составляет порядка $0,004 \div 0,006$ мкФ/км. В кабельных линиях расстояние между жилами и заземленной металлической оболочкой крайне мало, а относительная диэлектрическая проницаемость бумажно-масляной или сшитой полиэтиленовой изоляции высока (порядка $\varepsilon_r \approx 2,5 \div 4$,$0$). Поэтому удельная емкость КЛ значительно выше — порядка $0,15 \div 0,3$ мкФ/км.</w:t>
-      </w:r>
-    </w:p>
-    <w:p>
-      <w:pPr/>
-      <w:r>
-        <w:t>Для практических расчетов емкостного тока ОЗЗ в сетях 6–35 кВ используют формулу:</w:t>
-      </w:r>
-    </w:p>
-    <w:p>
-      <w:pPr>
-        <w:spacing w:before="120" w:after="120"/>
-        <w:jc w:val="center"/>
-      </w:pPr>
-      <w:r>
-        <w:rPr>
-          <w:rFonts w:ascii="Times New Roman" w:hAnsi="Times New Roman"/>
-          <w:i/>
-          <w:sz w:val="28"/>
-        </w:rPr>
-        <w:t>I_C = 3 · U_(ф) · ω · C · 10^(-6)</w:t>
-      </w:r>
-      <w:r>
-        <w:rPr>
-          <w:rFonts w:ascii="Times New Roman" w:hAnsi="Times New Roman"/>
-          <w:sz w:val="28"/>
-        </w:rPr>
-        <w:tab/>
-        <w:t>(33)</w:t>
-      </w:r>
-    </w:p>
-    <w:p>
-      <w:pPr>
-        <w:spacing w:before="120" w:after="120"/>
-        <w:jc w:val="center"/>
-      </w:pPr>
-      <w:r>
-        <w:rPr>
-          <w:rFonts w:ascii="Times New Roman" w:hAnsi="Times New Roman"/>
-          <w:i/>
-          <w:sz w:val="28"/>
-        </w:rPr>
-        <w:t>I_C = 3 · U_(ф) · ω · C · 10^(-6)</w:t>
-      </w:r>
-      <w:r>
-        <w:rPr>
-          <w:rFonts w:ascii="Times New Roman" w:hAnsi="Times New Roman"/>
-          <w:sz w:val="28"/>
-        </w:rPr>
-        <w:tab/>
-        <w:t>(34)</w:t>
-      </w:r>
-    </w:p>
-    <w:p>
-      <w:pPr>
-        <w:spacing w:before="120" w:after="120"/>
-        <w:jc w:val="center"/>
-      </w:pPr>
-      <w:r>
-        <w:rPr>
-          <w:rFonts w:ascii="Times New Roman" w:hAnsi="Times New Roman"/>
-          <w:i/>
-          <w:sz w:val="28"/>
-        </w:rPr>
-        <w:t>где $U_(ф)$ — фазное напряжение сети, В; $ω = 314$ рад/с (при частоте 50 Гц); $C$ — суммарная емкость фазы сети относительно земли, мкФ.</w:t>
-      </w:r>
-      <w:r>
-        <w:rPr>
-          <w:rFonts w:ascii="Times New Roman" w:hAnsi="Times New Roman"/>
-          <w:sz w:val="28"/>
-        </w:rPr>
-        <w:tab/>
-        <w:t>(35)</w:t>
-      </w:r>
-    </w:p>
-    <w:p>
-      <w:pPr/>
-      <w:r>
-        <w:t>Для быстрой эксплуатационной оценки емкостного тока используются эмпирические формулы: * Для воздушных сетей:</w:t>
-      </w:r>
-    </w:p>
-    <w:p>
-      <w:pPr>
-        <w:spacing w:before="120" w:after="120"/>
-        <w:jc w:val="center"/>
-      </w:pPr>
-      <w:r>
-        <w:rPr>
-          <w:rFonts w:ascii="Times New Roman" w:hAnsi="Times New Roman"/>
-          <w:i/>
-          <w:sz w:val="28"/>
-        </w:rPr>
-        <w:t>I_C = frac{U_(ном) · L}{350}</w:t>
-      </w:r>
-      <w:r>
-        <w:rPr>
-          <w:rFonts w:ascii="Times New Roman" w:hAnsi="Times New Roman"/>
-          <w:sz w:val="28"/>
-        </w:rPr>
-        <w:tab/>
-        <w:t>(36)</w:t>
-      </w:r>
-    </w:p>
-    <w:p>
-      <w:pPr>
-        <w:spacing w:before="120" w:after="120"/>
-        <w:jc w:val="center"/>
-      </w:pPr>
-      <w:r>
-        <w:rPr>
-          <w:rFonts w:ascii="Times New Roman" w:hAnsi="Times New Roman"/>
-          <w:i/>
-          <w:sz w:val="28"/>
-        </w:rPr>
-        <w:t>I_C = frac{U_(ном) · L}{350}</w:t>
-      </w:r>
-      <w:r>
-        <w:rPr>
-          <w:rFonts w:ascii="Times New Roman" w:hAnsi="Times New Roman"/>
-          <w:sz w:val="28"/>
-        </w:rPr>
-        <w:tab/>
-        <w:t>(37)</w:t>
-      </w:r>
-    </w:p>
-    <w:p>
-      <w:pPr/>
-      <w:r>
-        <w:t>* Для кабельных сетей:</w:t>
-      </w:r>
-    </w:p>
-    <w:p>
-      <w:pPr>
-        <w:spacing w:before="120" w:after="120"/>
-        <w:jc w:val="center"/>
-      </w:pPr>
-      <w:r>
-        <w:rPr>
-          <w:rFonts w:ascii="Times New Roman" w:hAnsi="Times New Roman"/>
-          <w:i/>
-          <w:sz w:val="28"/>
-        </w:rPr>
-        <w:t>I_C = frac{U_(ном) · L}{10}</w:t>
-      </w:r>
-      <w:r>
-        <w:rPr>
-          <w:rFonts w:ascii="Times New Roman" w:hAnsi="Times New Roman"/>
-          <w:sz w:val="28"/>
-        </w:rPr>
-        <w:tab/>
-        <w:t>(38)</w:t>
-      </w:r>
-    </w:p>
-    <w:p>
-      <w:pPr>
-        <w:spacing w:before="120" w:after="120"/>
-        <w:jc w:val="center"/>
-      </w:pPr>
-      <w:r>
-        <w:rPr>
-          <w:rFonts w:ascii="Times New Roman" w:hAnsi="Times New Roman"/>
-          <w:i/>
-          <w:sz w:val="28"/>
-        </w:rPr>
-        <w:t>I_C = frac{U_(ном) · L}{10}</w:t>
-      </w:r>
-      <w:r>
-        <w:rPr>
-          <w:rFonts w:ascii="Times New Roman" w:hAnsi="Times New Roman"/>
-          <w:sz w:val="28"/>
-        </w:rPr>
-        <w:tab/>
-        <w:t>(39)</w:t>
-      </w:r>
-    </w:p>
-    <w:p>
-      <w:pPr>
-        <w:spacing w:before="120" w:after="120"/>
-        <w:jc w:val="center"/>
-      </w:pPr>
-      <w:r>
-        <w:rPr>
-          <w:rFonts w:ascii="Times New Roman" w:hAnsi="Times New Roman"/>
-          <w:i/>
-          <w:sz w:val="28"/>
-        </w:rPr>
-        <w:t>где $U_(ном)$ — номинальное линейное напряжение, кВ; $L$ — общая протяженность электрически связанных линий данного напряжения, км.</w:t>
-      </w:r>
-      <w:r>
-        <w:rPr>
-          <w:rFonts w:ascii="Times New Roman" w:hAnsi="Times New Roman"/>
-          <w:sz w:val="28"/>
-        </w:rPr>
-        <w:tab/>
-        <w:t>(40)</w:t>
-      </w:r>
-    </w:p>
-    <w:p>
-      <w:pPr>
-        <w:pStyle w:val="Heading3"/>
-      </w:pPr>
-      <w:r>
-        <w:t>2. Граничные условия при металлических ОЗЗ (на примере фазы А)</w:t>
-      </w:r>
-    </w:p>
-    <w:p>
-      <w:pPr/>
-      <w:r>
-        <w:t>Примем за поврежденную фазу А. В месте замыкания возникают следующие граничные условия для полных токов и напряжений:</w:t>
-      </w:r>
-    </w:p>
-    <w:p>
-      <w:pPr>
-        <w:pStyle w:val="Heading1"/>
-      </w:pPr>
-      <w:r>
-        <w:t>1 Напряжение поврежденной фазы в месте замыкания падает до нуля:</w:t>
-      </w:r>
-    </w:p>
-    <w:p>
-      <w:pPr/>
-      <w:r>
-        <w:t>U_A = 0</w:t>
-      </w:r>
-    </w:p>
-    <w:p>
-      <w:pPr/>
-      <w:r>
-        <w:t>\dot{U}_A = 0</w:t>
-      </w:r>
-    </w:p>
-    <w:p>
-      <w:pPr>
-        <w:pStyle w:val="Heading1"/>
-      </w:pPr>
-      <w:r>
-        <w:t>2 Токи нагрузки здоровых фаз В и С в точке замыкания не стекают в землю (ток короткого замыкания протекает только через поврежденную фазу А):</w:t>
-      </w:r>
-    </w:p>
-    <w:p>
-      <w:pPr/>
-      <w:r>
-        <w:t>I_B = 0, \quad I_C = 0</w:t>
-      </w:r>
-    </w:p>
-    <w:p>
-      <w:pPr/>
-      <w:r>
-        <w:t>\dot{I}_B = 0, \quad \dot{I}_C = 0</w:t>
-      </w:r>
-    </w:p>
-    <w:p>
-      <w:pPr/>
-      <w:r>
-        <w:t>Подставим данные условия в формулы прямого преобразования Фортескью для токов:</w:t>
-      </w:r>
-    </w:p>
-    <w:p>
-      <w:pPr>
-        <w:spacing w:before="120" w:after="120"/>
-        <w:jc w:val="center"/>
-      </w:pPr>
-      <w:r>
-        <w:rPr>
-          <w:rFonts w:ascii="Times New Roman" w:hAnsi="Times New Roman"/>
-          <w:i/>
-          <w:sz w:val="28"/>
-        </w:rPr>
-        <w:t>I_(1) = I_(2) = I_(0) = (1) / (3) I_A</w:t>
-      </w:r>
-      <w:r>
-        <w:rPr>
-          <w:rFonts w:ascii="Times New Roman" w:hAnsi="Times New Roman"/>
-          <w:sz w:val="28"/>
-        </w:rPr>
-        <w:tab/>
-        <w:t>(41)</w:t>
-      </w:r>
-    </w:p>
-    <w:p>
-      <w:pPr>
-        <w:spacing w:before="120" w:after="120"/>
-        <w:jc w:val="center"/>
-      </w:pPr>
-      <w:r>
-        <w:rPr>
-          <w:rFonts w:ascii="Times New Roman" w:hAnsi="Times New Roman"/>
-          <w:i/>
-          <w:sz w:val="28"/>
-        </w:rPr>
-        <w:t>dot{I}_(1) = dot{I}_(2) = dot{I}_(0) = (1) / (3) dot{I}_A</w:t>
-      </w:r>
-      <w:r>
-        <w:rPr>
-          <w:rFonts w:ascii="Times New Roman" w:hAnsi="Times New Roman"/>
-          <w:sz w:val="28"/>
-        </w:rPr>
-        <w:tab/>
-        <w:t>(42)</w:t>
-      </w:r>
-    </w:p>
-    <w:p>
-      <w:pPr/>
-      <w:r>
-        <w:t>Таким образом, при однофазном замыкании на землю симметричные составляющие токов прямой, обратной и нулевой последовательностей равны между собой по величине и совпадают по фазе.</w:t>
-      </w:r>
-    </w:p>
-    <w:p>
-      <w:pPr/>
-      <w:r>
-        <w:t>Для напряжений, исходя из условия $U_A = 0$:</w:t>
-      </w:r>
-    </w:p>
-    <w:p>
-      <w:pPr>
-        <w:spacing w:before="120" w:after="120"/>
-        <w:jc w:val="center"/>
-      </w:pPr>
-      <w:r>
-        <w:rPr>
-          <w:rFonts w:ascii="Times New Roman" w:hAnsi="Times New Roman"/>
-          <w:i/>
-          <w:sz w:val="28"/>
-        </w:rPr>
-        <w:t>U_(1) + U_(2) + U_(0) = 0</w:t>
-      </w:r>
-      <w:r>
-        <w:rPr>
-          <w:rFonts w:ascii="Times New Roman" w:hAnsi="Times New Roman"/>
-          <w:sz w:val="28"/>
-        </w:rPr>
-        <w:tab/>
-        <w:t>(43)</w:t>
-      </w:r>
-    </w:p>
-    <w:p>
-      <w:pPr>
-        <w:spacing w:before="120" w:after="120"/>
-        <w:jc w:val="center"/>
-      </w:pPr>
-      <w:r>
-        <w:rPr>
-          <w:rFonts w:ascii="Times New Roman" w:hAnsi="Times New Roman"/>
-          <w:i/>
-          <w:sz w:val="28"/>
-        </w:rPr>
-        <w:t>dot{U}_(1) + dot{U}_(2) + dot{U}_(0) = 0</w:t>
-      </w:r>
-      <w:r>
-        <w:rPr>
-          <w:rFonts w:ascii="Times New Roman" w:hAnsi="Times New Roman"/>
-          <w:sz w:val="28"/>
-        </w:rPr>
-        <w:tab/>
-        <w:t>(44)</w:t>
-      </w:r>
-    </w:p>
-    <w:p>
-      <w:pPr>
-        <w:pStyle w:val="Heading3"/>
-      </w:pPr>
-      <w:r>
-        <w:t>3. Составление схем замещения нулевой последовательности</w:t>
-      </w:r>
-    </w:p>
-    <w:p>
-      <w:pPr/>
-      <w:r>
-        <w:t>Схема нулевой последовательности составляется отдельно от схем других последовательностей. Токи нулевой последовательности во всех трех фазах совпадают по фазе, поэтому в однофазной схеме замещения они протекают параллельно, а возвращаются через контур заземления и землю.</w:t>
-      </w:r>
-    </w:p>
-    <w:p>
-      <w:pPr/>
-      <w:r>
-        <w:t>**Правила составления схемы замещения нулевой последовательности:**</w:t>
-      </w:r>
-    </w:p>
-    <w:p>
-      <w:pPr>
-        <w:pStyle w:val="Heading1"/>
-      </w:pPr>
-      <w:r>
-        <w:t>1 **Генераторы и трансформаторы:** В схему нулевой последовательности вводятся только те обмотки силовых трансформаторов или генераторов, которые соединены по схеме «звезда с выведенной и заземленной нейтралью» ($Y_0$). Обмотки, соединенные по схеме «треугольник» ($\Delta$) или «звезда без выведенной нейтрали» ($Y$), представляют собой разрыв цепи для токов НП.</w:t>
-      </w:r>
-    </w:p>
-    <w:p>
-      <w:pPr>
-        <w:pStyle w:val="Heading1"/>
-      </w:pPr>
-      <w:r>
-        <w:t>2 **Учет сопротивления в нейтрали:** Если в нейтраль трансформатора включен резистор $R_N$ или дугогасящий реактор $L$, то при протекании через них тока нулевой последовательности трех фаз через элемент нейтрали протекает суммарный ток $3I_0$. Для сохранения баланса падений напряжения в однофазной схеме замещения сопротивление этого элемента утраивается:</w:t>
-      </w:r>
-    </w:p>
-    <w:p>
-      <w:pPr>
-        <w:spacing w:before="120" w:after="120"/>
-        <w:jc w:val="center"/>
-      </w:pPr>
-      <w:r>
-        <w:rPr>
-          <w:rFonts w:ascii="Times New Roman" w:hAnsi="Times New Roman"/>
-          <w:i/>
-          <w:sz w:val="28"/>
-        </w:rPr>
-        <w:t>Z_(N0) = 3 · Z_N</w:t>
-      </w:r>
-      <w:r>
-        <w:rPr>
-          <w:rFonts w:ascii="Times New Roman" w:hAnsi="Times New Roman"/>
-          <w:sz w:val="28"/>
-        </w:rPr>
-        <w:tab/>
-        <w:t>(45)</w:t>
-      </w:r>
-    </w:p>
-    <w:p>
-      <w:pPr>
-        <w:spacing w:before="120" w:after="120"/>
-        <w:jc w:val="center"/>
-      </w:pPr>
-      <w:r>
-        <w:rPr>
-          <w:rFonts w:ascii="Times New Roman" w:hAnsi="Times New Roman"/>
-          <w:i/>
-          <w:sz w:val="28"/>
-        </w:rPr>
-        <w:t>Z_(N0) = 3 · Z_N</w:t>
-      </w:r>
-      <w:r>
-        <w:rPr>
-          <w:rFonts w:ascii="Times New Roman" w:hAnsi="Times New Roman"/>
-          <w:sz w:val="28"/>
-        </w:rPr>
-        <w:tab/>
-        <w:t>(46)</w:t>
-      </w:r>
-    </w:p>
-    <w:p>
-      <w:pPr/>
-      <w:r>
-        <w:t>То есть в схему вводится сопротивление $3R_N$ или индуктивное сопротивление $3X_L$.</w:t>
-      </w:r>
-    </w:p>
-    <w:p>
-      <w:pPr>
-        <w:pStyle w:val="Heading1"/>
-      </w:pPr>
-      <w:r>
-        <w:t>3 **Линии электропередачи:** Сопротивление линий токам нулевой последовательности $X_0$ существенно выше сопротивления прямой последовательности $X_1$ (для воздушных линий $X_0 \approx 3 \div 5 X_1$, для кабельных $X_0 \approx 3 \div 4,5 X_1$) из-за удаленности обратного пути тока, протекающего по земле.</w:t>
-      </w:r>
-    </w:p>
-    <w:p>
-      <w:pPr/>
-      <w:r>
-        <w:t>\n\n# Лекция 4. Сети с изолированной нейтралью (6–35 кВ). Анализ установившихся режимов. Достоинства (бесперебойность) и недостатки (перенапряжения, многоместные пробои)</w:t>
-      </w:r>
-    </w:p>
-    <w:p>
-      <w:pPr/>
-      <w:r>
-        <w:t>Сети среднего напряжения 6–35 кВ в России традиционно проектируются для работы в режиме изолированной нейтрали при небольших емкостных токах ОЗЗ. Рассмотрим установившиеся процессы в таких сетях и особенности их эксплуатации.</w:t>
-      </w:r>
-    </w:p>
-    <w:p>
-      <w:pPr>
-        <w:pStyle w:val="Heading3"/>
-      </w:pPr>
-      <w:r>
-        <w:t>1. Анализ установившегося режима ОЗЗ</w:t>
-      </w:r>
-    </w:p>
-    <w:p>
-      <w:pPr/>
-      <w:r>
-        <w:t>При возникновении полного металлического замыкания фазы А на землю, напряжение нейтрали смещается до величины фазного напряжения:</w:t>
-      </w:r>
-    </w:p>
-    <w:p>
-      <w:pPr/>
-      <w:r>
-        <w:t>U_N = -E_A</w:t>
-      </w:r>
-    </w:p>
-    <w:p>
-      <w:pPr/>
-      <w:r>
-        <w:t>\dot{U}_N = -\dot{E}_A</w:t>
-      </w:r>
-    </w:p>
-    <w:p>
-      <w:pPr/>
-      <w:r>
-        <w:t>Напряжения неповрежденных фаз В и С относительно земли увеличиваются до линейного значения:</w:t>
-      </w:r>
-    </w:p>
-    <w:p>
-      <w:pPr/>
-      <w:r>
-        <w:t>U_B = E_B - E_A, \quad U_C = E_C - E_A</w:t>
-      </w:r>
-    </w:p>
-    <w:p>
-      <w:pPr/>
-      <w:r>
-        <w:t>\dot{U}_B = \dot{E}_B - \dot{E}_A, \quad \dot{U}_C = \dot{E}_C - \dot{E}_A</w:t>
-      </w:r>
-    </w:p>
-    <w:p>
-      <w:pPr/>
-      <w:r>
-        <w:t>Геометрическая разность двух векторов, сдвинутых на $120^\circ$, дает вектор линейного напряжения, по модулю равный:</w:t>
-      </w:r>
-    </w:p>
-    <w:p>
-      <w:pPr>
-        <w:spacing w:before="120" w:after="120"/>
-        <w:jc w:val="center"/>
-      </w:pPr>
-      <w:r>
-        <w:rPr>
-          <w:rFonts w:ascii="Times New Roman" w:hAnsi="Times New Roman"/>
-          <w:i/>
-          <w:sz w:val="28"/>
-        </w:rPr>
-        <w:t>U_B = U_C = √{3} · U_(ф) = U_(л)</w:t>
-      </w:r>
-      <w:r>
-        <w:rPr>
-          <w:rFonts w:ascii="Times New Roman" w:hAnsi="Times New Roman"/>
-          <w:sz w:val="28"/>
-        </w:rPr>
-        <w:tab/>
-        <w:t>(47)</w:t>
-      </w:r>
-    </w:p>
-    <w:p>
-      <w:pPr>
-        <w:spacing w:before="120" w:after="120"/>
-        <w:jc w:val="center"/>
-      </w:pPr>
-      <w:r>
-        <w:rPr>
-          <w:rFonts w:ascii="Times New Roman" w:hAnsi="Times New Roman"/>
-          <w:i/>
-          <w:sz w:val="28"/>
-        </w:rPr>
-        <w:t>U_B = U_C = √{3} · U_(ф) = U_(л)</w:t>
-      </w:r>
-      <w:r>
-        <w:rPr>
-          <w:rFonts w:ascii="Times New Roman" w:hAnsi="Times New Roman"/>
-          <w:sz w:val="28"/>
-        </w:rPr>
-        <w:tab/>
-        <w:t>(48)</w:t>
-      </w:r>
-    </w:p>
-    <w:p>
-      <w:pPr/>
-      <w:r>
-        <w:t>**Алгоритм расчета емкостных токов установившегося режима:**</w:t>
-      </w:r>
-    </w:p>
-    <w:p>
-      <w:pPr>
-        <w:pStyle w:val="Heading1"/>
-      </w:pPr>
-      <w:r>
-        <w:t>1 Емкостный ток здоровой фазы В относительно земли:</w:t>
-      </w:r>
-    </w:p>
-    <w:p>
-      <w:pPr>
-        <w:spacing w:before="120" w:after="120"/>
-        <w:jc w:val="center"/>
-      </w:pPr>
-      <w:r>
-        <w:rPr>
-          <w:rFonts w:ascii="Times New Roman" w:hAnsi="Times New Roman"/>
-          <w:i/>
-          <w:sz w:val="28"/>
-        </w:rPr>
-        <w:t>I_(Cb) = j · ω · C · U_B = j · ω · C · √{3} · U_(ф) · e^(-j 30^circ)</w:t>
-      </w:r>
-      <w:r>
-        <w:rPr>
-          <w:rFonts w:ascii="Times New Roman" w:hAnsi="Times New Roman"/>
-          <w:sz w:val="28"/>
-        </w:rPr>
-        <w:tab/>
-        <w:t>(49)</w:t>
-      </w:r>
-    </w:p>
-    <w:p>
-      <w:pPr>
-        <w:spacing w:before="120" w:after="120"/>
-        <w:jc w:val="center"/>
-      </w:pPr>
-      <w:r>
-        <w:rPr>
-          <w:rFonts w:ascii="Times New Roman" w:hAnsi="Times New Roman"/>
-          <w:i/>
-          <w:sz w:val="28"/>
-        </w:rPr>
-        <w:t>dot{I}_(Cb) = j · ω · C · dot{U}_B</w:t>
-      </w:r>
-      <w:r>
-        <w:rPr>
-          <w:rFonts w:ascii="Times New Roman" w:hAnsi="Times New Roman"/>
-          <w:sz w:val="28"/>
-        </w:rPr>
-        <w:tab/>
-        <w:t>(50)</w:t>
-      </w:r>
-    </w:p>
-    <w:p>
-      <w:pPr>
-        <w:pStyle w:val="Heading1"/>
-      </w:pPr>
-      <w:r>
-        <w:t>2 Емкостный ток здоровой фазы С относительно земли:</w:t>
-      </w:r>
-    </w:p>
-    <w:p>
-      <w:pPr>
-        <w:spacing w:before="120" w:after="120"/>
-        <w:jc w:val="center"/>
-      </w:pPr>
-      <w:r>
-        <w:rPr>
-          <w:rFonts w:ascii="Times New Roman" w:hAnsi="Times New Roman"/>
-          <w:i/>
-          <w:sz w:val="28"/>
-        </w:rPr>
-        <w:t>I_(Cc) = j · ω · C · U_C = j · ω · C · √{3} · U_(ф) · e^(j 30^circ)</w:t>
-      </w:r>
-      <w:r>
-        <w:rPr>
-          <w:rFonts w:ascii="Times New Roman" w:hAnsi="Times New Roman"/>
-          <w:sz w:val="28"/>
-        </w:rPr>
-        <w:tab/>
-        <w:t>(51)</w:t>
-      </w:r>
-    </w:p>
-    <w:p>
-      <w:pPr>
-        <w:spacing w:before="120" w:after="120"/>
-        <w:jc w:val="center"/>
-      </w:pPr>
-      <w:r>
-        <w:rPr>
-          <w:rFonts w:ascii="Times New Roman" w:hAnsi="Times New Roman"/>
-          <w:i/>
-          <w:sz w:val="28"/>
-        </w:rPr>
-        <w:t>dot{I}_(Cc) = j · ω · C · dot{U}_C</w:t>
-      </w:r>
-      <w:r>
-        <w:rPr>
-          <w:rFonts w:ascii="Times New Roman" w:hAnsi="Times New Roman"/>
-          <w:sz w:val="28"/>
-        </w:rPr>
-        <w:tab/>
-        <w:t>(52)</w:t>
-      </w:r>
-    </w:p>
-    <w:p>
-      <w:pPr>
-        <w:pStyle w:val="Heading1"/>
-      </w:pPr>
-      <w:r>
-        <w:t>3 Суммарный ток в месте замыкания на землю (через точку пробоя фазы А):</w:t>
-      </w:r>
-    </w:p>
-    <w:p>
-      <w:pPr>
-        <w:spacing w:before="120" w:after="120"/>
-        <w:jc w:val="center"/>
-      </w:pPr>
-      <w:r>
-        <w:rPr>
-          <w:rFonts w:ascii="Times New Roman" w:hAnsi="Times New Roman"/>
-          <w:i/>
-          <w:sz w:val="28"/>
-        </w:rPr>
-        <w:t>I_Z = I_(Cb) + I_(Cc) = 3 · j · ω · C · E_A = 3 · I_(A0)</w:t>
-      </w:r>
-      <w:r>
-        <w:rPr>
-          <w:rFonts w:ascii="Times New Roman" w:hAnsi="Times New Roman"/>
-          <w:sz w:val="28"/>
-        </w:rPr>
-        <w:tab/>
-        <w:t>(53)</w:t>
-      </w:r>
-    </w:p>
-    <w:p>
-      <w:pPr>
-        <w:spacing w:before="120" w:after="120"/>
-        <w:jc w:val="center"/>
-      </w:pPr>
-      <w:r>
-        <w:rPr>
-          <w:rFonts w:ascii="Times New Roman" w:hAnsi="Times New Roman"/>
-          <w:i/>
-          <w:sz w:val="28"/>
-        </w:rPr>
-        <w:t>dot{I}_Z = dot{I}_(Cb) + dot{I}_(Cc) = 3 · j · ω · C · dot{E}_A = 3 · dot{I}_(A0)</w:t>
-      </w:r>
-      <w:r>
-        <w:rPr>
-          <w:rFonts w:ascii="Times New Roman" w:hAnsi="Times New Roman"/>
-          <w:sz w:val="28"/>
-        </w:rPr>
-        <w:tab/>
-        <w:t>(54)</w:t>
-      </w:r>
-    </w:p>
-    <w:p>
-      <w:pPr/>
-      <w:r>
-        <w:t>Модуль тока замыкания равен:</w:t>
-      </w:r>
-    </w:p>
-    <w:p>
-      <w:pPr>
-        <w:spacing w:before="120" w:after="120"/>
-        <w:jc w:val="center"/>
-      </w:pPr>
-      <w:r>
-        <w:rPr>
-          <w:rFonts w:ascii="Times New Roman" w:hAnsi="Times New Roman"/>
-          <w:i/>
-          <w:sz w:val="28"/>
-        </w:rPr>
-        <w:t>I_Z = 3 · U_(ф) · ω · C</w:t>
-      </w:r>
-      <w:r>
-        <w:rPr>
-          <w:rFonts w:ascii="Times New Roman" w:hAnsi="Times New Roman"/>
-          <w:sz w:val="28"/>
-        </w:rPr>
-        <w:tab/>
-        <w:t>(55)</w:t>
-      </w:r>
-    </w:p>
-    <w:p>
-      <w:pPr>
-        <w:spacing w:before="120" w:after="120"/>
-        <w:jc w:val="center"/>
-      </w:pPr>
-      <w:r>
-        <w:rPr>
-          <w:rFonts w:ascii="Times New Roman" w:hAnsi="Times New Roman"/>
-          <w:i/>
-          <w:sz w:val="28"/>
-        </w:rPr>
-        <w:t>I_Z = 3 · U_(ф) · ω · C</w:t>
-      </w:r>
-      <w:r>
-        <w:rPr>
-          <w:rFonts w:ascii="Times New Roman" w:hAnsi="Times New Roman"/>
-          <w:sz w:val="28"/>
-        </w:rPr>
-        <w:tab/>
-        <w:t>(56)</w:t>
-      </w:r>
-    </w:p>
-    <w:p>
-      <w:pPr/>
-      <w:r>
-        <w:t>Этот ток опережает напряжение на нейтрали $\dot{U}_N$ на $90^\circ$ и носит чисто емкостный характер.</w:t>
-      </w:r>
-    </w:p>
-    <w:p>
-      <w:pPr>
-        <w:pStyle w:val="Heading3"/>
-      </w:pPr>
-      <w:r>
-        <w:t>2. Анализ достоинств и недостатков режима</w:t>
-      </w:r>
-    </w:p>
-    <w:p>
-      <w:pPr/>
-      <w:r>
-        <w:t>**Достоинства:**</w:t>
-      </w:r>
-    </w:p>
-    <w:p>
-      <w:pPr>
-        <w:pStyle w:val="Heading1"/>
-      </w:pPr>
-      <w:r>
-        <w:t>1 **Бесперебойность электроснабжения:** Междуфазные напряжения в системе остаются полностью симметричными. Потребители (в том числе ответственные электродвигатели I и II категорий надежности) продолжают работать без останова технологического процесса.</w:t>
-      </w:r>
-    </w:p>
-    <w:p>
-      <w:pPr>
-        <w:pStyle w:val="Heading1"/>
-      </w:pPr>
-      <w:r>
-        <w:t>2 **Допустимость временной работы аварийного фидера:** Согласно ПТЭ, сеть может функционировать с «землей» в течение времени до $2$ часов, что позволяет диспетчеру локализовать поврежденный фидер методом поочередного отключения присоединений на ЦРП (центральном распределительном пункте).</w:t>
-      </w:r>
-    </w:p>
-    <w:p>
-      <w:pPr/>
-      <w:r>
-        <w:t>**Недостатки:**</w:t>
-      </w:r>
-    </w:p>
-    <w:p>
-      <w:pPr>
-        <w:pStyle w:val="Heading1"/>
-      </w:pPr>
-      <w:r>
-        <w:t>1 **Дуговые перенапряжения:** В большинстве случаев ОЗЗ происходит с образованием электрической дуги в месте пробоя. Дуга горит нестабильно (перемежающаяся дуга). Гашение дуги при переходе тока через нуль и ее повторные зажигания приводят к эскалации напряжения на здоровых фазах до величин:</w:t>
-      </w:r>
-    </w:p>
-    <w:p>
-      <w:pPr>
-        <w:spacing w:before="120" w:after="120"/>
-        <w:jc w:val="center"/>
-      </w:pPr>
-      <w:r>
-        <w:rPr>
-          <w:rFonts w:ascii="Times New Roman" w:hAnsi="Times New Roman"/>
-          <w:i/>
-          <w:sz w:val="28"/>
-        </w:rPr>
-        <w:t>U_(max) = 3,5 · U_(ф)</w:t>
-      </w:r>
-      <w:r>
-        <w:rPr>
-          <w:rFonts w:ascii="Times New Roman" w:hAnsi="Times New Roman"/>
-          <w:sz w:val="28"/>
-        </w:rPr>
-        <w:tab/>
-        <w:t>(57)</w:t>
-      </w:r>
-    </w:p>
-    <w:p>
-      <w:pPr>
-        <w:spacing w:before="120" w:after="120"/>
-        <w:jc w:val="center"/>
-      </w:pPr>
-      <w:r>
-        <w:rPr>
-          <w:rFonts w:ascii="Times New Roman" w:hAnsi="Times New Roman"/>
-          <w:i/>
-          <w:sz w:val="28"/>
-        </w:rPr>
-        <w:t>U_(max) = 3,5 · U_(ф)</w:t>
-      </w:r>
-      <w:r>
-        <w:rPr>
-          <w:rFonts w:ascii="Times New Roman" w:hAnsi="Times New Roman"/>
-          <w:sz w:val="28"/>
-        </w:rPr>
-        <w:tab/>
-        <w:t>(58)</w:t>
-      </w:r>
-    </w:p>
-    <w:p>
-      <w:pPr>
-        <w:pStyle w:val="Heading1"/>
-      </w:pPr>
-      <w:r>
-        <w:t>2 **Двойные (многоместные) пробои:** Перенапряжения распространяются по всей электрически связанной сети и воздействуют на изоляцию других кабелей и машин. В точках со слабой изоляцией происходит повторный пробой другой фазы. Это переводит однофазное замыкание в двухфазное КЗ через землю (тяжелая авария с большими токами).</w:t>
-      </w:r>
-    </w:p>
-    <w:p>
-      <w:pPr>
-        <w:pStyle w:val="Heading1"/>
-      </w:pPr>
-      <w:r>
-        <w:t>3 **Разрушение измерительных трансформаторов напряжения (ТН):** Взаимодействие емкости сети и индуктивности намагничивания ТН при ОЗЗ инициирует феррорезонансные колебания нулевой последовательности, вызывающие термическое разрушение ТН типа НТМИ или ЗНОЛ.</w:t>
-      </w:r>
-    </w:p>
-    <w:p>
-      <w:pPr>
-        <w:pStyle w:val="Heading1"/>
-      </w:pPr>
-      <w:r>
-        <w:t>4 **Электробезопасность:** Длительное протекание тока в землю создает опасные уровни шагового напряжения и напряжения прикосновения вблизи места падения провода.</w:t>
-      </w:r>
-    </w:p>
-    <w:p>
-      <w:pPr/>
-      <w:r>
-        <w:t>\n\n# Лекция 5. Дуговые перенапряжения. Физика развития перемежающейся заземляющей дуги. Процесс перезарядки емкостей сети и эскалация перенапряжений на неповрежденных фазах (до 3,5 $U_ф$)</w:t>
-      </w:r>
-    </w:p>
-    <w:p>
-      <w:pPr/>
-      <w:r>
-        <w:t>В распределительных сетях среднего напряжения до $80$ % однофазных замыканий сопровождаются горением перемежающейся заземляющей дуги. Это приводит к возникновению опасных высокочастотных перенапряжений во всей сети.</w:t>
-      </w:r>
-    </w:p>
-    <w:p>
-      <w:pPr>
-        <w:pStyle w:val="Heading3"/>
-      </w:pPr>
-      <w:r>
-        <w:t>1. Физика горения перемежающейся дуги</w:t>
-      </w:r>
-    </w:p>
-    <w:p>
-      <w:pPr/>
-      <w:r>
-        <w:t>В отличие от стабильной дуги (например, сварочной), заземляющая дуга в сети с изолированной нейтралью горит нестабильно из-за малого значения и емкостного характера тока ОЗЗ. Дуга гаснет каждый раз при переходе переменного тока через нуль и вновь зажигается, когда напряжение на поврежденной фазе восстанавливается до пробивного значения.</w:t>
-      </w:r>
-    </w:p>
-    <w:p>
-      <w:pPr/>
-      <w:r>
-        <w:t>Существуют две теории, описывающие этот процесс:</w:t>
-      </w:r>
-    </w:p>
-    <w:p>
-      <w:pPr>
-        <w:pStyle w:val="Heading1"/>
-      </w:pPr>
-      <w:r>
-        <w:t>1 **Теория В. Петерсена:** Гашение дуги происходит при первом переходе через нуль переходного (высокочастотного) тока разряда емкости поврежденной фазы. При этом на неповрежденных фазах фиксируется максимальный «захваченный» заряд. Повторное зажигание дуги происходит через полпериода при максимальном напряжении источника. Теоретический предел перенапряжений с учетом затухания составляет:</w:t>
-      </w:r>
-    </w:p>
-    <w:p>
-      <w:pPr>
-        <w:spacing w:before="120" w:after="120"/>
-        <w:jc w:val="center"/>
-      </w:pPr>
-      <w:r>
-        <w:rPr>
-          <w:rFonts w:ascii="Times New Roman" w:hAnsi="Times New Roman"/>
-          <w:i/>
-          <w:sz w:val="28"/>
-        </w:rPr>
-        <w:t>U_(max) = 3,2 · U_(ф)</w:t>
-      </w:r>
-      <w:r>
-        <w:rPr>
-          <w:rFonts w:ascii="Times New Roman" w:hAnsi="Times New Roman"/>
-          <w:sz w:val="28"/>
-        </w:rPr>
-        <w:tab/>
-        <w:t>(59)</w:t>
-      </w:r>
-    </w:p>
-    <w:p>
-      <w:pPr>
-        <w:spacing w:before="120" w:after="120"/>
-        <w:jc w:val="center"/>
-      </w:pPr>
-      <w:r>
-        <w:rPr>
-          <w:rFonts w:ascii="Times New Roman" w:hAnsi="Times New Roman"/>
-          <w:i/>
-          <w:sz w:val="28"/>
-        </w:rPr>
-        <w:t>U_(max) = 3,2 · U_(ф)</w:t>
-      </w:r>
-      <w:r>
-        <w:rPr>
-          <w:rFonts w:ascii="Times New Roman" w:hAnsi="Times New Roman"/>
-          <w:sz w:val="28"/>
-        </w:rPr>
-        <w:tab/>
-        <w:t>(60)</w:t>
-      </w:r>
-    </w:p>
-    <w:p>
-      <w:pPr>
-        <w:pStyle w:val="Heading1"/>
-      </w:pPr>
-      <w:r>
-        <w:t>2 **Теория Дж. Петерса и Х. Слепяна:** Дуга гаснет в момент перехода через нуль составляющей тока промышленной частоты (50 Гц). Повторное зажигание происходит в момент максимума восстанавливающегося фазного напряжения. С учетом волновых процессов перезарядки емкостей здоровых фаз через индуктивность сети, перенапряжения на здоровых фазах достигают величины:</w:t>
-      </w:r>
-    </w:p>
-    <w:p>
-      <w:pPr>
-        <w:spacing w:before="120" w:after="120"/>
-        <w:jc w:val="center"/>
-      </w:pPr>
-      <w:r>
-        <w:rPr>
-          <w:rFonts w:ascii="Times New Roman" w:hAnsi="Times New Roman"/>
-          <w:i/>
-          <w:sz w:val="28"/>
-        </w:rPr>
-        <w:t>U_(max) = 3,5 · U_(ф)</w:t>
-      </w:r>
-      <w:r>
-        <w:rPr>
-          <w:rFonts w:ascii="Times New Roman" w:hAnsi="Times New Roman"/>
-          <w:sz w:val="28"/>
-        </w:rPr>
-        <w:tab/>
-        <w:t>(61)</w:t>
-      </w:r>
-    </w:p>
-    <w:p>
-      <w:pPr>
-        <w:spacing w:before="120" w:after="120"/>
-        <w:jc w:val="center"/>
-      </w:pPr>
-      <w:r>
-        <w:rPr>
-          <w:rFonts w:ascii="Times New Roman" w:hAnsi="Times New Roman"/>
-          <w:i/>
-          <w:sz w:val="28"/>
-        </w:rPr>
-        <w:t>U_(max) = 3,5 · U_(ф)</w:t>
-      </w:r>
-      <w:r>
-        <w:rPr>
-          <w:rFonts w:ascii="Times New Roman" w:hAnsi="Times New Roman"/>
-          <w:sz w:val="28"/>
-        </w:rPr>
-        <w:tab/>
-        <w:t>(62)</w:t>
-      </w:r>
-    </w:p>
-    <w:p>
-      <w:pPr>
-        <w:pStyle w:val="Heading3"/>
-      </w:pPr>
-      <w:r>
-        <w:t>2. Алгоритм эскалации дуговых перенапряжений</w:t>
-      </w:r>
-    </w:p>
-    <w:p>
-      <w:pPr>
-        <w:pStyle w:val="Heading1"/>
-      </w:pPr>
-      <w:r>
-        <w:t>1 **Первый пробой:** В момент максимума ЭДС фазы А происходит пробой изоляции. Емкость поврежденной фазы быстро разряжается через индуктивность цепи КЗ, напряжение фазы А падает до нуля.</w:t>
-      </w:r>
-    </w:p>
-    <w:p>
-      <w:pPr>
-        <w:pStyle w:val="Heading1"/>
-      </w:pPr>
-      <w:r>
-        <w:t>2 **Перезарядка здоровых фаз:** Емкости фаз В и С заряжаются через индуктивность питающего трансформатора до линейных напряжений. Возникает колебательный процесс, в результате которого напряжение на фазах В и С совершает колебания с амплитудой до $2,4 U_{ф}$.</w:t>
-      </w:r>
-    </w:p>
-    <w:p>
-      <w:pPr>
-        <w:pStyle w:val="Heading1"/>
-      </w:pPr>
-      <w:r>
-        <w:t>3 **Гашение дуги:** В момент перехода тока ОЗЗ через нуль дуга гаснет. На емкостях неповрежденных фаз В и С «запирается» избыточный статический заряд. Потенциал нейтрали сети остается смещенным.</w:t>
-      </w:r>
-    </w:p>
-    <w:p>
-      <w:pPr>
-        <w:pStyle w:val="Heading1"/>
-      </w:pPr>
-      <w:r>
-        <w:t>4 **Восстановление напряжения:** ЭДС источника продолжает изменяться с частотой 50 Гц. Напряжение на фазе А восстанавливается как сумма ЭДС источника и смещения потенциала нейтрали. Через полпериода ($0,01$ с) напряжение фазы А достигает удвоенного фазного значения ($2 U_{ф}$).</w:t>
-      </w:r>
-    </w:p>
-    <w:p>
-      <w:pPr>
-        <w:pStyle w:val="Heading1"/>
-      </w:pPr>
-      <w:r>
-        <w:t>5 **Повторный пробой:** Происходит повторный пробой дугового промежутка фазы А при значительном остаточном заряде на фазах В и С. Начинается новый колебательный перезаряд емкостей сети.</w:t>
-      </w:r>
-    </w:p>
-    <w:p>
-      <w:pPr>
-        <w:pStyle w:val="Heading1"/>
-      </w:pPr>
-      <w:r>
-        <w:t>6 **Эскалация:** Амплитуда колебаний напряжения на здоровых фазах нарастает с каждым шагом зажигания/гашения дуги, достигая величины $3,0 \div 3,5 U_{ф}$.</w:t>
-      </w:r>
-    </w:p>
-    <w:p>
-      <w:pPr/>
-      <w:r>
-        <w:t>Эти перенапряжения воздействуют на изоляцию оборудования по всей электрически связанной сети подстанции. Избежать этого позволяет снижение скорости восстановления напряжения на поврежденной фазе за счет компенсации ДГР или демпфирования нейтрали резистором. \n\n# Лекция 6. Сети с компенсированной нейтралью. Принципы резонансного заземления. Дугогасящие реакторы (ДГР), их влияние на ток в месте повреждения и скорость восстановления напряжения</w:t>
-      </w:r>
-    </w:p>
-    <w:p>
-      <w:pPr/>
-      <w:r>
-        <w:t>Компенсация емкостного тока заземления с помощью индуктивности дугогасящего реактора (ДГР) является эффективным методом снижения перенапряжений и предотвращения перехода ОЗЗ в многофазное КЗ.</w:t>
-      </w:r>
-    </w:p>
-    <w:p>
-      <w:pPr>
-        <w:pStyle w:val="Heading3"/>
-      </w:pPr>
-      <w:r>
-        <w:t>1. Физический принцип компенсации</w:t>
-      </w:r>
-    </w:p>
-    <w:p>
-      <w:pPr/>
-      <w:r>
-        <w:t>В нейтраль силового трансформатора подстанции включается индуктивность (ДГР). В нормальном режиме ток через реактор отсутствует. При металлическом замыкании фазы А на землю нейтраль смещается на величину фазного напряжения, и через реактор протекает индуктивный ток:</w:t>
-      </w:r>
-    </w:p>
-    <w:p>
-      <w:pPr>
-        <w:spacing w:before="120" w:after="120"/>
-        <w:jc w:val="center"/>
-      </w:pPr>
-      <w:r>
-        <w:rPr>
-          <w:rFonts w:ascii="Times New Roman" w:hAnsi="Times New Roman"/>
-          <w:i/>
-          <w:sz w:val="28"/>
-        </w:rPr>
-        <w:t>I_L = frac{U_(ф)}{ω · L}</w:t>
-      </w:r>
-      <w:r>
-        <w:rPr>
-          <w:rFonts w:ascii="Times New Roman" w:hAnsi="Times New Roman"/>
-          <w:sz w:val="28"/>
-        </w:rPr>
-        <w:tab/>
-        <w:t>(63)</w:t>
-      </w:r>
-    </w:p>
-    <w:p>
-      <w:pPr>
-        <w:spacing w:before="120" w:after="120"/>
-        <w:jc w:val="center"/>
-      </w:pPr>
-      <w:r>
-        <w:rPr>
-          <w:rFonts w:ascii="Times New Roman" w:hAnsi="Times New Roman"/>
-          <w:i/>
-          <w:sz w:val="28"/>
-        </w:rPr>
-        <w:t>I_L = frac{U_(ф)}{ω · L}</w:t>
-      </w:r>
-      <w:r>
-        <w:rPr>
-          <w:rFonts w:ascii="Times New Roman" w:hAnsi="Times New Roman"/>
-          <w:sz w:val="28"/>
-        </w:rPr>
-        <w:tab/>
-        <w:t>(64)</w:t>
-      </w:r>
-    </w:p>
-    <w:p>
-      <w:pPr/>
-      <w:r>
-        <w:t>Этот ток протекает через землю к месту ОЗЗ, где накладывается на емкостный ток сети $I_C$:</w:t>
-      </w:r>
-    </w:p>
-    <w:p>
-      <w:pPr>
-        <w:spacing w:before="120" w:after="120"/>
-        <w:jc w:val="center"/>
-      </w:pPr>
-      <w:r>
-        <w:rPr>
-          <w:rFonts w:ascii="Times New Roman" w:hAnsi="Times New Roman"/>
-          <w:i/>
-          <w:sz w:val="28"/>
-        </w:rPr>
-        <w:t>I_C = 3 · U_(ф) · ω · C</w:t>
-      </w:r>
-      <w:r>
-        <w:rPr>
-          <w:rFonts w:ascii="Times New Roman" w:hAnsi="Times New Roman"/>
-          <w:sz w:val="28"/>
-        </w:rPr>
-        <w:tab/>
-        <w:t>(65)</w:t>
-      </w:r>
-    </w:p>
-    <w:p>
-      <w:pPr>
-        <w:spacing w:before="120" w:after="120"/>
-        <w:jc w:val="center"/>
-      </w:pPr>
-      <w:r>
-        <w:rPr>
-          <w:rFonts w:ascii="Times New Roman" w:hAnsi="Times New Roman"/>
-          <w:i/>
-          <w:sz w:val="28"/>
-        </w:rPr>
-        <w:t>I_C = 3 · U_(ф) · ω · C</w:t>
-      </w:r>
-      <w:r>
-        <w:rPr>
-          <w:rFonts w:ascii="Times New Roman" w:hAnsi="Times New Roman"/>
-          <w:sz w:val="28"/>
-        </w:rPr>
-        <w:tab/>
-        <w:t>(66)</w:t>
-      </w:r>
-    </w:p>
-    <w:p>
-      <w:pPr/>
-      <w:r>
-        <w:t>Поскольку индуктивный и емкостный токи сдвинуты по фазе на $180^\circ$, результирующий реактивный ток в месте повреждения равен их разности:</w:t>
-      </w:r>
-    </w:p>
-    <w:p>
-      <w:pPr>
-        <w:spacing w:before="120" w:after="120"/>
-        <w:jc w:val="center"/>
-      </w:pPr>
-      <w:r>
-        <w:rPr>
-          <w:rFonts w:ascii="Times New Roman" w:hAnsi="Times New Roman"/>
-          <w:i/>
-          <w:sz w:val="28"/>
-        </w:rPr>
-        <w:t>I_(разн) = I_C - I_L = 3 · U_(ф) · ω · C - frac{U_(ф)}{ω · L}</w:t>
-      </w:r>
-      <w:r>
-        <w:rPr>
-          <w:rFonts w:ascii="Times New Roman" w:hAnsi="Times New Roman"/>
-          <w:sz w:val="28"/>
-        </w:rPr>
-        <w:tab/>
-        <w:t>(67)</w:t>
-      </w:r>
-    </w:p>
-    <w:p>
-      <w:pPr>
-        <w:spacing w:before="120" w:after="120"/>
-        <w:jc w:val="center"/>
-      </w:pPr>
-      <w:r>
-        <w:rPr>
-          <w:rFonts w:ascii="Times New Roman" w:hAnsi="Times New Roman"/>
-          <w:i/>
-          <w:sz w:val="28"/>
-        </w:rPr>
-        <w:t>I_(разн) = I_C - I_L = 3 · U_(ф) · ω · C - frac{U_(ф)}{ω · L}</w:t>
-      </w:r>
-      <w:r>
-        <w:rPr>
-          <w:rFonts w:ascii="Times New Roman" w:hAnsi="Times New Roman"/>
-          <w:sz w:val="28"/>
-        </w:rPr>
-        <w:tab/>
-        <w:t>(68)</w:t>
-      </w:r>
-    </w:p>
-    <w:p>
-      <w:pPr/>
-      <w:r>
-        <w:t>При резонансной настройке реактора выполняется условие резонанса токов:</w:t>
-      </w:r>
-    </w:p>
-    <w:p>
-      <w:pPr>
-        <w:spacing w:before="120" w:after="120"/>
-        <w:jc w:val="center"/>
-      </w:pPr>
-      <w:r>
-        <w:rPr>
-          <w:rFonts w:ascii="Times New Roman" w:hAnsi="Times New Roman"/>
-          <w:i/>
-          <w:sz w:val="28"/>
-        </w:rPr>
-        <w:t>X_L = X_C0 implies ω · L = (1) / (3 · ω · C)</w:t>
-      </w:r>
-      <w:r>
-        <w:rPr>
-          <w:rFonts w:ascii="Times New Roman" w:hAnsi="Times New Roman"/>
-          <w:sz w:val="28"/>
-        </w:rPr>
-        <w:tab/>
-        <w:t>(69)</w:t>
-      </w:r>
-    </w:p>
-    <w:p>
-      <w:pPr>
-        <w:spacing w:before="120" w:after="120"/>
-        <w:jc w:val="center"/>
-      </w:pPr>
-      <w:r>
-        <w:rPr>
-          <w:rFonts w:ascii="Times New Roman" w:hAnsi="Times New Roman"/>
-          <w:i/>
-          <w:sz w:val="28"/>
-        </w:rPr>
-        <w:t>X_L = X_C0 implies ω · L = (1) / (3 · ω · C)</w:t>
-      </w:r>
-      <w:r>
-        <w:rPr>
-          <w:rFonts w:ascii="Times New Roman" w:hAnsi="Times New Roman"/>
-          <w:sz w:val="28"/>
-        </w:rPr>
-        <w:tab/>
-        <w:t>(70)</w:t>
-      </w:r>
-    </w:p>
-    <w:p>
-      <w:pPr>
-        <w:spacing w:before="120" w:after="120"/>
-        <w:jc w:val="center"/>
-      </w:pPr>
-      <w:r>
-        <w:rPr>
-          <w:rFonts w:ascii="Times New Roman" w:hAnsi="Times New Roman"/>
-          <w:i/>
-          <w:sz w:val="28"/>
-        </w:rPr>
-        <w:t>В этом случае реактивный ток в месте замыкания становится равным нулю ($I_(разн) = 0$). В точке пробоя протекает только минимальный остаточный ток активных потерь и высших гармоник ($I_(ост) ≈ 0,05 div 0,1 I_C$).</w:t>
-      </w:r>
-      <w:r>
-        <w:rPr>
-          <w:rFonts w:ascii="Times New Roman" w:hAnsi="Times New Roman"/>
-          <w:sz w:val="28"/>
-        </w:rPr>
-        <w:tab/>
-        <w:t>(71)</w:t>
-      </w:r>
-    </w:p>
-    <w:p>
-      <w:pPr>
-        <w:pStyle w:val="Heading3"/>
-      </w:pPr>
-      <w:r>
-        <w:t>2. Влияние на скорость восстановления напряжения</w:t>
-      </w:r>
-    </w:p>
-    <w:p>
-      <w:pPr/>
-      <w:r>
-        <w:t>После погасания дуги в месте ОЗЗ напряжение на поврежденной фазе восстанавливается не мгновенно. Свободные колебания в контуре «емкость сети – индуктивность ДГР» происходят на резонансной частоте, близкой к $50$ Гц:</w:t>
-      </w:r>
-    </w:p>
-    <w:p>
-      <w:pPr>
-        <w:spacing w:before="120" w:after="120"/>
-        <w:jc w:val="center"/>
-      </w:pPr>
-      <w:r>
-        <w:rPr>
-          <w:rFonts w:ascii="Times New Roman" w:hAnsi="Times New Roman"/>
-          <w:i/>
-          <w:sz w:val="28"/>
-        </w:rPr>
-        <w:t>f_(рез) = (1) / (2π · √{3 · L · C)}</w:t>
-      </w:r>
-      <w:r>
-        <w:rPr>
-          <w:rFonts w:ascii="Times New Roman" w:hAnsi="Times New Roman"/>
-          <w:sz w:val="28"/>
-        </w:rPr>
-        <w:tab/>
-        <w:t>(72)</w:t>
-      </w:r>
-    </w:p>
-    <w:p>
-      <w:pPr>
-        <w:spacing w:before="120" w:after="120"/>
-        <w:jc w:val="center"/>
-      </w:pPr>
-      <w:r>
-        <w:rPr>
-          <w:rFonts w:ascii="Times New Roman" w:hAnsi="Times New Roman"/>
-          <w:i/>
-          <w:sz w:val="28"/>
-        </w:rPr>
-        <w:t>f_(рез) = (1) / (2π · √{3 · L · C)}</w:t>
-      </w:r>
-      <w:r>
-        <w:rPr>
-          <w:rFonts w:ascii="Times New Roman" w:hAnsi="Times New Roman"/>
-          <w:sz w:val="28"/>
-        </w:rPr>
-        <w:tab/>
-        <w:t>(73)</w:t>
-      </w:r>
-    </w:p>
-    <w:p>
-      <w:pPr/>
-      <w:r>
-        <w:t>Разность между принужденным напряжением источника (50 Гц) и свободными затухающими колебаниями нейтрали приводит к тому, что напряжение на поврежденной фазе нарастает очень плавно (в течение $0,2 \div 0,5$ с). За это время дуговой промежуток успевает полностью деионизироваться и восстановить свою электрическую прочность, что предотвращает повторные зажигания дуги и ликвидирует перенапряжения.</w:t>
-      </w:r>
-    </w:p>
-    <w:p>
-      <w:pPr/>
-      <w:r>
-        <w:t>**Нормативные требования (ПТЭ):** Допускается работа сети с расстройкой компенсации по реактивному току не более $5$ А (в сетях 6–20 кВ) и не более $10$ А (в сетях 35 кВ). Предпочтительна настройка с небольшой перекомпенсацией ($I_L &gt; I_C$). Недокомпенсация ($I_L &lt; I_C$) опасна возможностью возникновения резонансных перенапряжений при отключении отдельных линий. \n\n# Лекция 7. Конструкции ДГР и автоматическая настройка компенсации (АНК). Плунжерные реакторы, реакторы с подмагничиванием. Фазовые и экстремальные принципы работы АНК</w:t>
-      </w:r>
-    </w:p>
-    <w:p>
-      <w:pPr/>
-      <w:r>
-        <w:t>Для надежной компенсации емкостного тока при изменении конфигурации сети требуется плавная и быстрая подстройка индуктивности дугогасящего реактора.</w:t>
-      </w:r>
-    </w:p>
-    <w:p>
-      <w:pPr>
-        <w:pStyle w:val="Heading3"/>
-      </w:pPr>
-      <w:r>
-        <w:t>1. Конструкции плавнорегулируемых ДГР</w:t>
-      </w:r>
-    </w:p>
-    <w:p>
-      <w:pPr>
-        <w:pStyle w:val="Heading1"/>
-      </w:pPr>
-      <w:r>
-        <w:t>1 **Плунжерные реакторы (типа РЗДПОМ):**</w:t>
-      </w:r>
-    </w:p>
-    <w:p>
-      <w:pPr/>
-      <w:r>
-        <w:t>Индуктивность регулируется изменением величины воздушного зазора в магнитном сердечнике за счет перемещения подвижных плунжеров с помощью электропривода. Эти реакторы имеют линейную вольт-амперную характеристику, генерируют минимум высших гармоник и обеспечивают высокую точность настройки.</w:t>
-      </w:r>
-    </w:p>
-    <w:p>
-      <w:pPr>
-        <w:pStyle w:val="Heading1"/>
-      </w:pPr>
-      <w:r>
-        <w:t>2 **Реакторы с подмагничиванием (типа РУОМ):**</w:t>
-      </w:r>
-    </w:p>
-    <w:p>
-      <w:pPr/>
-      <w:r>
-        <w:t>Индуктивность изменяется за счет подмагничивания сердечника постоянным током управления, подаваемым в специальную обмотку управления. Реакторы имеют высокую скорость отклика, но их вольт-амперная характеристика нелинейна, и они генерируют в сеть значительные токи высших гармоник (до $15$ % от номинального тока), что увеличивает остаточный ток в месте ОЗЗ.</w:t>
-      </w:r>
-    </w:p>
-    <w:p>
-      <w:pPr>
-        <w:pStyle w:val="Heading3"/>
-      </w:pPr>
-      <w:r>
-        <w:t>2. Принципы работы АНК</w:t>
-      </w:r>
-    </w:p>
-    <w:p>
-      <w:pPr/>
-      <w:r>
-        <w:t>Системы автоматической настройки компенсации (АНК) непрерывно измеряют параметры сети в нормальном режиме работы и управляют индуктивностью реактора.</w:t>
-      </w:r>
-    </w:p>
-    <w:p>
-      <w:pPr/>
-      <w:r>
-        <w:t>**А) Экстремальный принцип настройки:** Основан на поиске максимума напряжения смещения нейтрали $U_0$ в нормальном режиме работы сети. Контур нулевой последовательности, образованный емкостью сети $3C$ и индуктивностью ДГР $L$, обладает выраженной резонансной характеристикой. При приближении к резонансу ($K_комп = 1$) напряжение $U_0$, обусловленное естественной несимметрией емкостей фаз, достигает максимального (экстремального) значения.</w:t>
-      </w:r>
-    </w:p>
-    <w:p>
-      <w:pPr/>
-      <w:r>
-        <w:t>*Алгоритм работы регулятора:*</w:t>
-      </w:r>
-    </w:p>
-    <w:p>
-      <w:pPr>
-        <w:pStyle w:val="Heading1"/>
-      </w:pPr>
-      <w:r>
-        <w:t>1 Измерение текущего действующего значения напряжения смещения нейтрали $U_0$ (снимается с сигнальной обмотки ДГР или вторичной обмотки ТН).</w:t>
-      </w:r>
-    </w:p>
-    <w:p>
-      <w:pPr>
-        <w:pStyle w:val="Heading1"/>
-      </w:pPr>
-      <w:r>
-        <w:t>2 Подача тестового импульса на изменение индуктивности ДГР (кратковременное перемещение плунжера).</w:t>
-      </w:r>
-    </w:p>
-    <w:p>
-      <w:pPr>
-        <w:pStyle w:val="Heading1"/>
-      </w:pPr>
-      <w:r>
-        <w:t>3 Определение знака производной $dU_0 / dI_L$.</w:t>
-      </w:r>
-    </w:p>
-    <w:p>
-      <w:pPr>
-        <w:pStyle w:val="Heading1"/>
-      </w:pPr>
-      <w:r>
-        <w:t>4 Если производная положительна ($dU_0 / dI_L &gt; 0$), привод плунжера перемещает его в сторону увеличения $U_0$.</w:t>
-      </w:r>
-    </w:p>
-    <w:p>
-      <w:pPr>
-        <w:pStyle w:val="Heading1"/>
-      </w:pPr>
-      <w:r>
-        <w:t>5 Если производная равна нулю ($dU_0 / dI_L = 0$), система фиксирует точку резонанса и останавливает привод.</w:t>
-      </w:r>
-    </w:p>
-    <w:p>
-      <w:pPr/>
-      <w:r>
-        <w:t>**Б) Фазовый принцип настройки:** Основан на измерении угла сдвига фаз между напряжением смещения нейтрали $U_0$ и опорным фазным напряжением сети. В точке резонанса этот угол равен $90^\circ$ (или $0^\circ$ относительно вектора ЭДС несимметрии). Изменение знака угла указывает на режим недокомпенсации или перекомпенсации, что позволяет регулятору быстро определить направление регулирования. \n\n# Лекция 8. Остаточные токи при компенсации. Влияние расстройки компенсации, активной проводимости утечек и нескомпенсированных высших гармоник на ток в месте замыкания</w:t>
-      </w:r>
-    </w:p>
-    <w:p>
-      <w:pPr/>
-      <w:r>
-        <w:t>Даже при идеальной резонансной настройке дугогасящего реактора ток в месте ОЗЗ не снижается до нуля. Остаточный ток в точке пробоя изоляции определяется по формуле:</w:t>
-      </w:r>
-    </w:p>
-    <w:p>
-      <w:pPr>
-        <w:spacing w:before="120" w:after="120"/>
-        <w:jc w:val="center"/>
-      </w:pPr>
-      <w:r>
-        <w:rPr>
-          <w:rFonts w:ascii="Times New Roman" w:hAnsi="Times New Roman"/>
-          <w:i/>
-          <w:sz w:val="28"/>
-        </w:rPr>
-        <w:t>I_(ост) = √{I_(актив)^2 + I_(расстр)^2 + I_(гарм)^2}</w:t>
-      </w:r>
-      <w:r>
-        <w:rPr>
-          <w:rFonts w:ascii="Times New Roman" w:hAnsi="Times New Roman"/>
-          <w:sz w:val="28"/>
-        </w:rPr>
-        <w:tab/>
-        <w:t>(74)</w:t>
-      </w:r>
-    </w:p>
-    <w:p>
-      <w:pPr>
-        <w:spacing w:before="120" w:after="120"/>
-        <w:jc w:val="center"/>
-      </w:pPr>
-      <w:r>
-        <w:rPr>
-          <w:rFonts w:ascii="Times New Roman" w:hAnsi="Times New Roman"/>
-          <w:i/>
-          <w:sz w:val="28"/>
-        </w:rPr>
-        <w:t>I_(ост) = √{I_(актив)^2 + I_(расстр)^2 + I_(гарм)^2}</w:t>
-      </w:r>
-      <w:r>
-        <w:rPr>
-          <w:rFonts w:ascii="Times New Roman" w:hAnsi="Times New Roman"/>
-          <w:sz w:val="28"/>
-        </w:rPr>
-        <w:tab/>
-        <w:t>(75)</w:t>
-      </w:r>
-    </w:p>
-    <w:p>
-      <w:pPr>
-        <w:spacing w:before="120" w:after="120"/>
-        <w:jc w:val="center"/>
-      </w:pPr>
-      <w:r>
-        <w:rPr>
-          <w:rFonts w:ascii="Times New Roman" w:hAnsi="Times New Roman"/>
-          <w:i/>
-          <w:sz w:val="28"/>
-        </w:rPr>
-        <w:t>где $I_(актив)$ — активная составляющая тока; $I_(расстр)$ — реактивный ток расстройки компенсации; $I_(гарм)$ — ток высших гармоник.</w:t>
-      </w:r>
-      <w:r>
-        <w:rPr>
-          <w:rFonts w:ascii="Times New Roman" w:hAnsi="Times New Roman"/>
-          <w:sz w:val="28"/>
-        </w:rPr>
-        <w:tab/>
-        <w:t>(76)</w:t>
-      </w:r>
-    </w:p>
-    <w:p>
-      <w:pPr>
-        <w:pStyle w:val="Heading3"/>
-      </w:pPr>
-      <w:r>
-        <w:t>1. Активная составляющая остаточного тока</w:t>
-      </w:r>
-    </w:p>
-    <w:p>
-      <w:pPr/>
-      <w:r>
-        <w:t>Активный ток совпадает по фазе с фазным напряжением поврежденной фазы и не может быть компенсирован индуктивностью реактора. Он обусловлен: * Активными потерями мощности в самом ДГР (активным сопротивлением обмотки и потерями в стали сердечника). * Токами утечки по поверхности изоляторов линий электропередачи и оборудования (особенно при загрязнении и увлажнении). * Диэлектрическими потерями в изоляции кабелей.</w:t>
-      </w:r>
-    </w:p>
-    <w:p>
-      <w:pPr/>
-      <w:r>
-        <w:t>Обычно активный ток составляет $2 \div 4$ % от полного емкостного тока сети.</w:t>
-      </w:r>
-    </w:p>
-    <w:p>
-      <w:pPr>
-        <w:pStyle w:val="Heading3"/>
-      </w:pPr>
-      <w:r>
-        <w:t>2. Ток нескомпенсированных высших гармоник</w:t>
-      </w:r>
-    </w:p>
-    <w:p>
-      <w:pPr/>
-      <w:r>
-        <w:t>Дугогасящий реактор настраивается в резонанс только на основной частоте $50$ Гц. Для высших гармоник (в основном 5-й и 7-й, генерируемых нелинейными нагрузками, частотными преобразователями и мощными выпрямителями) резонанс нарушается. Индуктивное сопротивление ДГР для $n$-й гармоники возрастает в $n$ раз:</w:t>
-      </w:r>
-    </w:p>
-    <w:p>
-      <w:pPr>
-        <w:spacing w:before="120" w:after="120"/>
-        <w:jc w:val="center"/>
-      </w:pPr>
-      <w:r>
-        <w:rPr>
-          <w:rFonts w:ascii="Times New Roman" w:hAnsi="Times New Roman"/>
-          <w:i/>
-          <w:sz w:val="28"/>
-        </w:rPr>
-        <w:t>X_(Ln) = n · ω · L</w:t>
-      </w:r>
-      <w:r>
-        <w:rPr>
-          <w:rFonts w:ascii="Times New Roman" w:hAnsi="Times New Roman"/>
-          <w:sz w:val="28"/>
-        </w:rPr>
-        <w:tab/>
-        <w:t>(77)</w:t>
-      </w:r>
-    </w:p>
-    <w:p>
-      <w:pPr>
-        <w:spacing w:before="120" w:after="120"/>
-        <w:jc w:val="center"/>
-      </w:pPr>
-      <w:r>
-        <w:rPr>
-          <w:rFonts w:ascii="Times New Roman" w:hAnsi="Times New Roman"/>
-          <w:i/>
-          <w:sz w:val="28"/>
-        </w:rPr>
-        <w:t>X_(Ln) = n · ω · L</w:t>
-      </w:r>
-      <w:r>
-        <w:rPr>
-          <w:rFonts w:ascii="Times New Roman" w:hAnsi="Times New Roman"/>
-          <w:sz w:val="28"/>
-        </w:rPr>
-        <w:tab/>
-        <w:t>(78)</w:t>
-      </w:r>
-    </w:p>
-    <w:p>
-      <w:pPr/>
-      <w:r>
-        <w:t>а емкостное сопротивление сети снижается в $n$ раз:</w:t>
-      </w:r>
-    </w:p>
-    <w:p>
-      <w:pPr>
-        <w:spacing w:before="120" w:after="120"/>
-        <w:jc w:val="center"/>
-      </w:pPr>
-      <w:r>
-        <w:rPr>
-          <w:rFonts w:ascii="Times New Roman" w:hAnsi="Times New Roman"/>
-          <w:i/>
-          <w:sz w:val="28"/>
-        </w:rPr>
-        <w:t>X_(Cn) = (1) / (n · ω · 3C)</w:t>
-      </w:r>
-      <w:r>
-        <w:rPr>
-          <w:rFonts w:ascii="Times New Roman" w:hAnsi="Times New Roman"/>
-          <w:sz w:val="28"/>
-        </w:rPr>
-        <w:tab/>
-        <w:t>(79)</w:t>
-      </w:r>
-    </w:p>
-    <w:p>
-      <w:pPr>
-        <w:spacing w:before="120" w:after="120"/>
-        <w:jc w:val="center"/>
-      </w:pPr>
-      <w:r>
-        <w:rPr>
-          <w:rFonts w:ascii="Times New Roman" w:hAnsi="Times New Roman"/>
-          <w:i/>
-          <w:sz w:val="28"/>
-        </w:rPr>
-        <w:t>X_(Cn) = (1) / (n · ω · 3C)</w:t>
-      </w:r>
-      <w:r>
-        <w:rPr>
-          <w:rFonts w:ascii="Times New Roman" w:hAnsi="Times New Roman"/>
-          <w:sz w:val="28"/>
-        </w:rPr>
-        <w:tab/>
-        <w:t>(80)</w:t>
-      </w:r>
-    </w:p>
-    <w:p>
-      <w:pPr>
-        <w:spacing w:before="120" w:after="120"/>
-        <w:jc w:val="center"/>
-      </w:pPr>
-      <w:r>
-        <w:rPr>
-          <w:rFonts w:ascii="Times New Roman" w:hAnsi="Times New Roman"/>
-          <w:i/>
-          <w:sz w:val="28"/>
-        </w:rPr>
-        <w:t>В результате реактор не оказывает компенсирующего действия на токи высших гармоник, и они беспрепятственно протекают через место повреждения. Величина тока высших гармоник $I_(гарм)$ может достигать $5 div 10$ % от полного емкостного тока, особенно в промышленных сетях.</w:t>
-      </w:r>
-      <w:r>
-        <w:rPr>
-          <w:rFonts w:ascii="Times New Roman" w:hAnsi="Times New Roman"/>
-          <w:sz w:val="28"/>
-        </w:rPr>
-        <w:tab/>
-        <w:t>(81)</w:t>
-      </w:r>
-    </w:p>
-    <w:p>
-      <w:pPr>
-        <w:pStyle w:val="Heading3"/>
-      </w:pPr>
-      <w:r>
-        <w:t>3. Реактивный ток расстройки компенсации</w:t>
-      </w:r>
-    </w:p>
-    <w:p>
-      <w:pPr/>
-      <w:r>
-        <w:t>Возникает из-за неточной настройки реактора относительно текущей емкости сети. Величина тока расстройки определяется как:</w:t>
-      </w:r>
-    </w:p>
-    <w:p>
-      <w:pPr>
-        <w:spacing w:before="120" w:after="120"/>
-        <w:jc w:val="center"/>
-      </w:pPr>
-      <w:r>
-        <w:rPr>
-          <w:rFonts w:ascii="Times New Roman" w:hAnsi="Times New Roman"/>
-          <w:i/>
-          <w:sz w:val="28"/>
-        </w:rPr>
-        <w:t>I_(расстр) = I_C - I_L = 3 · U_(ф) · ω · C · v</w:t>
-      </w:r>
-      <w:r>
-        <w:rPr>
-          <w:rFonts w:ascii="Times New Roman" w:hAnsi="Times New Roman"/>
-          <w:sz w:val="28"/>
-        </w:rPr>
-        <w:tab/>
-        <w:t>(82)</w:t>
-      </w:r>
-    </w:p>
-    <w:p>
-      <w:pPr>
-        <w:spacing w:before="120" w:after="120"/>
-        <w:jc w:val="center"/>
-      </w:pPr>
-      <w:r>
-        <w:rPr>
-          <w:rFonts w:ascii="Times New Roman" w:hAnsi="Times New Roman"/>
-          <w:i/>
-          <w:sz w:val="28"/>
-        </w:rPr>
-        <w:t>I_(расстр) = 3 · U_(ф) · ω · C · v</w:t>
-      </w:r>
-      <w:r>
-        <w:rPr>
-          <w:rFonts w:ascii="Times New Roman" w:hAnsi="Times New Roman"/>
-          <w:sz w:val="28"/>
-        </w:rPr>
-        <w:tab/>
-        <w:t>(83)</w:t>
-      </w:r>
-    </w:p>
-    <w:p>
-      <w:pPr/>
-      <w:r>
-        <w:t>где $v = (I_C - I_L) / I_C$ — коэффициент расстройки компенсации.</w:t>
-      </w:r>
-    </w:p>
-    <w:p>
-      <w:pPr>
-        <w:spacing w:before="120" w:after="120"/>
-        <w:jc w:val="center"/>
-      </w:pPr>
-      <w:r>
-        <w:rPr>
-          <w:rFonts w:ascii="Times New Roman" w:hAnsi="Times New Roman"/>
-          <w:i/>
-          <w:sz w:val="28"/>
-        </w:rPr>
-        <w:t>При расстройке более $15 div 20$ % эффективность компенсации резко снижается: скорость восстановления напряжения на поврежденной фазе возрастает, возникают повторные пробои дуги и перенапряжения на здоровых фазах до $3,0 U_(ф)$. Поэтому ПТЭ строго ограничивают допустимую расстройку перекомпенсацией до $5$ %.</w:t>
-      </w:r>
-      <w:r>
-        <w:rPr>
-          <w:rFonts w:ascii="Times New Roman" w:hAnsi="Times New Roman"/>
-          <w:sz w:val="28"/>
-        </w:rPr>
-        <w:tab/>
-        <w:t>(84)</w:t>
-      </w:r>
-    </w:p>
-    <w:p>
-      <w:pPr/>
-      <w:r>
-        <w:t>\n\n# Лекция 9. Резистивное заземление нейтрали (высокоомное и низкоомное). Обоснование применения для подавления дуговых перенапряжений и исключения феррорезонанса</w:t>
-      </w:r>
-    </w:p>
-    <w:p>
-      <w:pPr/>
-      <w:r>
-        <w:t>Заземление нейтрали сетей 6–35 кВ через активное сопротивление (резистор) является эффективной альтернативой режимам изолированной и компенсированной нейтрали, широко применяемой в мировой практике.</w:t>
-      </w:r>
-    </w:p>
-    <w:p>
-      <w:pPr>
-        <w:pStyle w:val="Heading3"/>
-      </w:pPr>
-      <w:r>
-        <w:t>1. Высокоомное и низкоомное резистивное заземление</w:t>
-      </w:r>
-    </w:p>
-    <w:p>
-      <w:pPr/>
-      <w:r>
-        <w:t>В зависимости от величины сопротивления резистора $R_N$, включенного между нейтралью сети и заземляющим устройством, различают два режима:</w:t>
-      </w:r>
-    </w:p>
-    <w:p>
-      <w:pPr>
-        <w:pStyle w:val="Heading1"/>
-      </w:pPr>
-      <w:r>
-        <w:t>1 **Высокоомное заземление:**</w:t>
-      </w:r>
-    </w:p>
-    <w:p>
-      <w:pPr/>
-      <w:r>
-        <w:t>Сопротивление резистора выбирается из условия равенства или превышения создаваемого им активного тока над суммарным емкостным током сети:</w:t>
-      </w:r>
-    </w:p>
-    <w:p>
-      <w:pPr>
-        <w:spacing w:before="120" w:after="120"/>
-        <w:jc w:val="center"/>
-      </w:pPr>
-      <w:r>
-        <w:rPr>
-          <w:rFonts w:ascii="Times New Roman" w:hAnsi="Times New Roman"/>
-          <w:i/>
-          <w:sz w:val="28"/>
-        </w:rPr>
-        <w:t>I_R ge I_C implies R_N le frac{U_(ф)}{I_C}</w:t>
-      </w:r>
-      <w:r>
-        <w:rPr>
-          <w:rFonts w:ascii="Times New Roman" w:hAnsi="Times New Roman"/>
-          <w:sz w:val="28"/>
-        </w:rPr>
-        <w:tab/>
-        <w:t>(85)</w:t>
-      </w:r>
-    </w:p>
-    <w:p>
-      <w:pPr>
-        <w:spacing w:before="120" w:after="120"/>
-        <w:jc w:val="center"/>
-      </w:pPr>
-      <w:r>
-        <w:rPr>
-          <w:rFonts w:ascii="Times New Roman" w:hAnsi="Times New Roman"/>
-          <w:i/>
-          <w:sz w:val="28"/>
-        </w:rPr>
-        <w:t>R_N le frac{U_(ф)}{I_C}</w:t>
-      </w:r>
-      <w:r>
-        <w:rPr>
-          <w:rFonts w:ascii="Times New Roman" w:hAnsi="Times New Roman"/>
-          <w:sz w:val="28"/>
-        </w:rPr>
-        <w:tab/>
-        <w:t>(86)</w:t>
-      </w:r>
-    </w:p>
-    <w:p>
-      <w:pPr/>
-      <w:r>
-        <w:t>При этом ток в месте ОЗЗ увеличивается незначительно (не более $10$ А), что позволяет эксплуатировать сеть с «землей» в течение короткого времени, необходимого для поиска повреждения. Защита работает на сигнал.</w:t>
-      </w:r>
-    </w:p>
-    <w:p>
-      <w:pPr>
-        <w:pStyle w:val="Heading1"/>
-      </w:pPr>
-      <w:r>
-        <w:t>2 **Низкоомное заземление:**</w:t>
-      </w:r>
-    </w:p>
-    <w:p>
-      <w:pPr/>
-      <w:r>
-        <w:t>Применяется в разветвленных кабельных сетях. Активный ток резистора выбирается существенно больше емкостного тока сети ($I_R \ge 2 I_C$), обычно составляя от $50$ до $200$ А. Такой значительный ток позволяет организовать простые и селективные токовые защиты нулевой последовательности, отключающие поврежденный фидер без выдержки времени.</w:t>
-      </w:r>
-    </w:p>
-    <w:p>
-      <w:pPr>
-        <w:pStyle w:val="Heading3"/>
-      </w:pPr>
-      <w:r>
-        <w:t>2. Физика подавления перенапряжений и феррорезонанса</w:t>
-      </w:r>
-    </w:p>
-    <w:p>
-      <w:pPr/>
-      <w:r>
-        <w:t>* **Подавление дуговых перенапряжений:** Включение резистора параллельно емкости сети обеспечивает быстрый апериодический разряд емкостей здоровых фаз во время бестоковой паузы (когда дуга гаснет при переходе тока через нуль). Статический заряд стекает через резистор в землю за время, меньшее полупериода частоты $50$ Гц. Потенциал нейтрали возвращается к нулю, и при повторном зажигании дуги эскалация перенапряжений становится невозможной. Амплитуда перенапряжений жестко ограничивается уровнем:</w:t>
-      </w:r>
-    </w:p>
-    <w:p>
-      <w:pPr>
-        <w:spacing w:before="120" w:after="120"/>
-        <w:jc w:val="center"/>
-      </w:pPr>
-      <w:r>
-        <w:rPr>
-          <w:rFonts w:ascii="Times New Roman" w:hAnsi="Times New Roman"/>
-          <w:i/>
-          <w:sz w:val="28"/>
-        </w:rPr>
-        <w:t>U_(max) le 2,2 div 2,4 U_(ф)</w:t>
-      </w:r>
-      <w:r>
-        <w:rPr>
-          <w:rFonts w:ascii="Times New Roman" w:hAnsi="Times New Roman"/>
-          <w:sz w:val="28"/>
-        </w:rPr>
-        <w:tab/>
-        <w:t>(87)</w:t>
-      </w:r>
-    </w:p>
-    <w:p>
-      <w:pPr>
-        <w:spacing w:before="120" w:after="120"/>
-        <w:jc w:val="center"/>
-      </w:pPr>
-      <w:r>
-        <w:rPr>
-          <w:rFonts w:ascii="Times New Roman" w:hAnsi="Times New Roman"/>
-          <w:i/>
-          <w:sz w:val="28"/>
-        </w:rPr>
-        <w:t>U_(max) le 2,2 div 2,4 U_(ф)</w:t>
-      </w:r>
-      <w:r>
-        <w:rPr>
-          <w:rFonts w:ascii="Times New Roman" w:hAnsi="Times New Roman"/>
-          <w:sz w:val="28"/>
-        </w:rPr>
-        <w:tab/>
-        <w:t>(88)</w:t>
-      </w:r>
-    </w:p>
-    <w:p>
-      <w:pPr/>
-      <w:r>
-        <w:t>* **Исключение феррорезонанса:** Резистор $R_N$ вносит значительное активное демпфирование в контур нулевой последовательности. Он шунтирует нелинейную индуктивность намагничивания измерительных трансформаторов напряжения (ТН), исключая возникновение устойчивых колебаний между емкостью сети и индуктивностью ТН. Практика показывает, что перевод сети на резистивное заземление полностью ликвидирует случаи повреждения ТН от феррорезонанса. \n\n# Лекция 10. Расчет параметров и выбор заземляющих резисторов. Ограничения по нагреву и термической стойкости, формирование активного тока для уверенного срабатывания защит</w:t>
-      </w:r>
-    </w:p>
-    <w:p>
-      <w:pPr/>
-      <w:r>
-        <w:t>Выбор параметров заземляющего резистора $R_N$ базируется на тепловом расчете и условиях надежного срабатывания устройств релейной защиты от ОЗЗ.</w:t>
-      </w:r>
-    </w:p>
-    <w:p>
-      <w:pPr>
-        <w:pStyle w:val="Heading3"/>
-      </w:pPr>
-      <w:r>
-        <w:t>1. Расчет сопротивления резистора</w:t>
-      </w:r>
-    </w:p>
-    <w:p>
-      <w:pPr/>
-      <w:r>
-        <w:t>Сопротивление резистора $R_N$ определяется требуемой величиной активного тока $I_R$, который должен протекать через нейтраль при ОЗЗ:</w:t>
-      </w:r>
-    </w:p>
-    <w:p>
-      <w:pPr>
-        <w:spacing w:before="120" w:after="120"/>
-        <w:jc w:val="center"/>
-      </w:pPr>
-      <w:r>
-        <w:rPr>
-          <w:rFonts w:ascii="Times New Roman" w:hAnsi="Times New Roman"/>
-          <w:i/>
-          <w:sz w:val="28"/>
-        </w:rPr>
-        <w:t>R_N = frac{U_(ф)}{I_R}</w:t>
-      </w:r>
-      <w:r>
-        <w:rPr>
-          <w:rFonts w:ascii="Times New Roman" w:hAnsi="Times New Roman"/>
-          <w:sz w:val="28"/>
-        </w:rPr>
-        <w:tab/>
-        <w:t>(89)</w:t>
-      </w:r>
-    </w:p>
-    <w:p>
-      <w:pPr>
-        <w:spacing w:before="120" w:after="120"/>
-        <w:jc w:val="center"/>
-      </w:pPr>
-      <w:r>
-        <w:rPr>
-          <w:rFonts w:ascii="Times New Roman" w:hAnsi="Times New Roman"/>
-          <w:i/>
-          <w:sz w:val="28"/>
-        </w:rPr>
-        <w:t>R_N = frac{U_(ф)}{I_R}</w:t>
-      </w:r>
-      <w:r>
-        <w:rPr>
-          <w:rFonts w:ascii="Times New Roman" w:hAnsi="Times New Roman"/>
-          <w:sz w:val="28"/>
-        </w:rPr>
-        <w:tab/>
-        <w:t>(90)</w:t>
-      </w:r>
-    </w:p>
-    <w:p>
-      <w:pPr>
-        <w:spacing w:before="120" w:after="120"/>
-        <w:jc w:val="center"/>
-      </w:pPr>
-      <w:r>
-        <w:rPr>
-          <w:rFonts w:ascii="Times New Roman" w:hAnsi="Times New Roman"/>
-          <w:i/>
-          <w:sz w:val="28"/>
-        </w:rPr>
-        <w:t>где $U_(ф) = U_(ном) / √{3}$ — номинальное фазное напряжение сети, кВ.</w:t>
-      </w:r>
-      <w:r>
-        <w:rPr>
-          <w:rFonts w:ascii="Times New Roman" w:hAnsi="Times New Roman"/>
-          <w:sz w:val="28"/>
-        </w:rPr>
-        <w:tab/>
-        <w:t>(91)</w:t>
-      </w:r>
-    </w:p>
-    <w:p>
-      <w:pPr/>
-      <w:r>
-        <w:t>Для высокоомного заземления: $I_R = I_C$ (где $I_C$ — емкостный ток сети).</w:t>
-      </w:r>
-    </w:p>
-    <w:p>
-      <w:pPr>
-        <w:spacing w:before="120" w:after="120"/>
-        <w:jc w:val="center"/>
-      </w:pPr>
-      <w:r>
-        <w:rPr>
-          <w:rFonts w:ascii="Times New Roman" w:hAnsi="Times New Roman"/>
-          <w:i/>
-          <w:sz w:val="28"/>
-        </w:rPr>
-        <w:t>Для низкоомного заземления: $I_R ge 2 I_C$. Например, при емкостном токе сети $I_C = 40$ А активный ток резистора выбирается равным $I_R = 100$ А. Для сети $10$ кВ ($U_(ф) ≈ 5$,$8$ кВ) сопротивление составит:</w:t>
-      </w:r>
-      <w:r>
-        <w:rPr>
-          <w:rFonts w:ascii="Times New Roman" w:hAnsi="Times New Roman"/>
-          <w:sz w:val="28"/>
-        </w:rPr>
-        <w:tab/>
-        <w:t>(92)</w:t>
-      </w:r>
-    </w:p>
-    <w:p>
-      <w:pPr>
-        <w:spacing w:before="120" w:after="120"/>
-        <w:jc w:val="center"/>
-      </w:pPr>
-      <w:r>
-        <w:rPr>
-          <w:rFonts w:ascii="Times New Roman" w:hAnsi="Times New Roman"/>
-          <w:i/>
-          <w:sz w:val="28"/>
-        </w:rPr>
-        <w:t>R_N = (5800) / (100) = 58 Ом</w:t>
-      </w:r>
-      <w:r>
-        <w:rPr>
-          <w:rFonts w:ascii="Times New Roman" w:hAnsi="Times New Roman"/>
-          <w:sz w:val="28"/>
-        </w:rPr>
-        <w:tab/>
-        <w:t>(93)</w:t>
-      </w:r>
-    </w:p>
-    <w:p>
-      <w:pPr>
-        <w:spacing w:before="120" w:after="120"/>
-        <w:jc w:val="center"/>
-      </w:pPr>
-      <w:r>
-        <w:rPr>
-          <w:rFonts w:ascii="Times New Roman" w:hAnsi="Times New Roman"/>
-          <w:i/>
-          <w:sz w:val="28"/>
-        </w:rPr>
-        <w:t>R_N = (5800) / (100) = 58 Ом</w:t>
-      </w:r>
-      <w:r>
-        <w:rPr>
-          <w:rFonts w:ascii="Times New Roman" w:hAnsi="Times New Roman"/>
-          <w:sz w:val="28"/>
-        </w:rPr>
-        <w:tab/>
-        <w:t>(94)</w:t>
-      </w:r>
-    </w:p>
-    <w:p>
-      <w:pPr>
-        <w:pStyle w:val="Heading3"/>
-      </w:pPr>
-      <w:r>
-        <w:t>2. Расчет термической стойкости и выбор мощности резистора</w:t>
-      </w:r>
-    </w:p>
-    <w:p>
-      <w:pPr/>
-      <w:r>
-        <w:t>Резистор работает под напряжением только во время существования замыкания на землю. Номинальная мощность резистора при длительном протекании тока определяется как:</w:t>
-      </w:r>
-    </w:p>
-    <w:p>
-      <w:pPr>
-        <w:spacing w:before="120" w:after="120"/>
-        <w:jc w:val="center"/>
-      </w:pPr>
-      <w:r>
-        <w:rPr>
-          <w:rFonts w:ascii="Times New Roman" w:hAnsi="Times New Roman"/>
-          <w:i/>
-          <w:sz w:val="28"/>
-        </w:rPr>
-        <w:t>P_R = U_(ф) · I_R = I_R^2 · R_N</w:t>
-      </w:r>
-      <w:r>
-        <w:rPr>
-          <w:rFonts w:ascii="Times New Roman" w:hAnsi="Times New Roman"/>
-          <w:sz w:val="28"/>
-        </w:rPr>
-        <w:tab/>
-        <w:t>(95)</w:t>
-      </w:r>
-    </w:p>
-    <w:p>
-      <w:pPr>
-        <w:spacing w:before="120" w:after="120"/>
-        <w:jc w:val="center"/>
-      </w:pPr>
-      <w:r>
-        <w:rPr>
-          <w:rFonts w:ascii="Times New Roman" w:hAnsi="Times New Roman"/>
-          <w:i/>
-          <w:sz w:val="28"/>
-        </w:rPr>
-        <w:t>P_R = U_(ф) · I_R = I_R^2 · R_N</w:t>
-      </w:r>
-      <w:r>
-        <w:rPr>
-          <w:rFonts w:ascii="Times New Roman" w:hAnsi="Times New Roman"/>
-          <w:sz w:val="28"/>
-        </w:rPr>
-        <w:tab/>
-        <w:t>(96)</w:t>
-      </w:r>
-    </w:p>
-    <w:p>
-      <w:pPr/>
-      <w:r>
-        <w:t>Для приведенного выше примера:</w:t>
-      </w:r>
-    </w:p>
-    <w:p>
-      <w:pPr>
-        <w:spacing w:before="120" w:after="120"/>
-        <w:jc w:val="center"/>
-      </w:pPr>
-      <w:r>
-        <w:rPr>
-          <w:rFonts w:ascii="Times New Roman" w:hAnsi="Times New Roman"/>
-          <w:i/>
-          <w:sz w:val="28"/>
-        </w:rPr>
-        <w:t>P_R = 5,8 · 100 = 580 кВт</w:t>
-      </w:r>
-      <w:r>
-        <w:rPr>
-          <w:rFonts w:ascii="Times New Roman" w:hAnsi="Times New Roman"/>
-          <w:sz w:val="28"/>
-        </w:rPr>
-        <w:tab/>
-        <w:t>(97)</w:t>
-      </w:r>
-    </w:p>
-    <w:p>
-      <w:pPr>
-        <w:spacing w:before="120" w:after="120"/>
-        <w:jc w:val="center"/>
-      </w:pPr>
-      <w:r>
-        <w:rPr>
-          <w:rFonts w:ascii="Times New Roman" w:hAnsi="Times New Roman"/>
-          <w:i/>
-          <w:sz w:val="28"/>
-        </w:rPr>
-        <w:t>P_R = 5,8 · 100 = 580 кВт</w:t>
-      </w:r>
-      <w:r>
-        <w:rPr>
-          <w:rFonts w:ascii="Times New Roman" w:hAnsi="Times New Roman"/>
-          <w:sz w:val="28"/>
-        </w:rPr>
-        <w:tab/>
-        <w:t>(98)</w:t>
-      </w:r>
-    </w:p>
-    <w:p>
-      <w:pPr>
-        <w:spacing w:before="120" w:after="120"/>
-        <w:jc w:val="center"/>
-      </w:pPr>
-      <w:r>
-        <w:rPr>
-          <w:rFonts w:ascii="Times New Roman" w:hAnsi="Times New Roman"/>
-          <w:i/>
-          <w:sz w:val="28"/>
-        </w:rPr>
-        <w:t>Поскольку при низкоомном заземлении защита отключает повреждение быстро ($t_(откл) le 0,5 div 1,0$ с), резистор рассчитывается на кратковременную работу. Допустимое время протекания тока ограничивается термической стойкостью материалов резистора (обычно изготавливаемых из нержавеющей стали или специальных сплавов типа фехраль).</w:t>
-      </w:r>
-      <w:r>
-        <w:rPr>
-          <w:rFonts w:ascii="Times New Roman" w:hAnsi="Times New Roman"/>
-          <w:sz w:val="28"/>
-        </w:rPr>
-        <w:tab/>
-        <w:t>(99)</w:t>
-      </w:r>
-    </w:p>
-    <w:p>
-      <w:pPr/>
-      <w:r>
-        <w:t>Температура нагрева резистора за время действия защиты не должна превышать допустимый предел для данного класса изоляции (обычно до $350 \div 400^\circ$C). Расчет на термическую стойкость производится по формуле:</w:t>
-      </w:r>
-    </w:p>
-    <w:p>
-      <w:pPr>
-        <w:spacing w:before="120" w:after="120"/>
-        <w:jc w:val="center"/>
-      </w:pPr>
-      <w:r>
-        <w:rPr>
-          <w:rFonts w:ascii="Times New Roman" w:hAnsi="Times New Roman"/>
-          <w:i/>
-          <w:sz w:val="28"/>
-        </w:rPr>
-        <w:t>T = T_0 + frac{P_R · t_(откл)}{m · c}</w:t>
-      </w:r>
-      <w:r>
-        <w:rPr>
-          <w:rFonts w:ascii="Times New Roman" w:hAnsi="Times New Roman"/>
-          <w:sz w:val="28"/>
-        </w:rPr>
-        <w:tab/>
-        <w:t>(100)</w:t>
-      </w:r>
-    </w:p>
-    <w:p>
-      <w:pPr>
-        <w:spacing w:before="120" w:after="120"/>
-        <w:jc w:val="center"/>
-      </w:pPr>
-      <w:r>
-        <w:rPr>
-          <w:rFonts w:ascii="Times New Roman" w:hAnsi="Times New Roman"/>
-          <w:i/>
-          <w:sz w:val="28"/>
-        </w:rPr>
-        <w:t>T = T_0 + frac{P_R · t_(откл)}{m · c}</w:t>
-      </w:r>
-      <w:r>
-        <w:rPr>
-          <w:rFonts w:ascii="Times New Roman" w:hAnsi="Times New Roman"/>
-          <w:sz w:val="28"/>
-        </w:rPr>
-        <w:tab/>
-        <w:t>(101)</w:t>
-      </w:r>
-    </w:p>
-    <w:p>
-      <w:pPr>
-        <w:spacing w:before="120" w:after="120"/>
-        <w:jc w:val="center"/>
-      </w:pPr>
-      <w:r>
-        <w:rPr>
-          <w:rFonts w:ascii="Times New Roman" w:hAnsi="Times New Roman"/>
-          <w:i/>
-          <w:sz w:val="28"/>
-        </w:rPr>
-        <w:t>где $T_0$ — начальная температура окружающей среды; $t_(откл)$ — время отключения замыкания защитой, с; $m$ — масса активного материала резистора, кг; $c$ — удельная теплоемкость сплава, Дж/(кг·°C).</w:t>
-      </w:r>
-      <w:r>
-        <w:rPr>
-          <w:rFonts w:ascii="Times New Roman" w:hAnsi="Times New Roman"/>
-          <w:sz w:val="28"/>
-        </w:rPr>
-        <w:tab/>
-        <w:t>(102)</w:t>
-      </w:r>
-    </w:p>
-    <w:p>
-      <w:pPr/>
-      <w:r>
-        <w:t>\n\n# Лекция 11. Комбинированное заземление нейтрали. Совместное использование дугогасящего реактора и параллельно включенного (или подключаемого) резистора. Мировой и отечественный опыт</w:t>
-      </w:r>
-    </w:p>
-    <w:p>
-      <w:pPr/>
-      <w:r>
-        <w:t>Комбинированное заземление нейтрали объединяет достоинства компенсированного и резистивного режимов, обеспечивая надежное гашение заземляющей дуги и селективную работу релейной защиты.</w:t>
-      </w:r>
-    </w:p>
-    <w:p>
-      <w:pPr>
-        <w:pStyle w:val="Heading3"/>
-      </w:pPr>
-      <w:r>
-        <w:t>1. Принципы совместной работы ДГР и резистора</w:t>
-      </w:r>
-    </w:p>
-    <w:p>
-      <w:pPr/>
-      <w:r>
-        <w:t>В схемах комбинированного заземления нейтраль сети заземляется через дугогасящий реактор (ДГР), параллельно которому подключен высоковольтный резистор $R_N$. Существуют две основные схемы реализации:</w:t>
-      </w:r>
-    </w:p>
-    <w:p>
-      <w:pPr>
-        <w:pStyle w:val="Heading1"/>
-      </w:pPr>
-      <w:r>
-        <w:t>1 **Постоянно подключенный параллельный резистор:**</w:t>
-      </w:r>
-    </w:p>
-    <w:p>
-      <w:pPr/>
-      <w:r>
-        <w:t>Резистор имеет высокое сопротивление. В нормальном режиме и при ОЗЗ он постоянно находится в цепи нейтрали параллельно ДГР. Он создает небольшую активную составляющую тока в месте пробоя, достаточную для демпфирования перенапряжений и феррорезонанса, а также для работы высокочувствительных направленных защит нулевой последовательности.</w:t>
-      </w:r>
-    </w:p>
-    <w:p>
-      <w:pPr>
-        <w:pStyle w:val="Heading1"/>
-      </w:pPr>
-      <w:r>
-        <w:t>2 **Кратковременно подключаемый резистор:**</w:t>
-      </w:r>
-    </w:p>
-    <w:p>
-      <w:pPr/>
-      <w:r>
-        <w:t>При возникновении ОЗЗ сеть работает в компенсированном режиме (ДГР обеспечивает гашение дуги). Если замыкание не самоустраняется в течение заданного времени (например, $5$ с), специальный контактор автоматически подключает параллельно ДГР низкоомный резистор. Ток в нейтрали резко возрастает за счет активной составляющей, что приводит к надежному срабатыванию простых токовых защит поврежденной линии на отключение.</w:t>
-      </w:r>
-    </w:p>
-    <w:p>
-      <w:pPr>
-        <w:pStyle w:val="Heading3"/>
-      </w:pPr>
-      <w:r>
-        <w:t>2. Схемы устройства нулевой точки и присоединительные трансформаторы</w:t>
-      </w:r>
-    </w:p>
-    <w:p>
-      <w:pPr/>
-      <w:r>
-        <w:t>В сетях 6–35 кВ обмотки питающих трансформаторов ГПП часто соединены по схеме «треугольник» ($\Delta$), и физическая нейтраль отсутствует. Для подключения ДГР и резисторов устанавливают специальные **нейтралеобразующие (присоединительные) трансформаторы** типа ТЗН или ФМЗО со схемой соединения обмоток «зигзаг-ноль» ($Z_0$) или «звезда-треугольник» ($Y_0 / \Delta$).</w:t>
-      </w:r>
-    </w:p>
-    <w:p>
-      <w:pPr/>
-      <w:r>
-        <w:t>Схема «зигзаг» обладает минимальным сопротивлением токам нулевой последовательности при ОЗЗ, что позволяет уменьшить габариты и стоимость присоединительного трансформатора. Мощность ТЗН выбирается по формуле:</w:t>
-      </w:r>
-    </w:p>
-    <w:p>
-      <w:pPr>
-        <w:spacing w:before="120" w:after="120"/>
-        <w:jc w:val="center"/>
-      </w:pPr>
-      <w:r>
-        <w:rPr>
-          <w:rFonts w:ascii="Times New Roman" w:hAnsi="Times New Roman"/>
-          <w:i/>
-          <w:sz w:val="28"/>
-        </w:rPr>
-        <w:t>S_(ТЗН) = √{3} · U_(ном) · I_(ОЗЗ) · 10^(-3)</w:t>
-      </w:r>
-      <w:r>
-        <w:rPr>
-          <w:rFonts w:ascii="Times New Roman" w:hAnsi="Times New Roman"/>
-          <w:sz w:val="28"/>
-        </w:rPr>
-        <w:tab/>
-        <w:t>(103)</w:t>
-      </w:r>
-    </w:p>
-    <w:p>
-      <w:pPr>
-        <w:spacing w:before="120" w:after="120"/>
-        <w:jc w:val="center"/>
-      </w:pPr>
-      <w:r>
-        <w:rPr>
-          <w:rFonts w:ascii="Times New Roman" w:hAnsi="Times New Roman"/>
-          <w:i/>
-          <w:sz w:val="28"/>
-        </w:rPr>
-        <w:t>S_(ТЗН) = √{3} · U_(ном) · I_(ОЗЗ) · 10^(-3)</w:t>
-      </w:r>
-      <w:r>
-        <w:rPr>
-          <w:rFonts w:ascii="Times New Roman" w:hAnsi="Times New Roman"/>
-          <w:sz w:val="28"/>
-        </w:rPr>
-        <w:tab/>
-        <w:t>(104)</w:t>
-      </w:r>
-    </w:p>
-    <w:p>
-      <w:pPr>
-        <w:spacing w:before="120" w:after="120"/>
-        <w:jc w:val="center"/>
-      </w:pPr>
-      <w:r>
-        <w:rPr>
-          <w:rFonts w:ascii="Times New Roman" w:hAnsi="Times New Roman"/>
-          <w:i/>
-          <w:sz w:val="28"/>
-        </w:rPr>
-        <w:t>где $I_(ОЗЗ)$ — максимальный суммарный ток ДГР и резистора, протекающий через нейтраль ТЗН при замыкании на землю. Поскольку режим кратковременный (при отключении линии защитой), допускается перегрузка ТЗН по току до $2 div 3$ раз от номинального значения.</w:t>
-      </w:r>
-      <w:r>
-        <w:rPr>
-          <w:rFonts w:ascii="Times New Roman" w:hAnsi="Times New Roman"/>
-          <w:sz w:val="28"/>
-        </w:rPr>
-        <w:tab/>
-        <w:t>(105)</w:t>
-      </w:r>
-    </w:p>
-    <w:p>
-      <w:pPr/>
-      <w:r>
-        <w:t>\n\n# Лекция 12. Сети с эффективно заземленной нейтралью (110 кВ и выше). Понятие «коэффициента замыкания на землю». Ограничение токов однофазного КЗ путем частичного разземления нейтралей трансформаторов</w:t>
-      </w:r>
-    </w:p>
-    <w:p>
-      <w:pPr/>
-      <w:r>
-        <w:t>Сети напряжением 110 кВ и выше работают в режиме эффективного заземления нейтрали, что обусловлено экономической целесообразностью снижения стоимости изоляции высоковольтных линий и подстанционного оборудования.</w:t>
-      </w:r>
-    </w:p>
-    <w:p>
-      <w:pPr>
-        <w:pStyle w:val="Heading3"/>
-      </w:pPr>
-      <w:r>
-        <w:t>1. Коэффициент замыкания на землю</w:t>
-      </w:r>
-    </w:p>
-    <w:p>
-      <w:pPr/>
-      <w:r>
-        <w:t>**Сетью с эффективно заземленной нейтралью** называется трехфазная сеть напряжением выше 1000 В, в которой коэффициент замыкания на землю не превышает $1,4$.</w:t>
-      </w:r>
-    </w:p>
-    <w:p>
-      <w:pPr/>
-      <w:r>
-        <w:t>**Коэффициент замыкания на землю ($K_З$)** определяется как отношение напряжения неповрежденной фазы относительно земли в точке ОЗЗ к фазному напряжению нормального режима:</w:t>
-      </w:r>
-    </w:p>
-    <w:p>
-      <w:pPr>
-        <w:spacing w:before="120" w:after="120"/>
-        <w:jc w:val="center"/>
-      </w:pPr>
-      <w:r>
-        <w:rPr>
-          <w:rFonts w:ascii="Times New Roman" w:hAnsi="Times New Roman"/>
-          <w:i/>
-          <w:sz w:val="28"/>
-        </w:rPr>
-        <w:t>K_З = frac{U_(здоровой)}{U_(ф)} le 1,4</w:t>
-      </w:r>
-      <w:r>
-        <w:rPr>
-          <w:rFonts w:ascii="Times New Roman" w:hAnsi="Times New Roman"/>
-          <w:sz w:val="28"/>
-        </w:rPr>
-        <w:tab/>
-        <w:t>(106)</w:t>
-      </w:r>
-    </w:p>
-    <w:p>
-      <w:pPr>
-        <w:spacing w:before="120" w:after="120"/>
-        <w:jc w:val="center"/>
-      </w:pPr>
-      <w:r>
-        <w:rPr>
-          <w:rFonts w:ascii="Times New Roman" w:hAnsi="Times New Roman"/>
-          <w:i/>
-          <w:sz w:val="28"/>
-        </w:rPr>
-        <w:t>K_З = frac{U_(здоровой)}{U_(ф)} le 1,4</w:t>
-      </w:r>
-      <w:r>
-        <w:rPr>
-          <w:rFonts w:ascii="Times New Roman" w:hAnsi="Times New Roman"/>
-          <w:sz w:val="28"/>
-        </w:rPr>
-        <w:tab/>
-        <w:t>(107)</w:t>
-      </w:r>
-    </w:p>
-    <w:p>
-      <w:pPr>
-        <w:spacing w:before="120" w:after="120"/>
-        <w:jc w:val="center"/>
-      </w:pPr>
-      <w:r>
-        <w:rPr>
-          <w:rFonts w:ascii="Times New Roman" w:hAnsi="Times New Roman"/>
-          <w:i/>
-          <w:sz w:val="28"/>
-        </w:rPr>
-        <w:t>Это означает, что при замыкании одной фазы на землю напряжение на двух других фазах возрастает не в $√{3} ≈ 1,73$ раза (как в сетях с изолированной нейтралью), а не более чем в $1,4$ раза (то есть составляет около $80$ % от междуфазного напряжения). Это позволяет проектировать изоляцию силовых трансформаторов, выключателей и ЛЭП облегченной, рассчитанной на работу под напряжением $1,4 U_(ф)$, что дает огромную экономию металла и диэлектриков.</w:t>
-      </w:r>
-      <w:r>
-        <w:rPr>
-          <w:rFonts w:ascii="Times New Roman" w:hAnsi="Times New Roman"/>
-          <w:sz w:val="28"/>
-        </w:rPr>
-        <w:tab/>
-        <w:t>(108)</w:t>
-      </w:r>
-    </w:p>
-    <w:p>
-      <w:pPr/>
-      <w:r>
-        <w:t>Для обеспечения условия $K_З \le 1,4$ необходимо, чтобы в любой точке сети отношение активного и реактивного сопротивлений нулевой последовательности к сопротивлению прямой последовательности удовлетворяло условиям:</w:t>
-      </w:r>
-    </w:p>
-    <w:p>
-      <w:pPr/>
-      <w:r>
-        <w:t>X_0 / X_1 \le 3, \quad R_0 / X_1 \le 1</w:t>
-      </w:r>
-    </w:p>
-    <w:p>
-      <w:pPr/>
-      <w:r>
-        <w:t>X_0 / X_1 \le 3, \quad R_0 / X_1 \le 1</w:t>
-      </w:r>
-    </w:p>
-    <w:p>
-      <w:pPr>
-        <w:pStyle w:val="Heading3"/>
-      </w:pPr>
-      <w:r>
-        <w:t>2. Частичное разземление нейтралей трансформаторов</w:t>
-      </w:r>
-    </w:p>
-    <w:p>
-      <w:pPr>
-        <w:spacing w:before="120" w:after="120"/>
-        <w:jc w:val="center"/>
-      </w:pPr>
-      <w:r>
-        <w:rPr>
-          <w:rFonts w:ascii="Times New Roman" w:hAnsi="Times New Roman"/>
-          <w:i/>
-          <w:sz w:val="28"/>
-        </w:rPr>
-        <w:t>Любое однофазное замыкание в эффективно заземленной сети является коротким замыканием (ОКЗЗ) с протеканием больших токов (до десятков килоампер). Наличие большого числа заземленных нейтралей трансформаторов снижает эквивалентное сопротивление нулевой последовательности сети $X_(0Sigma)$. Из-за этого токи ОКЗЗ могут превышать токи трехфазного КЗ:</w:t>
-      </w:r>
-      <w:r>
-        <w:rPr>
-          <w:rFonts w:ascii="Times New Roman" w:hAnsi="Times New Roman"/>
-          <w:sz w:val="28"/>
-        </w:rPr>
-        <w:tab/>
-        <w:t>(109)</w:t>
-      </w:r>
-    </w:p>
-    <w:p>
-      <w:pPr>
-        <w:spacing w:before="120" w:after="120"/>
-        <w:jc w:val="center"/>
-      </w:pPr>
-      <w:r>
-        <w:rPr>
-          <w:rFonts w:ascii="Times New Roman" w:hAnsi="Times New Roman"/>
-          <w:i/>
-          <w:sz w:val="28"/>
-        </w:rPr>
-        <w:t>I_K^((1)) &gt; I_K^((3))</w:t>
-      </w:r>
-      <w:r>
-        <w:rPr>
-          <w:rFonts w:ascii="Times New Roman" w:hAnsi="Times New Roman"/>
-          <w:sz w:val="28"/>
-        </w:rPr>
-        <w:tab/>
-        <w:t>(110)</w:t>
-      </w:r>
-    </w:p>
-    <w:p>
-      <w:pPr>
-        <w:spacing w:before="120" w:after="120"/>
-        <w:jc w:val="center"/>
-      </w:pPr>
-      <w:r>
-        <w:rPr>
-          <w:rFonts w:ascii="Times New Roman" w:hAnsi="Times New Roman"/>
-          <w:i/>
-          <w:sz w:val="28"/>
-        </w:rPr>
-        <w:t>I_K^((1)) &gt; I_K^((3))</w:t>
-      </w:r>
-      <w:r>
-        <w:rPr>
-          <w:rFonts w:ascii="Times New Roman" w:hAnsi="Times New Roman"/>
-          <w:sz w:val="28"/>
-        </w:rPr>
-        <w:tab/>
-        <w:t>(111)</w:t>
-      </w:r>
-    </w:p>
-    <w:p>
-      <w:pPr/>
-      <w:r>
-        <w:t>Для ограничения токов однофазного КЗ и снижения требований к разрывной мощности выключателей часть силовых трансформаторов 110 кВ переводят в режим работы с разземленной (изолированной) нейтралью. Оптимальное число и расположение заземленных нейтралей рассчитывается службами РЗА так, чтобы при любых переключениях в сети коэффициент $K_З$ не превышал $1,4$, а токи ОКЗЗ оставались в допустимых пределах.</w:t>
-      </w:r>
-    </w:p>
-    <w:p>
-      <w:pPr/>
-      <w:r>
-        <w:t>Для защиты изоляции нейтрали разземленных трансформаторов (которая имеет пониженный класс прочности) параллельно заземляющему разъединителю ЗОН устанавливают ограничители перенапряжения типа ОПН-110. \n\n# Лекция 13. Неполнофазные режимы (обрыв фаз). Влияние режима нейтрали на распределение напряжений при обрывах проводов в тупиковых и транзитных сетях</w:t>
-      </w:r>
-    </w:p>
-    <w:p>
-      <w:pPr/>
-      <w:r>
-        <w:t>Неполнофазные режимы (НПФР) представляют собой продольную несимметрию цепи, возникающую при однофазном или двухфазном обрыве проводов воздушных линий, неполнофазном включении фаз выключателей или перегорании предохранителей.</w:t>
-      </w:r>
-    </w:p>
-    <w:p>
-      <w:pPr>
-        <w:pStyle w:val="Heading3"/>
-      </w:pPr>
-      <w:r>
-        <w:t>1. Физика процессов при обрыве одной фазы</w:t>
-      </w:r>
-    </w:p>
-    <w:p>
-      <w:pPr/>
-      <w:r>
-        <w:t>Рассмотрим тупиковую подстанцию, питающуюся по одной линии 110 кВ, на которой произошел обрыв фазы А. Распределение напряжений на подстанции зависит от режима нейтрали первичной обмотки силового трансформатора (Т):</w:t>
-      </w:r>
-    </w:p>
-    <w:p>
-      <w:pPr/>
-      <w:r>
-        <w:t>**А) Нейтраль трансформатора заземлена:** Ток в оборванной фазе А равен нулю. Магнитный поток нулевой последовательности замыкается через бак трансформатора, наводя токи в здоровых фазах. Симметрия линейных напряжений на стороне низшего напряжения (НН, 6–10 кВ) практически сохраняется благодаря компенсационному действию вторичной обмотки, соединенной в треугольник ($\Delta$). Потребители продолжают работу без перерыва. В нейтрали трансформатора протекает ток:</w:t>
-      </w:r>
-    </w:p>
-    <w:p>
-      <w:pPr>
-        <w:spacing w:before="120" w:after="120"/>
-        <w:jc w:val="center"/>
-      </w:pPr>
-      <w:r>
-        <w:rPr>
-          <w:rFonts w:ascii="Times New Roman" w:hAnsi="Times New Roman"/>
-          <w:i/>
-          <w:sz w:val="28"/>
-        </w:rPr>
-        <w:t>I_N = 3 · I_0 = I_(нагр)</w:t>
-      </w:r>
-      <w:r>
-        <w:rPr>
-          <w:rFonts w:ascii="Times New Roman" w:hAnsi="Times New Roman"/>
-          <w:sz w:val="28"/>
-        </w:rPr>
-        <w:tab/>
-        <w:t>(112)</w:t>
-      </w:r>
-    </w:p>
-    <w:p>
-      <w:pPr>
-        <w:spacing w:before="120" w:after="120"/>
-        <w:jc w:val="center"/>
-      </w:pPr>
-      <w:r>
-        <w:rPr>
-          <w:rFonts w:ascii="Times New Roman" w:hAnsi="Times New Roman"/>
-          <w:i/>
-          <w:sz w:val="28"/>
-        </w:rPr>
-        <w:t>I_N = 3 · I_0 = I_(нагр)</w:t>
-      </w:r>
-      <w:r>
-        <w:rPr>
-          <w:rFonts w:ascii="Times New Roman" w:hAnsi="Times New Roman"/>
-          <w:sz w:val="28"/>
-        </w:rPr>
-        <w:tab/>
-        <w:t>(113)</w:t>
-      </w:r>
-    </w:p>
-    <w:p>
-      <w:pPr/>
-      <w:r>
-        <w:t>**Б) Нейтраль трансформатора изолирована (разземлена):** При обрыве провода фазы А цепь питания обрывается. Ток через обмотку фазы А трансформатора течь не может. Векторная диаграмма напряжений на стороне ВН сильно искажается. Потенциал нейтрали трансформатора смещается, а напряжения фаз В и С относительно земли возрастают. Линейные напряжения на стороне НН снижаются до критических значений:</w:t>
-      </w:r>
-    </w:p>
-    <w:p>
-      <w:pPr>
-        <w:spacing w:before="120" w:after="120"/>
-        <w:jc w:val="center"/>
-      </w:pPr>
-      <w:r>
-        <w:rPr>
-          <w:rFonts w:ascii="Times New Roman" w:hAnsi="Times New Roman"/>
-          <w:i/>
-          <w:sz w:val="28"/>
-        </w:rPr>
-        <w:t>U_(AB) ≈ 0,88 U_(ном), U_(BC) ≈ 0,88 U_(ном), U_(CA) ≈ 0,33 U_(ном)</w:t>
-      </w:r>
-      <w:r>
-        <w:rPr>
-          <w:rFonts w:ascii="Times New Roman" w:hAnsi="Times New Roman"/>
-          <w:sz w:val="28"/>
-        </w:rPr>
-        <w:tab/>
-        <w:t>(114)</w:t>
-      </w:r>
-    </w:p>
-    <w:p>
-      <w:pPr>
-        <w:spacing w:before="120" w:after="120"/>
-        <w:jc w:val="center"/>
-      </w:pPr>
-      <w:r>
-        <w:rPr>
-          <w:rFonts w:ascii="Times New Roman" w:hAnsi="Times New Roman"/>
-          <w:i/>
-          <w:sz w:val="28"/>
-        </w:rPr>
-        <w:t>U_(AB) ≈ 0,88 U_(ном), U_(BC) ≈ 0,88 U_(ном), U_(CA) ≈ 0,33 U_(ном)</w:t>
-      </w:r>
-      <w:r>
-        <w:rPr>
-          <w:rFonts w:ascii="Times New Roman" w:hAnsi="Times New Roman"/>
-          <w:sz w:val="28"/>
-        </w:rPr>
-        <w:tab/>
-        <w:t>(115)</w:t>
-      </w:r>
-    </w:p>
-    <w:p>
-      <w:pPr/>
-      <w:r>
-        <w:t>Такой перекос фаз приводит к перегреву и выходу из строя трехфазных асинхронных двигателей потребителей из-за появления токов обратной последовательности. Кроме того, емкость оборванного участка фазы А линии и индуктивность ненасыщенного трансформатора образуют последовательный колебательный контур, в котором возникает феррорезонанс.</w:t>
-      </w:r>
-    </w:p>
-    <w:p>
-      <w:pPr>
-        <w:pStyle w:val="Heading3"/>
-      </w:pPr>
-      <w:r>
-        <w:t>2. Выводы для проектирования</w:t>
-      </w:r>
-    </w:p>
-    <w:p>
-      <w:pPr/>
-      <w:r>
-        <w:t>Для предотвращения тяжелых последствий НПФР на тупиковых подстанциях 110–220 кВ рекомендуется эксплуатировать силовые трансформаторы с заземленной нейтралью, либо оснащать линии автоматикой контроля полнофазного режима (автоматический останов двигателей при обрыве фазы). \n\n# Лекция 14. Феррорезонансные явления. Условия возникновения самопроизвольного смещения нейтрали при взаимодействии емкостей сети с нелинейной индуктивностью трансформаторов напряжения (ТН)</w:t>
-      </w:r>
-    </w:p>
-    <w:p>
-      <w:pPr/>
-      <w:r>
-        <w:t>Феррорезонанс в сетях с изолированной нейтралью представляет собой опасный нелинейный колебательный процесс, возникающий между емкостью сети относительно земли и нелинейной индуктивностью намагничивания измерительных трансформаторов напряжения (ТН).</w:t>
-      </w:r>
-    </w:p>
-    <w:p>
-      <w:pPr>
-        <w:pStyle w:val="Heading3"/>
-      </w:pPr>
-      <w:r>
-        <w:t>1. Физика процесса и схема замещения</w:t>
-      </w:r>
-    </w:p>
-    <w:p>
-      <w:pPr/>
-      <w:r>
-        <w:t>В сетях 6–35 кВ для контроля изоляции устанавливаются трехфазные ТН (например, типа НТМИ) или группа однофазных ТН (типа ЗНОЛ), первичные обмотки которых соединены в «звезду» с глухо заземленной нейтралью.</w:t>
-      </w:r>
-    </w:p>
-    <w:p>
-      <w:pPr/>
-      <w:r>
-        <w:t>В нормальном режиме работы сопротивление намагничивания ТН очень велико, и токи через обмотки составляют доли ампера. Однако при коммутациях или кратковременных ОЗЗ происходит переходный процесс, сопровождающийся броском напряжения на нейтрали. Сталь магнитопровода ТН насыщается, и его рабочая индуктивность нелинейно падает в десятки раз.</w:t>
-      </w:r>
-    </w:p>
-    <w:p>
-      <w:pPr>
-        <w:spacing w:before="120" w:after="120"/>
-        <w:jc w:val="center"/>
-      </w:pPr>
-      <w:r>
-        <w:rPr>
-          <w:rFonts w:ascii="Times New Roman" w:hAnsi="Times New Roman"/>
-          <w:i/>
-          <w:sz w:val="28"/>
-        </w:rPr>
-        <w:t>Схема замещения нулевой последовательности представляет собой параллельный колебательный контур, состоящий из эквивалентной емкости сети $3C$ относительно земли и нелинейного сопротивления намагничивания трех фаз ТН $X_(Lmu)$:</w:t>
-      </w:r>
-      <w:r>
-        <w:rPr>
-          <w:rFonts w:ascii="Times New Roman" w:hAnsi="Times New Roman"/>
-          <w:sz w:val="28"/>
-        </w:rPr>
-        <w:tab/>
-        <w:t>(116)</w:t>
-      </w:r>
-    </w:p>
-    <w:p>
-      <w:pPr>
-        <w:spacing w:before="120" w:after="120"/>
-        <w:jc w:val="center"/>
-      </w:pPr>
-      <w:r>
-        <w:rPr>
-          <w:rFonts w:ascii="Times New Roman" w:hAnsi="Times New Roman"/>
-          <w:i/>
-          <w:sz w:val="28"/>
-        </w:rPr>
-        <w:t>X_(Lmu)(i) = (dPsi) / (di)</w:t>
-      </w:r>
-      <w:r>
-        <w:rPr>
-          <w:rFonts w:ascii="Times New Roman" w:hAnsi="Times New Roman"/>
-          <w:sz w:val="28"/>
-        </w:rPr>
-        <w:tab/>
-        <w:t>(117)</w:t>
-      </w:r>
-    </w:p>
-    <w:p>
-      <w:pPr>
-        <w:spacing w:before="120" w:after="120"/>
-        <w:jc w:val="center"/>
-      </w:pPr>
-      <w:r>
-        <w:rPr>
-          <w:rFonts w:ascii="Times New Roman" w:hAnsi="Times New Roman"/>
-          <w:i/>
-          <w:sz w:val="28"/>
-        </w:rPr>
-        <w:t>X_(Lmu)(i) = (dPsi) / (di)</w:t>
-      </w:r>
-      <w:r>
-        <w:rPr>
-          <w:rFonts w:ascii="Times New Roman" w:hAnsi="Times New Roman"/>
-          <w:sz w:val="28"/>
-        </w:rPr>
-        <w:tab/>
-        <w:t>(118)</w:t>
-      </w:r>
-    </w:p>
-    <w:p>
-      <w:pPr/>
-      <w:r>
-        <w:t>где $\Psi$ — потокосцепление обмотки ТН, $i$ — ток намагничивания.</w:t>
-      </w:r>
-    </w:p>
-    <w:p>
-      <w:pPr>
-        <w:pStyle w:val="Heading3"/>
-      </w:pPr>
-      <w:r>
-        <w:t>2. Самопроизвольное смещение нейтрали</w:t>
-      </w:r>
-    </w:p>
-    <w:p>
-      <w:pPr>
-        <w:spacing w:before="120" w:after="120"/>
-        <w:jc w:val="center"/>
-      </w:pPr>
-      <w:r>
-        <w:rPr>
-          <w:rFonts w:ascii="Times New Roman" w:hAnsi="Times New Roman"/>
-          <w:i/>
-          <w:sz w:val="28"/>
-        </w:rPr>
-        <w:t>При совпадении эквивалентной емкости сети с уменьшившимся из-за насыщения индуктивным сопротивлением ТН ($3X_C ≈ X_(Lmu)$), в контуре возникает устойчивый феррорезонанс на промышленной (50 Гц) или субгармонической (16,7 Гц, 25 Гц) частотах.</w:t>
-      </w:r>
-      <w:r>
-        <w:rPr>
-          <w:rFonts w:ascii="Times New Roman" w:hAnsi="Times New Roman"/>
-          <w:sz w:val="28"/>
-        </w:rPr>
-        <w:tab/>
-        <w:t>(119)</w:t>
-      </w:r>
-    </w:p>
-    <w:p>
-      <w:pPr>
-        <w:spacing w:before="120" w:after="120"/>
-        <w:jc w:val="center"/>
-      </w:pPr>
-      <w:r>
-        <w:rPr>
-          <w:rFonts w:ascii="Times New Roman" w:hAnsi="Times New Roman"/>
-          <w:i/>
-          <w:sz w:val="28"/>
-        </w:rPr>
-        <w:t>Этот процесс поддерживает сам себя за счет энергии источника питания. На нейтрали ТН появляется устойчивое напряжение смещения $U_0$, которое может превышать фазное напряжение сети ($U_0 &gt; U_(ф)$). Напряжения фаз относительно земли сильно искажаются: на одной фазе напряжение падает до нуля, а на двух других возрастает в $√{3}$ раз. Внешне это выглядит как устойчивое ОЗЗ (ложная земля), хотя физического повреждения изоляции в сети нет.</w:t>
-      </w:r>
-      <w:r>
-        <w:rPr>
-          <w:rFonts w:ascii="Times New Roman" w:hAnsi="Times New Roman"/>
-          <w:sz w:val="28"/>
-        </w:rPr>
-        <w:tab/>
-        <w:t>(120)</w:t>
-      </w:r>
-    </w:p>
-    <w:p>
-      <w:pPr/>
-      <w:r>
-        <w:t>При феррорезонансе через первичные обмотки ТН начинают протекать сверхтоки намагничивания (до $2 \div 3$ А при норме $0,05$ А). В течение нескольких минут обмотки ТН перегреваются, происходит межвитковое КЗ, что приводит к возгоранию или взрыву ТН с последующим КЗ на шинах подстанции. \n\n# Лекция 15. Меры предотвращения феррорезонанса. Применение антирезонансных ТН (типа НАМИ), демпфирующих резисторов во вторичной цепи и влияние заземления нейтрали сети на эти процессы</w:t>
-      </w:r>
-    </w:p>
-    <w:p>
-      <w:pPr/>
-      <w:r>
-        <w:t>Для защиты измерительных трансформаторов напряжения от разрушительного воздействия феррорезонанса применяются различные технические решения.</w:t>
-      </w:r>
-    </w:p>
-    <w:p>
-      <w:pPr>
-        <w:pStyle w:val="Heading3"/>
-      </w:pPr>
-      <w:r>
-        <w:t>1. Демпфирующие резисторы во вторичной цепи ТН</w:t>
-      </w:r>
-    </w:p>
-    <w:p>
-      <w:pPr>
-        <w:spacing w:before="120" w:after="120"/>
-        <w:jc w:val="center"/>
-      </w:pPr>
-      <w:r>
-        <w:rPr>
-          <w:rFonts w:ascii="Times New Roman" w:hAnsi="Times New Roman"/>
-          <w:i/>
-          <w:sz w:val="28"/>
-        </w:rPr>
-        <w:t>Традиционной мерой является включение активного сопротивления $R_(демп)$ в рассечку обмотки «разомкнутый треугольник» ТН (которая служит для контроля напряжения нулевой последовательности $3U_0$).</w:t>
-      </w:r>
-      <w:r>
-        <w:rPr>
-          <w:rFonts w:ascii="Times New Roman" w:hAnsi="Times New Roman"/>
-          <w:sz w:val="28"/>
-        </w:rPr>
-        <w:tab/>
-        <w:t>(121)</w:t>
-      </w:r>
-    </w:p>
-    <w:p>
-      <w:pPr/>
-      <w:r>
-        <w:t>Обычно устанавливается резистор сопротивлением $25$ Ом (рассчитанный на длительный ток до $4$ А). При возникновении феррорезонансных колебаний на обмотке разомкнутого треугольника появляется напряжение, ток протекает через резистор, и выделяющаяся на нем активная мощность демпфирует колебательный контур, срывая резонанс. Недостаток метода — ограниченная эффективность при глубоком насыщении мощных ТН и риск перегрева самого резистора при длительном ОЗЗ в сети.</w:t>
-      </w:r>
-    </w:p>
-    <w:p>
-      <w:pPr>
-        <w:pStyle w:val="Heading3"/>
-      </w:pPr>
-      <w:r>
-        <w:t>2. Применение антирезонансных ТН типа НАМИ</w:t>
-      </w:r>
-    </w:p>
-    <w:p>
-      <w:pPr/>
-      <w:r>
-        <w:t>Конструктивное решение проблемы феррорезонанса заключается в использовании антирезонансных трансформаторов напряжения (например, НАМИ-10, НАМИ-35).</w:t>
-      </w:r>
-    </w:p>
-    <w:p>
-      <w:pPr/>
-      <w:r>
-        <w:t>Трансформатор НАМИ-10 представляет собой объединенную конструкцию, состоящую из двух трансформаторов: * Трехфазного трансформатора напряжения, магнитопровод которого работает при низких индукциях и не насыщается при перенапряжениях. * Однофазного трансформатора контроля изоляции (заземления), включенного в нейтраль трехфазного трансформатора.</w:t>
-      </w:r>
-    </w:p>
-    <w:p>
-      <w:pPr/>
-      <w:r>
-        <w:t>В конструкции НАМИ также имеется специальная короткозамкнутая компенсационная обмотка. Она шунтирует индуктивность нулевой последовательности для высокочастотных токов, физически исключая возможность возникновения феррорезонанса.</w:t>
-      </w:r>
-    </w:p>
-    <w:p>
-      <w:pPr>
-        <w:pStyle w:val="Heading3"/>
-      </w:pPr>
-      <w:r>
-        <w:t>3. Системное решение: резистивное заземление нейтрали сети</w:t>
-      </w:r>
-    </w:p>
-    <w:p>
-      <w:pPr/>
-      <w:r>
-        <w:t>Наиболее надежным способом предотвращения феррорезонанса является заземление нейтрали сети через резистор $R_N$.</w:t>
-      </w:r>
-    </w:p>
-    <w:p>
-      <w:pPr/>
-      <w:r>
-        <w:t>Подключение резистора к нейтрали сети обеспечивает постоянный путь для разряда емкости сети на землю. Время разряда колебательного контура при коммутациях снижается до долей периода частоты $50$ Гц:</w:t>
-      </w:r>
-    </w:p>
-    <w:p>
-      <w:pPr>
-        <w:spacing w:before="120" w:after="120"/>
-        <w:jc w:val="center"/>
-      </w:pPr>
-      <w:r>
-        <w:rPr>
-          <w:rFonts w:ascii="Times New Roman" w:hAnsi="Times New Roman"/>
-          <w:i/>
-          <w:sz w:val="28"/>
-        </w:rPr>
-        <w:t>tau = 3 · R_N · C &lt; 0,01 с</w:t>
-      </w:r>
-      <w:r>
-        <w:rPr>
-          <w:rFonts w:ascii="Times New Roman" w:hAnsi="Times New Roman"/>
-          <w:sz w:val="28"/>
-        </w:rPr>
-        <w:tab/>
-        <w:t>(122)</w:t>
-      </w:r>
-    </w:p>
-    <w:p>
-      <w:pPr>
-        <w:spacing w:before="120" w:after="120"/>
-        <w:jc w:val="center"/>
-      </w:pPr>
-      <w:r>
-        <w:rPr>
-          <w:rFonts w:ascii="Times New Roman" w:hAnsi="Times New Roman"/>
-          <w:i/>
-          <w:sz w:val="28"/>
-        </w:rPr>
-        <w:t>tau = 3 · R_N · C &lt; 0,01 с</w:t>
-      </w:r>
-      <w:r>
-        <w:rPr>
-          <w:rFonts w:ascii="Times New Roman" w:hAnsi="Times New Roman"/>
-          <w:sz w:val="28"/>
-        </w:rPr>
-        <w:tab/>
-        <w:t>(123)</w:t>
-      </w:r>
-    </w:p>
-    <w:p>
-      <w:pPr/>
-      <w:r>
-        <w:t>В результате феррорезонансный контур шунтируется низким активным сопротивлением резистора ($3R_N$), и возникновение автоколебаний становится физически невозможным. Опыт эксплуатации подтверждает, что в сетях с резистивным заземлением повреждения ТН от феррорезонанса полностью отсутствуют. \n\n# Лекция 16. Релейная защита от замыканий на землю. Особенности организации направленных и ненаправленных токовых защит нулевой последовательности для изолированной, компенсированной и резистивно-заземленной нейтрали</w:t>
-      </w:r>
-    </w:p>
-    <w:p>
-      <w:pPr/>
-      <w:r>
-        <w:t>Организация селективной релейной защиты от ОЗЗ в сетях 6–35 кВ осложняется малым значением токов повреждения. Защита реагирует на параметры нулевой последовательности: ток $3I_0$ и напряжение $3U_0$.</w:t>
-      </w:r>
-    </w:p>
-    <w:p>
-      <w:pPr>
-        <w:pStyle w:val="Heading3"/>
-      </w:pPr>
-      <w:r>
-        <w:t>1. Датчики тока нулевой последовательности</w:t>
-      </w:r>
-    </w:p>
-    <w:p>
-      <w:pPr/>
-      <w:r>
-        <w:t>Для измерения тока $3I_0$ применяются кабельные трансформаторы тока нулевой последовательности (ТТНП) типа ТЗЛ или ТЗЛМ. Они охватывают все три фазы отходящего кабеля.</w:t>
-      </w:r>
-    </w:p>
-    <w:p>
-      <w:pPr/>
-      <w:r>
-        <w:t>В нормальном режиме сумма магнитных потоков трех фаз равна нулю, и тока во вторичной обмотке ТТНП нет. При ОЗЗ через кабель протекает нескомпенсированный ток нулевой последовательности, наводящий во вторичной обмотке ток, который подается на вход реле защиты (например, микропроцессорного терминала типа БМРЗ или Сириус).</w:t>
-      </w:r>
-    </w:p>
-    <w:p>
-      <w:pPr>
-        <w:pStyle w:val="Heading3"/>
-      </w:pPr>
-      <w:r>
-        <w:t>2. Защита в сетях с изолированной нейтралью</w:t>
-      </w:r>
-    </w:p>
-    <w:p>
-      <w:pPr/>
-      <w:r>
-        <w:t>Используются два основных принципа:</w:t>
-      </w:r>
-    </w:p>
-    <w:p>
-      <w:pPr>
-        <w:pStyle w:val="Heading1"/>
-      </w:pPr>
-      <w:r>
-        <w:t>1 **Ненаправленная токовая защита нулевой последовательности (ТЗНП):**</w:t>
-      </w:r>
-    </w:p>
-    <w:p>
-      <w:pPr>
-        <w:spacing w:before="120" w:after="120"/>
-        <w:jc w:val="center"/>
-      </w:pPr>
-      <w:r>
-        <w:rPr>
-          <w:rFonts w:ascii="Times New Roman" w:hAnsi="Times New Roman"/>
-          <w:i/>
-          <w:sz w:val="28"/>
-        </w:rPr>
-        <w:t>Реле реагирует на величину тока $3I_0$. Ток срабатывания защиты отстраивается от собственного емкостного тока защищаемой линии $I_(С.собст)$ и тока небаланса ТТНП:</w:t>
-      </w:r>
-      <w:r>
-        <w:rPr>
-          <w:rFonts w:ascii="Times New Roman" w:hAnsi="Times New Roman"/>
-          <w:sz w:val="28"/>
-        </w:rPr>
-        <w:tab/>
-        <w:t>(124)</w:t>
-      </w:r>
-    </w:p>
-    <w:p>
-      <w:pPr>
-        <w:spacing w:before="120" w:after="120"/>
-        <w:jc w:val="center"/>
-      </w:pPr>
-      <w:r>
-        <w:rPr>
-          <w:rFonts w:ascii="Times New Roman" w:hAnsi="Times New Roman"/>
-          <w:i/>
-          <w:sz w:val="28"/>
-        </w:rPr>
-        <w:t>I_(сз) = K_(отс) · I_(С.собст)</w:t>
-      </w:r>
-      <w:r>
-        <w:rPr>
-          <w:rFonts w:ascii="Times New Roman" w:hAnsi="Times New Roman"/>
-          <w:sz w:val="28"/>
-        </w:rPr>
-        <w:tab/>
-        <w:t>(125)</w:t>
-      </w:r>
-    </w:p>
-    <w:p>
-      <w:pPr>
-        <w:spacing w:before="120" w:after="120"/>
-        <w:jc w:val="center"/>
-      </w:pPr>
-      <w:r>
-        <w:rPr>
-          <w:rFonts w:ascii="Times New Roman" w:hAnsi="Times New Roman"/>
-          <w:i/>
-          <w:sz w:val="28"/>
-        </w:rPr>
-        <w:t>I_(сз) = K_(отс) · I_(С.собст)</w:t>
-      </w:r>
-      <w:r>
-        <w:rPr>
-          <w:rFonts w:ascii="Times New Roman" w:hAnsi="Times New Roman"/>
-          <w:sz w:val="28"/>
-        </w:rPr>
-        <w:tab/>
-        <w:t>(126)</w:t>
-      </w:r>
-    </w:p>
-    <w:p>
-      <w:pPr>
-        <w:spacing w:before="120" w:after="120"/>
-        <w:jc w:val="center"/>
-      </w:pPr>
-      <w:r>
-        <w:rPr>
-          <w:rFonts w:ascii="Times New Roman" w:hAnsi="Times New Roman"/>
-          <w:i/>
-          <w:sz w:val="28"/>
-        </w:rPr>
-        <w:t>где $K_(отс) ≈ 1,2 div 1,3$ — коэффициент отстройки. Этот простой принцип эффективен на подстанциях с большим количеством отходящих линий, где емкостный ток поврежденной линии существенно меньше суммарного тока сети.</w:t>
-      </w:r>
-      <w:r>
-        <w:rPr>
-          <w:rFonts w:ascii="Times New Roman" w:hAnsi="Times New Roman"/>
-          <w:sz w:val="28"/>
-        </w:rPr>
-        <w:tab/>
-        <w:t>(127)</w:t>
-      </w:r>
-    </w:p>
-    <w:p>
-      <w:pPr>
-        <w:pStyle w:val="Heading1"/>
-      </w:pPr>
-      <w:r>
-        <w:t>2 **Направленная ТЗНП:**</w:t>
-      </w:r>
-    </w:p>
-    <w:p>
-      <w:pPr/>
-      <w:r>
-        <w:t>Применяется на протяженных фидерах, где собственный емкостный ток велик. Реле сравнивает фазы тока $3I_0$ и напряжения $3U_0$. Используется направленная характеристика синусного типа, так как емкостный ток сдвинут относительно напряжения на $90^\circ$. Направление мощности нулевой последовательности на поврежденном фидере направлено от линии к шинам подстанции, а на здоровых фидерах — от шин в линию.</w:t>
-      </w:r>
-    </w:p>
-    <w:p>
-      <w:pPr>
-        <w:pStyle w:val="Heading3"/>
-      </w:pPr>
-      <w:r>
-        <w:t>3. Защита в компенсированных сетях</w:t>
-      </w:r>
-    </w:p>
-    <w:p>
-      <w:pPr/>
-      <w:r>
-        <w:t>Поскольку ДГР компенсирует ток основной частоты $50$ Гц, селективная токовая защита на этой частоте невозможна. Применяются специальные типы защит: * **Защиты на высших гармониках:** реагируют на токи 5-й или 11-й гармоник, которые не компенсируются реактором. * **Волновые защиты:** фиксируют направление движения волн тока и напряжения в переходном процессе в первые миллисекунды ОЗЗ. * **Защиты с кратковременным наложением активного тока:** при возникновении ОЗЗ параллельно ДГР на $1 \div 2$ с подключается резистор, создающий активный ток, на который селективно реагируют направленные ваттметрические защиты.</w:t>
-      </w:r>
-    </w:p>
-    <w:p>
-      <w:pPr>
-        <w:pStyle w:val="Heading3"/>
-      </w:pPr>
-      <w:r>
-        <w:t>4. Защита в сетях с резистивным заземлением</w:t>
-      </w:r>
-    </w:p>
-    <w:p>
-      <w:pPr/>
-      <w:r>
-        <w:t>Наличие резистора упрощает защиту. Активный ток резистора $I_R$ протекает только по поврежденному фидеру. * При низкоомном заземлении ($I_R \approx 100 \div 200$ А) уставка токовой защиты выбирается равной:</w:t>
-      </w:r>
-    </w:p>
-    <w:p>
-      <w:pPr>
-        <w:spacing w:before="120" w:after="120"/>
-        <w:jc w:val="center"/>
-      </w:pPr>
-      <w:r>
-        <w:rPr>
-          <w:rFonts w:ascii="Times New Roman" w:hAnsi="Times New Roman"/>
-          <w:i/>
-          <w:sz w:val="28"/>
-        </w:rPr>
-        <w:t>I_(сз) = 1,5 · I_(С.собст)</w:t>
-      </w:r>
-      <w:r>
-        <w:rPr>
-          <w:rFonts w:ascii="Times New Roman" w:hAnsi="Times New Roman"/>
-          <w:sz w:val="28"/>
-        </w:rPr>
-        <w:tab/>
-        <w:t>(128)</w:t>
-      </w:r>
-    </w:p>
-    <w:p>
-      <w:pPr>
-        <w:spacing w:before="120" w:after="120"/>
-        <w:jc w:val="center"/>
-      </w:pPr>
-      <w:r>
-        <w:rPr>
-          <w:rFonts w:ascii="Times New Roman" w:hAnsi="Times New Roman"/>
-          <w:i/>
-          <w:sz w:val="28"/>
-        </w:rPr>
-        <w:t>I_(сз) = 1,5 · I_(С.собст)</w:t>
-      </w:r>
-      <w:r>
-        <w:rPr>
-          <w:rFonts w:ascii="Times New Roman" w:hAnsi="Times New Roman"/>
-          <w:sz w:val="28"/>
-        </w:rPr>
-        <w:tab/>
-        <w:t>(129)</w:t>
-      </w:r>
-    </w:p>
-    <w:p>
-      <w:pPr>
-        <w:spacing w:before="120" w:after="120"/>
-        <w:jc w:val="center"/>
-      </w:pPr>
-      <w:r>
-        <w:rPr>
-          <w:rFonts w:ascii="Times New Roman" w:hAnsi="Times New Roman"/>
-          <w:i/>
-          <w:sz w:val="28"/>
-        </w:rPr>
-        <w:t>Поскольку $I_R gg I_(С.собст)$, защита надежно срабатывает без выдержки времени на отключение выключателя поврежденной линии.</w:t>
-      </w:r>
-      <w:r>
-        <w:rPr>
-          <w:rFonts w:ascii="Times New Roman" w:hAnsi="Times New Roman"/>
-          <w:sz w:val="28"/>
-        </w:rPr>
-        <w:tab/>
-        <w:t>(130)</w:t>
-      </w:r>
-    </w:p>
-    <w:p>
-      <w:pPr/>
-      <w:r>
-        <w:t>\n\n# Лекция 17. Электробезопасность и технико-экономический выбор режима. Оценка рисков поражения током (напряжения прикосновения и шага), анализ ущербов от недоотпуска энергии и итоговые рекомендации по выбору нейтрали</w:t>
-      </w:r>
-    </w:p>
-    <w:p>
-      <w:pPr/>
-      <w:r>
-        <w:t>Выбор режима заземления нейтрали распределительных сетей является многофакторной задачей, объединяющей требования надежности, безопасности и экономической эффективности.</w:t>
-      </w:r>
-    </w:p>
-    <w:p>
-      <w:pPr>
-        <w:pStyle w:val="Heading3"/>
-      </w:pPr>
-      <w:r>
-        <w:t>1. Оценка рисков поражения током</w:t>
-      </w:r>
-    </w:p>
-    <w:p>
-      <w:pPr/>
-      <w:r>
-        <w:t>Безопасность людей при возникновении ОЗЗ регламентируется уровнями напряжений прикосновения и шага, которые не должны превышать допустимых ГОСТ 12.1,038-82 значений.</w:t>
-      </w:r>
-    </w:p>
-    <w:p>
-      <w:pPr>
-        <w:spacing w:before="120" w:after="120"/>
-        <w:jc w:val="center"/>
-      </w:pPr>
-      <w:r>
-        <w:rPr>
-          <w:rFonts w:ascii="Times New Roman" w:hAnsi="Times New Roman"/>
-          <w:i/>
-          <w:sz w:val="28"/>
-        </w:rPr>
-        <w:t>* **Напряжение шага ($U_(шага)$):** разность потенциалов между двумя точками земли на расстоянии $1$ м (длина шага) в зоне растекания тока:</w:t>
-      </w:r>
-      <w:r>
-        <w:rPr>
-          <w:rFonts w:ascii="Times New Roman" w:hAnsi="Times New Roman"/>
-          <w:sz w:val="28"/>
-        </w:rPr>
-        <w:tab/>
-        <w:t>(131)</w:t>
-      </w:r>
-    </w:p>
-    <w:p>
-      <w:pPr>
-        <w:spacing w:before="120" w:after="120"/>
-        <w:jc w:val="center"/>
-      </w:pPr>
-      <w:r>
-        <w:rPr>
-          <w:rFonts w:ascii="Times New Roman" w:hAnsi="Times New Roman"/>
-          <w:i/>
-          <w:sz w:val="28"/>
-        </w:rPr>
-        <w:t>U_(шага) = I_З · (rho) / (2π · x · (x + 1))</w:t>
-      </w:r>
-      <w:r>
-        <w:rPr>
-          <w:rFonts w:ascii="Times New Roman" w:hAnsi="Times New Roman"/>
-          <w:sz w:val="28"/>
-        </w:rPr>
-        <w:tab/>
-        <w:t>(132)</w:t>
-      </w:r>
-    </w:p>
-    <w:p>
-      <w:pPr>
-        <w:spacing w:before="120" w:after="120"/>
-        <w:jc w:val="center"/>
-      </w:pPr>
-      <w:r>
-        <w:rPr>
-          <w:rFonts w:ascii="Times New Roman" w:hAnsi="Times New Roman"/>
-          <w:i/>
-          <w:sz w:val="28"/>
-        </w:rPr>
-        <w:t>U_(шага) = I_З · (rho) / (2π · x · (x + 1))</w:t>
-      </w:r>
-      <w:r>
-        <w:rPr>
-          <w:rFonts w:ascii="Times New Roman" w:hAnsi="Times New Roman"/>
-          <w:sz w:val="28"/>
-        </w:rPr>
-        <w:tab/>
-        <w:t>(133)</w:t>
-      </w:r>
-    </w:p>
-    <w:p>
-      <w:pPr/>
-      <w:r>
-        <w:t>где $I_З$ — ток, стекающий в землю; $\rho$ — удельное сопротивление грунта, Ом·м; $x$ — расстояние от точки заземлителя, м.</w:t>
-      </w:r>
-    </w:p>
-    <w:p>
-      <w:pPr>
-        <w:spacing w:before="120" w:after="120"/>
-        <w:jc w:val="center"/>
-      </w:pPr>
-      <w:r>
-        <w:rPr>
-          <w:rFonts w:ascii="Times New Roman" w:hAnsi="Times New Roman"/>
-          <w:i/>
-          <w:sz w:val="28"/>
-        </w:rPr>
-        <w:t>* **Напряжение прикосновения ($U_(прик)$):** разность потенциалов между точками цепи тока, которых одновременно касается человек:</w:t>
-      </w:r>
-      <w:r>
-        <w:rPr>
-          <w:rFonts w:ascii="Times New Roman" w:hAnsi="Times New Roman"/>
-          <w:sz w:val="28"/>
-        </w:rPr>
-        <w:tab/>
-        <w:t>(134)</w:t>
-      </w:r>
-    </w:p>
-    <w:p>
-      <w:pPr>
-        <w:spacing w:before="120" w:after="120"/>
-        <w:jc w:val="center"/>
-      </w:pPr>
-      <w:r>
-        <w:rPr>
-          <w:rFonts w:ascii="Times New Roman" w:hAnsi="Times New Roman"/>
-          <w:i/>
-          <w:sz w:val="28"/>
-        </w:rPr>
-        <w:t>U_(прик) = I_З · R_З · α</w:t>
-      </w:r>
-      <w:r>
-        <w:rPr>
-          <w:rFonts w:ascii="Times New Roman" w:hAnsi="Times New Roman"/>
-          <w:sz w:val="28"/>
-        </w:rPr>
-        <w:tab/>
-        <w:t>(135)</w:t>
-      </w:r>
-    </w:p>
-    <w:p>
-      <w:pPr>
-        <w:spacing w:before="120" w:after="120"/>
-        <w:jc w:val="center"/>
-      </w:pPr>
-      <w:r>
-        <w:rPr>
-          <w:rFonts w:ascii="Times New Roman" w:hAnsi="Times New Roman"/>
-          <w:i/>
-          <w:sz w:val="28"/>
-        </w:rPr>
-        <w:t>U_(прик) = I_З · R_З · α</w:t>
-      </w:r>
-      <w:r>
-        <w:rPr>
-          <w:rFonts w:ascii="Times New Roman" w:hAnsi="Times New Roman"/>
-          <w:sz w:val="28"/>
-        </w:rPr>
-        <w:tab/>
-        <w:t>(136)</w:t>
-      </w:r>
-    </w:p>
-    <w:p>
-      <w:pPr>
-        <w:spacing w:before="120" w:after="120"/>
-        <w:jc w:val="center"/>
-      </w:pPr>
-      <w:r>
-        <w:rPr>
-          <w:rFonts w:ascii="Times New Roman" w:hAnsi="Times New Roman"/>
-          <w:i/>
-          <w:sz w:val="28"/>
-        </w:rPr>
-        <w:t>где $R_З$ — сопротивление заземляющего устройства, Ом; $α$ — коэффициент напряжения прикосновения.</w:t>
-      </w:r>
-      <w:r>
-        <w:rPr>
-          <w:rFonts w:ascii="Times New Roman" w:hAnsi="Times New Roman"/>
-          <w:sz w:val="28"/>
-        </w:rPr>
-        <w:tab/>
-        <w:t>(137)</w:t>
-      </w:r>
-    </w:p>
-    <w:p>
-      <w:pPr>
-        <w:spacing w:before="120" w:after="120"/>
-        <w:jc w:val="center"/>
-      </w:pPr>
-      <w:r>
-        <w:rPr>
-          <w:rFonts w:ascii="Times New Roman" w:hAnsi="Times New Roman"/>
-          <w:i/>
-          <w:sz w:val="28"/>
-        </w:rPr>
-        <w:t>В сетях с изолированной нейтралью малый ток ОЗЗ снижает напряжения прикосновения на подстанциях. Однако длительное существование замыкания на воздушных линиях (до $2$ часов) создает высокий риск случайного попадания людей под шаговое напряжение вблизи упавшего провода ЛЭП. В сетях с низкоомным резистивным заземлением ток ОЗЗ выше, но быстрое отключение повреждения защитой ($t_(откл) le 0,5$ с) снижает вероятность электротравмы до минимума.</w:t>
-      </w:r>
-      <w:r>
-        <w:rPr>
-          <w:rFonts w:ascii="Times New Roman" w:hAnsi="Times New Roman"/>
-          <w:sz w:val="28"/>
-        </w:rPr>
-        <w:tab/>
-        <w:t>(138)</w:t>
-      </w:r>
-    </w:p>
-    <w:p>
-      <w:pPr>
-        <w:pStyle w:val="Heading3"/>
-      </w:pPr>
-      <w:r>
-        <w:t>2. Технико-экономический анализ и рекомендации</w:t>
-      </w:r>
-    </w:p>
-    <w:p>
-      <w:pPr>
-        <w:pStyle w:val="Heading1"/>
-      </w:pPr>
-      <w:r>
-        <w:t>1 **Сети 6–35 кВ:**</w:t>
-      </w:r>
-    </w:p>
-    <w:p>
-      <w:pPr/>
-      <w:r>
-        <w:t>* Режим **изолированной нейтрали** признан морально устаревшим и не рекомендуется для новых и реконструируемых сетей из-за высокого уровня повреждаемости ТН от феррорезонанса и частых переходов ОЗЗ в двухфазные КЗ под действием дуговых перенапряжений. * Режим **резистивного заземления** нейтрали является наиболее предпочтительным для кабельных городских и промышленных сетей. Низкоомное заземление обеспечивает мгновенное отключение повреждений, исключает перенапряжения и феррорезонанс, существенно повышая общий ресурс изоляции кабелей и оборудования. * Режим **компенсированного (резонансного) заземления** с обязательной автоматической настройкой компенсации (АНК) и параллельным резистором рекомендуется для воздушных распределительных сетей 35 кВ и протяженных смешанных сетей 6–10 кВ, где отключение линий при первом замыкании нежелательно по условиям надежности электроснабжения потребителей III категории.</w:t>
-      </w:r>
-    </w:p>
-    <w:p>
-      <w:pPr>
-        <w:pStyle w:val="Heading1"/>
-      </w:pPr>
-      <w:r>
-        <w:t>2 **Сети 110 кВ и выше:**</w:t>
-      </w:r>
-    </w:p>
-    <w:p>
-      <w:pPr/>
-      <w:r>
-        <w:t>* Применяется исключительно режим **эффективного заземления** нейтрали, позволяющий минимизировать толщину изоляции высоковольтных аппаратов и ЛЭП, что дает существенную экономию капитальных затрат при строительстве энергосистем.</w:t>
+        <w:t>Нейтраль трансформатора или генератора жестко соединяется с заземляющим контуром. Применяется в сетях 220 кВ и выше (где экономия на изоляции максимальна) и в сетях до 1000 В (380/220 В) для обеспечения безопасности при пробое на корпус оборудования (мгновенное перегорание предохранителя или отключение автомата).</w:t>
       </w:r>
     </w:p>
     <w:sectPr>

--- a/Результаты/методичка.docx
+++ b/Результаты/методичка.docx
@@ -2,6 +2,61 @@
 <file path=word/document.xml><?xml version="1.0" encoding="utf-8"?>
 <w:document xmlns:wpc="http://schemas.microsoft.com/office/word/2010/wordprocessingCanvas" xmlns:mo="http://schemas.microsoft.com/office/mac/office/2008/main" xmlns:mc="http://schemas.openxmlformats.org/markup-compatibility/2006" xmlns:mv="urn:schemas-microsoft-com:mac:vml" xmlns:o="urn:schemas-microsoft-com:office:office" xmlns:r="http://schemas.openxmlformats.org/officeDocument/2006/relationships" xmlns:m="http://schemas.openxmlformats.org/officeDocument/2006/math" xmlns:v="urn:schemas-microsoft-com:vml" xmlns:wp14="http://schemas.microsoft.com/office/word/2010/wordprocessingDrawing" xmlns:wp="http://schemas.openxmlformats.org/drawingml/2006/wordprocessingDrawing" xmlns:w10="urn:schemas-microsoft-com:office:word" xmlns:w="http://schemas.openxmlformats.org/wordprocessingml/2006/main" xmlns:w14="http://schemas.microsoft.com/office/word/2010/wordml" xmlns:wpg="http://schemas.microsoft.com/office/word/2010/wordprocessingGroup" xmlns:wpi="http://schemas.microsoft.com/office/word/2010/wordprocessingInk" xmlns:wne="http://schemas.microsoft.com/office/word/2006/wordml" xmlns:wps="http://schemas.microsoft.com/office/word/2010/wordprocessingShape" mc:Ignorable="w14 wp14">
   <w:body>
+    <w:p>
+      <w:pPr>
+        <w:spacing w:after="0" w:before="0" w:line="240" w:lineRule="auto"/>
+        <w:jc w:val="center"/>
+      </w:pPr>
+      <w:r>
+        <w:rPr>
+          <w:rFonts w:ascii="Times New Roman" w:hAnsi="Times New Roman"/>
+          <w:b w:val="0"/>
+          <w:sz w:val="24"/>
+        </w:rPr>
+        <w:t>МИНИСТЕРСТВО НАУКИ И ВЫСШЕГО ОБРАЗОВАНИЯ</w:t>
+      </w:r>
+    </w:p>
+    <w:p>
+      <w:pPr>
+        <w:spacing w:after="0" w:before="0" w:line="240" w:lineRule="auto"/>
+        <w:jc w:val="center"/>
+      </w:pPr>
+      <w:r>
+        <w:rPr>
+          <w:rFonts w:ascii="Times New Roman" w:hAnsi="Times New Roman"/>
+          <w:b w:val="0"/>
+          <w:sz w:val="24"/>
+        </w:rPr>
+        <w:t>РОССИЙСКОЙ ФЕДЕРАЦИИ</w:t>
+      </w:r>
+    </w:p>
+    <w:p>
+      <w:pPr>
+        <w:spacing w:after="0" w:before="0" w:line="240" w:lineRule="auto"/>
+        <w:jc w:val="center"/>
+      </w:pPr>
+      <w:r>
+        <w:rPr>
+          <w:rFonts w:ascii="Times New Roman" w:hAnsi="Times New Roman"/>
+          <w:b w:val="0"/>
+          <w:sz w:val="12"/>
+        </w:rPr>
+      </w:r>
+    </w:p>
+    <w:p>
+      <w:pPr>
+        <w:spacing w:after="0" w:before="0" w:line="240" w:lineRule="auto"/>
+        <w:jc w:val="center"/>
+      </w:pPr>
+      <w:r>
+        <w:rPr>
+          <w:rFonts w:ascii="Times New Roman" w:hAnsi="Times New Roman"/>
+          <w:b/>
+          <w:sz w:val="28"/>
+        </w:rPr>
+        <w:t>ВУЗ</w:t>
+      </w:r>
+    </w:p>
     <w:p>
       <w:pPr>
         <w:spacing w:after="0" w:before="0" w:line="240" w:lineRule="auto"/>
@@ -64,8 +119,49 @@
         <w:rPr>
           <w:rFonts w:ascii="Times New Roman" w:hAnsi="Times New Roman"/>
           <w:b w:val="0"/>
+          <w:sz w:val="12"/>
+        </w:rPr>
+      </w:r>
+    </w:p>
+    <w:p>
+      <w:pPr>
+        <w:spacing w:after="0" w:before="0" w:line="240" w:lineRule="auto"/>
+        <w:jc w:val="center"/>
+      </w:pPr>
+      <w:r>
+        <w:rPr>
+          <w:rFonts w:ascii="Times New Roman" w:hAnsi="Times New Roman"/>
+          <w:b/>
+          <w:sz w:val="36"/>
+        </w:rPr>
+        <w:t>Режимы нейтрали электрических сетей</w:t>
+      </w:r>
+    </w:p>
+    <w:p>
+      <w:pPr>
+        <w:spacing w:after="0" w:before="0" w:line="240" w:lineRule="auto"/>
+        <w:jc w:val="center"/>
+      </w:pPr>
+      <w:r>
+        <w:rPr>
+          <w:rFonts w:ascii="Times New Roman" w:hAnsi="Times New Roman"/>
+          <w:b w:val="0"/>
+          <w:sz w:val="12"/>
+        </w:rPr>
+      </w:r>
+    </w:p>
+    <w:p>
+      <w:pPr>
+        <w:spacing w:after="0" w:before="0" w:line="240" w:lineRule="auto"/>
+        <w:jc w:val="center"/>
+      </w:pPr>
+      <w:r>
+        <w:rPr>
+          <w:rFonts w:ascii="Times New Roman" w:hAnsi="Times New Roman"/>
+          <w:b w:val="0"/>
           <w:sz w:val="28"/>
         </w:rPr>
+        <w:t>по дисциплине «Режимы нейтралей»</w:t>
       </w:r>
     </w:p>
     <w:p>
@@ -122,6 +218,19 @@
     </w:p>
     <w:p>
       <w:pPr>
+        <w:spacing w:after="0"/>
+        <w:jc w:val="right"/>
+      </w:pPr>
+      <w:r>
+        <w:rPr>
+          <w:rFonts w:ascii="Times New Roman" w:hAnsi="Times New Roman"/>
+          <w:sz w:val="28"/>
+        </w:rPr>
+        <w:t>АВТОР</w:t>
+      </w:r>
+    </w:p>
+    <w:p>
+      <w:pPr>
         <w:spacing w:after="0" w:before="0" w:line="240" w:lineRule="auto"/>
         <w:jc w:val="center"/>
       </w:pPr>
@@ -144,6 +253,33 @@
           <w:b w:val="0"/>
           <w:sz w:val="28"/>
         </w:rPr>
+      </w:r>
+    </w:p>
+    <w:p>
+      <w:pPr>
+        <w:spacing w:after="0" w:before="0" w:line="240" w:lineRule="auto"/>
+        <w:jc w:val="center"/>
+      </w:pPr>
+      <w:r>
+        <w:rPr>
+          <w:rFonts w:ascii="Times New Roman" w:hAnsi="Times New Roman"/>
+          <w:b w:val="0"/>
+          <w:sz w:val="28"/>
+        </w:rPr>
+      </w:r>
+    </w:p>
+    <w:p>
+      <w:pPr>
+        <w:spacing w:after="0" w:before="0" w:line="240" w:lineRule="auto"/>
+        <w:jc w:val="center"/>
+      </w:pPr>
+      <w:r>
+        <w:rPr>
+          <w:rFonts w:ascii="Times New Roman" w:hAnsi="Times New Roman"/>
+          <w:b w:val="0"/>
+          <w:sz w:val="28"/>
+        </w:rPr>
+        <w:t>ГОРОД — 2026</w:t>
       </w:r>
     </w:p>
     <w:p>
@@ -186,19 +322,13 @@
         <w:pStyle w:val="Heading1"/>
       </w:pPr>
       <w:r>
-        <w:t>Лекция 1. Введение в дисциплину. Классификация электрических сетей по режиму работы нейтрали и области их применения</w:t>
+        <w:t>ВВЕДЕНИЕ</w:t>
       </w:r>
     </w:p>
     <w:p>
       <w:pPr/>
       <w:r>
-        <w:t>Нейтраль (или нулевая точка) представляет собой общую точку фазных обмоток генераторов или силовых трансформаторов, соединенных по схеме «звезда» ($Y$ или $Y_0$). Режим работы нейтрали является фундаментальной технической характеристикой трехфазной электрической системы. Выбор способа заземления нейтрали предопределяет основные параметры установившихся и переходных режимов сети, требования к электрической прочности изоляции оборудования, принципы построения и чувствительность релейной защиты от замыканий на землю, условия безопасности персонала, а также надежность и бесперебойность электроснабжения потребителей.</w:t>
-      </w:r>
-    </w:p>
-    <w:p>
-      <w:pPr/>
-      <w:r>
-        <w:t>Согласно ПУЭ (Правила устройства электроустановок) и ПТЭ (Правила технической эксплуатации), по значению тока однофазного замыкания на землю (ОЗЗ) все электрические сети делятся на две категории:</w:t>
+        <w:t>Учебное пособие посвящено одному из ключевых вопросов проектирования и эксплуатации систем электроснабжения — выбору и анализу режимов работы нейтрали электрических сетей. Режим заземления нейтрали определяет уровни перенапряжений при однофазных замыканиях на землю, требования к изоляции оборудования, принципы построения релейной защиты, условия электробезопасности персонала и бесперебойность электроснабжения потребителей. Цель пособия — сформировать у обучающихся системное понимание физических процессов, математического аппарата (метода симметричных составляющих), расчётных методик и инженерной практики применения изолированной, компенсированной, резистивной, эффективно- и глухозаземлённой нейтрали. Материал структурирован по пяти модулям и семнадцати лекциям: от теоретических основ и физики однофазного замыкания на землю до релейной защиты, электробезопасности и технико-экономического выбора режима нейтрали. Каждая лекция содержит расчётные формулы, пошаговые алгоритмы работы оборудования и автоматики, описание векторных диаграмм и схем замещения, ссылки на нормы ПУЭ и ПТЭ, а также контрольные вопросы для самопроверки. Пособие предназначено для студентов электроэнергетических направлений подготовки.</w:t>
       </w:r>
     </w:p>
     <w:p>
@@ -206,7 +336,7 @@
         <w:pStyle w:val="Heading1"/>
       </w:pPr>
       <w:r>
-        <w:t>1 Сети с малыми токами замыкания на землю (ток ОЗЗ $I_{ОЗЗ} \le 500$ А) — к ним относятся сети средних классов напряжений 3, 6, 10, 20 и 35 кВ.</w:t>
+        <w:t>Модуль I. Теоретические основы и общая характеристика</w:t>
       </w:r>
     </w:p>
     <w:p>
@@ -214,33 +344,13 @@
         <w:pStyle w:val="Heading1"/>
       </w:pPr>
       <w:r>
-        <w:t>2 Сети с большими токами замыкания на землю (ток ОЗЗ $I_{ОЗЗ} &gt; 500$ А) — к ним относятся магистральные и распределительные сети сверхвысоких напряжений 110, 150, 220, 330, 500, 750 кВ и выше, а также бытовые и промышленные сети низкого напряжения до 1000 В.</w:t>
+        <w:t>Лекция 1. Введение в дисциплину. Классификация электрических сетей по режиму работы нейтрали и области их применения</w:t>
       </w:r>
     </w:p>
     <w:p>
       <w:pPr/>
       <w:r>
-        <w:t>В инженерной практике выделяют пять классических режимов работы нейтрали.</w:t>
-      </w:r>
-    </w:p>
-    <w:p>
-      <w:pPr>
-        <w:pStyle w:val="Heading3"/>
-      </w:pPr>
-      <w:r>
-        <w:t>1. Сети с изолированной (незаземленной) нейтралью (система IT)</w:t>
-      </w:r>
-    </w:p>
-    <w:p>
-      <w:pPr/>
-      <w:r>
-        <w:t>В сетях с изолированной нейтралью общая точка обмоток генераторов или трансформаторов не имеет преднамеренного электрического соединения с контуром заземления. Единственная физическая связь между нейтралью и землей осуществляется через измерительные приборы с очень большим внутренним сопротивлением (например, высокоомные обмотки измерительных трансформаторов напряжения контроля изоляции типа НТМИ или ЗНОЛ).</w:t>
-      </w:r>
-    </w:p>
-    <w:p>
-      <w:pPr/>
-      <w:r>
-        <w:t>**Физика установившегося режима и процессов при ОЗЗ:** В симметричном нормальном режиме работы напряжения фаз относительно земли симметричны. Через распределенные емкости фаз относительно земли протекают емкостные (зарядные) токи фаз. Геометрическая сумма этих токов равна нулю, и потенциал нейтрали относительно земли равен нулю ($U_N = 0$).</w:t>
+        <w:t>Нейтраль (или нулевая точка) представляет собой общую точку фазных обмоток генераторов или силовых трансформаторов, соединенных по схеме «звезда» ($Y$ или $Y_0$). Режим работы нейтрали является фундаментальной технической характеристикой трехфазной электрической системы. Выбор способа заземления нейтрали предопределяет основные параметры установившихся и переходных режимов сети, требования к электрической прочности изоляции оборудования, принципы построения и чувствительность релейной защиты от замыканий на землю, условия безопасности персонала, а также надежность и бесперебойность электроснабжения потребителей. Согласно ПУЭ (Правила устройства электроустановок) и ПТЭ (Правила технической эксплуатации), по значению тока однофазного замыкания на землю (ОЗЗ) все электрические сети делятся на две категории:</w:t>
       </w:r>
     </w:p>
     <w:p>
@@ -254,7 +364,7 @@
           <w:i/>
           <w:sz w:val="28"/>
         </w:rPr>
-        <w:t>При возникновении металлического замыкания фазы (например, фазы А) на землю, потенциал этой фазы относительно земли падает до нуля ($U_A = 0$). Напряжения двух неповрежденных («здоровых») фаз В и С относительно земли возрастают в $√{3}$ раз, становясь равными междуфазному (линейному) напряжению сети. Потенциал нейтрали смещается на величину фазного напряжения поврежденной фазы с обратным знаком:</w:t>
+        <w:t>1 Сети с малыми токами замыкания на землю (ток ОЗЗ $I_(ОЗЗ) le 500$ А) — к ним относятся сети средних классов напряжений 3, 6, 10, 20 и 35 кВ.</w:t>
       </w:r>
       <w:r>
         <w:rPr>
@@ -263,30 +373,6 @@
         </w:rPr>
         <w:tab/>
         <w:t>(1)</w:t>
-      </w:r>
-    </w:p>
-    <w:p>
-      <w:pPr/>
-      <w:r>
-        <w:t>U_N = -E_A</w:t>
-      </w:r>
-    </w:p>
-    <w:p>
-      <w:pPr/>
-      <w:r>
-        <w:t>\dot{U}_N = -\dot{E}_A</w:t>
-      </w:r>
-    </w:p>
-    <w:p>
-      <w:pPr/>
-      <w:r>
-        <w:t>где $E_A$ — ЭДС фазы А источника питания.</w:t>
-      </w:r>
-    </w:p>
-    <w:p>
-      <w:pPr/>
-      <w:r>
-        <w:t>Векторная диаграмма в этом режиме претерпевает изменения. Вектор нейтрали смещается из начала координат в вершину фазы А. Векторы напряжений фаз В и С относительно земли ($\\dot{U}_B$ и $\\dot{U}_C$) теперь начинаются из новой точки нейтрали и направлены к вершинам треугольника напряжений. Угол между ними уменьшается со $120^\circ$ до $60^\circ$.</w:t>
       </w:r>
     </w:p>
     <w:p>
@@ -300,7 +386,7 @@
           <w:i/>
           <w:sz w:val="28"/>
         </w:rPr>
-        <w:t>Емкостные токи фаз В и С протекают через распределенные фазные емкости на землю, опережая соответствующие напряжения фаз на $90^circ$. Ток в месте повреждения $I_(ОЗЗ)$ представляет собой геометрическую сумму емкостных токов неповрежденных фаз:</w:t>
+        <w:t>2 Сети с большими токами замыкания на землю (ток ОЗЗ $I_(ОЗЗ) &gt; 500$ А) — к ним относятся магистральные и распределительные сети сверхвысоких напряжений 110, 150, 220, 330, 500, 750 кВ и выше, а также бытовые и промышленные сети низкого напряжения до 1000 В.</w:t>
       </w:r>
       <w:r>
         <w:rPr>
@@ -309,6 +395,40 @@
         </w:rPr>
         <w:tab/>
         <w:t>(2)</w:t>
+      </w:r>
+    </w:p>
+    <w:p>
+      <w:pPr/>
+      <w:r>
+        <w:t>В инженерной практике выделяют пять классических режимов работы нейтрали.</w:t>
+      </w:r>
+    </w:p>
+    <w:p>
+      <w:pPr>
+        <w:pStyle w:val="ListBullet"/>
+      </w:pPr>
+      <w:r>
+        <w:rPr>
+          <w:rFonts w:ascii="Times New Roman" w:hAnsi="Times New Roman"/>
+          <w:sz w:val="28"/>
+        </w:rPr>
+        <w:t>Сети с изолированной (незаземленной) нейтралью (система IT)</w:t>
+      </w:r>
+    </w:p>
+    <w:p>
+      <w:pPr/>
+      <w:r>
+        <w:t>В сетях с изолированной нейтралью общая точка обмоток генераторов или трансформаторов не имеет преднамеренного электрического соединения с контуром заземления. Единственная физическая связь между нейтралью и землей осуществляется через измерительные приборы с очень большим внутренним сопротивлением (например, высокоомные обмотки измерительных трансформаторов напряжения контроля изоляции типа НТМИ или ЗНОЛ). **Физика установившегося режима и процессов при ОЗЗ:** В симметричном нормальном режиме работы напряжения фаз относительно земли симметричны. Через распределенные емкости фаз относительно земли протекают емкостные (зарядные) токи фаз. Геометрическая сумма этих токов равна нулю, и потенциал нейтрали относительно земли равен нулю ($U_N = 0$). При возникновении металлического замыкания фазы (например, фазы А) на землю, потенциал этой фазы относительно земли падает до нуля ($U_A = 0$). Напряжения двух неповрежденных («здоровых») фаз В и С относительно земли возрастают в $√{3}$ раз, становясь равными междуфазному (линейному) напряжению сети. Потенциал нейтрали смещается на величину фазного напряжения поврежденной фазы с обратным знаком:</w:t>
+        <w:tab/>
+        <w:t>(1) U_N = -E_A \dot{U}_N = -\dot{E}_A где $E_A$ — ЭДС фазы А источника питания. Векторная диаграмма в этом режиме претерпевает изменения. Вектор нейтрали смещается из начала координат в вершину фазы А. Векторы напряжений фаз В и С относительно земли ($\\dot{U}_B$ и $\\dot{U}_C$) теперь начинаются из новой точки нейтрали и направлены к вершинам треугольника напряжений. Угол между ними уменьшается со $120^\circ$ до $60^\circ$. Емкостные токи фаз В и С протекают через распределенные фазные емкости на землю, опережая соответствующие напряжения фаз на $90^circ$. Ток в месте повреждения $I_(ОЗЗ)$ представляет собой геометрическую сумму емкостных токов неповрежденных фаз:</w:t>
+        <w:tab/>
+        <w:t>(2) I_(ОЗЗ) = 3 · U_(ф) · ω · C · 10^(-6)</w:t>
+        <w:tab/>
+        <w:t>(3) I_(ОЗЗ) = 3 · U_(ф) · ω · C · 10^(-6)</w:t>
+        <w:tab/>
+        <w:t>(4) где $U_(ф)$ — фазное напряжение сети, кВ; $ω = 2π f$ — угловая частота (для частоты $f = 50$ Гц $ω ≈ 314$ рад/с); $C$ — суммарная емкость одной фазы сети относительно земли, мкФ.</w:t>
+        <w:tab/>
+        <w:t>(5) **Алгоритм развития аварии при ОЗЗ:** 1 Пробой изоляции фазы А на землю (например, падение провода ВЛ или пробой кабельной муфты). 2 Смещение потенциала нейтрали сети до величины $-E_A$.</w:t>
       </w:r>
     </w:p>
     <w:p>
@@ -322,7 +442,7 @@
           <w:i/>
           <w:sz w:val="28"/>
         </w:rPr>
-        <w:t>I_(ОЗЗ) = 3 · U_(ф) · ω · C · 10^(-6)</w:t>
+        <w:t>3 Мгновенное возрастание напряжений фаз В и С до линейных значений ($U_B = U_(л)$, $U_C = U_(л)$).</w:t>
       </w:r>
       <w:r>
         <w:rPr>
@@ -344,7 +464,7 @@
           <w:i/>
           <w:sz w:val="28"/>
         </w:rPr>
-        <w:t>где $U_(ф)$ — фазное напряжение сети, кВ; $ω = 2π f$ — угловая частота (для частоты $f = 50$ Гц $ω ≈ 314$ рад/с); $C$ — суммарная емкость одной фазы сети относительно земли, мкФ.</w:t>
+        <w:t>4 Протекание емкостного тока $I_(ОЗЗ)$ через точку повреждения. Междуфазные напряжения остаются симметричными, потребители не отключаются.</w:t>
       </w:r>
       <w:r>
         <w:rPr>
@@ -358,7 +478,85 @@
     <w:p>
       <w:pPr/>
       <w:r>
-        <w:t>**Алгоритм развития аварии при ОЗЗ:**</w:t>
+        <w:t>5 Длительное горение заземляющей дуги (если пробой не металлический). 6 Разогрев изоляции соседних фаз в кабеле под действием тепла дуги. 7 Переход ОЗЗ в двухфазное или трехфазное короткое замыкание (двойной пробой) с отключением линии защитой. **Преимущества и области применения:** Главное преимущество — бесперебойность электроснабжения. ПТЭ разрешает работу сети с ОЗЗ в течение времени до $2$ часов для поиска места повреждения. Режим применяется в распределительных сетях 6–35 кВ с малыми емкостными токами, а также в шахтах, торфоразработках и на химических предприятиях (система IT до 1000 В) из соображений электробезопасности при первом однофазном касании.</w:t>
+      </w:r>
+    </w:p>
+    <w:p>
+      <w:pPr>
+        <w:pStyle w:val="ListBullet"/>
+      </w:pPr>
+      <w:r>
+        <w:rPr>
+          <w:rFonts w:ascii="Times New Roman" w:hAnsi="Times New Roman"/>
+          <w:sz w:val="28"/>
+        </w:rPr>
+        <w:t>Сети с компенсированной нейтралью</w:t>
+      </w:r>
+    </w:p>
+    <w:p>
+      <w:pPr/>
+      <w:r>
+        <w:t>В данном режиме нейтраль источника соединена с заземляющим устройством через регулируемую индуктивность — дугогасящий реактор (ДГР). При ОЗЗ индуктивный ток реактора $I_L$ направлен встречно емкостному току сети $I_C$. При резонансной настройке ($I_L = I_C$) они взаимно компенсируются, и ток в месте замыкания снижается до минимального остаточного значения $I_(ост)$ (обусловленного активными потерями и высшими гармониками), что способствует самогашению дуги.</w:t>
+        <w:tab/>
+        <w:t>(6) Применяется в сетях 6–35 кВ согласно нормам ПУЭ: при токе ОЗЗ более $30$ А в сетях 3–6 кВ, более $20$ А в сетях 10 кВ и более $10$ А в сетях 35 кВ. Если опоры ЛЭП металлические или железобетонные, компенсация обязательна при токе более $10$ А для всех сетей 6–35 кВ.</w:t>
+      </w:r>
+    </w:p>
+    <w:p>
+      <w:pPr>
+        <w:pStyle w:val="ListBullet"/>
+      </w:pPr>
+      <w:r>
+        <w:rPr>
+          <w:rFonts w:ascii="Times New Roman" w:hAnsi="Times New Roman"/>
+          <w:sz w:val="28"/>
+        </w:rPr>
+        <w:t>Сети с резистивно-заземленной нейтралью</w:t>
+      </w:r>
+    </w:p>
+    <w:p>
+      <w:pPr/>
+      <w:r>
+        <w:t>В нейтраль включается высоковольтный резистор $R_N$. Различают: * Высокоомное заземление (ток резистора $I_R \le 10$ А, сеть может работать с ОЗЗ временно, защита на сигнал). * Низкоомное заземление (ток резистора $I_R$ составляет десятки и сотни ампер, поврежденная линия немедленно отключается защитой). Резистор обеспечивает быстрый разряд емкостей здоровых фаз при погасании дуги, снижая дуговые перенапряжения до безопасных $2,2 div 2,4 U_(ф)$ и предотвращая феррорезонанс. Применяется в современных городских и промышленных кабельных сетях 6–35 кВ, на ГПП (главных понизительных подстанциях) крупных заводов.</w:t>
+        <w:tab/>
+        <w:t>(7)</w:t>
+      </w:r>
+    </w:p>
+    <w:p>
+      <w:pPr>
+        <w:pStyle w:val="ListBullet"/>
+      </w:pPr>
+      <w:r>
+        <w:rPr>
+          <w:rFonts w:ascii="Times New Roman" w:hAnsi="Times New Roman"/>
+          <w:sz w:val="28"/>
+        </w:rPr>
+        <w:t>Сети с эффективно заземленной нейтралью</w:t>
+      </w:r>
+    </w:p>
+    <w:p>
+      <w:pPr/>
+      <w:r>
+        <w:t>Режим, при котором коэффициент замыкания на землю не превышает $1,4$. Под подстанцией заземляются нейтрали только части силовых трансформаторов для ограничения токов однофазного КЗ. Любое замыкание на землю является коротким замыканием (ОКЗЗ) и немедленно отключается релейной защитой. Пониженный уровень напряжений на здоровых фазах (не более $1,4 U_(ф) ≈ 0,8 U_(л)$) позволяет снизить толщину изоляции ЛЭП и оборудования 110–150 кВ, что дает колоссальный экономический эффект.</w:t>
+        <w:tab/>
+        <w:t>(8)</w:t>
+      </w:r>
+    </w:p>
+    <w:p>
+      <w:pPr>
+        <w:pStyle w:val="ListBullet"/>
+      </w:pPr>
+      <w:r>
+        <w:rPr>
+          <w:rFonts w:ascii="Times New Roman" w:hAnsi="Times New Roman"/>
+          <w:sz w:val="28"/>
+        </w:rPr>
+        <w:t>Сети с глухозаземленной нейтралью (системы TN-S, TN-C, TT)</w:t>
+      </w:r>
+    </w:p>
+    <w:p>
+      <w:pPr/>
+      <w:r>
+        <w:t>Нейтраль трансформатора или генератора жестко соединяется с заземляющим контуром. Применяется в сетях 220 кВ и выше (где экономия на изоляции максимальна) и в сетях до 1000 В (380/220 В) для обеспечения безопасности при пробое на корпус оборудования (мгновенное перегорание предохранителя или отключение автомата).</w:t>
       </w:r>
     </w:p>
     <w:p>
@@ -366,75 +564,95 @@
         <w:pStyle w:val="Heading1"/>
       </w:pPr>
       <w:r>
-        <w:t>1 Пробой изоляции фазы А на землю (например, падение провода ВЛ или пробой кабельной муфты).</w:t>
-      </w:r>
-    </w:p>
-    <w:p>
-      <w:pPr>
-        <w:pStyle w:val="Heading1"/>
-      </w:pPr>
-      <w:r>
-        <w:t>2 Смещение потенциала нейтрали сети до величины $-E_A$.</w:t>
-      </w:r>
-    </w:p>
-    <w:p>
-      <w:pPr>
-        <w:pStyle w:val="Heading1"/>
-      </w:pPr>
-      <w:r>
-        <w:t>3 Мгновенное возрастание напряжений фаз В и С до линейных значений ($U_B = U_{л}$, $U_C = U_{л}$).</w:t>
-      </w:r>
-    </w:p>
-    <w:p>
-      <w:pPr>
-        <w:pStyle w:val="Heading1"/>
-      </w:pPr>
-      <w:r>
-        <w:t>4 Протекание емкостного тока $I_{ОЗЗ}$ через точку повреждения. Междуфазные напряжения остаются симметричными, потребители не отключаются.</w:t>
-      </w:r>
-    </w:p>
-    <w:p>
-      <w:pPr>
-        <w:pStyle w:val="Heading1"/>
-      </w:pPr>
-      <w:r>
-        <w:t>5 Длительное горение заземляющей дуги (если пробой не металлический).</w:t>
-      </w:r>
-    </w:p>
-    <w:p>
-      <w:pPr>
-        <w:pStyle w:val="Heading1"/>
-      </w:pPr>
-      <w:r>
-        <w:t>6 Разогрев изоляции соседних фаз в кабеле под действием тепла дуги.</w:t>
-      </w:r>
-    </w:p>
-    <w:p>
-      <w:pPr>
-        <w:pStyle w:val="Heading1"/>
-      </w:pPr>
-      <w:r>
-        <w:t>7 Переход ОЗЗ в двухфазное или трехфазное короткое замыкание (двойной пробой) с отключением линии защитой.</w:t>
+        <w:t>Лекция 2. Математический аппарат: Метод симметричных составляющих (МСС). Основы разложения несимметричной системы на прямую, обратную и нулевую последовательности. Построение векторных диаграмм</w:t>
       </w:r>
     </w:p>
     <w:p>
       <w:pPr/>
       <w:r>
-        <w:t>**Преимущества и области применения:** Главное преимущество — бесперебойность электроснабжения. ПТЭ разрешает работу сети с ОЗЗ в течение времени до $2$ часов для поиска места повреждения. Режим применяется в распределительных сетях 6–35 кВ с малыми емкостными токами, а также в шахтах, торфоразработках и на химических предприятиях (система IT до 1000 В) из соображений электробезопасности при первом однофазном касании.</w:t>
+        <w:t>Расчет несимметричных режимов трехфазных цепей представляет значительные математические трудности из-за сильной взаимосвязи фазных координат. Метод симметричных составляющих (МСС), предложенный Ч. Фортескью в 1918 году, позволяет свести расчет сложной несимметричной трехфазной системы к независимому расчету трех симметричных систем (последовательностей): прямой, обратной и нулевой.</w:t>
       </w:r>
     </w:p>
     <w:p>
       <w:pPr>
-        <w:pStyle w:val="Heading3"/>
+        <w:pStyle w:val="ListBullet"/>
       </w:pPr>
       <w:r>
-        <w:t>2. Сети с компенсированной нейтралью</w:t>
+        <w:rPr>
+          <w:rFonts w:ascii="Times New Roman" w:hAnsi="Times New Roman"/>
+          <w:sz w:val="28"/>
+        </w:rPr>
+        <w:t>Математические основы разложения</w:t>
       </w:r>
     </w:p>
     <w:p>
       <w:pPr/>
       <w:r>
-        <w:t>В данном режиме нейтраль источника соединена с заземляющим устройством через регулируемую индуктивность — дугогасящий реактор (ДГР).</w:t>
+        <w:t>Любую несимметричную систему трех векторов (например, фазных напряжений $\dot{U}_A, \dot{U}_B, \dot{U}_C$) можно однозначно представить в виде суммы трех симметричных систем векторов: 1 **Прямая последовательность (индекс 1):** симметричная система векторов с прямым чередованием фаз (А-В-С). Векторы сдвинуты на $120^\circ$ относительно друг друга: U_(B1) = a^2 · U_(A1), U_(C1) = a · U_(A1)</w:t>
+        <w:tab/>
+        <w:t>(9) dot{U}_(B1) = a^2 · dot{U}_(A1), dot{U}_(C1) = a · dot{U}_(A1)</w:t>
+        <w:tab/>
+        <w:t>(10) 2 **Обратная последовательность (индекс 2):** симметричная система векторов с обратным чередованием фаз (А-С-В): U_(B2) = a · U_(A2), U_(C2) = a^2 · U_(A2)</w:t>
+        <w:tab/>
+        <w:t>(11) dot{U}_(B2) = a · dot{U}_(A2), dot{U}_(C2) = a^2 · dot{U}_(A2)</w:t>
+        <w:tab/>
+        <w:t>(12) 3 **Нулевая последовательность (индекс 0):** три вектора, равные по модулю и совпадающие по фазе: U_(A0) = U_(B0) = U_(C0)</w:t>
+        <w:tab/>
+        <w:t>(13) dot{U}_(A0) = dot{U}_(B0) = dot{U}_(C0)</w:t>
+        <w:tab/>
+        <w:t>(14) В этих уравнениях используется комплексный фазовый оператор $a$ (поворот вектора на $120^\circ$ против часовой стрелки): a = e^(j 120^circ) = -0,5 + j 0,866</w:t>
+        <w:tab/>
+        <w:t>(15) a = e^(j 120^circ) = -0,5 + j 0,866</w:t>
+        <w:tab/>
+        <w:t>(16) Соответственно, оператор $a^2$ осуществляет поворот на $240^\circ$: a^2 = e^(j 240^circ) = -0,5 - j 0,866</w:t>
+        <w:tab/>
+        <w:t>(17) a^2 = e^(j 240^circ) = -0,5 - j 0,866</w:t>
+        <w:tab/>
+        <w:t>(18) Важные свойства фазового оператора: * $a^3 = 1$ * $1 + a + a^2 = 0$ * $a - a^2 = j √{3}$</w:t>
+        <w:tab/>
+        <w:t>(19) **Уравнения обратного преобразования (синтез фазных векторов):** U_A = U_(A1) + U_(A2) + U_(A0)</w:t>
+        <w:tab/>
+        <w:t>(20) dot{U}_A = dot{U}_(A1) + dot{U}_(A2) + dot{U}_(A0)</w:t>
+        <w:tab/>
+        <w:t>(21) U_B = a^2 · U_(A1) + a · U_(A2) + U_(A0)</w:t>
+        <w:tab/>
+        <w:t>(22) dot{U}_B = a^2 · dot{U}_(A1) + a · dot{U}_(A2) + dot{U}_(A0)</w:t>
+        <w:tab/>
+        <w:t>(23) U_C = a · U_(A1) + a^2 · U_(A2) + U_(A0)</w:t>
+        <w:tab/>
+        <w:t>(24) dot{U}_C = a · dot{U}_(A1) + a^2 · dot{U}_(A2) + dot{U}_(A0)</w:t>
+        <w:tab/>
+        <w:t>(25) **Уравнения прямого преобразования (анализ несимметричной системы):** U_(A1) = (1) / (3) (U_A + a · U_B + a^2 · U_C)</w:t>
+        <w:tab/>
+        <w:t>(26) dot{U}_(A1) = (1) / (3) (dot{U}_A + a · dot{U}_B + a^2 · dot{U}_C)</w:t>
+        <w:tab/>
+        <w:t>(27) U_(A2) = (1) / (3) (U_A + a^2 · U_B + a · U_C)</w:t>
+        <w:tab/>
+        <w:t>(28) dot{U}_(A2) = (1) / (3) (dot{U}_A + a^2 · dot{U}_B + a · dot{U}_C)</w:t>
+        <w:tab/>
+        <w:t>(29) U_(A0) = (1) / (3) (U_A + U_B + U_C)</w:t>
+        <w:tab/>
+        <w:t>(30) dot{U}_(A0) = (1) / (3) (dot{U}_A + dot{U}_B + dot{U}_C)</w:t>
+        <w:tab/>
+        <w:t>(31)</w:t>
+      </w:r>
+    </w:p>
+    <w:p>
+      <w:pPr>
+        <w:pStyle w:val="ListBullet"/>
+      </w:pPr>
+      <w:r>
+        <w:rPr>
+          <w:rFonts w:ascii="Times New Roman" w:hAnsi="Times New Roman"/>
+          <w:sz w:val="28"/>
+        </w:rPr>
+        <w:t>Построение векторных диаграмм</w:t>
+      </w:r>
+    </w:p>
+    <w:p>
+      <w:pPr/>
+      <w:r>
+        <w:t>Графическое сложение векторов трех последовательностей наглядным образом демонстрирует синтез несимметричной системы:</w:t>
       </w:r>
     </w:p>
     <w:p>
@@ -448,7 +666,7 @@
           <w:i/>
           <w:sz w:val="28"/>
         </w:rPr>
-        <w:t>При ОЗЗ индуктивный ток реактора $I_L$ направлен встречно емкостному току сети $I_C$. При резонансной настройке ($I_L = I_C$) они взаимно компенсируются, и ток в месте замыкания снижается до минимального остаточного значения $I_(ост)$ (обусловленного активными потерями и высшими гармониками), что способствует самогашению дуги.</w:t>
+        <w:t>1 **Для фазы А:** Строится вектор $dot{U}_(A1)$ под произвольным углом. Из его конца откладывается вектор $dot{U}_(A2)$. Из конца $dot{U}_(A2)$ откладывается вектор $dot{U}_(A0)$. Результирующий вектор, соединяющий начало координат с концом $dot{U}_(A0)$, равен действительному напряжению фазы А $dot{U}_A$.</w:t>
       </w:r>
       <w:r>
         <w:rPr>
@@ -457,26 +675,6 @@
         </w:rPr>
         <w:tab/>
         <w:t>(5)</w:t>
-      </w:r>
-    </w:p>
-    <w:p>
-      <w:pPr/>
-      <w:r>
-        <w:t>Применяется в сетях 6–35 кВ согласно нормам ПУЭ: при токе ОЗЗ более $30$ А в сетях 3–6 кВ, более $20$ А в сетях 10 кВ и более $10$ А в сетях 35 кВ. Если опоры ЛЭП металлические или железобетонные, компенсация обязательна при токе более $10$ А для всех сетей 6–35 кВ.</w:t>
-      </w:r>
-    </w:p>
-    <w:p>
-      <w:pPr>
-        <w:pStyle w:val="Heading3"/>
-      </w:pPr>
-      <w:r>
-        <w:t>3. Сети с резистивно-заземленной нейтралью</w:t>
-      </w:r>
-    </w:p>
-    <w:p>
-      <w:pPr/>
-      <w:r>
-        <w:t>В нейтраль включается высоковольтный резистор $R_N$. Различают: * Высокоомное заземление (ток резистора $I_R \le 10$ А, сеть может работать с ОЗЗ временно, защита на сигнал). * Низкоомное заземление (ток резистора $I_R$ составляет десятки и сотни ампер, поврежденная линия немедленно отключается защитой).</w:t>
       </w:r>
     </w:p>
     <w:p>
@@ -490,7 +688,7 @@
           <w:i/>
           <w:sz w:val="28"/>
         </w:rPr>
-        <w:t>Резистор обеспечивает быстрый разряд емкостей здоровых фаз при погасании дуги, снижая дуговые перенапряжения до безопасных $2,2 div 2,4 U_(ф)$ и предотвращая феррорезонанс. Применяется в современных городских и промышленных кабельных сетях 6–35 кВ, на ГПП (главных понизительных подстанциях) крупных заводов.</w:t>
+        <w:t>2 **Для фазы В:** Вектор $dot{U}_(B1)$ откладывается с поворотом на $240^circ$ относительно $dot{U}_(A1)$ (умножение на $a^2$). Вектор $dot{U}_(B2)$ откладывается с поворотом на $120^circ$ относительно $dot{U}_(A2)$ (умножение на $a$). К ним прибавляется вектор $dot{U}_(B0) = dot{U}_(A0)$ без поворота. Результат сложения равен вектору $dot{U}_B$.</w:t>
       </w:r>
       <w:r>
         <w:rPr>
@@ -499,20 +697,6 @@
         </w:rPr>
         <w:tab/>
         <w:t>(6)</w:t>
-      </w:r>
-    </w:p>
-    <w:p>
-      <w:pPr>
-        <w:pStyle w:val="Heading3"/>
-      </w:pPr>
-      <w:r>
-        <w:t>4. Сети с эффективно заземленной нейтралью</w:t>
-      </w:r>
-    </w:p>
-    <w:p>
-      <w:pPr/>
-      <w:r>
-        <w:t>Режим, при котором коэффициент замыкания на землю не превышает $1,4$. Под подстанцией заземляются нейтрали только части силовых трансформаторов для ограничения токов однофазного КЗ.</w:t>
       </w:r>
     </w:p>
     <w:p>
@@ -526,7 +710,7 @@
           <w:i/>
           <w:sz w:val="28"/>
         </w:rPr>
-        <w:t>Любое замыкание на землю является коротким замыканием (ОКЗЗ) и немедленно отключается релейной защитой. Пониженный уровень напряжений на здоровых фазах (не более $1,4 U_(ф) ≈ 0,8 U_(л)$) позволяет снизить толщину изоляции ЛЭП и оборудования 110–150 кВ, что дает колоссальный экономический эффект.</w:t>
+        <w:t>3 **Для фазы С:** Вектор $dot{U}_(C1)$ откладывается с поворотом на $120^circ$ относительно $dot{U}_(A1)$ (умножение на $a$). Вектор $dot{U}_(C2)$ откладывается с поворотом на $240^circ$ относительно $dot{U}_(A2)$ (умножение на $a^2$). К ним прибавляется вектор $dot{U}_(C0) = dot{U}_(A0)$. Геометрическая сумма дает вектор $dot{U}_C$.</w:t>
       </w:r>
       <w:r>
         <w:rPr>
@@ -538,17 +722,1165 @@
       </w:r>
     </w:p>
     <w:p>
+      <w:pPr/>
+      <w:r>
+        <w:t>Если геометрическая сумма векторов несимметричной системы равна нулю (например, линейные токи в трехпроводной линии), то составляющая нулевой последовательности в такой системе принципиально отсутствует ($I_0 = 0$).</w:t>
+      </w:r>
+    </w:p>
+    <w:p>
       <w:pPr>
-        <w:pStyle w:val="Heading3"/>
+        <w:pStyle w:val="ListBullet"/>
       </w:pPr>
       <w:r>
-        <w:t>5. Сети с глухозаземленной нейтралью (системы TN-S, TN-C, TT)</w:t>
+        <w:rPr>
+          <w:rFonts w:ascii="Times New Roman" w:hAnsi="Times New Roman"/>
+          <w:sz w:val="28"/>
+        </w:rPr>
+        <w:t>Область практического применения и нормы</w:t>
       </w:r>
     </w:p>
     <w:p>
       <w:pPr/>
       <w:r>
-        <w:t>Нейтраль трансформатора или генератора жестко соединяется с заземляющим контуром. Применяется в сетях 220 кВ и выше (где экономия на изоляции максимальна) и в сетях до 1000 В (380/220 В) для обеспечения безопасности при пробое на корпус оборудования (мгновенное перегорание предохранителя или отключение автомата).</w:t>
+        <w:t>Метод симметричных составляющих положен в основу работы фильтров нулевой и обратной последовательностей устройств релейной защиты и автоматики (РЗА). Появление токов нулевой последовательности указывает на замыкание на землю, а появление токов обратной последовательности указывает на продольную несимметрию (обрыв провода) или междуфазное КЗ. Нормы качества электроэнергии согласно ГОСТ 32144-2013 ограничивают значения несимметрии напряжений в точках общего присоединения: коэффициент несимметрии напряжений по обратной последовательности $K_(2U)$ и коэффициент несимметрии по нулевой последовательности $K_(0U)$ в нормальном режиме работы сети не должны превышать $2$,$0$ % в течение $95$ % времени каждых суток.</w:t>
+        <w:tab/>
+        <w:t>(32)</w:t>
+      </w:r>
+    </w:p>
+    <w:p>
+      <w:pPr>
+        <w:pStyle w:val="Heading1"/>
+      </w:pPr>
+      <w:r>
+        <w:t>Лекция 3. Однофазное замыкание на землю (ОЗЗ): физика процесса. Определение емкостей фаз относительно земли, граничные условия при ОЗЗ и составление схем замещения нулевой последовательности</w:t>
+      </w:r>
+    </w:p>
+    <w:p>
+      <w:pPr/>
+      <w:r>
+        <w:t>Однофазное замыкание на землю (ОЗЗ) является наиболее частым видом повреждения в распределительных электрических сетях 6–35 кВ (до $70 \div 80$ % от общего числа нарушений работы). Понимание физических процессов ОЗЗ и математическое описание граничных условий необходимы для проектирования заземляющих устройств и правильного выбора параметров срабатывания релейной защиты.</w:t>
+      </w:r>
+    </w:p>
+    <w:p>
+      <w:pPr>
+        <w:pStyle w:val="ListBullet"/>
+      </w:pPr>
+      <w:r>
+        <w:rPr>
+          <w:rFonts w:ascii="Times New Roman" w:hAnsi="Times New Roman"/>
+          <w:sz w:val="28"/>
+        </w:rPr>
+        <w:t>Определение емкостей фаз относительно земли</w:t>
+      </w:r>
+    </w:p>
+    <w:p>
+      <w:pPr/>
+      <w:r>
+        <w:t>Каждая фаза воздушной (ВЛ) или кабельной (КЛ) линии обладает распределенной емкостью относительно земли. Емкость обусловлена геометрическими параметрами линии (высотой подвеса проводов, сечением жил, толщиной и диэлектрической проницаемостью изоляции) и длиной линии. Удельная емкость воздушных линий напряжением 6–10 кВ относительно мала и составляет порядка $0,004 \div 0,006$ мкФ/км. В кабельных линиях расстояние между жилами и заземленной металлической оболочкой крайне мало, а относительная диэлектрическая проницаемость бумажно-масляной или сшитой полиэтиленовой изоляции высока (порядка $\varepsilon_r \approx 2,5 \div 4$,$0$). Поэтому удельная емкость КЛ значительно выше — порядка $0,15 \div 0,3$ мкФ/км. Для практических расчетов емкостного тока ОЗЗ в сетях 6–35 кВ используют формулу: I_C = 3 · U_(ф) · ω · C · 10^(-6)</w:t>
+        <w:tab/>
+        <w:t>(33) I_C = 3 · U_(ф) · ω · C · 10^(-6)</w:t>
+        <w:tab/>
+        <w:t>(34) где $U_(ф)$ — фазное напряжение сети, В; $ω = 314$ рад/с (при частоте 50 Гц); $C$ — суммарная емкость фазы сети относительно земли, мкФ.</w:t>
+        <w:tab/>
+        <w:t>(35) Для быстрой эксплуатационной оценки емкостного тока используются эмпирические формулы: * Для воздушных сетей: I_C = frac{U_(ном) · L}{350}</w:t>
+        <w:tab/>
+        <w:t>(36) I_C = frac{U_(ном) · L}{350}</w:t>
+        <w:tab/>
+        <w:t>(37) * Для кабельных сетей: I_C = frac{U_(ном) · L}{10}</w:t>
+        <w:tab/>
+        <w:t>(38) I_C = frac{U_(ном) · L}{10}</w:t>
+        <w:tab/>
+        <w:t>(39) где $U_(ном)$ — номинальное линейное напряжение, кВ; $L$ — общая протяженность электрически связанных линий данного напряжения, км.</w:t>
+        <w:tab/>
+        <w:t>(40)</w:t>
+      </w:r>
+    </w:p>
+    <w:p>
+      <w:pPr>
+        <w:pStyle w:val="ListBullet"/>
+      </w:pPr>
+      <w:r>
+        <w:rPr>
+          <w:rFonts w:ascii="Times New Roman" w:hAnsi="Times New Roman"/>
+          <w:sz w:val="28"/>
+        </w:rPr>
+        <w:t>Граничные условия при металлических ОЗЗ (на примере фазы А)</w:t>
+      </w:r>
+    </w:p>
+    <w:p>
+      <w:pPr/>
+      <w:r>
+        <w:t>Примем за поврежденную фазу А. В месте замыкания возникают следующие граничные условия для полных токов и напряжений: 1 Напряжение поврежденной фазы в месте замыкания падает до нуля: U_A = 0 \dot{U}_A = 0 2 Токи нагрузки здоровых фаз В и С в точке замыкания не стекают в землю (ток короткого замыкания протекает только через поврежденную фазу А): I_B = 0, \quad I_C = 0 \dot{I}_B = 0, \quad \dot{I}_C = 0 Подставим данные условия в формулы прямого преобразования Фортескью для токов: I_(1) = I_(2) = I_(0) = (1) / (3) I_A</w:t>
+        <w:tab/>
+        <w:t>(41) dot{I}_(1) = dot{I}_(2) = dot{I}_(0) = (1) / (3) dot{I}_A</w:t>
+        <w:tab/>
+        <w:t>(42) Таким образом, при однофазном замыкании на землю симметричные составляющие токов прямой, обратной и нулевой последовательностей равны между собой по величине и совпадают по фазе. Для напряжений, исходя из условия $U_A = 0$: U_(1) + U_(2) + U_(0) = 0</w:t>
+        <w:tab/>
+        <w:t>(43) dot{U}_(1) + dot{U}_(2) + dot{U}_(0) = 0</w:t>
+        <w:tab/>
+        <w:t>(44)</w:t>
+      </w:r>
+    </w:p>
+    <w:p>
+      <w:pPr>
+        <w:pStyle w:val="ListBullet"/>
+      </w:pPr>
+      <w:r>
+        <w:rPr>
+          <w:rFonts w:ascii="Times New Roman" w:hAnsi="Times New Roman"/>
+          <w:sz w:val="28"/>
+        </w:rPr>
+        <w:t>Составление схем замещения нулевой последовательности</w:t>
+      </w:r>
+    </w:p>
+    <w:p>
+      <w:pPr/>
+      <w:r>
+        <w:t>Схема нулевой последовательности составляется отдельно от схем других последовательностей. Токи нулевой последовательности во всех трех фазах совпадают по фазе, поэтому в однофазной схеме замещения они протекают параллельно, а возвращаются через контур заземления и землю. **Правила составления схемы замещения нулевой последовательности:** 1 **Генераторы и трансформаторы:** В схему нулевой последовательности вводятся только те обмотки силовых трансформаторов или генераторов, которые соединены по схеме «звезда с выведенной и заземленной нейтралью» ($Y_0$). Обмотки, соединенные по схеме «треугольник» ($\Delta$) или «звезда без выведенной нейтрали» ($Y$), представляют собой разрыв цепи для токов НП. 2 **Учет сопротивления в нейтрали:** Если в нейтраль трансформатора включен резистор $R_N$ или дугогасящий реактор $L$, то при протекании через них тока нулевой последовательности трех фаз через элемент нейтрали протекает суммарный ток $3I_0$. Для сохранения баланса падений напряжения в однофазной схеме замещения сопротивление этого элемента утраивается: Z_(N0) = 3 · Z_N</w:t>
+        <w:tab/>
+        <w:t>(45) Z_(N0) = 3 · Z_N</w:t>
+        <w:tab/>
+        <w:t>(46) То есть в схему вводится сопротивление $3R_N$ или индуктивное сопротивление $3X_L$. 3 **Линии электропередачи:** Сопротивление линий токам нулевой последовательности $X_0$ существенно выше сопротивления прямой последовательности $X_1$ (для воздушных линий $X_0 \approx 3 \div 5 X_1$, для кабельных $X_0 \approx 3 \div 4,5 X_1$) из-за удаленности обратного пути тока, протекающего по земле.</w:t>
+      </w:r>
+    </w:p>
+    <w:p>
+      <w:pPr>
+        <w:pStyle w:val="Heading1"/>
+      </w:pPr>
+      <w:r>
+        <w:t>Лекция 4. Сети с изолированной нейтралью (6–35 кВ). Анализ установившихся режимов. Достоинства (бесперебойность) и недостатки (перенапряжения, многоместные пробои)</w:t>
+      </w:r>
+    </w:p>
+    <w:p>
+      <w:pPr/>
+      <w:r>
+        <w:t>Сети среднего напряжения 6–35 кВ в России традиционно проектируются для работы в режиме изолированной нейтрали при небольших емкостных токах ОЗЗ. Рассмотрим установившиеся процессы в таких сетях и особенности их эксплуатации.</w:t>
+      </w:r>
+    </w:p>
+    <w:p>
+      <w:pPr>
+        <w:pStyle w:val="ListBullet"/>
+      </w:pPr>
+      <w:r>
+        <w:rPr>
+          <w:rFonts w:ascii="Times New Roman" w:hAnsi="Times New Roman"/>
+          <w:sz w:val="28"/>
+        </w:rPr>
+        <w:t>Анализ установившегося режима ОЗЗ</w:t>
+      </w:r>
+    </w:p>
+    <w:p>
+      <w:pPr/>
+      <w:r>
+        <w:t>При возникновении полного металлического замыкания фазы А на землю, напряжение нейтрали смещается до величины фазного напряжения: U_N = -E_A \dot{U}_N = -\dot{E}_A Напряжения неповрежденных фаз В и С относительно земли увеличиваются до линейного значения: U_B = E_B - E_A, \quad U_C = E_C - E_A \dot{U}_B = \dot{E}_B - \dot{E}_A, \quad \dot{U}_C = \dot{E}_C - \dot{E}_A Геометрическая разность двух векторов, сдвинутых на $120^\circ$, дает вектор линейного напряжения, по модулю равный: U_B = U_C = √{3} · U_(ф) = U_(л)</w:t>
+        <w:tab/>
+        <w:t>(47) U_B = U_C = √{3} · U_(ф) = U_(л)</w:t>
+        <w:tab/>
+        <w:t>(48) **Алгоритм расчета емкостных токов установившегося режима:** 1 Емкостный ток здоровой фазы В относительно земли: I_(Cb) = j · ω · C · U_B = j · ω · C · √{3} · U_(ф) · e^(-j 30^circ)</w:t>
+        <w:tab/>
+        <w:t>(49) dot{I}_(Cb) = j · ω · C · dot{U}_B</w:t>
+        <w:tab/>
+        <w:t>(50) 2 Емкостный ток здоровой фазы С относительно земли: I_(Cc) = j · ω · C · U_C = j · ω · C · √{3} · U_(ф) · e^(j 30^circ)</w:t>
+        <w:tab/>
+        <w:t>(51) dot{I}_(Cc) = j · ω · C · dot{U}_C</w:t>
+        <w:tab/>
+        <w:t>(52) 3 Суммарный ток в месте замыкания на землю (через точку пробоя фазы А): I_Z = I_(Cb) + I_(Cc) = 3 · j · ω · C · E_A = 3 · I_(A0)</w:t>
+        <w:tab/>
+        <w:t>(53) dot{I}_Z = dot{I}_(Cb) + dot{I}_(Cc) = 3 · j · ω · C · dot{E}_A = 3 · dot{I}_(A0)</w:t>
+        <w:tab/>
+        <w:t>(54) Модуль тока замыкания равен: I_Z = 3 · U_(ф) · ω · C</w:t>
+        <w:tab/>
+        <w:t>(55) I_Z = 3 · U_(ф) · ω · C</w:t>
+        <w:tab/>
+        <w:t>(56) Этот ток опережает напряжение на нейтрали $\dot{U}_N$ на $90^\circ$ и носит чисто емкостный характер.</w:t>
+      </w:r>
+    </w:p>
+    <w:p>
+      <w:pPr>
+        <w:pStyle w:val="ListBullet"/>
+      </w:pPr>
+      <w:r>
+        <w:rPr>
+          <w:rFonts w:ascii="Times New Roman" w:hAnsi="Times New Roman"/>
+          <w:sz w:val="28"/>
+        </w:rPr>
+        <w:t>Анализ достоинств и недостатков режима</w:t>
+      </w:r>
+    </w:p>
+    <w:p>
+      <w:pPr/>
+      <w:r>
+        <w:t>**Достоинства:** 1 **Бесперебойность электроснабжения:** Междуфазные напряжения в системе остаются полностью симметричными. Потребители (в том числе ответственные электродвигатели I и II категорий надежности) продолжают работать без останова технологического процесса. 2 **Допустимость временной работы аварийного фидера:** Согласно ПТЭ, сеть может функционировать с «землей» в течение времени до $2$ часов, что позволяет диспетчеру локализовать поврежденный фидер методом поочередного отключения присоединений на ЦРП (центральном распределительном пункте). **Недостатки:** 1 **Дуговые перенапряжения:** В большинстве случаев ОЗЗ происходит с образованием электрической дуги в месте пробоя. Дуга горит нестабильно (перемежающаяся дуга). Гашение дуги при переходе тока через нуль и ее повторные зажигания приводят к эскалации напряжения на здоровых фазах до величин: U_(max) = 3,5 · U_(ф)</w:t>
+        <w:tab/>
+        <w:t>(57) U_(max) = 3,5 · U_(ф)</w:t>
+        <w:tab/>
+        <w:t>(58) 2 **Двойные (многоместные) пробои:** Перенапряжения распространяются по всей электрически связанной сети и воздействуют на изоляцию других кабелей и машин. В точках со слабой изоляцией происходит повторный пробой другой фазы. Это переводит однофазное замыкание в двухфазное КЗ через землю (тяжелая авария с большими токами). 3 **Разрушение измерительных трансформаторов напряжения (ТН):** Взаимодействие емкости сети и индуктивности намагничивания ТН при ОЗЗ инициирует феррорезонансные колебания нулевой последовательности, вызывающие термическое разрушение ТН типа НТМИ или ЗНОЛ. 4 **Электробезопасность:** Длительное протекание тока в землю создает опасные уровни шагового напряжения и напряжения прикосновения вблизи места падения провода.</w:t>
+      </w:r>
+    </w:p>
+    <w:p>
+      <w:pPr>
+        <w:pStyle w:val="Heading1"/>
+      </w:pPr>
+      <w:r>
+        <w:t>Лекция 5. Дуговые перенапряжения. Физика развития перемежающейся заземляющей дуги. Процесс перезарядки емкостей сети и эскалация перенапряжений на неповрежденных фазах (до 3,5 $U_ф$)</w:t>
+      </w:r>
+    </w:p>
+    <w:p>
+      <w:pPr/>
+      <w:r>
+        <w:t>В распределительных сетях среднего напряжения до $80$ % однофазных замыканий сопровождаются горением перемежающейся заземляющей дуги. Это приводит к возникновению опасных высокочастотных перенапряжений во всей сети.</w:t>
+      </w:r>
+    </w:p>
+    <w:p>
+      <w:pPr>
+        <w:pStyle w:val="ListBullet"/>
+      </w:pPr>
+      <w:r>
+        <w:rPr>
+          <w:rFonts w:ascii="Times New Roman" w:hAnsi="Times New Roman"/>
+          <w:sz w:val="28"/>
+        </w:rPr>
+        <w:t>Физика горения перемежающейся дуги</w:t>
+      </w:r>
+    </w:p>
+    <w:p>
+      <w:pPr/>
+      <w:r>
+        <w:t>В отличие от стабильной дуги (например, сварочной), заземляющая дуга в сети с изолированной нейтралью горит нестабильно из-за малого значения и емкостного характера тока ОЗЗ. Дуга гаснет каждый раз при переходе переменного тока через нуль и вновь зажигается, когда напряжение на поврежденной фазе восстанавливается до пробивного значения. Существуют две теории, описывающие этот процесс: 1 **Теория В. Петерсена:** Гашение дуги происходит при первом переходе через нуль переходного (высокочастотного) тока разряда емкости поврежденной фазы. При этом на неповрежденных фазах фиксируется максимальный «захваченный» заряд. Повторное зажигание дуги происходит через полпериода при максимальном напряжении источника. Теоретический предел перенапряжений с учетом затухания составляет: U_(max) = 3,2 · U_(ф)</w:t>
+        <w:tab/>
+        <w:t>(59) U_(max) = 3,2 · U_(ф)</w:t>
+        <w:tab/>
+        <w:t>(60) 2 **Теория Дж. Петерса и Х. Слепяна:** Дуга гаснет в момент перехода через нуль составляющей тока промышленной частоты (50 Гц). Повторное зажигание происходит в момент максимума восстанавливающегося фазного напряжения. С учетом волновых процессов перезарядки емкостей здоровых фаз через индуктивность сети, перенапряжения на здоровых фазах достигают величины: U_(max) = 3,5 · U_(ф)</w:t>
+        <w:tab/>
+        <w:t>(61) U_(max) = 3,5 · U_(ф)</w:t>
+        <w:tab/>
+        <w:t>(62)</w:t>
+      </w:r>
+    </w:p>
+    <w:p>
+      <w:pPr>
+        <w:pStyle w:val="ListBullet"/>
+      </w:pPr>
+      <w:r>
+        <w:rPr>
+          <w:rFonts w:ascii="Times New Roman" w:hAnsi="Times New Roman"/>
+          <w:sz w:val="28"/>
+        </w:rPr>
+        <w:t>Алгоритм эскалации дуговых перенапряжений</w:t>
+      </w:r>
+    </w:p>
+    <w:p>
+      <w:pPr/>
+      <w:r>
+        <w:t>1 **Первый пробой:** В момент максимума ЭДС фазы А происходит пробой изоляции. Емкость поврежденной фазы быстро разряжается через индуктивность цепи КЗ, напряжение фазы А падает до нуля.</w:t>
+      </w:r>
+    </w:p>
+    <w:p>
+      <w:pPr>
+        <w:spacing w:before="120" w:after="120"/>
+        <w:jc w:val="center"/>
+      </w:pPr>
+      <w:r>
+        <w:rPr>
+          <w:rFonts w:ascii="Times New Roman" w:hAnsi="Times New Roman"/>
+          <w:i/>
+          <w:sz w:val="28"/>
+        </w:rPr>
+        <w:t>2 **Перезарядка здоровых фаз:** Емкости фаз В и С заряжаются через индуктивность питающего трансформатора до линейных напряжений. Возникает колебательный процесс, в результате которого напряжение на фазах В и С совершает колебания с амплитудой до $2,4 U_(ф)$.</w:t>
+      </w:r>
+      <w:r>
+        <w:rPr>
+          <w:rFonts w:ascii="Times New Roman" w:hAnsi="Times New Roman"/>
+          <w:sz w:val="28"/>
+        </w:rPr>
+        <w:tab/>
+        <w:t>(8)</w:t>
+      </w:r>
+    </w:p>
+    <w:p>
+      <w:pPr/>
+      <w:r>
+        <w:t>3 **Гашение дуги:** В момент перехода тока ОЗЗ через нуль дуга гаснет. На емкостях неповрежденных фаз В и С «запирается» избыточный статический заряд. Потенциал нейтрали сети остается смещенным.</w:t>
+      </w:r>
+    </w:p>
+    <w:p>
+      <w:pPr>
+        <w:spacing w:before="120" w:after="120"/>
+        <w:jc w:val="center"/>
+      </w:pPr>
+      <w:r>
+        <w:rPr>
+          <w:rFonts w:ascii="Times New Roman" w:hAnsi="Times New Roman"/>
+          <w:i/>
+          <w:sz w:val="28"/>
+        </w:rPr>
+        <w:t>4 **Восстановление напряжения:** ЭДС источника продолжает изменяться с частотой 50 Гц. Напряжение на фазе А восстанавливается как сумма ЭДС источника и смещения потенциала нейтрали. Через полпериода ($0,01$ с) напряжение фазы А достигает удвоенного фазного значения ($2 U_(ф)$).</w:t>
+      </w:r>
+      <w:r>
+        <w:rPr>
+          <w:rFonts w:ascii="Times New Roman" w:hAnsi="Times New Roman"/>
+          <w:sz w:val="28"/>
+        </w:rPr>
+        <w:tab/>
+        <w:t>(9)</w:t>
+      </w:r>
+    </w:p>
+    <w:p>
+      <w:pPr/>
+      <w:r>
+        <w:t>5 **Повторный пробой:** Происходит повторный пробой дугового промежутка фазы А при значительном остаточном заряде на фазах В и С. Начинается новый колебательный перезаряд емкостей сети.</w:t>
+      </w:r>
+    </w:p>
+    <w:p>
+      <w:pPr>
+        <w:spacing w:before="120" w:after="120"/>
+        <w:jc w:val="center"/>
+      </w:pPr>
+      <w:r>
+        <w:rPr>
+          <w:rFonts w:ascii="Times New Roman" w:hAnsi="Times New Roman"/>
+          <w:i/>
+          <w:sz w:val="28"/>
+        </w:rPr>
+        <w:t>6 **Эскалация:** Амплитуда колебаний напряжения на здоровых фазах нарастает с каждым шагом зажигания/гашения дуги, достигая величины $3,0 div 3,5 U_(ф)$.</w:t>
+      </w:r>
+      <w:r>
+        <w:rPr>
+          <w:rFonts w:ascii="Times New Roman" w:hAnsi="Times New Roman"/>
+          <w:sz w:val="28"/>
+        </w:rPr>
+        <w:tab/>
+        <w:t>(10)</w:t>
+      </w:r>
+    </w:p>
+    <w:p>
+      <w:pPr/>
+      <w:r>
+        <w:t>Эти перенапряжения воздействуют на изоляцию оборудования по всей электрически связанной сети подстанции. Избежать этого позволяет снижение скорости восстановления напряжения на поврежденной фазе за счет компенсации ДГР или демпфирования нейтрали резистором.</w:t>
+      </w:r>
+    </w:p>
+    <w:p>
+      <w:pPr>
+        <w:pStyle w:val="Heading1"/>
+      </w:pPr>
+      <w:r>
+        <w:t>Лекция 6. Сети с компенсированной нейтралью. Принципы резонансного заземления. Дугогасящие реакторы (ДГР), их влияние на ток в месте повреждения и скорость восстановления напряжения</w:t>
+      </w:r>
+    </w:p>
+    <w:p>
+      <w:pPr/>
+      <w:r>
+        <w:t>Компенсация емкостного тока заземления с помощью индуктивности дугогасящего реактора (ДГР) является эффективным методом снижения перенапряжений и предотвращения перехода ОЗЗ в многофазное КЗ.</w:t>
+      </w:r>
+    </w:p>
+    <w:p>
+      <w:pPr>
+        <w:pStyle w:val="ListBullet"/>
+      </w:pPr>
+      <w:r>
+        <w:rPr>
+          <w:rFonts w:ascii="Times New Roman" w:hAnsi="Times New Roman"/>
+          <w:sz w:val="28"/>
+        </w:rPr>
+        <w:t>Физический принцип компенсации</w:t>
+      </w:r>
+    </w:p>
+    <w:p>
+      <w:pPr/>
+      <w:r>
+        <w:t>В нейтраль силового трансформатора подстанции включается индуктивность (ДГР). В нормальном режиме ток через реактор отсутствует. При металлическом замыкании фазы А на землю нейтраль смещается на величину фазного напряжения, и через реактор протекает индуктивный ток: I_L = frac{U_(ф)}{ω · L}</w:t>
+        <w:tab/>
+        <w:t>(63) I_L = frac{U_(ф)}{ω · L}</w:t>
+        <w:tab/>
+        <w:t>(64) Этот ток протекает через землю к месту ОЗЗ, где накладывается на емкостный ток сети $I_C$: I_C = 3 · U_(ф) · ω · C</w:t>
+        <w:tab/>
+        <w:t>(65) I_C = 3 · U_(ф) · ω · C</w:t>
+        <w:tab/>
+        <w:t>(66) Поскольку индуктивный и емкостный токи сдвинуты по фазе на $180^\circ$, результирующий реактивный ток в месте повреждения равен их разности: I_(разн) = I_C - I_L = 3 · U_(ф) · ω · C - frac{U_(ф)}{ω · L}</w:t>
+        <w:tab/>
+        <w:t>(67) I_(разн) = I_C - I_L = 3 · U_(ф) · ω · C - frac{U_(ф)}{ω · L}</w:t>
+        <w:tab/>
+        <w:t>(68) При резонансной настройке реактора выполняется условие резонанса токов: X_L = X_C0 implies ω · L = (1) / (3 · ω · C)</w:t>
+        <w:tab/>
+        <w:t>(69) X_L = X_C0 implies ω · L = (1) / (3 · ω · C)</w:t>
+        <w:tab/>
+        <w:t>(70) В этом случае реактивный ток в месте замыкания становится равным нулю ($I_(разн) = 0$). В точке пробоя протекает только минимальный остаточный ток активных потерь и высших гармоник ($I_(ост) ≈ 0,05 div 0,1 I_C$).</w:t>
+        <w:tab/>
+        <w:t>(71)</w:t>
+      </w:r>
+    </w:p>
+    <w:p>
+      <w:pPr>
+        <w:pStyle w:val="ListBullet"/>
+      </w:pPr>
+      <w:r>
+        <w:rPr>
+          <w:rFonts w:ascii="Times New Roman" w:hAnsi="Times New Roman"/>
+          <w:sz w:val="28"/>
+        </w:rPr>
+        <w:t>Влияние на скорость восстановления напряжения</w:t>
+      </w:r>
+    </w:p>
+    <w:p>
+      <w:pPr/>
+      <w:r>
+        <w:t>После погасания дуги в месте ОЗЗ напряжение на поврежденной фазе восстанавливается не мгновенно. Свободные колебания в контуре «емкость сети – индуктивность ДГР» происходят на резонансной частоте, близкой к $50$ Гц: f_(рез) = (1) / (2π · √{3 · L · C)}</w:t>
+        <w:tab/>
+        <w:t>(72) f_(рез) = (1) / (2π · √{3 · L · C)}</w:t>
+        <w:tab/>
+        <w:t>(73) Разность между принужденным напряжением источника (50 Гц) и свободными затухающими колебаниями нейтрали приводит к тому, что напряжение на поврежденной фазе нарастает очень плавно (в течение $0,2 \div 0,5$ с). За это время дуговой промежуток успевает полностью деионизироваться и восстановить свою электрическую прочность, что предотвращает повторные зажигания дуги и ликвидирует перенапряжения. **Нормативные требования (ПТЭ):** Допускается работа сети с расстройкой компенсации по реактивному току не более $5$ А (в сетях 6–20 кВ) и не более $10$ А (в сетях 35 кВ). Предпочтительна настройка с небольшой перекомпенсацией ($I_L &gt; I_C$). Недокомпенсация ($I_L &lt; I_C$) опасна возможностью возникновения резонансных перенапряжений при отключении отдельных линий.</w:t>
+      </w:r>
+    </w:p>
+    <w:p>
+      <w:pPr>
+        <w:pStyle w:val="Heading1"/>
+      </w:pPr>
+      <w:r>
+        <w:t>Лекция 7. Конструкции ДГР и автоматическая настройка компенсации (АНК). Плунжерные реакторы, реакторы с подмагничиванием. Фазовые и экстремальные принципы работы АНК</w:t>
+      </w:r>
+    </w:p>
+    <w:p>
+      <w:pPr/>
+      <w:r>
+        <w:t>Для надежной компенсации емкостного тока при изменении конфигурации сети требуется плавная и быстрая подстройка индуктивности дугогасящего реактора.</w:t>
+      </w:r>
+    </w:p>
+    <w:p>
+      <w:pPr>
+        <w:pStyle w:val="ListBullet"/>
+      </w:pPr>
+      <w:r>
+        <w:rPr>
+          <w:rFonts w:ascii="Times New Roman" w:hAnsi="Times New Roman"/>
+          <w:sz w:val="28"/>
+        </w:rPr>
+        <w:t>Конструкции плавнорегулируемых ДГР</w:t>
+      </w:r>
+    </w:p>
+    <w:p>
+      <w:pPr/>
+      <w:r>
+        <w:t>1 **Плунжерные реакторы (типа РЗДПОМ):** Индуктивность регулируется изменением величины воздушного зазора в магнитном сердечнике за счет перемещения подвижных плунжеров с помощью электропривода. Эти реакторы имеют линейную вольт-амперную характеристику, генерируют минимум высших гармоник и обеспечивают высокую точность настройки. 2 **Реакторы с подмагничиванием (типа РУОМ):** Индуктивность изменяется за счет подмагничивания сердечника постоянным током управления, подаваемым в специальную обмотку управления. Реакторы имеют высокую скорость отклика, но их вольт-амперная характеристика нелинейна, и они генерируют в сеть значительные токи высших гармоник (до $15$ % от номинального тока), что увеличивает остаточный ток в месте ОЗЗ.</w:t>
+      </w:r>
+    </w:p>
+    <w:p>
+      <w:pPr>
+        <w:pStyle w:val="ListBullet"/>
+      </w:pPr>
+      <w:r>
+        <w:rPr>
+          <w:rFonts w:ascii="Times New Roman" w:hAnsi="Times New Roman"/>
+          <w:sz w:val="28"/>
+        </w:rPr>
+        <w:t>Принципы работы АНК</w:t>
+      </w:r>
+    </w:p>
+    <w:p>
+      <w:pPr/>
+      <w:r>
+        <w:t>Системы автоматической настройки компенсации (АНК) непрерывно измеряют параметры сети в нормальном режиме работы и управляют индуктивностью реактора. **А) Экстремальный принцип настройки:** Основан на поиске максимума напряжения смещения нейтрали $U_0$ в нормальном режиме работы сети. Контур нулевой последовательности, образованный емкостью сети $3C$ и индуктивностью ДГР $L$, обладает выраженной резонансной характеристикой. При приближении к резонансу ($K_комп = 1$) напряжение $U_0$, обусловленное естественной несимметрией емкостей фаз, достигает максимального (экстремального) значения. *Алгоритм работы регулятора:* 1 Измерение текущего действующего значения напряжения смещения нейтрали $U_0$ (снимается с сигнальной обмотки ДГР или вторичной обмотки ТН). 2 Подача тестового импульса на изменение индуктивности ДГР (кратковременное перемещение плунжера). 3 Определение знака производной $dU_0 / dI_L$. 4 Если производная положительна ($dU_0 / dI_L &gt; 0$), привод плунжера перемещает его в сторону увеличения $U_0$. 5 Если производная равна нулю ($dU_0 / dI_L = 0$), система фиксирует точку резонанса и останавливает привод. **Б) Фазовый принцип настройки:** Основан на измерении угла сдвига фаз между напряжением смещения нейтрали $U_0$ и опорным фазным напряжением сети. В точке резонанса этот угол равен $90^\circ$ (или $0^\circ$ относительно вектора ЭДС несимметрии). Изменение знака угла указывает на режим недокомпенсации или перекомпенсации, что позволяет регулятору быстро определить направление регулирования.</w:t>
+      </w:r>
+    </w:p>
+    <w:p>
+      <w:pPr>
+        <w:pStyle w:val="Heading1"/>
+      </w:pPr>
+      <w:r>
+        <w:t>Лекция 8. Остаточные токи при компенсации. Влияние расстройки компенсации, активной проводимости утечек и нескомпенсированных высших гармоник на ток в месте замыкания</w:t>
+      </w:r>
+    </w:p>
+    <w:p>
+      <w:pPr/>
+      <w:r>
+        <w:t>Даже при идеальной резонансной настройке дугогасящего реактора ток в месте ОЗЗ не снижается до нуля. Остаточный ток в точке пробоя изоляции определяется по формуле: I_(ост) = √{I_(актив)^2 + I_(расстр)^2 + I_(гарм)^2}</w:t>
+        <w:tab/>
+        <w:t>(74) I_(ост) = √{I_(актив)^2 + I_(расстр)^2 + I_(гарм)^2}</w:t>
+        <w:tab/>
+        <w:t>(75) где $I_(актив)$ — активная составляющая тока; $I_(расстр)$ — реактивный ток расстройки компенсации; $I_(гарм)$ — ток высших гармоник.</w:t>
+        <w:tab/>
+        <w:t>(76)</w:t>
+      </w:r>
+    </w:p>
+    <w:p>
+      <w:pPr>
+        <w:pStyle w:val="ListBullet"/>
+      </w:pPr>
+      <w:r>
+        <w:rPr>
+          <w:rFonts w:ascii="Times New Roman" w:hAnsi="Times New Roman"/>
+          <w:sz w:val="28"/>
+        </w:rPr>
+        <w:t>Активная составляющая остаточного тока</w:t>
+      </w:r>
+    </w:p>
+    <w:p>
+      <w:pPr/>
+      <w:r>
+        <w:t>Активный ток совпадает по фазе с фазным напряжением поврежденной фазы и не может быть компенсирован индуктивностью реактора. Он обусловлен: * Активными потерями мощности в самом ДГР (активным сопротивлением обмотки и потерями в стали сердечника). * Токами утечки по поверхности изоляторов линий электропередачи и оборудования (особенно при загрязнении и увлажнении). * Диэлектрическими потерями в изоляции кабелей. Обычно активный ток составляет $2 \div 4$ % от полного емкостного тока сети.</w:t>
+      </w:r>
+    </w:p>
+    <w:p>
+      <w:pPr>
+        <w:pStyle w:val="ListBullet"/>
+      </w:pPr>
+      <w:r>
+        <w:rPr>
+          <w:rFonts w:ascii="Times New Roman" w:hAnsi="Times New Roman"/>
+          <w:sz w:val="28"/>
+        </w:rPr>
+        <w:t>Ток нескомпенсированных высших гармоник</w:t>
+      </w:r>
+    </w:p>
+    <w:p>
+      <w:pPr/>
+      <w:r>
+        <w:t>Дугогасящий реактор настраивается в резонанс только на основной частоте $50$ Гц. Для высших гармоник (в основном 5-й и 7-й, генерируемых нелинейными нагрузками, частотными преобразователями и мощными выпрямителями) резонанс нарушается. Индуктивное сопротивление ДГР для $n$-й гармоники возрастает в $n$ раз: X_(Ln) = n · ω · L</w:t>
+        <w:tab/>
+        <w:t>(77) X_(Ln) = n · ω · L</w:t>
+        <w:tab/>
+        <w:t>(78) а емкостное сопротивление сети снижается в $n$ раз: X_(Cn) = (1) / (n · ω · 3C)</w:t>
+        <w:tab/>
+        <w:t>(79) X_(Cn) = (1) / (n · ω · 3C)</w:t>
+        <w:tab/>
+        <w:t>(80) В результате реактор не оказывает компенсирующего действия на токи высших гармоник, и они беспрепятственно протекают через место повреждения. Величина тока высших гармоник $I_(гарм)$ может достигать $5 div 10$ % от полного емкостного тока, особенно в промышленных сетях.</w:t>
+        <w:tab/>
+        <w:t>(81)</w:t>
+      </w:r>
+    </w:p>
+    <w:p>
+      <w:pPr>
+        <w:pStyle w:val="ListBullet"/>
+      </w:pPr>
+      <w:r>
+        <w:rPr>
+          <w:rFonts w:ascii="Times New Roman" w:hAnsi="Times New Roman"/>
+          <w:sz w:val="28"/>
+        </w:rPr>
+        <w:t>Реактивный ток расстройки компенсации</w:t>
+      </w:r>
+    </w:p>
+    <w:p>
+      <w:pPr/>
+      <w:r>
+        <w:t>Возникает из-за неточной настройки реактора относительно текущей емкости сети. Величина тока расстройки определяется как: I_(расстр) = I_C - I_L = 3 · U_(ф) · ω · C · v</w:t>
+        <w:tab/>
+        <w:t>(82) I_(расстр) = 3 · U_(ф) · ω · C · v</w:t>
+        <w:tab/>
+        <w:t>(83) где $v = (I_C - I_L) / I_C$ — коэффициент расстройки компенсации. При расстройке более $15 div 20$ % эффективность компенсации резко снижается: скорость восстановления напряжения на поврежденной фазе возрастает, возникают повторные пробои дуги и перенапряжения на здоровых фазах до $3,0 U_(ф)$. Поэтому ПТЭ строго ограничивают допустимую расстройку перекомпенсацией до $5$ %.</w:t>
+        <w:tab/>
+        <w:t>(84)</w:t>
+      </w:r>
+    </w:p>
+    <w:p>
+      <w:pPr>
+        <w:pStyle w:val="Heading1"/>
+      </w:pPr>
+      <w:r>
+        <w:t>Лекция 9. Резистивное заземление нейтрали (высокоомное и низкоомное). Обоснование применения для подавления дуговых перенапряжений и исключения феррорезонанса</w:t>
+      </w:r>
+    </w:p>
+    <w:p>
+      <w:pPr/>
+      <w:r>
+        <w:t>Заземление нейтрали сетей 6–35 кВ через активное сопротивление (резистор) является эффективной альтернативой режимам изолированной и компенсированной нейтрали, широко применяемой в мировой практике.</w:t>
+      </w:r>
+    </w:p>
+    <w:p>
+      <w:pPr>
+        <w:pStyle w:val="ListBullet"/>
+      </w:pPr>
+      <w:r>
+        <w:rPr>
+          <w:rFonts w:ascii="Times New Roman" w:hAnsi="Times New Roman"/>
+          <w:sz w:val="28"/>
+        </w:rPr>
+        <w:t>Высокоомное и низкоомное резистивное заземление</w:t>
+      </w:r>
+    </w:p>
+    <w:p>
+      <w:pPr/>
+      <w:r>
+        <w:t>В зависимости от величины сопротивления резистора $R_N$, включенного между нейтралью сети и заземляющим устройством, различают два режима: 1 **Высокоомное заземление:** Сопротивление резистора выбирается из условия равенства или превышения создаваемого им активного тока над суммарным емкостным током сети: I_R ge I_C implies R_N le frac{U_(ф)}{I_C}</w:t>
+        <w:tab/>
+        <w:t>(85) R_N le frac{U_(ф)}{I_C}</w:t>
+        <w:tab/>
+        <w:t>(86) При этом ток в месте ОЗЗ увеличивается незначительно (не более $10$ А), что позволяет эксплуатировать сеть с «землей» в течение короткого времени, необходимого для поиска повреждения. Защита работает на сигнал. 2 **Низкоомное заземление:** Применяется в разветвленных кабельных сетях. Активный ток резистора выбирается существенно больше емкостного тока сети ($I_R \ge 2 I_C$), обычно составляя от $50$ до $200$ А. Такой значительный ток позволяет организовать простые и селективные токовые защиты нулевой последовательности, отключающие поврежденный фидер без выдержки времени.</w:t>
+      </w:r>
+    </w:p>
+    <w:p>
+      <w:pPr>
+        <w:pStyle w:val="ListBullet"/>
+      </w:pPr>
+      <w:r>
+        <w:rPr>
+          <w:rFonts w:ascii="Times New Roman" w:hAnsi="Times New Roman"/>
+          <w:sz w:val="28"/>
+        </w:rPr>
+        <w:t>Физика подавления перенапряжений и феррорезонанса</w:t>
+      </w:r>
+    </w:p>
+    <w:p>
+      <w:pPr/>
+      <w:r>
+        <w:t>* **Подавление дуговых перенапряжений:** Включение резистора параллельно емкости сети обеспечивает быстрый апериодический разряд емкостей здоровых фаз во время бестоковой паузы (когда дуга гаснет при переходе тока через нуль). Статический заряд стекает через резистор в землю за время, меньшее полупериода частоты $50$ Гц. Потенциал нейтрали возвращается к нулю, и при повторном зажигании дуги эскалация перенапряжений становится невозможной. Амплитуда перенапряжений жестко ограничивается уровнем: U_(max) le 2,2 div 2,4 U_(ф)</w:t>
+        <w:tab/>
+        <w:t>(87) U_(max) le 2,2 div 2,4 U_(ф)</w:t>
+        <w:tab/>
+        <w:t>(88) * **Исключение феррорезонанса:** Резистор $R_N$ вносит значительное активное демпфирование в контур нулевой последовательности. Он шунтирует нелинейную индуктивность намагничивания измерительных трансформаторов напряжения (ТН), исключая возникновение устойчивых колебаний между емкостью сети и индуктивностью ТН. Практика показывает, что перевод сети на резистивное заземление полностью ликвидирует случаи повреждения ТН от феррорезонанса.</w:t>
+      </w:r>
+    </w:p>
+    <w:p>
+      <w:pPr>
+        <w:pStyle w:val="Heading1"/>
+      </w:pPr>
+      <w:r>
+        <w:t>Лекция 10. Расчет параметров и выбор заземляющих резисторов. Ограничения по нагреву и термической стойкости, формирование активного тока для уверенного срабатывания защит</w:t>
+      </w:r>
+    </w:p>
+    <w:p>
+      <w:pPr/>
+      <w:r>
+        <w:t>Выбор параметров заземляющего резистора $R_N$ базируется на тепловом расчете и условиях надежного срабатывания устройств релейной защиты от ОЗЗ.</w:t>
+      </w:r>
+    </w:p>
+    <w:p>
+      <w:pPr>
+        <w:pStyle w:val="ListBullet"/>
+      </w:pPr>
+      <w:r>
+        <w:rPr>
+          <w:rFonts w:ascii="Times New Roman" w:hAnsi="Times New Roman"/>
+          <w:sz w:val="28"/>
+        </w:rPr>
+        <w:t>Расчет сопротивления резистора</w:t>
+      </w:r>
+    </w:p>
+    <w:p>
+      <w:pPr/>
+      <w:r>
+        <w:t>Сопротивление резистора $R_N$ определяется требуемой величиной активного тока $I_R$, который должен протекать через нейтраль при ОЗЗ: R_N = frac{U_(ф)}{I_R}</w:t>
+        <w:tab/>
+        <w:t>(89) R_N = frac{U_(ф)}{I_R}</w:t>
+        <w:tab/>
+        <w:t>(90) где $U_(ф) = U_(ном) / √{3}$ — номинальное фазное напряжение сети, кВ.</w:t>
+        <w:tab/>
+        <w:t>(91) Для высокоомного заземления: $I_R = I_C$ (где $I_C$ — емкостный ток сети). Для низкоомного заземления: $I_R ge 2 I_C$. Например, при емкостном токе сети $I_C = 40$ А активный ток резистора выбирается равным $I_R = 100$ А. Для сети $10$ кВ ($U_(ф) ≈ 5$,$8$ кВ) сопротивление составит:</w:t>
+        <w:tab/>
+        <w:t>(92) R_N = (5800) / (100) = 58 Ом</w:t>
+        <w:tab/>
+        <w:t>(93) R_N = (5800) / (100) = 58 Ом</w:t>
+        <w:tab/>
+        <w:t>(94)</w:t>
+      </w:r>
+    </w:p>
+    <w:p>
+      <w:pPr>
+        <w:pStyle w:val="ListBullet"/>
+      </w:pPr>
+      <w:r>
+        <w:rPr>
+          <w:rFonts w:ascii="Times New Roman" w:hAnsi="Times New Roman"/>
+          <w:sz w:val="28"/>
+        </w:rPr>
+        <w:t>Расчет термической стойкости и выбор мощности резистора</w:t>
+      </w:r>
+    </w:p>
+    <w:p>
+      <w:pPr/>
+      <w:r>
+        <w:t>Резистор работает под напряжением только во время существования замыкания на землю. Номинальная мощность резистора при длительном протекании тока определяется как: P_R = U_(ф) · I_R = I_R^2 · R_N</w:t>
+        <w:tab/>
+        <w:t>(95) P_R = U_(ф) · I_R = I_R^2 · R_N</w:t>
+        <w:tab/>
+        <w:t>(96) Для приведенного выше примера: P_R = 5,8 · 100 = 580 кВт</w:t>
+        <w:tab/>
+        <w:t>(97) P_R = 5,8 · 100 = 580 кВт</w:t>
+        <w:tab/>
+        <w:t>(98) Поскольку при низкоомном заземлении защита отключает повреждение быстро ($t_(откл) le 0,5 div 1,0$ с), резистор рассчитывается на кратковременную работу. Допустимое время протекания тока ограничивается термической стойкостью материалов резистора (обычно изготавливаемых из нержавеющей стали или специальных сплавов типа фехраль).</w:t>
+        <w:tab/>
+        <w:t>(99) Температура нагрева резистора за время действия защиты не должна превышать допустимый предел для данного класса изоляции (обычно до $350 \div 400^\circ$C). Расчет на термическую стойкость производится по формуле: T = T_0 + frac{P_R · t_(откл)}{m · c}</w:t>
+        <w:tab/>
+        <w:t>(100) T = T_0 + frac{P_R · t_(откл)}{m · c}</w:t>
+        <w:tab/>
+        <w:t>(101) где $T_0$ — начальная температура окружающей среды; $t_(откл)$ — время отключения замыкания защитой, с; $m$ — масса активного материала резистора, кг; $c$ — удельная теплоемкость сплава, Дж/(кг·°C).</w:t>
+        <w:tab/>
+        <w:t>(102)</w:t>
+      </w:r>
+    </w:p>
+    <w:p>
+      <w:pPr>
+        <w:pStyle w:val="Heading1"/>
+      </w:pPr>
+      <w:r>
+        <w:t>Лекция 11. Комбинированное заземление нейтрали. Совместное использование дугогасящего реактора и параллельно включенного (или подключаемого) резистора. Мировой и отечественный опыт</w:t>
+      </w:r>
+    </w:p>
+    <w:p>
+      <w:pPr/>
+      <w:r>
+        <w:t>Комбинированное заземление нейтрали объединяет достоинства компенсированного и резистивного режимов, обеспечивая надежное гашение заземляющей дуги и селективную работу релейной защиты.</w:t>
+      </w:r>
+    </w:p>
+    <w:p>
+      <w:pPr>
+        <w:pStyle w:val="ListBullet"/>
+      </w:pPr>
+      <w:r>
+        <w:rPr>
+          <w:rFonts w:ascii="Times New Roman" w:hAnsi="Times New Roman"/>
+          <w:sz w:val="28"/>
+        </w:rPr>
+        <w:t>Принципы совместной работы ДГР и резистора</w:t>
+      </w:r>
+    </w:p>
+    <w:p>
+      <w:pPr/>
+      <w:r>
+        <w:t>В схемах комбинированного заземления нейтраль сети заземляется через дугогасящий реактор (ДГР), параллельно которому подключен высоковольтный резистор $R_N$. Существуют две основные схемы реализации: 1 **Постоянно подключенный параллельный резистор:** Резистор имеет высокое сопротивление. В нормальном режиме и при ОЗЗ он постоянно находится в цепи нейтрали параллельно ДГР. Он создает небольшую активную составляющую тока в месте пробоя, достаточную для демпфирования перенапряжений и феррорезонанса, а также для работы высокочувствительных направленных защит нулевой последовательности. 2 **Кратковременно подключаемый резистор:** При возникновении ОЗЗ сеть работает в компенсированном режиме (ДГР обеспечивает гашение дуги). Если замыкание не самоустраняется в течение заданного времени (например, $5$ с), специальный контактор автоматически подключает параллельно ДГР низкоомный резистор. Ток в нейтрали резко возрастает за счет активной составляющей, что приводит к надежному срабатыванию простых токовых защит поврежденной линии на отключение.</w:t>
+      </w:r>
+    </w:p>
+    <w:p>
+      <w:pPr>
+        <w:pStyle w:val="ListBullet"/>
+      </w:pPr>
+      <w:r>
+        <w:rPr>
+          <w:rFonts w:ascii="Times New Roman" w:hAnsi="Times New Roman"/>
+          <w:sz w:val="28"/>
+        </w:rPr>
+        <w:t>Схемы устройства нулевой точки и присоединительные трансформаторы</w:t>
+      </w:r>
+    </w:p>
+    <w:p>
+      <w:pPr/>
+      <w:r>
+        <w:t>В сетях 6–35 кВ обмотки питающих трансформаторов ГПП часто соединены по схеме «треугольник» ($\Delta$), и физическая нейтраль отсутствует. Для подключения ДГР и резисторов устанавливают специальные **нейтралеобразующие (присоединительные) трансформаторы** типа ТЗН или ФМЗО со схемой соединения обмоток «зигзаг-ноль» ($Z_0$) или «звезда-треугольник» ($Y_0 / \Delta$). Схема «зигзаг» обладает минимальным сопротивлением токам нулевой последовательности при ОЗЗ, что позволяет уменьшить габариты и стоимость присоединительного трансформатора. Мощность ТЗН выбирается по формуле: S_(ТЗН) = √{3} · U_(ном) · I_(ОЗЗ) · 10^(-3)</w:t>
+        <w:tab/>
+        <w:t>(103) S_(ТЗН) = √{3} · U_(ном) · I_(ОЗЗ) · 10^(-3)</w:t>
+        <w:tab/>
+        <w:t>(104) где $I_(ОЗЗ)$ — максимальный суммарный ток ДГР и резистора, протекающий через нейтраль ТЗН при замыкании на землю. Поскольку режим кратковременный (при отключении линии защитой), допускается перегрузка ТЗН по току до $2 div 3$ раз от номинального значения.</w:t>
+        <w:tab/>
+        <w:t>(105)</w:t>
+      </w:r>
+    </w:p>
+    <w:p>
+      <w:pPr>
+        <w:pStyle w:val="Heading1"/>
+      </w:pPr>
+      <w:r>
+        <w:t>Лекция 12. Сети с эффективно заземленной нейтралью (110 кВ и выше). Понятие «коэффициента замыкания на землю». Ограничение токов однофазного КЗ путем частичного разземления нейтралей трансформаторов</w:t>
+      </w:r>
+    </w:p>
+    <w:p>
+      <w:pPr/>
+      <w:r>
+        <w:t>Сети напряжением 110 кВ и выше работают в режиме эффективного заземления нейтрали, что обусловлено экономической целесообразностью снижения стоимости изоляции высоковольтных линий и подстанционного оборудования.</w:t>
+      </w:r>
+    </w:p>
+    <w:p>
+      <w:pPr>
+        <w:pStyle w:val="ListBullet"/>
+      </w:pPr>
+      <w:r>
+        <w:rPr>
+          <w:rFonts w:ascii="Times New Roman" w:hAnsi="Times New Roman"/>
+          <w:sz w:val="28"/>
+        </w:rPr>
+        <w:t>Коэффициент замыкания на землю</w:t>
+      </w:r>
+    </w:p>
+    <w:p>
+      <w:pPr/>
+      <w:r>
+        <w:t>**Сетью с эффективно заземленной нейтралью** называется трехфазная сеть напряжением выше 1000 В, в которой коэффициент замыкания на землю не превышает $1,4$. **Коэффициент замыкания на землю ($K_З$)** определяется как отношение напряжения неповрежденной фазы относительно земли в точке ОЗЗ к фазному напряжению нормального режима: K_З = frac{U_(здоровой)}{U_(ф)} le 1,4</w:t>
+        <w:tab/>
+        <w:t>(106) K_З = frac{U_(здоровой)}{U_(ф)} le 1,4</w:t>
+        <w:tab/>
+        <w:t>(107) Это означает, что при замыкании одной фазы на землю напряжение на двух других фазах возрастает не в $√{3} ≈ 1,73$ раза (как в сетях с изолированной нейтралью), а не более чем в $1,4$ раза (то есть составляет около $80$ % от междуфазного напряжения). Это позволяет проектировать изоляцию силовых трансформаторов, выключателей и ЛЭП облегченной, рассчитанной на работу под напряжением $1,4 U_(ф)$, что дает огромную экономию металла и диэлектриков.</w:t>
+        <w:tab/>
+        <w:t>(108) Для обеспечения условия $K_З \le 1,4$ необходимо, чтобы в любой точке сети отношение активного и реактивного сопротивлений нулевой последовательности к сопротивлению прямой последовательности удовлетворяло условиям: X_0 / X_1 \le 3, \quad R_0 / X_1 \le 1 X_0 / X_1 \le 3, \quad R_0 / X_1 \le 1</w:t>
+      </w:r>
+    </w:p>
+    <w:p>
+      <w:pPr>
+        <w:pStyle w:val="ListBullet"/>
+      </w:pPr>
+      <w:r>
+        <w:rPr>
+          <w:rFonts w:ascii="Times New Roman" w:hAnsi="Times New Roman"/>
+          <w:sz w:val="28"/>
+        </w:rPr>
+        <w:t>Частичное разземление нейтралей трансформаторов</w:t>
+      </w:r>
+    </w:p>
+    <w:p>
+      <w:pPr/>
+      <w:r>
+        <w:t>Любое однофазное замыкание в эффективно заземленной сети является коротким замыканием (ОКЗЗ) с протеканием больших токов (до десятков килоампер). Наличие большого числа заземленных нейтралей трансформаторов снижает эквивалентное сопротивление нулевой последовательности сети $X_(0Sigma)$. Из-за этого токи ОКЗЗ могут превышать токи трехфазного КЗ:</w:t>
+        <w:tab/>
+        <w:t>(109) I_K^((1)) &gt; I_K^((3))</w:t>
+        <w:tab/>
+        <w:t>(110) I_K^((1)) &gt; I_K^((3))</w:t>
+        <w:tab/>
+        <w:t>(111) Для ограничения токов однофазного КЗ и снижения требований к разрывной мощности выключателей часть силовых трансформаторов 110 кВ переводят в режим работы с разземленной (изолированной) нейтралью. Оптимальное число и расположение заземленных нейтралей рассчитывается службами РЗА так, чтобы при любых переключениях в сети коэффициент $K_З$ не превышал $1,4$, а токи ОКЗЗ оставались в допустимых пределах. Для защиты изоляции нейтрали разземленных трансформаторов (которая имеет пониженный класс прочности) параллельно заземляющему разъединителю ЗОН устанавливают ограничители перенапряжения типа ОПН-110.</w:t>
+      </w:r>
+    </w:p>
+    <w:p>
+      <w:pPr>
+        <w:pStyle w:val="Heading1"/>
+      </w:pPr>
+      <w:r>
+        <w:t>Лекция 13. Неполнофазные режимы (обрыв фаз). Влияние режима нейтрали на распределение напряжений при обрывах проводов в тупиковых и транзитных сетях</w:t>
+      </w:r>
+    </w:p>
+    <w:p>
+      <w:pPr/>
+      <w:r>
+        <w:t>Неполнофазные режимы (НПФР) представляют собой продольную несимметрию цепи, возникающую при однофазном или двухфазном обрыве проводов воздушных линий, неполнофазном включении фаз выключателей или перегорании предохранителей.</w:t>
+      </w:r>
+    </w:p>
+    <w:p>
+      <w:pPr>
+        <w:pStyle w:val="ListBullet"/>
+      </w:pPr>
+      <w:r>
+        <w:rPr>
+          <w:rFonts w:ascii="Times New Roman" w:hAnsi="Times New Roman"/>
+          <w:sz w:val="28"/>
+        </w:rPr>
+        <w:t>Физика процессов при обрыве одной фазы</w:t>
+      </w:r>
+    </w:p>
+    <w:p>
+      <w:pPr/>
+      <w:r>
+        <w:t>Рассмотрим тупиковую подстанцию, питающуюся по одной линии 110 кВ, на которой произошел обрыв фазы А. Распределение напряжений на подстанции зависит от режима нейтрали первичной обмотки силового трансформатора (Т): **А) Нейтраль трансформатора заземлена:** Ток в оборванной фазе А равен нулю. Магнитный поток нулевой последовательности замыкается через бак трансформатора, наводя токи в здоровых фазах. Симметрия линейных напряжений на стороне низшего напряжения (НН, 6–10 кВ) практически сохраняется благодаря компенсационному действию вторичной обмотки, соединенной в треугольник ($\Delta$). Потребители продолжают работу без перерыва. В нейтрали трансформатора протекает ток: I_N = 3 · I_0 = I_(нагр)</w:t>
+        <w:tab/>
+        <w:t>(112) I_N = 3 · I_0 = I_(нагр)</w:t>
+        <w:tab/>
+        <w:t>(113) **Б) Нейтраль трансформатора изолирована (разземлена):** При обрыве провода фазы А цепь питания обрывается. Ток через обмотку фазы А трансформатора течь не может. Векторная диаграмма напряжений на стороне ВН сильно искажается. Потенциал нейтрали трансформатора смещается, а напряжения фаз В и С относительно земли возрастают. Линейные напряжения на стороне НН снижаются до критических значений: U_(AB) ≈ 0,88 U_(ном), U_(BC) ≈ 0,88 U_(ном), U_(CA) ≈ 0,33 U_(ном)</w:t>
+        <w:tab/>
+        <w:t>(114) U_(AB) ≈ 0,88 U_(ном), U_(BC) ≈ 0,88 U_(ном), U_(CA) ≈ 0,33 U_(ном)</w:t>
+        <w:tab/>
+        <w:t>(115) Такой перекос фаз приводит к перегреву и выходу из строя трехфазных асинхронных двигателей потребителей из-за появления токов обратной последовательности. Кроме того, емкость оборванного участка фазы А линии и индуктивность ненасыщенного трансформатора образуют последовательный колебательный контур, в котором возникает феррорезонанс.</w:t>
+      </w:r>
+    </w:p>
+    <w:p>
+      <w:pPr>
+        <w:pStyle w:val="ListBullet"/>
+      </w:pPr>
+      <w:r>
+        <w:rPr>
+          <w:rFonts w:ascii="Times New Roman" w:hAnsi="Times New Roman"/>
+          <w:sz w:val="28"/>
+        </w:rPr>
+        <w:t>Выводы для проектирования</w:t>
+      </w:r>
+    </w:p>
+    <w:p>
+      <w:pPr/>
+      <w:r>
+        <w:t>Для предотвращения тяжелых последствий НПФР на тупиковых подстанциях 110–220 кВ рекомендуется эксплуатировать силовые трансформаторы с заземленной нейтралью, либо оснащать линии автоматикой контроля полнофазного режима (автоматический останов двигателей при обрыве фазы).</w:t>
+      </w:r>
+    </w:p>
+    <w:p>
+      <w:pPr>
+        <w:pStyle w:val="Heading1"/>
+      </w:pPr>
+      <w:r>
+        <w:t>Лекция 14. Феррорезонансные явления. Условия возникновения самопроизвольного смещения нейтрали при взаимодействии емкостей сети с нелинейной индуктивностью трансформаторов напряжения (ТН)</w:t>
+      </w:r>
+    </w:p>
+    <w:p>
+      <w:pPr/>
+      <w:r>
+        <w:t>Феррорезонанс в сетях с изолированной нейтралью представляет собой опасный нелинейный колебательный процесс, возникающий между емкостью сети относительно земли и нелинейной индуктивностью намагничивания измерительных трансформаторов напряжения (ТН).</w:t>
+      </w:r>
+    </w:p>
+    <w:p>
+      <w:pPr>
+        <w:pStyle w:val="ListBullet"/>
+      </w:pPr>
+      <w:r>
+        <w:rPr>
+          <w:rFonts w:ascii="Times New Roman" w:hAnsi="Times New Roman"/>
+          <w:sz w:val="28"/>
+        </w:rPr>
+        <w:t>Физика процесса и схема замещения</w:t>
+      </w:r>
+    </w:p>
+    <w:p>
+      <w:pPr/>
+      <w:r>
+        <w:t>В сетях 6–35 кВ для контроля изоляции устанавливаются трехфазные ТН (например, типа НТМИ) или группа однофазных ТН (типа ЗНОЛ), первичные обмотки которых соединены в «звезду» с глухо заземленной нейтралью. В нормальном режиме работы сопротивление намагничивания ТН очень велико, и токи через обмотки составляют доли ампера. Однако при коммутациях или кратковременных ОЗЗ происходит переходный процесс, сопровождающийся броском напряжения на нейтрали. Сталь магнитопровода ТН насыщается, и его рабочая индуктивность нелинейно падает в десятки раз. Схема замещения нулевой последовательности представляет собой параллельный колебательный контур, состоящий из эквивалентной емкости сети $3C$ относительно земли и нелинейного сопротивления намагничивания трех фаз ТН $X_(Lmu)$:</w:t>
+        <w:tab/>
+        <w:t>(116) X_(Lmu)(i) = (dPsi) / (di)</w:t>
+        <w:tab/>
+        <w:t>(117) X_(Lmu)(i) = (dPsi) / (di)</w:t>
+        <w:tab/>
+        <w:t>(118) где $\Psi$ — потокосцепление обмотки ТН, $i$ — ток намагничивания.</w:t>
+      </w:r>
+    </w:p>
+    <w:p>
+      <w:pPr>
+        <w:pStyle w:val="ListBullet"/>
+      </w:pPr>
+      <w:r>
+        <w:rPr>
+          <w:rFonts w:ascii="Times New Roman" w:hAnsi="Times New Roman"/>
+          <w:sz w:val="28"/>
+        </w:rPr>
+        <w:t>Самопроизвольное смещение нейтрали</w:t>
+      </w:r>
+    </w:p>
+    <w:p>
+      <w:pPr/>
+      <w:r>
+        <w:t>При совпадении эквивалентной емкости сети с уменьшившимся из-за насыщения индуктивным сопротивлением ТН ($3X_C ≈ X_(Lmu)$), в контуре возникает устойчивый феррорезонанс на промышленной (50 Гц) или субгармонической (16,7 Гц, 25 Гц) частотах.</w:t>
+        <w:tab/>
+        <w:t>(119) Этот процесс поддерживает сам себя за счет энергии источника питания. На нейтрали ТН появляется устойчивое напряжение смещения $U_0$, которое может превышать фазное напряжение сети ($U_0 &gt; U_(ф)$). Напряжения фаз относительно земли сильно искажаются: на одной фазе напряжение падает до нуля, а на двух других возрастает в $√{3}$ раз. Внешне это выглядит как устойчивое ОЗЗ (ложная земля), хотя физического повреждения изоляции в сети нет.</w:t>
+        <w:tab/>
+        <w:t>(120) При феррорезонансе через первичные обмотки ТН начинают протекать сверхтоки намагничивания (до $2 \div 3$ А при норме $0,05$ А). В течение нескольких минут обмотки ТН перегреваются, происходит межвитковое КЗ, что приводит к возгоранию или взрыву ТН с последующим КЗ на шинах подстанции.</w:t>
+      </w:r>
+    </w:p>
+    <w:p>
+      <w:pPr>
+        <w:pStyle w:val="Heading1"/>
+      </w:pPr>
+      <w:r>
+        <w:t>Лекция 15. Меры предотвращения феррорезонанса. Применение антирезонансных ТН (типа НАМИ), демпфирующих резисторов во вторичной цепи и влияние заземления нейтрали сети на эти процессы</w:t>
+      </w:r>
+    </w:p>
+    <w:p>
+      <w:pPr/>
+      <w:r>
+        <w:t>Для защиты измерительных трансформаторов напряжения от разрушительного воздействия феррорезонанса применяются различные технические решения.</w:t>
+      </w:r>
+    </w:p>
+    <w:p>
+      <w:pPr>
+        <w:pStyle w:val="ListBullet"/>
+      </w:pPr>
+      <w:r>
+        <w:rPr>
+          <w:rFonts w:ascii="Times New Roman" w:hAnsi="Times New Roman"/>
+          <w:sz w:val="28"/>
+        </w:rPr>
+        <w:t>Демпфирующие резисторы во вторичной цепи ТН</w:t>
+      </w:r>
+    </w:p>
+    <w:p>
+      <w:pPr/>
+      <w:r>
+        <w:t>Традиционной мерой является включение активного сопротивления $R_(демп)$ в рассечку обмотки «разомкнутый треугольник» ТН (которая служит для контроля напряжения нулевой последовательности $3U_0$).</w:t>
+        <w:tab/>
+        <w:t>(121) Обычно устанавливается резистор сопротивлением $25$ Ом (рассчитанный на длительный ток до $4$ А). При возникновении феррорезонансных колебаний на обмотке разомкнутого треугольника появляется напряжение, ток протекает через резистор, и выделяющаяся на нем активная мощность демпфирует колебательный контур, срывая резонанс. Недостаток метода — ограниченная эффективность при глубоком насыщении мощных ТН и риск перегрева самого резистора при длительном ОЗЗ в сети.</w:t>
+      </w:r>
+    </w:p>
+    <w:p>
+      <w:pPr>
+        <w:pStyle w:val="ListBullet"/>
+      </w:pPr>
+      <w:r>
+        <w:rPr>
+          <w:rFonts w:ascii="Times New Roman" w:hAnsi="Times New Roman"/>
+          <w:sz w:val="28"/>
+        </w:rPr>
+        <w:t>Применение антирезонансных ТН типа НАМИ</w:t>
+      </w:r>
+    </w:p>
+    <w:p>
+      <w:pPr/>
+      <w:r>
+        <w:t>Конструктивное решение проблемы феррорезонанса заключается в использовании антирезонансных трансформаторов напряжения (например, НАМИ-10, НАМИ-35). Трансформатор НАМИ-10 представляет собой объединенную конструкцию, состоящую из двух трансформаторов: * Трехфазного трансформатора напряжения, магнитопровод которого работает при низких индукциях и не насыщается при перенапряжениях. * Однофазного трансформатора контроля изоляции (заземления), включенного в нейтраль трехфазного трансформатора. В конструкции НАМИ также имеется специальная короткозамкнутая компенсационная обмотка. Она шунтирует индуктивность нулевой последовательности для высокочастотных токов, физически исключая возможность возникновения феррорезонанса.</w:t>
+      </w:r>
+    </w:p>
+    <w:p>
+      <w:pPr>
+        <w:pStyle w:val="ListBullet"/>
+      </w:pPr>
+      <w:r>
+        <w:rPr>
+          <w:rFonts w:ascii="Times New Roman" w:hAnsi="Times New Roman"/>
+          <w:sz w:val="28"/>
+        </w:rPr>
+        <w:t>Системное решение: резистивное заземление нейтрали сети</w:t>
+      </w:r>
+    </w:p>
+    <w:p>
+      <w:pPr/>
+      <w:r>
+        <w:t>Наиболее надежным способом предотвращения феррорезонанса является заземление нейтрали сети через резистор $R_N$. Подключение резистора к нейтрали сети обеспечивает постоянный путь для разряда емкости сети на землю. Время разряда колебательного контура при коммутациях снижается до долей периода частоты $50$ Гц: tau = 3 · R_N · C &lt; 0,01 с</w:t>
+        <w:tab/>
+        <w:t>(122) tau = 3 · R_N · C &lt; 0,01 с</w:t>
+        <w:tab/>
+        <w:t>(123) В результате феррорезонансный контур шунтируется низким активным сопротивлением резистора ($3R_N$), и возникновение автоколебаний становится физически невозможным. Опыт эксплуатации подтверждает, что в сетях с резистивным заземлением повреждения ТН от феррорезонанса полностью отсутствуют.</w:t>
+      </w:r>
+    </w:p>
+    <w:p>
+      <w:pPr>
+        <w:pStyle w:val="Heading1"/>
+      </w:pPr>
+      <w:r>
+        <w:t>Лекция 16. Релейная защита от замыканий на землю. Особенности организации направленных и ненаправленных токовых защит нулевой последовательности для изолированной, компенсированной и резистивно-заземленной нейтрали</w:t>
+      </w:r>
+    </w:p>
+    <w:p>
+      <w:pPr/>
+      <w:r>
+        <w:t>Организация селективной релейной защиты от ОЗЗ в сетях 6–35 кВ осложняется малым значением токов повреждения. Защита реагирует на параметры нулевой последовательности: ток $3I_0$ и напряжение $3U_0$.</w:t>
+      </w:r>
+    </w:p>
+    <w:p>
+      <w:pPr>
+        <w:pStyle w:val="ListBullet"/>
+      </w:pPr>
+      <w:r>
+        <w:rPr>
+          <w:rFonts w:ascii="Times New Roman" w:hAnsi="Times New Roman"/>
+          <w:sz w:val="28"/>
+        </w:rPr>
+        <w:t>Датчики тока нулевой последовательности</w:t>
+      </w:r>
+    </w:p>
+    <w:p>
+      <w:pPr/>
+      <w:r>
+        <w:t>Для измерения тока $3I_0$ применяются кабельные трансформаторы тока нулевой последовательности (ТТНП) типа ТЗЛ или ТЗЛМ. Они охватывают все три фазы отходящего кабеля. В нормальном режиме сумма магнитных потоков трех фаз равна нулю, и тока во вторичной обмотке ТТНП нет. При ОЗЗ через кабель протекает нескомпенсированный ток нулевой последовательности, наводящий во вторичной обмотке ток, который подается на вход реле защиты (например, микропроцессорного терминала типа БМРЗ или Сириус).</w:t>
+      </w:r>
+    </w:p>
+    <w:p>
+      <w:pPr>
+        <w:pStyle w:val="ListBullet"/>
+      </w:pPr>
+      <w:r>
+        <w:rPr>
+          <w:rFonts w:ascii="Times New Roman" w:hAnsi="Times New Roman"/>
+          <w:sz w:val="28"/>
+        </w:rPr>
+        <w:t>Защита в сетях с изолированной нейтралью</w:t>
+      </w:r>
+    </w:p>
+    <w:p>
+      <w:pPr/>
+      <w:r>
+        <w:t>Используются два основных принципа: 1 **Ненаправленная токовая защита нулевой последовательности (ТЗНП):** Реле реагирует на величину тока $3I_0$. Ток срабатывания защиты отстраивается от собственного емкостного тока защищаемой линии $I_(С.собст)$ и тока небаланса ТТНП:</w:t>
+        <w:tab/>
+        <w:t>(124) I_(сз) = K_(отс) · I_(С.собст)</w:t>
+        <w:tab/>
+        <w:t>(125) I_(сз) = K_(отс) · I_(С.собст)</w:t>
+        <w:tab/>
+        <w:t>(126) где $K_(отс) ≈ 1,2 div 1,3$ — коэффициент отстройки. Этот простой принцип эффективен на подстанциях с большим количеством отходящих линий, где емкостный ток поврежденной линии существенно меньше суммарного тока сети.</w:t>
+        <w:tab/>
+        <w:t>(127) 2 **Направленная ТЗНП:** Применяется на протяженных фидерах, где собственный емкостный ток велик. Реле сравнивает фазы тока $3I_0$ и напряжения $3U_0$. Используется направленная характеристика синусного типа, так как емкостный ток сдвинут относительно напряжения на $90^\circ$. Направление мощности нулевой последовательности на поврежденном фидере направлено от линии к шинам подстанции, а на здоровых фидерах — от шин в линию.</w:t>
+      </w:r>
+    </w:p>
+    <w:p>
+      <w:pPr>
+        <w:pStyle w:val="ListBullet"/>
+      </w:pPr>
+      <w:r>
+        <w:rPr>
+          <w:rFonts w:ascii="Times New Roman" w:hAnsi="Times New Roman"/>
+          <w:sz w:val="28"/>
+        </w:rPr>
+        <w:t>Защита в компенсированных сетях</w:t>
+      </w:r>
+    </w:p>
+    <w:p>
+      <w:pPr/>
+      <w:r>
+        <w:t>Поскольку ДГР компенсирует ток основной частоты $50$ Гц, селективная токовая защита на этой частоте невозможна. Применяются специальные типы защит: * **Защиты на высших гармониках:** реагируют на токи 5-й или 11-й гармоник, которые не компенсируются реактором. * **Волновые защиты:** фиксируют направление движения волн тока и напряжения в переходном процессе в первые миллисекунды ОЗЗ. * **Защиты с кратковременным наложением активного тока:** при возникновении ОЗЗ параллельно ДГР на $1 \div 2$ с подключается резистор, создающий активный ток, на который селективно реагируют направленные ваттметрические защиты.</w:t>
+      </w:r>
+    </w:p>
+    <w:p>
+      <w:pPr>
+        <w:pStyle w:val="ListBullet"/>
+      </w:pPr>
+      <w:r>
+        <w:rPr>
+          <w:rFonts w:ascii="Times New Roman" w:hAnsi="Times New Roman"/>
+          <w:sz w:val="28"/>
+        </w:rPr>
+        <w:t>Защита в сетях с резистивным заземлением</w:t>
+      </w:r>
+    </w:p>
+    <w:p>
+      <w:pPr/>
+      <w:r>
+        <w:t>Наличие резистора упрощает защиту. Активный ток резистора $I_R$ протекает только по поврежденному фидеру. * При низкоомном заземлении ($I_R \approx 100 \div 200$ А) уставка токовой защиты выбирается равной: I_(сз) = 1,5 · I_(С.собст)</w:t>
+        <w:tab/>
+        <w:t>(128) I_(сз) = 1,5 · I_(С.собст)</w:t>
+        <w:tab/>
+        <w:t>(129) Поскольку $I_R gg I_(С.собст)$, защита надежно срабатывает без выдержки времени на отключение выключателя поврежденной линии.</w:t>
+        <w:tab/>
+        <w:t>(130)</w:t>
+      </w:r>
+    </w:p>
+    <w:p>
+      <w:pPr>
+        <w:pStyle w:val="Heading1"/>
+      </w:pPr>
+      <w:r>
+        <w:t>Лекция 17. Электробезопасность и технико-экономический выбор режима. Оценка рисков поражения током (напряжения прикосновения и шага), анализ ущербов от недоотпуска энергии и итоговые рекомендации по выбору нейтрали</w:t>
+      </w:r>
+    </w:p>
+    <w:p>
+      <w:pPr/>
+      <w:r>
+        <w:t>Выбор режима заземления нейтрали распределительных сетей является многофакторной задачей, объединяющей требования надежности, безопасности и экономической эффективности.</w:t>
+      </w:r>
+    </w:p>
+    <w:p>
+      <w:pPr>
+        <w:pStyle w:val="ListBullet"/>
+      </w:pPr>
+      <w:r>
+        <w:rPr>
+          <w:rFonts w:ascii="Times New Roman" w:hAnsi="Times New Roman"/>
+          <w:sz w:val="28"/>
+        </w:rPr>
+        <w:t>Оценка рисков поражения током</w:t>
+      </w:r>
+    </w:p>
+    <w:p>
+      <w:pPr/>
+      <w:r>
+        <w:t>Безопасность людей при возникновении ОЗЗ регламентируется уровнями напряжений прикосновения и шага, которые не должны превышать допустимых ГОСТ 12,1,038-82 значений. * **Напряжение шага ($U_(шага)$):** разность потенциалов между двумя точками земли на расстоянии $1$ м (длина шага) в зоне растекания тока:</w:t>
+        <w:tab/>
+        <w:t>(131) U_(шага) = I_З · (rho) / (2π · x · (x + 1))</w:t>
+        <w:tab/>
+        <w:t>(132) U_(шага) = I_З · (rho) / (2π · x · (x + 1))</w:t>
+        <w:tab/>
+        <w:t>(133) где $I_З$ — ток, стекающий в землю; $\rho$ — удельное сопротивление грунта, Ом·м; $x$ — расстояние от точки заземлителя, м. * **Напряжение прикосновения ($U_(прик)$):** разность потенциалов между точками цепи тока, которых одновременно касается человек:</w:t>
+        <w:tab/>
+        <w:t>(134) U_(прик) = I_З · R_З · α</w:t>
+        <w:tab/>
+        <w:t>(135) U_(прик) = I_З · R_З · α</w:t>
+        <w:tab/>
+        <w:t>(136) где $R_З$ — сопротивление заземляющего устройства, Ом; $α$ — коэффициент напряжения прикосновения.</w:t>
+        <w:tab/>
+        <w:t>(137) В сетях с изолированной нейтралью малый ток ОЗЗ снижает напряжения прикосновения на подстанциях. Однако длительное существование замыкания на воздушных линиях (до $2$ часов) создает высокий риск случайного попадания людей под шаговое напряжение вблизи упавшего провода ЛЭП. В сетях с низкоомным резистивным заземлением ток ОЗЗ выше, но быстрое отключение повреждения защитой ($t_(откл) le 0,5$ с) снижает вероятность электротравмы до минимума.</w:t>
+        <w:tab/>
+        <w:t>(138)</w:t>
+      </w:r>
+    </w:p>
+    <w:p>
+      <w:pPr>
+        <w:pStyle w:val="ListBullet"/>
+      </w:pPr>
+      <w:r>
+        <w:rPr>
+          <w:rFonts w:ascii="Times New Roman" w:hAnsi="Times New Roman"/>
+          <w:sz w:val="28"/>
+        </w:rPr>
+        <w:t>Технико-экономический анализ и рекомендации</w:t>
+      </w:r>
+    </w:p>
+    <w:p>
+      <w:pPr/>
+      <w:r>
+        <w:t>1 **Сети 6–35 кВ:** * Режим **изолированной нейтрали** признан морально устаревшим и не рекомендуется для новых и реконструируемых сетей из-за высокого уровня повреждаемости ТН от феррорезонанса и частых переходов ОЗЗ в двухфазные КЗ под действием дуговых перенапряжений. * Режим **резистивного заземления** нейтрали является наиболее предпочтительным для кабельных городских и промышленных сетей. Низкоомное заземление обеспечивает мгновенное отключение повреждений, исключает перенапряжения и феррорезонанс, существенно повышая общий ресурс изоляции кабелей и оборудования. * Режим **компенсированного (резонансного) заземления** с обязательной автоматической настройкой компенсации (АНК) и параллельным резистором рекомендуется для воздушных распределительных сетей 35 кВ и протяженных смешанных сетей 6–10 кВ, где отключение линий при первом замыкании нежелательно по условиям надежности электроснабжения потребителей III категории. 2 **Сети 110 кВ и выше:** * Применяется исключительно режим **эффективного заземления** нейтрали, позволяющий минимизировать толщину изоляции высоковольтных аппаратов и ЛЭП, что дает существенную экономию капитальных затрат при строительстве энергосистем.</w:t>
       </w:r>
     </w:p>
     <w:sectPr>
